--- a/DS CORPORATION/OEM/SHIZENCOS/BAO CAO/01_BaoCao_Hop_ThuongThao_Shizencos_SKU1_09102026.docx
+++ b/DS CORPORATION/OEM/SHIZENCOS/BAO CAO/01_BaoCao_Hop_ThuongThao_Shizencos_SKU1_09102026.docx
@@ -9,7 +9,7 @@
       <w:r>
         <w:rPr>
           <w:b/>
-          <w:color w:val="1F5E3B"/>
+          <w:color w:val="3A242B"/>
           <w:sz w:val="20"/>
         </w:rPr>
         <w:t>CÔNG TY TNHH DS CORPORATION</w:t>
@@ -32,7 +32,7 @@
       <w:r>
         <w:rPr>
           <w:b/>
-          <w:color w:val="1F5E3B"/>
+          <w:color w:val="3A242B"/>
           <w:sz w:val="36"/>
         </w:rPr>
         <w:t>BÁO CÁO CHUẨN BỊ HỌP &amp; THƯƠNG THẢO</w:t>
@@ -46,9 +46,17 @@
       <w:tblPr>
         <w:tblStyle w:val="TableGrid"/>
         <w:tblW w:type="auto" w:w="0"/>
-        <w:jc w:val="center"/>
         <w:tblLayout w:type="fixed"/>
         <w:tblLook w:firstColumn="1" w:firstRow="1" w:lastColumn="0" w:lastRow="0" w:noHBand="0" w:noVBand="1" w:val="04A0"/>
+        <w:jc w:val="center"/>
+        <w:tblBorders>
+          <w:top w:val="single" w:sz="4" w:space="0" w:color="E8BACB"/>
+          <w:left w:val="single" w:sz="4" w:space="0" w:color="E8BACB"/>
+          <w:bottom w:val="single" w:sz="4" w:space="0" w:color="E8BACB"/>
+          <w:right w:val="single" w:sz="4" w:space="0" w:color="E8BACB"/>
+          <w:insideH w:val="single" w:sz="4" w:space="0" w:color="E8BACB"/>
+          <w:insideV w:val="single" w:sz="4" w:space="0" w:color="E8BACB"/>
+        </w:tblBorders>
       </w:tblPr>
       <w:tblGrid>
         <w:gridCol w:w="2268"/>
@@ -61,7 +69,7 @@
         <w:tc>
           <w:tcPr>
             <w:tcW w:type="dxa" w:w="2268"/>
-            <w:shd w:val="clear" w:color="auto" w:fill="1F5E3B"/>
+            <w:shd w:val="clear" w:color="auto" w:fill="3A242B"/>
           </w:tcPr>
           <w:p>
             <w:r>
@@ -82,7 +90,7 @@
         <w:tc>
           <w:tcPr>
             <w:tcW w:type="dxa" w:w="7597"/>
-            <w:shd w:val="clear" w:color="auto" w:fill="1F5E3B"/>
+            <w:shd w:val="clear" w:color="auto" w:fill="3A242B"/>
           </w:tcPr>
           <w:p>
             <w:r>
@@ -338,6 +346,14 @@
         <w:tblStyle w:val="TableGrid"/>
         <w:tblW w:type="auto" w:w="0"/>
         <w:tblLook w:firstColumn="1" w:firstRow="1" w:lastColumn="0" w:lastRow="0" w:noHBand="0" w:noVBand="1" w:val="04A0"/>
+        <w:tblBorders>
+          <w:top w:val="single" w:sz="4" w:space="0" w:color="E8BACB"/>
+          <w:left w:val="single" w:sz="4" w:space="0" w:color="E8BACB"/>
+          <w:bottom w:val="single" w:sz="4" w:space="0" w:color="E8BACB"/>
+          <w:right w:val="single" w:sz="4" w:space="0" w:color="E8BACB"/>
+          <w:insideH w:val="single" w:sz="4" w:space="0" w:color="E8BACB"/>
+          <w:insideV w:val="single" w:sz="4" w:space="0" w:color="E8BACB"/>
+        </w:tblBorders>
       </w:tblPr>
       <w:tblGrid>
         <w:gridCol w:w="9866"/>
@@ -346,7 +362,7 @@
         <w:tc>
           <w:tcPr>
             <w:tcW w:type="dxa" w:w="9866"/>
-            <w:shd w:val="clear" w:color="auto" w:fill="FFF4D6"/>
+            <w:shd w:val="clear" w:color="auto" w:fill="F6E1E9"/>
           </w:tcPr>
           <w:p>
             <w:pPr>
@@ -365,35 +381,35 @@
                 <w:b w:val="0"/>
                 <w:sz w:val="19"/>
               </w:rPr>
-              <w:t xml:space="preserve"> (1) Báo cáo này – nội bộ, phần I là tóm tắt 2 trang cho Ban Giám đốc; (2) </w:t>
+              <w:t xml:space="preserve"> (1) Báo cáo này – nội bộ, Phần I là tóm tắt 1 trang cho Ban Giám đốc; (2) </w:t>
             </w:r>
             <w:r>
               <w:rPr>
                 <w:b/>
                 <w:sz w:val="19"/>
               </w:rPr>
-              <w:t>02_DuThao_HopDong_GiaCong_DS-SHI_suadoi</w:t>
+              <w:t>02_HopDong_Shizencos_DS_SuaDoi_TrackChanges.docx</w:t>
             </w:r>
             <w:r>
               <w:rPr>
                 <w:b w:val="0"/>
                 <w:sz w:val="19"/>
               </w:rPr>
-              <w:t xml:space="preserve"> – dự thảo hợp đồng DS sửa lại để gửi Shizencos (DS là Bên A – bên đặt gia công), kèm 3 phụ lục; (3) </w:t>
+              <w:t xml:space="preserve"> – chính dự thảo hợp đồng của Shizencos, DS sửa trực tiếp bằng Track Changes (giữ Bên A = Shizencos, Bên B = DS) và bổ sung Phụ lục 01–03; (3) </w:t>
             </w:r>
             <w:r>
               <w:rPr>
                 <w:b/>
                 <w:sz w:val="19"/>
               </w:rPr>
-              <w:t>03_BienBan_ThuongThao_HopDong_DS-SHI.xlsx</w:t>
+              <w:t>03_BienBan_ThuongThao_HopDong_SHI-DS.xlsx</w:t>
             </w:r>
             <w:r>
               <w:rPr>
                 <w:b w:val="0"/>
                 <w:sz w:val="19"/>
               </w:rPr>
-              <w:t xml:space="preserve"> – biên bản thương thảo gửi Shizencos, đối chiếu 35 điểm sửa đổi + yêu cầu kỹ thuật thành phần chủ chốt. Báo cáo phục vụ đàm phán, không thay thế ý kiến luật sư và không thay thế đánh giá an toàn do chuyên gia ký trong PIF.</w:t>
+              <w:t xml:space="preserve"> – biên bản thương thảo dạng bảng rà soát từng điều khoản: nội dung hiện tại, vấn đề, căn cứ pháp lý, đề xuất sửa, ý kiến Shizencos, kết quả. File 2 và 3 gửi Shizencos. Báo cáo không thay thế ý kiến luật sư và đánh giá an toàn do chuyên gia ký trong PIF.</w:t>
             </w:r>
           </w:p>
         </w:tc>
@@ -486,7 +502,7 @@
           <w:b w:val="0"/>
           <w:sz w:val="19"/>
         </w:rPr>
-        <w:t xml:space="preserve">   7. Hợp đồng: các điểm sửa đổi &amp; chiến lược thương thảo</w:t>
+        <w:t xml:space="preserve">   7. Rà soát hợp đồng: đề xuất sửa &amp; chiến lược thương thảo</w:t>
       </w:r>
     </w:p>
     <w:p>
@@ -543,6 +559,14 @@
         <w:tblStyle w:val="TableGrid"/>
         <w:tblW w:type="auto" w:w="0"/>
         <w:tblLook w:firstColumn="1" w:firstRow="1" w:lastColumn="0" w:lastRow="0" w:noHBand="0" w:noVBand="1" w:val="04A0"/>
+        <w:tblBorders>
+          <w:top w:val="single" w:sz="4" w:space="0" w:color="E8BACB"/>
+          <w:left w:val="single" w:sz="4" w:space="0" w:color="E8BACB"/>
+          <w:bottom w:val="single" w:sz="4" w:space="0" w:color="E8BACB"/>
+          <w:right w:val="single" w:sz="4" w:space="0" w:color="E8BACB"/>
+          <w:insideH w:val="single" w:sz="4" w:space="0" w:color="E8BACB"/>
+          <w:insideV w:val="single" w:sz="4" w:space="0" w:color="E8BACB"/>
+        </w:tblBorders>
       </w:tblPr>
       <w:tblGrid>
         <w:gridCol w:w="9866"/>
@@ -551,7 +575,7 @@
         <w:tc>
           <w:tcPr>
             <w:tcW w:type="dxa" w:w="9866"/>
-            <w:shd w:val="clear" w:color="auto" w:fill="E8F1EA"/>
+            <w:shd w:val="clear" w:color="auto" w:fill="FFF5F9"/>
           </w:tcPr>
           <w:p>
             <w:pPr>
@@ -621,9 +645,17 @@
       <w:tblPr>
         <w:tblStyle w:val="TableGrid"/>
         <w:tblW w:type="auto" w:w="0"/>
-        <w:jc w:val="center"/>
         <w:tblLayout w:type="fixed"/>
         <w:tblLook w:firstColumn="1" w:firstRow="1" w:lastColumn="0" w:lastRow="0" w:noHBand="0" w:noVBand="1" w:val="04A0"/>
+        <w:jc w:val="center"/>
+        <w:tblBorders>
+          <w:top w:val="single" w:sz="4" w:space="0" w:color="E8BACB"/>
+          <w:left w:val="single" w:sz="4" w:space="0" w:color="E8BACB"/>
+          <w:bottom w:val="single" w:sz="4" w:space="0" w:color="E8BACB"/>
+          <w:right w:val="single" w:sz="4" w:space="0" w:color="E8BACB"/>
+          <w:insideH w:val="single" w:sz="4" w:space="0" w:color="E8BACB"/>
+          <w:insideV w:val="single" w:sz="4" w:space="0" w:color="E8BACB"/>
+        </w:tblBorders>
       </w:tblPr>
       <w:tblGrid>
         <w:gridCol w:w="396"/>
@@ -637,7 +669,7 @@
         <w:tc>
           <w:tcPr>
             <w:tcW w:type="dxa" w:w="397"/>
-            <w:shd w:val="clear" w:color="auto" w:fill="1F5E3B"/>
+            <w:shd w:val="clear" w:color="auto" w:fill="3A242B"/>
           </w:tcPr>
           <w:p>
             <w:r>
@@ -658,7 +690,7 @@
         <w:tc>
           <w:tcPr>
             <w:tcW w:type="dxa" w:w="4649"/>
-            <w:shd w:val="clear" w:color="auto" w:fill="1F5E3B"/>
+            <w:shd w:val="clear" w:color="auto" w:fill="3A242B"/>
           </w:tcPr>
           <w:p>
             <w:r>
@@ -679,7 +711,7 @@
         <w:tc>
           <w:tcPr>
             <w:tcW w:type="dxa" w:w="4819"/>
-            <w:shd w:val="clear" w:color="auto" w:fill="1F5E3B"/>
+            <w:shd w:val="clear" w:color="auto" w:fill="3A242B"/>
           </w:tcPr>
           <w:p>
             <w:r>
@@ -864,7 +896,7 @@
                 <w:b/>
                 <w:sz w:val="18"/>
               </w:rPr>
-              <w:t>Gửi dự thảo HĐ đã sửa + biên bản thương thảo</w:t>
+              <w:t>Gửi bản sửa Track Changes trên chính dự thảo của Shizencos + biên bản thương thảo</w:t>
             </w:r>
             <w:r>
               <w:rPr>
@@ -889,7 +921,7 @@
                 <w:b w:val="0"/>
                 <w:sz w:val="18"/>
               </w:rPr>
-              <w:t>Dự thảo gốc có 6 điểm bất lợi lớn, trong đó 2 điểm trái Luật Thương mại</w:t>
+              <w:t>Dự thảo gốc có nhiều điểm bất lợi cho DS, trong đó phạt 20% và “bồi thường 50%” trái Luật Thương mại; sửa trên bản của họ giúp họ duyệt nhanh</w:t>
             </w:r>
           </w:p>
         </w:tc>
@@ -912,9 +944,17 @@
       <w:tblPr>
         <w:tblStyle w:val="TableGrid"/>
         <w:tblW w:type="auto" w:w="0"/>
-        <w:jc w:val="center"/>
         <w:tblLayout w:type="fixed"/>
         <w:tblLook w:firstColumn="1" w:firstRow="1" w:lastColumn="0" w:lastRow="0" w:noHBand="0" w:noVBand="1" w:val="04A0"/>
+        <w:jc w:val="center"/>
+        <w:tblBorders>
+          <w:top w:val="single" w:sz="4" w:space="0" w:color="E8BACB"/>
+          <w:left w:val="single" w:sz="4" w:space="0" w:color="E8BACB"/>
+          <w:bottom w:val="single" w:sz="4" w:space="0" w:color="E8BACB"/>
+          <w:right w:val="single" w:sz="4" w:space="0" w:color="E8BACB"/>
+          <w:insideH w:val="single" w:sz="4" w:space="0" w:color="E8BACB"/>
+          <w:insideV w:val="single" w:sz="4" w:space="0" w:color="E8BACB"/>
+        </w:tblBorders>
       </w:tblPr>
       <w:tblGrid>
         <w:gridCol w:w="2494"/>
@@ -929,7 +969,7 @@
         <w:tc>
           <w:tcPr>
             <w:tcW w:type="dxa" w:w="2494"/>
-            <w:shd w:val="clear" w:color="auto" w:fill="1F5E3B"/>
+            <w:shd w:val="clear" w:color="auto" w:fill="3A242B"/>
           </w:tcPr>
           <w:p>
             <w:r>
@@ -950,7 +990,7 @@
         <w:tc>
           <w:tcPr>
             <w:tcW w:type="dxa" w:w="1134"/>
-            <w:shd w:val="clear" w:color="auto" w:fill="1F5E3B"/>
+            <w:shd w:val="clear" w:color="auto" w:fill="3A242B"/>
           </w:tcPr>
           <w:p>
             <w:r>
@@ -971,7 +1011,7 @@
         <w:tc>
           <w:tcPr>
             <w:tcW w:type="dxa" w:w="1134"/>
-            <w:shd w:val="clear" w:color="auto" w:fill="1F5E3B"/>
+            <w:shd w:val="clear" w:color="auto" w:fill="3A242B"/>
           </w:tcPr>
           <w:p>
             <w:r>
@@ -992,7 +1032,7 @@
         <w:tc>
           <w:tcPr>
             <w:tcW w:type="dxa" w:w="5102"/>
-            <w:shd w:val="clear" w:color="auto" w:fill="1F5E3B"/>
+            <w:shd w:val="clear" w:color="auto" w:fill="3A242B"/>
           </w:tcPr>
           <w:p>
             <w:r>
@@ -1629,7 +1669,7 @@
           <w:b w:val="0"/>
           <w:sz w:val="18"/>
         </w:rPr>
-        <w:t xml:space="preserve"> (Bakuchiol chiếm phần lớn) → nằm trong đơn giá đã báo.</w:t>
+        <w:t xml:space="preserve"> (Bakuchiol chiếm phần lớn) » nằm trong đơn giá đã báo.</w:t>
       </w:r>
     </w:p>
     <w:p>
@@ -1644,9 +1684,17 @@
       <w:tblPr>
         <w:tblStyle w:val="TableGrid"/>
         <w:tblW w:type="auto" w:w="0"/>
-        <w:jc w:val="center"/>
         <w:tblLayout w:type="fixed"/>
         <w:tblLook w:firstColumn="1" w:firstRow="1" w:lastColumn="0" w:lastRow="0" w:noHBand="0" w:noVBand="1" w:val="04A0"/>
+        <w:jc w:val="center"/>
+        <w:tblBorders>
+          <w:top w:val="single" w:sz="4" w:space="0" w:color="E8BACB"/>
+          <w:left w:val="single" w:sz="4" w:space="0" w:color="E8BACB"/>
+          <w:bottom w:val="single" w:sz="4" w:space="0" w:color="E8BACB"/>
+          <w:right w:val="single" w:sz="4" w:space="0" w:color="E8BACB"/>
+          <w:insideH w:val="single" w:sz="4" w:space="0" w:color="E8BACB"/>
+          <w:insideV w:val="single" w:sz="4" w:space="0" w:color="E8BACB"/>
+        </w:tblBorders>
       </w:tblPr>
       <w:tblGrid>
         <w:gridCol w:w="1927"/>
@@ -1660,7 +1708,7 @@
         <w:tc>
           <w:tcPr>
             <w:tcW w:type="dxa" w:w="1928"/>
-            <w:shd w:val="clear" w:color="auto" w:fill="1F5E3B"/>
+            <w:shd w:val="clear" w:color="auto" w:fill="3A242B"/>
           </w:tcPr>
           <w:p>
             <w:r>
@@ -1681,7 +1729,7 @@
         <w:tc>
           <w:tcPr>
             <w:tcW w:type="dxa" w:w="3855"/>
-            <w:shd w:val="clear" w:color="auto" w:fill="1F5E3B"/>
+            <w:shd w:val="clear" w:color="auto" w:fill="3A242B"/>
           </w:tcPr>
           <w:p>
             <w:r>
@@ -1702,7 +1750,7 @@
         <w:tc>
           <w:tcPr>
             <w:tcW w:type="dxa" w:w="4082"/>
-            <w:shd w:val="clear" w:color="auto" w:fill="1F5E3B"/>
+            <w:shd w:val="clear" w:color="auto" w:fill="3A242B"/>
           </w:tcPr>
           <w:p>
             <w:r>
@@ -2122,7 +2170,7 @@
                 <w:b w:val="0"/>
                 <w:sz w:val="18"/>
               </w:rPr>
-              <w:t xml:space="preserve"> → cuối 12/2026 – đầu 01/2027</w:t>
+              <w:t xml:space="preserve"> » cuối 12/2026 – đầu 01/2027</w:t>
             </w:r>
           </w:p>
         </w:tc>
@@ -2145,9 +2193,17 @@
       <w:tblPr>
         <w:tblStyle w:val="TableGrid"/>
         <w:tblW w:type="auto" w:w="0"/>
-        <w:jc w:val="center"/>
         <w:tblLayout w:type="fixed"/>
         <w:tblLook w:firstColumn="1" w:firstRow="1" w:lastColumn="0" w:lastRow="0" w:noHBand="0" w:noVBand="1" w:val="04A0"/>
+        <w:jc w:val="center"/>
+        <w:tblBorders>
+          <w:top w:val="single" w:sz="4" w:space="0" w:color="E8BACB"/>
+          <w:left w:val="single" w:sz="4" w:space="0" w:color="E8BACB"/>
+          <w:bottom w:val="single" w:sz="4" w:space="0" w:color="E8BACB"/>
+          <w:right w:val="single" w:sz="4" w:space="0" w:color="E8BACB"/>
+          <w:insideH w:val="single" w:sz="4" w:space="0" w:color="E8BACB"/>
+          <w:insideV w:val="single" w:sz="4" w:space="0" w:color="E8BACB"/>
+        </w:tblBorders>
       </w:tblPr>
       <w:tblGrid>
         <w:gridCol w:w="4649"/>
@@ -2160,7 +2216,7 @@
         <w:tc>
           <w:tcPr>
             <w:tcW w:type="dxa" w:w="4649"/>
-            <w:shd w:val="clear" w:color="auto" w:fill="1F5E3B"/>
+            <w:shd w:val="clear" w:color="auto" w:fill="3A242B"/>
           </w:tcPr>
           <w:p>
             <w:r>
@@ -2181,7 +2237,7 @@
         <w:tc>
           <w:tcPr>
             <w:tcW w:type="dxa" w:w="5216"/>
-            <w:shd w:val="clear" w:color="auto" w:fill="1F5E3B"/>
+            <w:shd w:val="clear" w:color="auto" w:fill="3A242B"/>
           </w:tcPr>
           <w:p>
             <w:r>
@@ -2215,7 +2271,7 @@
                 <w:b w:val="0"/>
                 <w:sz w:val="18"/>
               </w:rPr>
-              <w:t>Quảng cáo/nhãn ghi “mọc tóc, trị rụng, trị gàu” → bị xử phạt, thu hồi</w:t>
+              <w:t>Quảng cáo/nhãn ghi “mọc tóc, trị rụng, trị gàu” » bị xử phạt, thu hồi</w:t>
             </w:r>
           </w:p>
         </w:tc>
@@ -2253,7 +2309,7 @@
                 <w:b w:val="0"/>
                 <w:sz w:val="18"/>
               </w:rPr>
-              <w:t>Shizencos giữ công thức → DS khó kiểm tra chất lượng</w:t>
+              <w:t>Shizencos giữ công thức » DS khó kiểm tra chất lượng</w:t>
             </w:r>
           </w:p>
         </w:tc>
@@ -2403,7 +2459,7 @@
           <w:i/>
           <w:sz w:val="18"/>
         </w:rPr>
-        <w:t>→ Chi tiết từng nội dung ở Phần II.</w:t>
+        <w:t>» Chi tiết từng nội dung ở Phần II.</w:t>
       </w:r>
     </w:p>
     <w:p>
@@ -2432,6 +2488,14 @@
         <w:tblStyle w:val="TableGrid"/>
         <w:tblW w:type="auto" w:w="0"/>
         <w:tblLook w:firstColumn="1" w:firstRow="1" w:lastColumn="0" w:lastRow="0" w:noHBand="0" w:noVBand="1" w:val="04A0"/>
+        <w:tblBorders>
+          <w:top w:val="single" w:sz="4" w:space="0" w:color="E8BACB"/>
+          <w:left w:val="single" w:sz="4" w:space="0" w:color="E8BACB"/>
+          <w:bottom w:val="single" w:sz="4" w:space="0" w:color="E8BACB"/>
+          <w:right w:val="single" w:sz="4" w:space="0" w:color="E8BACB"/>
+          <w:insideH w:val="single" w:sz="4" w:space="0" w:color="E8BACB"/>
+          <w:insideV w:val="single" w:sz="4" w:space="0" w:color="E8BACB"/>
+        </w:tblBorders>
       </w:tblPr>
       <w:tblGrid>
         <w:gridCol w:w="9866"/>
@@ -2440,7 +2504,7 @@
         <w:tc>
           <w:tcPr>
             <w:tcW w:type="dxa" w:w="9866"/>
-            <w:shd w:val="clear" w:color="auto" w:fill="E8F1EA"/>
+            <w:shd w:val="clear" w:color="auto" w:fill="FFF5F9"/>
           </w:tcPr>
           <w:p>
             <w:pPr>
@@ -2459,7 +2523,7 @@
                 <w:b w:val="0"/>
                 <w:sz w:val="19"/>
               </w:rPr>
-              <w:t xml:space="preserve"> Shizencos (MST 0314209179), xưởng tại KCN Tân Kim – Tây Ninh. Gần như không có thông tin công khai → phải xác minh bằng giấy tờ gốc. V3 (24/09) đã tiếp thu phần lớn góp ý của DS.</w:t>
+              <w:t xml:space="preserve"> Shizencos (MST 0314209179), xưởng tại KCN Tân Kim – Tây Ninh. Gần như không có thông tin công khai » phải xác minh bằng giấy tờ gốc. V3 (24/09) đã tiếp thu phần lớn góp ý của DS.</w:t>
             </w:r>
           </w:p>
         </w:tc>
@@ -2482,9 +2546,17 @@
       <w:tblPr>
         <w:tblStyle w:val="TableGrid"/>
         <w:tblW w:type="auto" w:w="0"/>
-        <w:jc w:val="center"/>
         <w:tblLayout w:type="fixed"/>
         <w:tblLook w:firstColumn="1" w:firstRow="1" w:lastColumn="0" w:lastRow="0" w:noHBand="0" w:noVBand="1" w:val="04A0"/>
+        <w:jc w:val="center"/>
+        <w:tblBorders>
+          <w:top w:val="single" w:sz="4" w:space="0" w:color="E8BACB"/>
+          <w:left w:val="single" w:sz="4" w:space="0" w:color="E8BACB"/>
+          <w:bottom w:val="single" w:sz="4" w:space="0" w:color="E8BACB"/>
+          <w:right w:val="single" w:sz="4" w:space="0" w:color="E8BACB"/>
+          <w:insideH w:val="single" w:sz="4" w:space="0" w:color="E8BACB"/>
+          <w:insideV w:val="single" w:sz="4" w:space="0" w:color="E8BACB"/>
+        </w:tblBorders>
       </w:tblPr>
       <w:tblGrid>
         <w:gridCol w:w="1871"/>
@@ -2498,7 +2570,7 @@
         <w:tc>
           <w:tcPr>
             <w:tcW w:type="dxa" w:w="1871"/>
-            <w:shd w:val="clear" w:color="auto" w:fill="1F5E3B"/>
+            <w:shd w:val="clear" w:color="auto" w:fill="3A242B"/>
           </w:tcPr>
           <w:p>
             <w:r>
@@ -2519,7 +2591,7 @@
         <w:tc>
           <w:tcPr>
             <w:tcW w:type="dxa" w:w="4082"/>
-            <w:shd w:val="clear" w:color="auto" w:fill="1F5E3B"/>
+            <w:shd w:val="clear" w:color="auto" w:fill="3A242B"/>
           </w:tcPr>
           <w:p>
             <w:r>
@@ -2540,7 +2612,7 @@
         <w:tc>
           <w:tcPr>
             <w:tcW w:type="dxa" w:w="3912"/>
-            <w:shd w:val="clear" w:color="auto" w:fill="1F5E3B"/>
+            <w:shd w:val="clear" w:color="auto" w:fill="3A242B"/>
           </w:tcPr>
           <w:p>
             <w:r>
@@ -2778,7 +2850,7 @@
                 <w:b w:val="0"/>
                 <w:sz w:val="17"/>
               </w:rPr>
-              <w:t xml:space="preserve">Giấy chứng nhận đủ điều kiện sản xuất mỹ phẩm phải ghi đúng địa chỉ xưởng này → hồ sơ công bố nộp </w:t>
+              <w:t xml:space="preserve">Giấy chứng nhận đủ điều kiện sản xuất mỹ phẩm phải ghi đúng địa chỉ xưởng này » hồ sơ công bố nộp </w:t>
             </w:r>
             <w:r>
               <w:rPr>
@@ -3002,9 +3074,17 @@
       <w:tblPr>
         <w:tblStyle w:val="TableGrid"/>
         <w:tblW w:type="auto" w:w="0"/>
-        <w:jc w:val="center"/>
         <w:tblLayout w:type="fixed"/>
         <w:tblLook w:firstColumn="1" w:firstRow="1" w:lastColumn="0" w:lastRow="0" w:noHBand="0" w:noVBand="1" w:val="04A0"/>
+        <w:jc w:val="center"/>
+        <w:tblBorders>
+          <w:top w:val="single" w:sz="4" w:space="0" w:color="E8BACB"/>
+          <w:left w:val="single" w:sz="4" w:space="0" w:color="E8BACB"/>
+          <w:bottom w:val="single" w:sz="4" w:space="0" w:color="E8BACB"/>
+          <w:right w:val="single" w:sz="4" w:space="0" w:color="E8BACB"/>
+          <w:insideH w:val="single" w:sz="4" w:space="0" w:color="E8BACB"/>
+          <w:insideV w:val="single" w:sz="4" w:space="0" w:color="E8BACB"/>
+        </w:tblBorders>
       </w:tblPr>
       <w:tblGrid>
         <w:gridCol w:w="1360"/>
@@ -3018,7 +3098,7 @@
         <w:tc>
           <w:tcPr>
             <w:tcW w:type="dxa" w:w="1361"/>
-            <w:shd w:val="clear" w:color="auto" w:fill="1F5E3B"/>
+            <w:shd w:val="clear" w:color="auto" w:fill="3A242B"/>
           </w:tcPr>
           <w:p>
             <w:r>
@@ -3039,7 +3119,7 @@
         <w:tc>
           <w:tcPr>
             <w:tcW w:type="dxa" w:w="6463"/>
-            <w:shd w:val="clear" w:color="auto" w:fill="1F5E3B"/>
+            <w:shd w:val="clear" w:color="auto" w:fill="3A242B"/>
           </w:tcPr>
           <w:p>
             <w:r>
@@ -3060,7 +3140,7 @@
         <w:tc>
           <w:tcPr>
             <w:tcW w:type="dxa" w:w="2041"/>
-            <w:shd w:val="clear" w:color="auto" w:fill="1F5E3B"/>
+            <w:shd w:val="clear" w:color="auto" w:fill="3A242B"/>
           </w:tcPr>
           <w:p>
             <w:r>
@@ -3377,9 +3457,17 @@
       <w:tblPr>
         <w:tblStyle w:val="TableGrid"/>
         <w:tblW w:type="auto" w:w="0"/>
-        <w:jc w:val="center"/>
         <w:tblLayout w:type="fixed"/>
         <w:tblLook w:firstColumn="1" w:firstRow="1" w:lastColumn="0" w:lastRow="0" w:noHBand="0" w:noVBand="1" w:val="04A0"/>
+        <w:jc w:val="center"/>
+        <w:tblBorders>
+          <w:top w:val="single" w:sz="4" w:space="0" w:color="E8BACB"/>
+          <w:left w:val="single" w:sz="4" w:space="0" w:color="E8BACB"/>
+          <w:bottom w:val="single" w:sz="4" w:space="0" w:color="E8BACB"/>
+          <w:right w:val="single" w:sz="4" w:space="0" w:color="E8BACB"/>
+          <w:insideH w:val="single" w:sz="4" w:space="0" w:color="E8BACB"/>
+          <w:insideV w:val="single" w:sz="4" w:space="0" w:color="E8BACB"/>
+        </w:tblBorders>
       </w:tblPr>
       <w:tblGrid>
         <w:gridCol w:w="2608"/>
@@ -3393,7 +3481,7 @@
         <w:tc>
           <w:tcPr>
             <w:tcW w:type="dxa" w:w="2608"/>
-            <w:shd w:val="clear" w:color="auto" w:fill="1F5E3B"/>
+            <w:shd w:val="clear" w:color="auto" w:fill="3A242B"/>
           </w:tcPr>
           <w:p>
             <w:r>
@@ -3414,7 +3502,7 @@
         <w:tc>
           <w:tcPr>
             <w:tcW w:type="dxa" w:w="2608"/>
-            <w:shd w:val="clear" w:color="auto" w:fill="1F5E3B"/>
+            <w:shd w:val="clear" w:color="auto" w:fill="3A242B"/>
           </w:tcPr>
           <w:p>
             <w:r>
@@ -3435,7 +3523,7 @@
         <w:tc>
           <w:tcPr>
             <w:tcW w:type="dxa" w:w="4649"/>
-            <w:shd w:val="clear" w:color="auto" w:fill="1F5E3B"/>
+            <w:shd w:val="clear" w:color="auto" w:fill="3A242B"/>
           </w:tcPr>
           <w:p>
             <w:r>
@@ -3687,7 +3775,7 @@
                 <w:b w:val="0"/>
                 <w:sz w:val="17"/>
               </w:rPr>
-              <w:t xml:space="preserve"> như Nigella → nhóm “làm dịu/vi sinh” yếu hơn benchmark; Sachi dễ ôi → bắt buộc Tocopherol</w:t>
+              <w:t xml:space="preserve"> như Nigella » nhóm “làm dịu/vi sinh” yếu hơn benchmark; Sachi dễ ôi » bắt buộc Tocopherol</w:t>
             </w:r>
           </w:p>
         </w:tc>
@@ -3879,6 +3967,14 @@
         <w:tblStyle w:val="TableGrid"/>
         <w:tblW w:type="auto" w:w="0"/>
         <w:tblLook w:firstColumn="1" w:firstRow="1" w:lastColumn="0" w:lastRow="0" w:noHBand="0" w:noVBand="1" w:val="04A0"/>
+        <w:tblBorders>
+          <w:top w:val="single" w:sz="4" w:space="0" w:color="E8BACB"/>
+          <w:left w:val="single" w:sz="4" w:space="0" w:color="E8BACB"/>
+          <w:bottom w:val="single" w:sz="4" w:space="0" w:color="E8BACB"/>
+          <w:right w:val="single" w:sz="4" w:space="0" w:color="E8BACB"/>
+          <w:insideH w:val="single" w:sz="4" w:space="0" w:color="E8BACB"/>
+          <w:insideV w:val="single" w:sz="4" w:space="0" w:color="E8BACB"/>
+        </w:tblBorders>
       </w:tblPr>
       <w:tblGrid>
         <w:gridCol w:w="9866"/>
@@ -3887,7 +3983,7 @@
         <w:tc>
           <w:tcPr>
             <w:tcW w:type="dxa" w:w="9866"/>
-            <w:shd w:val="clear" w:color="auto" w:fill="E8F1EA"/>
+            <w:shd w:val="clear" w:color="auto" w:fill="FFF5F9"/>
           </w:tcPr>
           <w:p>
             <w:pPr>
@@ -3953,9 +4049,17 @@
       <w:tblPr>
         <w:tblStyle w:val="TableGrid"/>
         <w:tblW w:type="auto" w:w="0"/>
-        <w:jc w:val="center"/>
         <w:tblLayout w:type="fixed"/>
         <w:tblLook w:firstColumn="1" w:firstRow="1" w:lastColumn="0" w:lastRow="0" w:noHBand="0" w:noVBand="1" w:val="04A0"/>
+        <w:jc w:val="center"/>
+        <w:tblBorders>
+          <w:top w:val="single" w:sz="4" w:space="0" w:color="E8BACB"/>
+          <w:left w:val="single" w:sz="4" w:space="0" w:color="E8BACB"/>
+          <w:bottom w:val="single" w:sz="4" w:space="0" w:color="E8BACB"/>
+          <w:right w:val="single" w:sz="4" w:space="0" w:color="E8BACB"/>
+          <w:insideH w:val="single" w:sz="4" w:space="0" w:color="E8BACB"/>
+          <w:insideV w:val="single" w:sz="4" w:space="0" w:color="E8BACB"/>
+        </w:tblBorders>
       </w:tblPr>
       <w:tblGrid>
         <w:gridCol w:w="1587"/>
@@ -3971,7 +4075,7 @@
         <w:tc>
           <w:tcPr>
             <w:tcW w:type="dxa" w:w="1587"/>
-            <w:shd w:val="clear" w:color="auto" w:fill="1F5E3B"/>
+            <w:shd w:val="clear" w:color="auto" w:fill="3A242B"/>
           </w:tcPr>
           <w:p>
             <w:r>
@@ -3992,7 +4096,7 @@
         <w:tc>
           <w:tcPr>
             <w:tcW w:type="dxa" w:w="1984"/>
-            <w:shd w:val="clear" w:color="auto" w:fill="1F5E3B"/>
+            <w:shd w:val="clear" w:color="auto" w:fill="3A242B"/>
           </w:tcPr>
           <w:p>
             <w:r>
@@ -4013,7 +4117,7 @@
         <w:tc>
           <w:tcPr>
             <w:tcW w:type="dxa" w:w="1814"/>
-            <w:shd w:val="clear" w:color="auto" w:fill="1F5E3B"/>
+            <w:shd w:val="clear" w:color="auto" w:fill="3A242B"/>
           </w:tcPr>
           <w:p>
             <w:r>
@@ -4034,7 +4138,7 @@
         <w:tc>
           <w:tcPr>
             <w:tcW w:type="dxa" w:w="3402"/>
-            <w:shd w:val="clear" w:color="auto" w:fill="1F5E3B"/>
+            <w:shd w:val="clear" w:color="auto" w:fill="3A242B"/>
           </w:tcPr>
           <w:p>
             <w:r>
@@ -4055,7 +4159,7 @@
         <w:tc>
           <w:tcPr>
             <w:tcW w:type="dxa" w:w="1077"/>
-            <w:shd w:val="clear" w:color="auto" w:fill="1F5E3B"/>
+            <w:shd w:val="clear" w:color="auto" w:fill="3A242B"/>
           </w:tcPr>
           <w:p>
             <w:r>
@@ -4181,7 +4285,7 @@
                 <w:b w:val="0"/>
                 <w:sz w:val="16"/>
               </w:rPr>
-              <w:t xml:space="preserve"> kéo dài sợi tóc trên chuột (Miao 2013) → chỉ dùng để tạo cảm giác ấm, liều thấp.</w:t>
+              <w:t xml:space="preserve"> kéo dài sợi tóc trên chuột (Miao 2013) » chỉ dùng để tạo cảm giác ấm, liều thấp.</w:t>
             </w:r>
           </w:p>
           <w:p>
@@ -4205,7 +4309,7 @@
                 <w:b w:val="0"/>
                 <w:sz w:val="16"/>
               </w:rPr>
-              <w:t>• Amla: dữ liệu in-vitro (ức chế 5α-reductase).</w:t>
+              <w:t>• Amla: dữ liệu in-vitro (ức chế 5-alpha-reductase).</w:t>
             </w:r>
           </w:p>
         </w:tc>
@@ -4316,7 +4420,7 @@
                 <w:b w:val="0"/>
                 <w:sz w:val="16"/>
               </w:rPr>
-              <w:t>Hiệu quả “dầu hòa tan dầu” và độ dễ gội phụ thuộc trực tiếp tỷ lệ ester/alkane. V3 thiếu ester dàn trải (Coco-Caprylate) và PG Dibenzoate → phải bù bằng % CCT + C15-19 Alkane cao (≥ 60%).</w:t>
+              <w:t>Hiệu quả “dầu hòa tan dầu” và độ dễ gội phụ thuộc trực tiếp tỷ lệ ester/alkane. V3 thiếu ester dàn trải (Coco-Caprylate) và PG Dibenzoate » phải bù bằng % CCT + C15-19 Alkane cao (≥ 60%).</w:t>
             </w:r>
           </w:p>
         </w:tc>
@@ -4334,7 +4438,7 @@
                 <w:b w:val="0"/>
                 <w:sz w:val="16"/>
               </w:rPr>
-              <w:t>≈ 70% → 85% nếu đạt tiêu chí gội sạch</w:t>
+              <w:t>≈ 70% » 85% nếu đạt tiêu chí gội sạch</w:t>
             </w:r>
           </w:p>
         </w:tc>
@@ -4552,7 +4656,7 @@
                 <w:b w:val="0"/>
                 <w:sz w:val="16"/>
               </w:rPr>
-              <w:t>• V3 không có chất chống oxy hóa tổng hợp (Pentaerythrityl…) → cần Tocopherol 0,3% + chai chống sáng.</w:t>
+              <w:t>• V3 không có chất chống oxy hóa tổng hợp (Pentaerythrityl…) » cần Tocopherol 0,3% + chai chống sáng.</w:t>
             </w:r>
           </w:p>
         </w:tc>
@@ -4586,6 +4690,14 @@
         <w:tblStyle w:val="TableGrid"/>
         <w:tblW w:type="auto" w:w="0"/>
         <w:tblLook w:firstColumn="1" w:firstRow="1" w:lastColumn="0" w:lastRow="0" w:noHBand="0" w:noVBand="1" w:val="04A0"/>
+        <w:tblBorders>
+          <w:top w:val="single" w:sz="4" w:space="0" w:color="E8BACB"/>
+          <w:left w:val="single" w:sz="4" w:space="0" w:color="E8BACB"/>
+          <w:bottom w:val="single" w:sz="4" w:space="0" w:color="E8BACB"/>
+          <w:right w:val="single" w:sz="4" w:space="0" w:color="E8BACB"/>
+          <w:insideH w:val="single" w:sz="4" w:space="0" w:color="E8BACB"/>
+          <w:insideV w:val="single" w:sz="4" w:space="0" w:color="E8BACB"/>
+        </w:tblBorders>
       </w:tblPr>
       <w:tblGrid>
         <w:gridCol w:w="9866"/>
@@ -4594,7 +4706,7 @@
         <w:tc>
           <w:tcPr>
             <w:tcW w:type="dxa" w:w="9866"/>
-            <w:shd w:val="clear" w:color="auto" w:fill="E8F1EA"/>
+            <w:shd w:val="clear" w:color="auto" w:fill="FFF5F9"/>
           </w:tcPr>
           <w:p>
             <w:pPr>
@@ -4679,6 +4791,14 @@
         <w:tblStyle w:val="TableGrid"/>
         <w:tblW w:type="auto" w:w="0"/>
         <w:tblLook w:firstColumn="1" w:firstRow="1" w:lastColumn="0" w:lastRow="0" w:noHBand="0" w:noVBand="1" w:val="04A0"/>
+        <w:tblBorders>
+          <w:top w:val="single" w:sz="4" w:space="0" w:color="E8BACB"/>
+          <w:left w:val="single" w:sz="4" w:space="0" w:color="E8BACB"/>
+          <w:bottom w:val="single" w:sz="4" w:space="0" w:color="E8BACB"/>
+          <w:right w:val="single" w:sz="4" w:space="0" w:color="E8BACB"/>
+          <w:insideH w:val="single" w:sz="4" w:space="0" w:color="E8BACB"/>
+          <w:insideV w:val="single" w:sz="4" w:space="0" w:color="E8BACB"/>
+        </w:tblBorders>
       </w:tblPr>
       <w:tblGrid>
         <w:gridCol w:w="9866"/>
@@ -4687,7 +4807,7 @@
         <w:tc>
           <w:tcPr>
             <w:tcW w:type="dxa" w:w="9866"/>
-            <w:shd w:val="clear" w:color="auto" w:fill="E8F1EA"/>
+            <w:shd w:val="clear" w:color="auto" w:fill="FFF5F9"/>
           </w:tcPr>
           <w:p>
             <w:pPr>
@@ -4851,9 +4971,17 @@
       <w:tblPr>
         <w:tblStyle w:val="TableGrid"/>
         <w:tblW w:type="auto" w:w="0"/>
-        <w:jc w:val="center"/>
         <w:tblLayout w:type="fixed"/>
         <w:tblLook w:firstColumn="1" w:firstRow="1" w:lastColumn="0" w:lastRow="0" w:noHBand="0" w:noVBand="1" w:val="04A0"/>
+        <w:jc w:val="center"/>
+        <w:tblBorders>
+          <w:top w:val="single" w:sz="4" w:space="0" w:color="E8BACB"/>
+          <w:left w:val="single" w:sz="4" w:space="0" w:color="E8BACB"/>
+          <w:bottom w:val="single" w:sz="4" w:space="0" w:color="E8BACB"/>
+          <w:right w:val="single" w:sz="4" w:space="0" w:color="E8BACB"/>
+          <w:insideH w:val="single" w:sz="4" w:space="0" w:color="E8BACB"/>
+          <w:insideV w:val="single" w:sz="4" w:space="0" w:color="E8BACB"/>
+        </w:tblBorders>
       </w:tblPr>
       <w:tblGrid>
         <w:gridCol w:w="567"/>
@@ -4872,7 +5000,7 @@
         <w:tc>
           <w:tcPr>
             <w:tcW w:type="dxa" w:w="567"/>
-            <w:shd w:val="clear" w:color="auto" w:fill="1F5E3B"/>
+            <w:shd w:val="clear" w:color="auto" w:fill="3A242B"/>
           </w:tcPr>
           <w:p>
             <w:r>
@@ -4893,7 +5021,7 @@
         <w:tc>
           <w:tcPr>
             <w:tcW w:type="dxa" w:w="1361"/>
-            <w:shd w:val="clear" w:color="auto" w:fill="1F5E3B"/>
+            <w:shd w:val="clear" w:color="auto" w:fill="3A242B"/>
           </w:tcPr>
           <w:p>
             <w:r>
@@ -4914,7 +5042,7 @@
         <w:tc>
           <w:tcPr>
             <w:tcW w:type="dxa" w:w="1474"/>
-            <w:shd w:val="clear" w:color="auto" w:fill="1F5E3B"/>
+            <w:shd w:val="clear" w:color="auto" w:fill="3A242B"/>
           </w:tcPr>
           <w:p>
             <w:r>
@@ -4935,7 +5063,7 @@
         <w:tc>
           <w:tcPr>
             <w:tcW w:type="dxa" w:w="737"/>
-            <w:shd w:val="clear" w:color="auto" w:fill="1F5E3B"/>
+            <w:shd w:val="clear" w:color="auto" w:fill="3A242B"/>
           </w:tcPr>
           <w:p>
             <w:r>
@@ -4956,7 +5084,7 @@
         <w:tc>
           <w:tcPr>
             <w:tcW w:type="dxa" w:w="850"/>
-            <w:shd w:val="clear" w:color="auto" w:fill="1F5E3B"/>
+            <w:shd w:val="clear" w:color="auto" w:fill="3A242B"/>
           </w:tcPr>
           <w:p>
             <w:r>
@@ -4977,7 +5105,7 @@
         <w:tc>
           <w:tcPr>
             <w:tcW w:type="dxa" w:w="624"/>
-            <w:shd w:val="clear" w:color="auto" w:fill="1F5E3B"/>
+            <w:shd w:val="clear" w:color="auto" w:fill="3A242B"/>
           </w:tcPr>
           <w:p>
             <w:r>
@@ -4998,7 +5126,7 @@
         <w:tc>
           <w:tcPr>
             <w:tcW w:type="dxa" w:w="1587"/>
-            <w:shd w:val="clear" w:color="auto" w:fill="1F5E3B"/>
+            <w:shd w:val="clear" w:color="auto" w:fill="3A242B"/>
           </w:tcPr>
           <w:p>
             <w:r>
@@ -5019,7 +5147,7 @@
         <w:tc>
           <w:tcPr>
             <w:tcW w:type="dxa" w:w="2665"/>
-            <w:shd w:val="clear" w:color="auto" w:fill="1F5E3B"/>
+            <w:shd w:val="clear" w:color="auto" w:fill="3A242B"/>
           </w:tcPr>
           <w:p>
             <w:r>
@@ -6224,9 +6352,17 @@
       <w:tblPr>
         <w:tblStyle w:val="TableGrid"/>
         <w:tblW w:type="auto" w:w="0"/>
-        <w:jc w:val="center"/>
         <w:tblLayout w:type="fixed"/>
         <w:tblLook w:firstColumn="1" w:firstRow="1" w:lastColumn="0" w:lastRow="0" w:noHBand="0" w:noVBand="1" w:val="04A0"/>
+        <w:jc w:val="center"/>
+        <w:tblBorders>
+          <w:top w:val="single" w:sz="4" w:space="0" w:color="E8BACB"/>
+          <w:left w:val="single" w:sz="4" w:space="0" w:color="E8BACB"/>
+          <w:bottom w:val="single" w:sz="4" w:space="0" w:color="E8BACB"/>
+          <w:right w:val="single" w:sz="4" w:space="0" w:color="E8BACB"/>
+          <w:insideH w:val="single" w:sz="4" w:space="0" w:color="E8BACB"/>
+          <w:insideV w:val="single" w:sz="4" w:space="0" w:color="E8BACB"/>
+        </w:tblBorders>
       </w:tblPr>
       <w:tblGrid>
         <w:gridCol w:w="4309"/>
@@ -6240,7 +6376,7 @@
         <w:tc>
           <w:tcPr>
             <w:tcW w:type="dxa" w:w="4309"/>
-            <w:shd w:val="clear" w:color="auto" w:fill="1F5E3B"/>
+            <w:shd w:val="clear" w:color="auto" w:fill="3A242B"/>
           </w:tcPr>
           <w:p>
             <w:r>
@@ -6261,7 +6397,7 @@
         <w:tc>
           <w:tcPr>
             <w:tcW w:type="dxa" w:w="1247"/>
-            <w:shd w:val="clear" w:color="auto" w:fill="1F5E3B"/>
+            <w:shd w:val="clear" w:color="auto" w:fill="3A242B"/>
           </w:tcPr>
           <w:p>
             <w:r>
@@ -6282,7 +6418,7 @@
         <w:tc>
           <w:tcPr>
             <w:tcW w:type="dxa" w:w="4309"/>
-            <w:shd w:val="clear" w:color="auto" w:fill="1F5E3B"/>
+            <w:shd w:val="clear" w:color="auto" w:fill="3A242B"/>
           </w:tcPr>
           <w:p>
             <w:r>
@@ -6591,9 +6727,17 @@
       <w:tblPr>
         <w:tblStyle w:val="TableGrid"/>
         <w:tblW w:type="auto" w:w="0"/>
-        <w:jc w:val="center"/>
         <w:tblLayout w:type="fixed"/>
         <w:tblLook w:firstColumn="1" w:firstRow="1" w:lastColumn="0" w:lastRow="0" w:noHBand="0" w:noVBand="1" w:val="04A0"/>
+        <w:jc w:val="center"/>
+        <w:tblBorders>
+          <w:top w:val="single" w:sz="4" w:space="0" w:color="E8BACB"/>
+          <w:left w:val="single" w:sz="4" w:space="0" w:color="E8BACB"/>
+          <w:bottom w:val="single" w:sz="4" w:space="0" w:color="E8BACB"/>
+          <w:right w:val="single" w:sz="4" w:space="0" w:color="E8BACB"/>
+          <w:insideH w:val="single" w:sz="4" w:space="0" w:color="E8BACB"/>
+          <w:insideV w:val="single" w:sz="4" w:space="0" w:color="E8BACB"/>
+        </w:tblBorders>
       </w:tblPr>
       <w:tblGrid>
         <w:gridCol w:w="2608"/>
@@ -6606,7 +6750,7 @@
         <w:tc>
           <w:tcPr>
             <w:tcW w:type="dxa" w:w="2608"/>
-            <w:shd w:val="clear" w:color="auto" w:fill="1F5E3B"/>
+            <w:shd w:val="clear" w:color="auto" w:fill="3A242B"/>
           </w:tcPr>
           <w:p>
             <w:r>
@@ -6627,7 +6771,7 @@
         <w:tc>
           <w:tcPr>
             <w:tcW w:type="dxa" w:w="7257"/>
-            <w:shd w:val="clear" w:color="auto" w:fill="1F5E3B"/>
+            <w:shd w:val="clear" w:color="auto" w:fill="3A242B"/>
           </w:tcPr>
           <w:p>
             <w:r>
@@ -6869,7 +7013,7 @@
                 <w:b w:val="0"/>
                 <w:sz w:val="17"/>
               </w:rPr>
-              <w:t>Không ôi, không đổi màu/mùi bất thường sau 4 tuần 40–45 °C, 4 °C và 6 chu kỳ nóng–lạnh; peroxide ≤ 5 meq O₂/kg khi xuất xưởng</w:t>
+              <w:t>Không ôi, không đổi màu/mùi bất thường sau 4 tuần 40–45 °C, 4 °C và 6 chu kỳ nóng–lạnh; peroxide ≤ 5 meq O2/kg khi xuất xưởng</w:t>
             </w:r>
           </w:p>
         </w:tc>
@@ -6892,9 +7036,17 @@
       <w:tblPr>
         <w:tblStyle w:val="TableGrid"/>
         <w:tblW w:type="auto" w:w="0"/>
-        <w:jc w:val="center"/>
         <w:tblLayout w:type="fixed"/>
         <w:tblLook w:firstColumn="1" w:firstRow="1" w:lastColumn="0" w:lastRow="0" w:noHBand="0" w:noVBand="1" w:val="04A0"/>
+        <w:jc w:val="center"/>
+        <w:tblBorders>
+          <w:top w:val="single" w:sz="4" w:space="0" w:color="E8BACB"/>
+          <w:left w:val="single" w:sz="4" w:space="0" w:color="E8BACB"/>
+          <w:bottom w:val="single" w:sz="4" w:space="0" w:color="E8BACB"/>
+          <w:right w:val="single" w:sz="4" w:space="0" w:color="E8BACB"/>
+          <w:insideH w:val="single" w:sz="4" w:space="0" w:color="E8BACB"/>
+          <w:insideV w:val="single" w:sz="4" w:space="0" w:color="E8BACB"/>
+        </w:tblBorders>
       </w:tblPr>
       <w:tblGrid>
         <w:gridCol w:w="3969"/>
@@ -6907,7 +7059,7 @@
         <w:tc>
           <w:tcPr>
             <w:tcW w:type="dxa" w:w="3969"/>
-            <w:shd w:val="clear" w:color="auto" w:fill="1F5E3B"/>
+            <w:shd w:val="clear" w:color="auto" w:fill="3A242B"/>
           </w:tcPr>
           <w:p>
             <w:r>
@@ -6928,7 +7080,7 @@
         <w:tc>
           <w:tcPr>
             <w:tcW w:type="dxa" w:w="5896"/>
-            <w:shd w:val="clear" w:color="auto" w:fill="1F5E3B"/>
+            <w:shd w:val="clear" w:color="auto" w:fill="3A242B"/>
           </w:tcPr>
           <w:p>
             <w:r>
@@ -7301,7 +7453,7 @@
           <w:b w:val="0"/>
           <w:sz w:val="18"/>
         </w:rPr>
-        <w:t xml:space="preserve">Ước tính theo giá thị trường tham khảo (≈ 44 g dịch/chai), cần Shizencos xác nhận. Bakuchiol là yếu tố chi phí lớn nhất: tăng từ 0,5% lên 0,8% thêm ≈ 1.600–4.000 đ/chai → </w:t>
+        <w:t xml:space="preserve">Ước tính theo giá thị trường tham khảo (≈ 44 g dịch/chai), cần Shizencos xác nhận. Bakuchiol là yếu tố chi phí lớn nhất: tăng từ 0,5% lên 0,8% thêm ≈ 1.600–4.000 đ/chai » </w:t>
       </w:r>
       <w:r>
         <w:rPr>
@@ -7330,9 +7482,17 @@
       <w:tblPr>
         <w:tblStyle w:val="TableGrid"/>
         <w:tblW w:type="auto" w:w="0"/>
-        <w:jc w:val="center"/>
         <w:tblLayout w:type="fixed"/>
         <w:tblLook w:firstColumn="1" w:firstRow="1" w:lastColumn="0" w:lastRow="0" w:noHBand="0" w:noVBand="1" w:val="04A0"/>
+        <w:jc w:val="center"/>
+        <w:tblBorders>
+          <w:top w:val="single" w:sz="4" w:space="0" w:color="E8BACB"/>
+          <w:left w:val="single" w:sz="4" w:space="0" w:color="E8BACB"/>
+          <w:bottom w:val="single" w:sz="4" w:space="0" w:color="E8BACB"/>
+          <w:right w:val="single" w:sz="4" w:space="0" w:color="E8BACB"/>
+          <w:insideH w:val="single" w:sz="4" w:space="0" w:color="E8BACB"/>
+          <w:insideV w:val="single" w:sz="4" w:space="0" w:color="E8BACB"/>
+        </w:tblBorders>
       </w:tblPr>
       <w:tblGrid>
         <w:gridCol w:w="2041"/>
@@ -7345,7 +7505,7 @@
         <w:tc>
           <w:tcPr>
             <w:tcW w:type="dxa" w:w="2041"/>
-            <w:shd w:val="clear" w:color="auto" w:fill="1F5E3B"/>
+            <w:shd w:val="clear" w:color="auto" w:fill="3A242B"/>
           </w:tcPr>
           <w:p>
             <w:r>
@@ -7366,7 +7526,7 @@
         <w:tc>
           <w:tcPr>
             <w:tcW w:type="dxa" w:w="7824"/>
-            <w:shd w:val="clear" w:color="auto" w:fill="1F5E3B"/>
+            <w:shd w:val="clear" w:color="auto" w:fill="3A242B"/>
           </w:tcPr>
           <w:p>
             <w:r>
@@ -7546,7 +7706,7 @@
                 <w:b w:val="0"/>
                 <w:sz w:val="17"/>
               </w:rPr>
-              <w:t>Không đổi NCC/grade thành phần chủ chốt khi chưa được DS chấp thuận (Điều 3.7 HĐ)</w:t>
+              <w:t>Không đổi NCC/grade thành phần chủ chốt khi chưa được DS chấp thuận (Điều 1 HĐ – yêu cầu kỹ thuật công thức)</w:t>
             </w:r>
           </w:p>
         </w:tc>
@@ -7584,7 +7744,7 @@
                 <w:b w:val="0"/>
                 <w:sz w:val="17"/>
               </w:rPr>
-              <w:t>Shizencos giữ phần công thức định lượng, xuất trình cho cơ quan quản lý trong 03 ngày làm việc (Điều 5.4 HĐ)</w:t>
+              <w:t>Shizencos giữ phần công thức định lượng, xuất trình cho cơ quan quản lý trong 03 ngày làm việc (Điều 06 HĐ)</w:t>
             </w:r>
           </w:p>
         </w:tc>
@@ -7607,9 +7767,17 @@
       <w:tblPr>
         <w:tblStyle w:val="TableGrid"/>
         <w:tblW w:type="auto" w:w="0"/>
-        <w:jc w:val="center"/>
         <w:tblLayout w:type="fixed"/>
         <w:tblLook w:firstColumn="1" w:firstRow="1" w:lastColumn="0" w:lastRow="0" w:noHBand="0" w:noVBand="1" w:val="04A0"/>
+        <w:jc w:val="center"/>
+        <w:tblBorders>
+          <w:top w:val="single" w:sz="4" w:space="0" w:color="E8BACB"/>
+          <w:left w:val="single" w:sz="4" w:space="0" w:color="E8BACB"/>
+          <w:bottom w:val="single" w:sz="4" w:space="0" w:color="E8BACB"/>
+          <w:right w:val="single" w:sz="4" w:space="0" w:color="E8BACB"/>
+          <w:insideH w:val="single" w:sz="4" w:space="0" w:color="E8BACB"/>
+          <w:insideV w:val="single" w:sz="4" w:space="0" w:color="E8BACB"/>
+        </w:tblBorders>
       </w:tblPr>
       <w:tblGrid>
         <w:gridCol w:w="453"/>
@@ -7624,7 +7792,7 @@
         <w:tc>
           <w:tcPr>
             <w:tcW w:type="dxa" w:w="454"/>
-            <w:shd w:val="clear" w:color="auto" w:fill="1F5E3B"/>
+            <w:shd w:val="clear" w:color="auto" w:fill="3A242B"/>
           </w:tcPr>
           <w:p>
             <w:r>
@@ -7645,7 +7813,7 @@
         <w:tc>
           <w:tcPr>
             <w:tcW w:type="dxa" w:w="2494"/>
-            <w:shd w:val="clear" w:color="auto" w:fill="1F5E3B"/>
+            <w:shd w:val="clear" w:color="auto" w:fill="3A242B"/>
           </w:tcPr>
           <w:p>
             <w:r>
@@ -7666,7 +7834,7 @@
         <w:tc>
           <w:tcPr>
             <w:tcW w:type="dxa" w:w="3118"/>
-            <w:shd w:val="clear" w:color="auto" w:fill="1F5E3B"/>
+            <w:shd w:val="clear" w:color="auto" w:fill="3A242B"/>
           </w:tcPr>
           <w:p>
             <w:r>
@@ -7687,7 +7855,7 @@
         <w:tc>
           <w:tcPr>
             <w:tcW w:type="dxa" w:w="3798"/>
-            <w:shd w:val="clear" w:color="auto" w:fill="1F5E3B"/>
+            <w:shd w:val="clear" w:color="auto" w:fill="3A242B"/>
           </w:tcPr>
           <w:p>
             <w:r>
@@ -8329,7 +8497,7 @@
         <w:rPr>
           <w:b w:val="0"/>
         </w:rPr>
-        <w:t xml:space="preserve"> sản phẩm rửa trôi → ghi khi &gt; 0,01%. Ở mức khuyến nghị ước tính: </w:t>
+        <w:t xml:space="preserve"> sản phẩm rửa trôi » ghi khi &gt; 0,01%. Ở mức khuyến nghị ước tính: </w:t>
       </w:r>
       <w:r>
         <w:rPr>
@@ -8392,9 +8560,17 @@
       <w:tblPr>
         <w:tblStyle w:val="TableGrid"/>
         <w:tblW w:type="auto" w:w="0"/>
-        <w:jc w:val="center"/>
         <w:tblLayout w:type="fixed"/>
         <w:tblLook w:firstColumn="1" w:firstRow="1" w:lastColumn="0" w:lastRow="0" w:noHBand="0" w:noVBand="1" w:val="04A0"/>
+        <w:jc w:val="center"/>
+        <w:tblBorders>
+          <w:top w:val="single" w:sz="4" w:space="0" w:color="E8BACB"/>
+          <w:left w:val="single" w:sz="4" w:space="0" w:color="E8BACB"/>
+          <w:bottom w:val="single" w:sz="4" w:space="0" w:color="E8BACB"/>
+          <w:right w:val="single" w:sz="4" w:space="0" w:color="E8BACB"/>
+          <w:insideH w:val="single" w:sz="4" w:space="0" w:color="E8BACB"/>
+          <w:insideV w:val="single" w:sz="4" w:space="0" w:color="E8BACB"/>
+        </w:tblBorders>
       </w:tblPr>
       <w:tblGrid>
         <w:gridCol w:w="1701"/>
@@ -8408,7 +8584,7 @@
         <w:tc>
           <w:tcPr>
             <w:tcW w:type="dxa" w:w="1701"/>
-            <w:shd w:val="clear" w:color="auto" w:fill="1F5E3B"/>
+            <w:shd w:val="clear" w:color="auto" w:fill="3A242B"/>
           </w:tcPr>
           <w:p>
             <w:r>
@@ -8429,7 +8605,7 @@
         <w:tc>
           <w:tcPr>
             <w:tcW w:type="dxa" w:w="3855"/>
-            <w:shd w:val="clear" w:color="auto" w:fill="1F5E3B"/>
+            <w:shd w:val="clear" w:color="auto" w:fill="3A242B"/>
           </w:tcPr>
           <w:p>
             <w:r>
@@ -8450,7 +8626,7 @@
         <w:tc>
           <w:tcPr>
             <w:tcW w:type="dxa" w:w="4309"/>
-            <w:shd w:val="clear" w:color="auto" w:fill="1F5E3B"/>
+            <w:shd w:val="clear" w:color="auto" w:fill="3A242B"/>
           </w:tcPr>
           <w:p>
             <w:r>
@@ -8558,7 +8734,7 @@
                 <w:b w:val="0"/>
                 <w:sz w:val="17"/>
               </w:rPr>
-              <w:t>Ép lạnh có furocoumarin (gây nhạy sáng); limonene oxy hóa → chất gây mẫn cảm</w:t>
+              <w:t>Ép lạnh có furocoumarin (gây nhạy sáng); limonene oxy hóa » chất gây mẫn cảm</w:t>
             </w:r>
           </w:p>
         </w:tc>
@@ -8726,7 +8902,7 @@
                 <w:b w:val="0"/>
                 <w:sz w:val="17"/>
               </w:rPr>
-              <w:t>Ôi dầu (PUFA cao) → đổi mùi/màu</w:t>
+              <w:t>Ôi dầu (PUFA cao) » đổi mùi/màu</w:t>
             </w:r>
           </w:p>
         </w:tc>
@@ -8744,7 +8920,7 @@
                 <w:b w:val="0"/>
                 <w:sz w:val="17"/>
               </w:rPr>
-              <w:t>Tocopherol; theo dõi chỉ số peroxide; sục N₂ (nếu có)</w:t>
+              <w:t>Tocopherol; theo dõi chỉ số peroxide; sục N2 (nếu có)</w:t>
             </w:r>
           </w:p>
         </w:tc>
@@ -8824,6 +9000,14 @@
         <w:tblStyle w:val="TableGrid"/>
         <w:tblW w:type="auto" w:w="0"/>
         <w:tblLook w:firstColumn="1" w:firstRow="1" w:lastColumn="0" w:lastRow="0" w:noHBand="0" w:noVBand="1" w:val="04A0"/>
+        <w:tblBorders>
+          <w:top w:val="single" w:sz="4" w:space="0" w:color="E8BACB"/>
+          <w:left w:val="single" w:sz="4" w:space="0" w:color="E8BACB"/>
+          <w:bottom w:val="single" w:sz="4" w:space="0" w:color="E8BACB"/>
+          <w:right w:val="single" w:sz="4" w:space="0" w:color="E8BACB"/>
+          <w:insideH w:val="single" w:sz="4" w:space="0" w:color="E8BACB"/>
+          <w:insideV w:val="single" w:sz="4" w:space="0" w:color="E8BACB"/>
+        </w:tblBorders>
       </w:tblPr>
       <w:tblGrid>
         <w:gridCol w:w="9866"/>
@@ -8832,7 +9016,7 @@
         <w:tc>
           <w:tcPr>
             <w:tcW w:type="dxa" w:w="9866"/>
-            <w:shd w:val="clear" w:color="auto" w:fill="E8F1EA"/>
+            <w:shd w:val="clear" w:color="auto" w:fill="FFF5F9"/>
           </w:tcPr>
           <w:p>
             <w:pPr>
@@ -8915,7 +9099,7 @@
         <w:rPr>
           <w:b w:val="0"/>
         </w:rPr>
-        <w:t>Lọc (lưới/lõi lọc), lấy mẫu QC, chiết rót; khuyến nghị phủ khí N₂ phần đầu chai nếu nhà máy có.</w:t>
+        <w:t>Lọc (lưới/lõi lọc), lấy mẫu QC, chiết rót; khuyến nghị phủ khí N2 phần đầu chai nếu nhà máy có.</w:t>
       </w:r>
     </w:p>
     <w:p>
@@ -8942,9 +9126,17 @@
       <w:tblPr>
         <w:tblStyle w:val="TableGrid"/>
         <w:tblW w:type="auto" w:w="0"/>
-        <w:jc w:val="center"/>
         <w:tblLayout w:type="fixed"/>
         <w:tblLook w:firstColumn="1" w:firstRow="1" w:lastColumn="0" w:lastRow="0" w:noHBand="0" w:noVBand="1" w:val="04A0"/>
+        <w:jc w:val="center"/>
+        <w:tblBorders>
+          <w:top w:val="single" w:sz="4" w:space="0" w:color="E8BACB"/>
+          <w:left w:val="single" w:sz="4" w:space="0" w:color="E8BACB"/>
+          <w:bottom w:val="single" w:sz="4" w:space="0" w:color="E8BACB"/>
+          <w:right w:val="single" w:sz="4" w:space="0" w:color="E8BACB"/>
+          <w:insideH w:val="single" w:sz="4" w:space="0" w:color="E8BACB"/>
+          <w:insideV w:val="single" w:sz="4" w:space="0" w:color="E8BACB"/>
+        </w:tblBorders>
       </w:tblPr>
       <w:tblGrid>
         <w:gridCol w:w="1927"/>
@@ -8958,7 +9150,7 @@
         <w:tc>
           <w:tcPr>
             <w:tcW w:type="dxa" w:w="1928"/>
-            <w:shd w:val="clear" w:color="auto" w:fill="1F5E3B"/>
+            <w:shd w:val="clear" w:color="auto" w:fill="3A242B"/>
           </w:tcPr>
           <w:p>
             <w:r>
@@ -8979,7 +9171,7 @@
         <w:tc>
           <w:tcPr>
             <w:tcW w:type="dxa" w:w="4535"/>
-            <w:shd w:val="clear" w:color="auto" w:fill="1F5E3B"/>
+            <w:shd w:val="clear" w:color="auto" w:fill="3A242B"/>
           </w:tcPr>
           <w:p>
             <w:r>
@@ -9000,7 +9192,7 @@
         <w:tc>
           <w:tcPr>
             <w:tcW w:type="dxa" w:w="3402"/>
-            <w:shd w:val="clear" w:color="auto" w:fill="1F5E3B"/>
+            <w:shd w:val="clear" w:color="auto" w:fill="3A242B"/>
           </w:tcPr>
           <w:p>
             <w:r>
@@ -9220,7 +9412,7 @@
                 <w:b w:val="0"/>
                 <w:sz w:val="17"/>
               </w:rPr>
-              <w:t>≤ 5 meq O₂/kg khi xuất xưởng; ≤ 10 trong HSD (đề xuất)</w:t>
+              <w:t>≤ 5 meq O2/kg khi xuất xưởng; ≤ 10 trong HSD (đề xuất)</w:t>
             </w:r>
           </w:p>
         </w:tc>
@@ -9485,9 +9677,17 @@
       <w:tblPr>
         <w:tblStyle w:val="TableGrid"/>
         <w:tblW w:type="auto" w:w="0"/>
-        <w:jc w:val="center"/>
         <w:tblLayout w:type="fixed"/>
         <w:tblLook w:firstColumn="1" w:firstRow="1" w:lastColumn="0" w:lastRow="0" w:noHBand="0" w:noVBand="1" w:val="04A0"/>
+        <w:jc w:val="center"/>
+        <w:tblBorders>
+          <w:top w:val="single" w:sz="4" w:space="0" w:color="E8BACB"/>
+          <w:left w:val="single" w:sz="4" w:space="0" w:color="E8BACB"/>
+          <w:bottom w:val="single" w:sz="4" w:space="0" w:color="E8BACB"/>
+          <w:right w:val="single" w:sz="4" w:space="0" w:color="E8BACB"/>
+          <w:insideH w:val="single" w:sz="4" w:space="0" w:color="E8BACB"/>
+          <w:insideV w:val="single" w:sz="4" w:space="0" w:color="E8BACB"/>
+        </w:tblBorders>
       </w:tblPr>
       <w:tblGrid>
         <w:gridCol w:w="1701"/>
@@ -9502,7 +9702,7 @@
         <w:tc>
           <w:tcPr>
             <w:tcW w:type="dxa" w:w="1701"/>
-            <w:shd w:val="clear" w:color="auto" w:fill="1F5E3B"/>
+            <w:shd w:val="clear" w:color="auto" w:fill="3A242B"/>
           </w:tcPr>
           <w:p>
             <w:r>
@@ -9523,7 +9723,7 @@
         <w:tc>
           <w:tcPr>
             <w:tcW w:type="dxa" w:w="2154"/>
-            <w:shd w:val="clear" w:color="auto" w:fill="1F5E3B"/>
+            <w:shd w:val="clear" w:color="auto" w:fill="3A242B"/>
           </w:tcPr>
           <w:p>
             <w:r>
@@ -9544,7 +9744,7 @@
         <w:tc>
           <w:tcPr>
             <w:tcW w:type="dxa" w:w="2381"/>
-            <w:shd w:val="clear" w:color="auto" w:fill="1F5E3B"/>
+            <w:shd w:val="clear" w:color="auto" w:fill="3A242B"/>
           </w:tcPr>
           <w:p>
             <w:r>
@@ -9565,7 +9765,7 @@
         <w:tc>
           <w:tcPr>
             <w:tcW w:type="dxa" w:w="3628"/>
-            <w:shd w:val="clear" w:color="auto" w:fill="1F5E3B"/>
+            <w:shd w:val="clear" w:color="auto" w:fill="3A242B"/>
           </w:tcPr>
           <w:p>
             <w:r>
@@ -9765,7 +9965,7 @@
                 <w:b w:val="0"/>
                 <w:sz w:val="17"/>
               </w:rPr>
-              <w:t>−5 °C ↔ 40 °C, 6 chu kỳ</w:t>
+              <w:t>−5 °C – 40 °C, 6 chu kỳ</w:t>
             </w:r>
           </w:p>
         </w:tc>
@@ -10053,6 +10253,14 @@
         <w:tblStyle w:val="TableGrid"/>
         <w:tblW w:type="auto" w:w="0"/>
         <w:tblLook w:firstColumn="1" w:firstRow="1" w:lastColumn="0" w:lastRow="0" w:noHBand="0" w:noVBand="1" w:val="04A0"/>
+        <w:tblBorders>
+          <w:top w:val="single" w:sz="4" w:space="0" w:color="E8BACB"/>
+          <w:left w:val="single" w:sz="4" w:space="0" w:color="E8BACB"/>
+          <w:bottom w:val="single" w:sz="4" w:space="0" w:color="E8BACB"/>
+          <w:right w:val="single" w:sz="4" w:space="0" w:color="E8BACB"/>
+          <w:insideH w:val="single" w:sz="4" w:space="0" w:color="E8BACB"/>
+          <w:insideV w:val="single" w:sz="4" w:space="0" w:color="E8BACB"/>
+        </w:tblBorders>
       </w:tblPr>
       <w:tblGrid>
         <w:gridCol w:w="9866"/>
@@ -10061,7 +10269,7 @@
         <w:tc>
           <w:tcPr>
             <w:tcW w:type="dxa" w:w="9866"/>
-            <w:shd w:val="clear" w:color="auto" w:fill="FFF4D6"/>
+            <w:shd w:val="clear" w:color="auto" w:fill="F6E1E9"/>
           </w:tcPr>
           <w:p>
             <w:pPr>
@@ -10118,6 +10326,14 @@
         <w:tblStyle w:val="TableGrid"/>
         <w:tblW w:type="auto" w:w="0"/>
         <w:tblLook w:firstColumn="1" w:firstRow="1" w:lastColumn="0" w:lastRow="0" w:noHBand="0" w:noVBand="1" w:val="04A0"/>
+        <w:tblBorders>
+          <w:top w:val="single" w:sz="4" w:space="0" w:color="E8BACB"/>
+          <w:left w:val="single" w:sz="4" w:space="0" w:color="E8BACB"/>
+          <w:bottom w:val="single" w:sz="4" w:space="0" w:color="E8BACB"/>
+          <w:right w:val="single" w:sz="4" w:space="0" w:color="E8BACB"/>
+          <w:insideH w:val="single" w:sz="4" w:space="0" w:color="E8BACB"/>
+          <w:insideV w:val="single" w:sz="4" w:space="0" w:color="E8BACB"/>
+        </w:tblBorders>
       </w:tblPr>
       <w:tblGrid>
         <w:gridCol w:w="9866"/>
@@ -10126,7 +10342,7 @@
         <w:tc>
           <w:tcPr>
             <w:tcW w:type="dxa" w:w="9866"/>
-            <w:shd w:val="clear" w:color="auto" w:fill="E8F1EA"/>
+            <w:shd w:val="clear" w:color="auto" w:fill="FFF5F9"/>
           </w:tcPr>
           <w:p>
             <w:pPr>
@@ -10168,9 +10384,17 @@
       <w:tblPr>
         <w:tblStyle w:val="TableGrid"/>
         <w:tblW w:type="auto" w:w="0"/>
-        <w:jc w:val="center"/>
         <w:tblLayout w:type="fixed"/>
         <w:tblLook w:firstColumn="1" w:firstRow="1" w:lastColumn="0" w:lastRow="0" w:noHBand="0" w:noVBand="1" w:val="04A0"/>
+        <w:jc w:val="center"/>
+        <w:tblBorders>
+          <w:top w:val="single" w:sz="4" w:space="0" w:color="E8BACB"/>
+          <w:left w:val="single" w:sz="4" w:space="0" w:color="E8BACB"/>
+          <w:bottom w:val="single" w:sz="4" w:space="0" w:color="E8BACB"/>
+          <w:right w:val="single" w:sz="4" w:space="0" w:color="E8BACB"/>
+          <w:insideH w:val="single" w:sz="4" w:space="0" w:color="E8BACB"/>
+          <w:insideV w:val="single" w:sz="4" w:space="0" w:color="E8BACB"/>
+        </w:tblBorders>
       </w:tblPr>
       <w:tblGrid>
         <w:gridCol w:w="3685"/>
@@ -10183,7 +10407,7 @@
         <w:tc>
           <w:tcPr>
             <w:tcW w:type="dxa" w:w="3685"/>
-            <w:shd w:val="clear" w:color="auto" w:fill="1F5E3B"/>
+            <w:shd w:val="clear" w:color="auto" w:fill="3A242B"/>
           </w:tcPr>
           <w:p>
             <w:r>
@@ -10204,7 +10428,7 @@
         <w:tc>
           <w:tcPr>
             <w:tcW w:type="dxa" w:w="6180"/>
-            <w:shd w:val="clear" w:color="auto" w:fill="1F5E3B"/>
+            <w:shd w:val="clear" w:color="auto" w:fill="3A242B"/>
           </w:tcPr>
           <w:p>
             <w:r>
@@ -10535,9 +10759,17 @@
       <w:tblPr>
         <w:tblStyle w:val="TableGrid"/>
         <w:tblW w:type="auto" w:w="0"/>
-        <w:jc w:val="center"/>
         <w:tblLayout w:type="fixed"/>
         <w:tblLook w:firstColumn="1" w:firstRow="1" w:lastColumn="0" w:lastRow="0" w:noHBand="0" w:noVBand="1" w:val="04A0"/>
+        <w:jc w:val="center"/>
+        <w:tblBorders>
+          <w:top w:val="single" w:sz="4" w:space="0" w:color="E8BACB"/>
+          <w:left w:val="single" w:sz="4" w:space="0" w:color="E8BACB"/>
+          <w:bottom w:val="single" w:sz="4" w:space="0" w:color="E8BACB"/>
+          <w:right w:val="single" w:sz="4" w:space="0" w:color="E8BACB"/>
+          <w:insideH w:val="single" w:sz="4" w:space="0" w:color="E8BACB"/>
+          <w:insideV w:val="single" w:sz="4" w:space="0" w:color="E8BACB"/>
+        </w:tblBorders>
       </w:tblPr>
       <w:tblGrid>
         <w:gridCol w:w="3175"/>
@@ -10551,7 +10783,7 @@
         <w:tc>
           <w:tcPr>
             <w:tcW w:type="dxa" w:w="3175"/>
-            <w:shd w:val="clear" w:color="auto" w:fill="1F5E3B"/>
+            <w:shd w:val="clear" w:color="auto" w:fill="3A242B"/>
           </w:tcPr>
           <w:p>
             <w:r>
@@ -10572,7 +10804,7 @@
         <w:tc>
           <w:tcPr>
             <w:tcW w:type="dxa" w:w="3402"/>
-            <w:shd w:val="clear" w:color="auto" w:fill="1F5E3B"/>
+            <w:shd w:val="clear" w:color="auto" w:fill="3A242B"/>
           </w:tcPr>
           <w:p>
             <w:r>
@@ -10593,7 +10825,7 @@
         <w:tc>
           <w:tcPr>
             <w:tcW w:type="dxa" w:w="3288"/>
-            <w:shd w:val="clear" w:color="auto" w:fill="1F5E3B"/>
+            <w:shd w:val="clear" w:color="auto" w:fill="3A242B"/>
           </w:tcPr>
           <w:p>
             <w:r>
@@ -10779,9 +11011,17 @@
       <w:tblPr>
         <w:tblStyle w:val="TableGrid"/>
         <w:tblW w:type="auto" w:w="0"/>
-        <w:jc w:val="center"/>
         <w:tblLayout w:type="fixed"/>
         <w:tblLook w:firstColumn="1" w:firstRow="1" w:lastColumn="0" w:lastRow="0" w:noHBand="0" w:noVBand="1" w:val="04A0"/>
+        <w:jc w:val="center"/>
+        <w:tblBorders>
+          <w:top w:val="single" w:sz="4" w:space="0" w:color="E8BACB"/>
+          <w:left w:val="single" w:sz="4" w:space="0" w:color="E8BACB"/>
+          <w:bottom w:val="single" w:sz="4" w:space="0" w:color="E8BACB"/>
+          <w:right w:val="single" w:sz="4" w:space="0" w:color="E8BACB"/>
+          <w:insideH w:val="single" w:sz="4" w:space="0" w:color="E8BACB"/>
+          <w:insideV w:val="single" w:sz="4" w:space="0" w:color="E8BACB"/>
+        </w:tblBorders>
       </w:tblPr>
       <w:tblGrid>
         <w:gridCol w:w="453"/>
@@ -10796,7 +11036,7 @@
         <w:tc>
           <w:tcPr>
             <w:tcW w:type="dxa" w:w="454"/>
-            <w:shd w:val="clear" w:color="auto" w:fill="1F5E3B"/>
+            <w:shd w:val="clear" w:color="auto" w:fill="3A242B"/>
           </w:tcPr>
           <w:p>
             <w:r>
@@ -10817,7 +11057,7 @@
         <w:tc>
           <w:tcPr>
             <w:tcW w:type="dxa" w:w="3969"/>
-            <w:shd w:val="clear" w:color="auto" w:fill="1F5E3B"/>
+            <w:shd w:val="clear" w:color="auto" w:fill="3A242B"/>
           </w:tcPr>
           <w:p>
             <w:r>
@@ -10838,7 +11078,7 @@
         <w:tc>
           <w:tcPr>
             <w:tcW w:type="dxa" w:w="2041"/>
-            <w:shd w:val="clear" w:color="auto" w:fill="1F5E3B"/>
+            <w:shd w:val="clear" w:color="auto" w:fill="3A242B"/>
           </w:tcPr>
           <w:p>
             <w:r>
@@ -10859,7 +11099,7 @@
         <w:tc>
           <w:tcPr>
             <w:tcW w:type="dxa" w:w="3402"/>
-            <w:shd w:val="clear" w:color="auto" w:fill="1F5E3B"/>
+            <w:shd w:val="clear" w:color="auto" w:fill="3A242B"/>
           </w:tcPr>
           <w:p>
             <w:r>
@@ -11169,7 +11409,7 @@
                 <w:b w:val="0"/>
                 <w:sz w:val="17"/>
               </w:rPr>
-              <w:t>Chính là HĐ đang đàm phán → phải ký trước khi nộp</w:t>
+              <w:t>Chính là HĐ đang đàm phán » phải ký trước khi nộp</w:t>
             </w:r>
           </w:p>
         </w:tc>
@@ -11258,9 +11498,17 @@
       <w:tblPr>
         <w:tblStyle w:val="TableGrid"/>
         <w:tblW w:type="auto" w:w="0"/>
-        <w:jc w:val="center"/>
         <w:tblLayout w:type="fixed"/>
         <w:tblLook w:firstColumn="1" w:firstRow="1" w:lastColumn="0" w:lastRow="0" w:noHBand="0" w:noVBand="1" w:val="04A0"/>
+        <w:jc w:val="center"/>
+        <w:tblBorders>
+          <w:top w:val="single" w:sz="4" w:space="0" w:color="E8BACB"/>
+          <w:left w:val="single" w:sz="4" w:space="0" w:color="E8BACB"/>
+          <w:bottom w:val="single" w:sz="4" w:space="0" w:color="E8BACB"/>
+          <w:right w:val="single" w:sz="4" w:space="0" w:color="E8BACB"/>
+          <w:insideH w:val="single" w:sz="4" w:space="0" w:color="E8BACB"/>
+          <w:insideV w:val="single" w:sz="4" w:space="0" w:color="E8BACB"/>
+        </w:tblBorders>
       </w:tblPr>
       <w:tblGrid>
         <w:gridCol w:w="2041"/>
@@ -11273,7 +11521,7 @@
         <w:tc>
           <w:tcPr>
             <w:tcW w:type="dxa" w:w="2041"/>
-            <w:shd w:val="clear" w:color="auto" w:fill="1F5E3B"/>
+            <w:shd w:val="clear" w:color="auto" w:fill="3A242B"/>
           </w:tcPr>
           <w:p>
             <w:r>
@@ -11294,7 +11542,7 @@
         <w:tc>
           <w:tcPr>
             <w:tcW w:type="dxa" w:w="7824"/>
-            <w:shd w:val="clear" w:color="auto" w:fill="1F5E3B"/>
+            <w:shd w:val="clear" w:color="auto" w:fill="3A242B"/>
           </w:tcPr>
           <w:p>
             <w:r>
@@ -11391,7 +11639,7 @@
                 <w:b w:val="0"/>
                 <w:sz w:val="17"/>
               </w:rPr>
-              <w:t xml:space="preserve">03 ngày làm việc kể từ khi nhận hồ sơ hợp lệ và lệ phí → cấp </w:t>
+              <w:t xml:space="preserve">03 ngày làm việc kể từ khi nhận hồ sơ hợp lệ và lệ phí » cấp </w:t>
             </w:r>
             <w:r>
               <w:rPr>
@@ -11556,9 +11804,17 @@
       <w:tblPr>
         <w:tblStyle w:val="TableGrid"/>
         <w:tblW w:type="auto" w:w="0"/>
-        <w:jc w:val="center"/>
         <w:tblLayout w:type="fixed"/>
         <w:tblLook w:firstColumn="1" w:firstRow="1" w:lastColumn="0" w:lastRow="0" w:noHBand="0" w:noVBand="1" w:val="04A0"/>
+        <w:jc w:val="center"/>
+        <w:tblBorders>
+          <w:top w:val="single" w:sz="4" w:space="0" w:color="E8BACB"/>
+          <w:left w:val="single" w:sz="4" w:space="0" w:color="E8BACB"/>
+          <w:bottom w:val="single" w:sz="4" w:space="0" w:color="E8BACB"/>
+          <w:right w:val="single" w:sz="4" w:space="0" w:color="E8BACB"/>
+          <w:insideH w:val="single" w:sz="4" w:space="0" w:color="E8BACB"/>
+          <w:insideV w:val="single" w:sz="4" w:space="0" w:color="E8BACB"/>
+        </w:tblBorders>
       </w:tblPr>
       <w:tblGrid>
         <w:gridCol w:w="2268"/>
@@ -11572,7 +11828,7 @@
         <w:tc>
           <w:tcPr>
             <w:tcW w:type="dxa" w:w="2268"/>
-            <w:shd w:val="clear" w:color="auto" w:fill="1F5E3B"/>
+            <w:shd w:val="clear" w:color="auto" w:fill="3A242B"/>
           </w:tcPr>
           <w:p>
             <w:r>
@@ -11593,7 +11849,7 @@
         <w:tc>
           <w:tcPr>
             <w:tcW w:type="dxa" w:w="5443"/>
-            <w:shd w:val="clear" w:color="auto" w:fill="1F5E3B"/>
+            <w:shd w:val="clear" w:color="auto" w:fill="3A242B"/>
           </w:tcPr>
           <w:p>
             <w:r>
@@ -11614,7 +11870,7 @@
         <w:tc>
           <w:tcPr>
             <w:tcW w:type="dxa" w:w="2154"/>
-            <w:shd w:val="clear" w:color="auto" w:fill="1F5E3B"/>
+            <w:shd w:val="clear" w:color="auto" w:fill="3A242B"/>
           </w:tcPr>
           <w:p>
             <w:r>
@@ -11898,9 +12154,17 @@
       <w:tblPr>
         <w:tblStyle w:val="TableGrid"/>
         <w:tblW w:type="auto" w:w="0"/>
-        <w:jc w:val="center"/>
         <w:tblLayout w:type="fixed"/>
         <w:tblLook w:firstColumn="1" w:firstRow="1" w:lastColumn="0" w:lastRow="0" w:noHBand="0" w:noVBand="1" w:val="04A0"/>
+        <w:jc w:val="center"/>
+        <w:tblBorders>
+          <w:top w:val="single" w:sz="4" w:space="0" w:color="E8BACB"/>
+          <w:left w:val="single" w:sz="4" w:space="0" w:color="E8BACB"/>
+          <w:bottom w:val="single" w:sz="4" w:space="0" w:color="E8BACB"/>
+          <w:right w:val="single" w:sz="4" w:space="0" w:color="E8BACB"/>
+          <w:insideH w:val="single" w:sz="4" w:space="0" w:color="E8BACB"/>
+          <w:insideV w:val="single" w:sz="4" w:space="0" w:color="E8BACB"/>
+        </w:tblBorders>
       </w:tblPr>
       <w:tblGrid>
         <w:gridCol w:w="3118"/>
@@ -11913,7 +12177,7 @@
         <w:tc>
           <w:tcPr>
             <w:tcW w:type="dxa" w:w="3118"/>
-            <w:shd w:val="clear" w:color="auto" w:fill="1F5E3B"/>
+            <w:shd w:val="clear" w:color="auto" w:fill="3A242B"/>
           </w:tcPr>
           <w:p>
             <w:r>
@@ -11934,7 +12198,7 @@
         <w:tc>
           <w:tcPr>
             <w:tcW w:type="dxa" w:w="6746"/>
-            <w:shd w:val="clear" w:color="auto" w:fill="1F5E3B"/>
+            <w:shd w:val="clear" w:color="auto" w:fill="3A242B"/>
           </w:tcPr>
           <w:p>
             <w:r>
@@ -12374,9 +12638,17 @@
       <w:tblPr>
         <w:tblStyle w:val="TableGrid"/>
         <w:tblW w:type="auto" w:w="0"/>
-        <w:jc w:val="center"/>
         <w:tblLayout w:type="fixed"/>
         <w:tblLook w:firstColumn="1" w:firstRow="1" w:lastColumn="0" w:lastRow="0" w:noHBand="0" w:noVBand="1" w:val="04A0"/>
+        <w:jc w:val="center"/>
+        <w:tblBorders>
+          <w:top w:val="single" w:sz="4" w:space="0" w:color="E8BACB"/>
+          <w:left w:val="single" w:sz="4" w:space="0" w:color="E8BACB"/>
+          <w:bottom w:val="single" w:sz="4" w:space="0" w:color="E8BACB"/>
+          <w:right w:val="single" w:sz="4" w:space="0" w:color="E8BACB"/>
+          <w:insideH w:val="single" w:sz="4" w:space="0" w:color="E8BACB"/>
+          <w:insideV w:val="single" w:sz="4" w:space="0" w:color="E8BACB"/>
+        </w:tblBorders>
       </w:tblPr>
       <w:tblGrid>
         <w:gridCol w:w="4932"/>
@@ -12389,7 +12661,7 @@
         <w:tc>
           <w:tcPr>
             <w:tcW w:type="dxa" w:w="4932"/>
-            <w:shd w:val="clear" w:color="auto" w:fill="1F5E3B"/>
+            <w:shd w:val="clear" w:color="auto" w:fill="3A242B"/>
           </w:tcPr>
           <w:p>
             <w:r>
@@ -12410,7 +12682,7 @@
         <w:tc>
           <w:tcPr>
             <w:tcW w:type="dxa" w:w="4932"/>
-            <w:shd w:val="clear" w:color="auto" w:fill="1F5E3B"/>
+            <w:shd w:val="clear" w:color="auto" w:fill="3A242B"/>
           </w:tcPr>
           <w:p>
             <w:r>
@@ -12677,7 +12949,7 @@
         <w:pStyle w:val="Heading1"/>
       </w:pPr>
       <w:r>
-        <w:t>7. HỢP ĐỒNG: CÁC ĐIỂM SỬA ĐỔI &amp; CHIẾN LƯỢC THƯƠNG THẢO</w:t>
+        <w:t>7. RÀ SOÁT DỰ THẢO HỢP ĐỒNG – ĐỀ XUẤT SỬA &amp; CHIẾN LƯỢC THƯƠNG THẢO</w:t>
       </w:r>
     </w:p>
     <w:tbl>
@@ -12685,6 +12957,14 @@
         <w:tblStyle w:val="TableGrid"/>
         <w:tblW w:type="auto" w:w="0"/>
         <w:tblLook w:firstColumn="1" w:firstRow="1" w:lastColumn="0" w:lastRow="0" w:noHBand="0" w:noVBand="1" w:val="04A0"/>
+        <w:tblBorders>
+          <w:top w:val="single" w:sz="4" w:space="0" w:color="E8BACB"/>
+          <w:left w:val="single" w:sz="4" w:space="0" w:color="E8BACB"/>
+          <w:bottom w:val="single" w:sz="4" w:space="0" w:color="E8BACB"/>
+          <w:right w:val="single" w:sz="4" w:space="0" w:color="E8BACB"/>
+          <w:insideH w:val="single" w:sz="4" w:space="0" w:color="E8BACB"/>
+          <w:insideV w:val="single" w:sz="4" w:space="0" w:color="E8BACB"/>
+        </w:tblBorders>
       </w:tblPr>
       <w:tblGrid>
         <w:gridCol w:w="9866"/>
@@ -12693,7 +12973,7 @@
         <w:tc>
           <w:tcPr>
             <w:tcW w:type="dxa" w:w="9866"/>
-            <w:shd w:val="clear" w:color="auto" w:fill="E8F1EA"/>
+            <w:shd w:val="clear" w:color="auto" w:fill="FFF5F9"/>
           </w:tcPr>
           <w:p>
             <w:pPr>
@@ -12712,49 +12992,35 @@
                 <w:b w:val="0"/>
                 <w:sz w:val="19"/>
               </w:rPr>
-              <w:t xml:space="preserve"> Dự thảo DS đổi thành Hợp đồng gia công, DS là Bên A. 35 điểm sửa đổi chia 3 mức ưu tiên: </w:t>
+              <w:t xml:space="preserve"> DS sửa </w:t>
             </w:r>
             <w:r>
               <w:rPr>
                 <w:b/>
                 <w:sz w:val="19"/>
               </w:rPr>
-              <w:t>Mức 1 – phải đạt</w:t>
+              <w:t>trực tiếp trên dự thảo của Shizencos bằng Track Changes</w:t>
             </w:r>
             <w:r>
               <w:rPr>
                 <w:b w:val="0"/>
                 <w:sz w:val="19"/>
               </w:rPr>
-              <w:t xml:space="preserve"> (không ký nếu không đạt), </w:t>
+              <w:t xml:space="preserve"> (giữ nguyên Bên A = Shizencos – bên nhận gia công; Bên B = DS – bên đặt gia công) và bổ sung 03 phụ lục. Có 40 nhóm sửa đổi, mỗi nhóm có căn cứ pháp lý, được liệt kê trong biên bản thương thảo Excel. Cột ưu tiên dưới đây chỉ dùng nội bộ, </w:t>
             </w:r>
             <w:r>
               <w:rPr>
                 <w:b/>
                 <w:sz w:val="19"/>
               </w:rPr>
-              <w:t>Mức 2 – quan trọng</w:t>
+              <w:t>không có</w:t>
             </w:r>
             <w:r>
               <w:rPr>
                 <w:b w:val="0"/>
                 <w:sz w:val="19"/>
               </w:rPr>
-              <w:t xml:space="preserve"> (có thể đổi lấy điều kiện tương đương), </w:t>
-            </w:r>
-            <w:r>
-              <w:rPr>
-                <w:b/>
-                <w:sz w:val="19"/>
-              </w:rPr>
-              <w:t>Mức 3 – có thể nhượng bộ</w:t>
-            </w:r>
-            <w:r>
-              <w:rPr>
-                <w:b w:val="0"/>
-                <w:sz w:val="19"/>
-              </w:rPr>
-              <w:t>. Cột ưu tiên chỉ có trong báo cáo nội bộ, KHÔNG có trong file gửi Shizencos.</w:t>
+              <w:t xml:space="preserve"> trong file gửi Shizencos.</w:t>
             </w:r>
           </w:p>
         </w:tc>
@@ -12770,7 +13036,7 @@
         <w:pStyle w:val="Heading2"/>
       </w:pPr>
       <w:r>
-        <w:t>7.1 Những điểm trái/không phù hợp pháp luật trong dự thảo gốc</w:t>
+        <w:t>7.1 Những điểm trái / không phù hợp pháp luật trong dự thảo gốc</w:t>
       </w:r>
     </w:p>
     <w:p>
@@ -12782,13 +13048,13 @@
         <w:rPr>
           <w:b/>
         </w:rPr>
-        <w:t>Phạt hủy HĐ 20%</w:t>
+        <w:t>Phạt hủy HĐ 20% tổng giá trị</w:t>
       </w:r>
       <w:r>
         <w:rPr>
           <w:b w:val="0"/>
         </w:rPr>
-        <w:t xml:space="preserve"> (Điều 7) – vượt mức phạt tối đa 8% giá trị phần nghĩa vụ bị vi phạm (Điều 301 Luật Thương mại).</w:t>
+        <w:t xml:space="preserve"> (Điều 07) – vượt mức phạt tối đa 8% giá trị phần nghĩa vụ bị vi phạm (Điều 301 Luật Thương mại 2005).</w:t>
       </w:r>
     </w:p>
     <w:p>
@@ -12800,13 +13066,13 @@
         <w:rPr>
           <w:b/>
         </w:rPr>
-        <w:t>“Bồi thường 50% giá trị đơn hàng bên thứ ba”</w:t>
+        <w:t>“Bồi thường thiệt hại 50% giá trị đơn hàng bên thứ ba”</w:t>
       </w:r>
       <w:r>
         <w:rPr>
           <w:b w:val="0"/>
         </w:rPr>
-        <w:t xml:space="preserve"> (Điều 6) – bồi thường phải theo thiệt hại thực tế, có chứng minh (Điều 302–303 Luật Thương mại).</w:t>
+        <w:t xml:space="preserve"> (Điều 06) – bồi thường phải theo thiệt hại thực tế có chứng minh (Điều 302–303 Luật Thương mại).</w:t>
       </w:r>
     </w:p>
     <w:p>
@@ -12824,7 +13090,7 @@
         <w:rPr>
           <w:b w:val="0"/>
         </w:rPr>
-        <w:t xml:space="preserve"> (Điều 8) – không có cơ quan tên này; dễ phát sinh tranh cãi về thẩm quyền.</w:t>
+        <w:t xml:space="preserve"> (Điều 08) – không có cơ quan tên này; ghi sai dễ phát sinh tranh cãi về thẩm quyền.</w:t>
       </w:r>
     </w:p>
     <w:p>
@@ -12842,7 +13108,25 @@
         <w:rPr>
           <w:b w:val="0"/>
         </w:rPr>
-        <w:t xml:space="preserve"> cho giao dịch gia công – lệch chế độ pháp lý (Luật TM Điều 178–184).</w:t>
+        <w:t xml:space="preserve"> cho giao dịch gia công – lệch chế độ pháp lý (Luật Thương mại Điều 178–184; BLDS Điều 542–553).</w:t>
+      </w:r>
+    </w:p>
+    <w:p>
+      <w:pPr>
+        <w:pStyle w:val="ListBullet"/>
+        <w:spacing w:after="20"/>
+      </w:pPr>
+      <w:r>
+        <w:rPr>
+          <w:b/>
+        </w:rPr>
+        <w:t>Shizencos được yêu cầu Sở Y tế thu hồi số công bố</w:t>
+      </w:r>
+      <w:r>
+        <w:rPr>
+          <w:b w:val="0"/>
+        </w:rPr>
+        <w:t xml:space="preserve"> (Điều 06) – mâu thuẫn với Điều 07 của chính dự thảo (“số công bố thuộc quyền sở hữu của Bên B”).</w:t>
       </w:r>
     </w:p>
     <w:p>
@@ -12860,56 +13144,3971 @@
         <w:rPr>
           <w:b w:val="0"/>
         </w:rPr>
-        <w:t xml:space="preserve"> ghi m² (Điều 6) và m³ (Điều 7) – mâu thuẫn nội tại.</w:t>
+        <w:t xml:space="preserve"> ghi đ/m² (Điều 06) nhưng đ/m³ (Điều 07); câu về hao hụt bao bì (Điều 3) bị cắt dở.</w:t>
+      </w:r>
+    </w:p>
+    <w:p>
+      <w:pPr>
+        <w:pStyle w:val="Heading2"/>
+      </w:pPr>
+      <w:r>
+        <w:t>7.2 Bảng sửa đổi theo mức ưu tiên (nội bộ)</w:t>
       </w:r>
     </w:p>
     <w:tbl>
       <w:tblPr>
         <w:tblStyle w:val="TableGrid"/>
         <w:tblW w:type="auto" w:w="0"/>
+        <w:tblLayout w:type="fixed"/>
         <w:tblLook w:firstColumn="1" w:firstRow="1" w:lastColumn="0" w:lastRow="0" w:noHBand="0" w:noVBand="1" w:val="04A0"/>
+        <w:jc w:val="center"/>
+        <w:tblBorders>
+          <w:top w:val="single" w:sz="4" w:space="0" w:color="E8BACB"/>
+          <w:left w:val="single" w:sz="4" w:space="0" w:color="E8BACB"/>
+          <w:bottom w:val="single" w:sz="4" w:space="0" w:color="E8BACB"/>
+          <w:right w:val="single" w:sz="4" w:space="0" w:color="E8BACB"/>
+          <w:insideH w:val="single" w:sz="4" w:space="0" w:color="E8BACB"/>
+          <w:insideV w:val="single" w:sz="4" w:space="0" w:color="E8BACB"/>
+        </w:tblBorders>
       </w:tblPr>
       <w:tblGrid>
-        <w:gridCol w:w="9866"/>
+        <w:gridCol w:w="510"/>
+        <w:gridCol w:w="1701"/>
+        <w:gridCol w:w="3685"/>
+        <w:gridCol w:w="2778"/>
+        <w:gridCol w:w="1190"/>
       </w:tblGrid>
       <w:tr>
-        <w:tc>
-          <w:tcPr>
-            <w:tcW w:type="dxa" w:w="9866"/>
-            <w:shd w:val="clear" w:color="auto" w:fill="FFF4D6"/>
-          </w:tcPr>
-          <w:p>
-            <w:pPr>
-              <w:spacing w:after="20"/>
-            </w:pPr>
-            <w:r/>
+        <w:trPr>
+          <w:tblHeader w:val="true"/>
+        </w:trPr>
+        <w:tc>
+          <w:tcPr>
+            <w:tcW w:type="dxa" w:w="510"/>
+            <w:shd w:val="clear" w:color="auto" w:fill="3A242B"/>
+          </w:tcPr>
+          <w:p>
+            <w:r>
+              <w:rPr>
+                <w:color w:val="FFFFFF"/>
+              </w:rPr>
+            </w:r>
             <w:r>
               <w:rPr>
                 <w:b/>
-                <w:sz w:val="19"/>
-              </w:rPr>
-              <w:t>Về vai trò Bên A/Bên B:</w:t>
-            </w:r>
-            <w:r>
-              <w:rPr>
-                <w:b w:val="0"/>
-                <w:sz w:val="19"/>
-              </w:rPr>
-              <w:t xml:space="preserve"> dự thảo gốc để Shizencos là Bên A. Dự thảo DS sửa đổi để </w:t>
+                <w:color w:val="FFFFFF"/>
+                <w:sz w:val="15"/>
+              </w:rPr>
+              <w:t>#</w:t>
+            </w:r>
+          </w:p>
+        </w:tc>
+        <w:tc>
+          <w:tcPr>
+            <w:tcW w:type="dxa" w:w="1701"/>
+            <w:shd w:val="clear" w:color="auto" w:fill="3A242B"/>
+          </w:tcPr>
+          <w:p>
+            <w:r>
+              <w:rPr>
+                <w:color w:val="FFFFFF"/>
+              </w:rPr>
             </w:r>
             <w:r>
               <w:rPr>
                 <w:b/>
-                <w:sz w:val="19"/>
-              </w:rPr>
-              <w:t>DS là Bên A (bên đặt gia công)</w:t>
-            </w:r>
-            <w:r>
-              <w:rPr>
-                <w:b w:val="0"/>
-                <w:sz w:val="19"/>
-              </w:rPr>
-              <w:t>, đúng thuật ngữ Luật Thương mại. Mọi điều khoản bảo vệ quyền lợi Bên A trong dự thảo sửa đổi là quyền lợi của DS. Khi Shizencos gửi lại bản hoàn chỉnh, cần kiểm tra họ không đảo lại vai trò.</w:t>
+                <w:color w:val="FFFFFF"/>
+                <w:sz w:val="15"/>
+              </w:rPr>
+              <w:t>Điều khoản</w:t>
+            </w:r>
+          </w:p>
+        </w:tc>
+        <w:tc>
+          <w:tcPr>
+            <w:tcW w:type="dxa" w:w="3685"/>
+            <w:shd w:val="clear" w:color="auto" w:fill="3A242B"/>
+          </w:tcPr>
+          <w:p>
+            <w:r>
+              <w:rPr>
+                <w:color w:val="FFFFFF"/>
+              </w:rPr>
+            </w:r>
+            <w:r>
+              <w:rPr>
+                <w:b/>
+                <w:color w:val="FFFFFF"/>
+                <w:sz w:val="15"/>
+              </w:rPr>
+              <w:t>Vấn đề</w:t>
+            </w:r>
+          </w:p>
+        </w:tc>
+        <w:tc>
+          <w:tcPr>
+            <w:tcW w:type="dxa" w:w="2778"/>
+            <w:shd w:val="clear" w:color="auto" w:fill="3A242B"/>
+          </w:tcPr>
+          <w:p>
+            <w:r>
+              <w:rPr>
+                <w:color w:val="FFFFFF"/>
+              </w:rPr>
+            </w:r>
+            <w:r>
+              <w:rPr>
+                <w:b/>
+                <w:color w:val="FFFFFF"/>
+                <w:sz w:val="15"/>
+              </w:rPr>
+              <w:t>Hướng sửa (tóm tắt)</w:t>
+            </w:r>
+          </w:p>
+        </w:tc>
+        <w:tc>
+          <w:tcPr>
+            <w:tcW w:type="dxa" w:w="1191"/>
+            <w:shd w:val="clear" w:color="auto" w:fill="3A242B"/>
+          </w:tcPr>
+          <w:p>
+            <w:r>
+              <w:rPr>
+                <w:color w:val="FFFFFF"/>
+              </w:rPr>
+            </w:r>
+            <w:r>
+              <w:rPr>
+                <w:b/>
+                <w:color w:val="FFFFFF"/>
+                <w:sz w:val="15"/>
+              </w:rPr>
+              <w:t>Ưu tiên</w:t>
+            </w:r>
+          </w:p>
+        </w:tc>
+      </w:tr>
+      <w:tr>
+        <w:tc>
+          <w:tcPr>
+            <w:tcW w:type="dxa" w:w="510"/>
+            <w:shd w:val="clear" w:color="auto" w:fill="E8BACB"/>
+          </w:tcPr>
+          <w:p>
+            <w:pPr>
+              <w:spacing w:after="0"/>
+            </w:pPr>
+            <w:r/>
+            <w:r>
+              <w:rPr>
+                <w:b w:val="0"/>
+                <w:sz w:val="15"/>
+              </w:rPr>
+              <w:t>1</w:t>
+            </w:r>
+          </w:p>
+        </w:tc>
+        <w:tc>
+          <w:tcPr>
+            <w:tcW w:type="dxa" w:w="1701"/>
+            <w:shd w:val="clear" w:color="auto" w:fill="E8BACB"/>
+          </w:tcPr>
+          <w:p>
+            <w:pPr>
+              <w:spacing w:after="0"/>
+            </w:pPr>
+            <w:r/>
+            <w:r>
+              <w:rPr>
+                <w:b w:val="0"/>
+                <w:sz w:val="15"/>
+              </w:rPr>
+              <w:t>Tiêu đề</w:t>
+            </w:r>
+          </w:p>
+        </w:tc>
+        <w:tc>
+          <w:tcPr>
+            <w:tcW w:type="dxa" w:w="3685"/>
+            <w:shd w:val="clear" w:color="auto" w:fill="E8BACB"/>
+          </w:tcPr>
+          <w:p>
+            <w:pPr>
+              <w:spacing w:after="0"/>
+            </w:pPr>
+            <w:r/>
+            <w:r>
+              <w:rPr>
+                <w:b w:val="0"/>
+                <w:sz w:val="15"/>
+              </w:rPr>
+              <w:t>Nội dung là gia công theo đơn đặt hàng (bên A dùng nguyên liệu của mình, bao bì của bên B) nhưng tiêu đề là “mua bán”. Hồ sơ công bố mỹ phẩm sản xuất trong nước cần hợp đồng sản xuất/gia công.</w:t>
+            </w:r>
+          </w:p>
+        </w:tc>
+        <w:tc>
+          <w:tcPr>
+            <w:tcW w:type="dxa" w:w="2778"/>
+            <w:shd w:val="clear" w:color="auto" w:fill="E8BACB"/>
+          </w:tcPr>
+          <w:p>
+            <w:pPr>
+              <w:spacing w:after="0"/>
+            </w:pPr>
+            <w:r/>
+            <w:r>
+              <w:rPr>
+                <w:b w:val="0"/>
+                <w:sz w:val="15"/>
+              </w:rPr>
+              <w:t>Luật Thương mại 2005 Điều 178–184; BLDS 2015 Điều 542–553; Thông tư 06/2011/TT-BYT</w:t>
+            </w:r>
+          </w:p>
+        </w:tc>
+        <w:tc>
+          <w:tcPr>
+            <w:tcW w:type="dxa" w:w="1191"/>
+            <w:shd w:val="clear" w:color="auto" w:fill="E8BACB"/>
+          </w:tcPr>
+          <w:p>
+            <w:pPr>
+              <w:spacing w:after="0"/>
+            </w:pPr>
+            <w:r/>
+            <w:r>
+              <w:rPr>
+                <w:b w:val="0"/>
+                <w:sz w:val="15"/>
+              </w:rPr>
+              <w:t>1 – Phải đạt</w:t>
+            </w:r>
+          </w:p>
+        </w:tc>
+      </w:tr>
+      <w:tr>
+        <w:tc>
+          <w:tcPr>
+            <w:tcW w:type="dxa" w:w="510"/>
+            <w:shd w:val="clear" w:color="auto" w:fill="E8BACB"/>
+          </w:tcPr>
+          <w:p>
+            <w:pPr>
+              <w:spacing w:after="0"/>
+            </w:pPr>
+            <w:r/>
+            <w:r>
+              <w:rPr>
+                <w:b w:val="0"/>
+                <w:sz w:val="15"/>
+              </w:rPr>
+              <w:t>4</w:t>
+            </w:r>
+          </w:p>
+        </w:tc>
+        <w:tc>
+          <w:tcPr>
+            <w:tcW w:type="dxa" w:w="1701"/>
+            <w:shd w:val="clear" w:color="auto" w:fill="E8BACB"/>
+          </w:tcPr>
+          <w:p>
+            <w:pPr>
+              <w:spacing w:after="0"/>
+            </w:pPr>
+            <w:r/>
+            <w:r>
+              <w:rPr>
+                <w:b w:val="0"/>
+                <w:sz w:val="15"/>
+              </w:rPr>
+              <w:t>Điều 1 – Nhãn hàng</w:t>
+            </w:r>
+          </w:p>
+        </w:tc>
+        <w:tc>
+          <w:tcPr>
+            <w:tcW w:type="dxa" w:w="3685"/>
+            <w:shd w:val="clear" w:color="auto" w:fill="E8BACB"/>
+          </w:tcPr>
+          <w:p>
+            <w:pPr>
+              <w:spacing w:after="0"/>
+            </w:pPr>
+            <w:r/>
+            <w:r>
+              <w:rPr>
+                <w:b w:val="0"/>
+                <w:sz w:val="15"/>
+              </w:rPr>
+              <w:t>“DS CORPORATION” là tên pháp nhân, không phải nhãn hàng in trên bao bì. Tên nhãn hàng trên Phiếu công bố phải trùng nhãn sản phẩm lưu hành.</w:t>
+            </w:r>
+          </w:p>
+        </w:tc>
+        <w:tc>
+          <w:tcPr>
+            <w:tcW w:type="dxa" w:w="2778"/>
+            <w:shd w:val="clear" w:color="auto" w:fill="E8BACB"/>
+          </w:tcPr>
+          <w:p>
+            <w:pPr>
+              <w:spacing w:after="0"/>
+            </w:pPr>
+            <w:r/>
+            <w:r>
+              <w:rPr>
+                <w:b w:val="0"/>
+                <w:sz w:val="15"/>
+              </w:rPr>
+              <w:t>Thông tư 06/2011/TT-BYT (Phiếu công bố); NĐ 43/2017 (nhãn)</w:t>
+            </w:r>
+          </w:p>
+        </w:tc>
+        <w:tc>
+          <w:tcPr>
+            <w:tcW w:type="dxa" w:w="1191"/>
+            <w:shd w:val="clear" w:color="auto" w:fill="E8BACB"/>
+          </w:tcPr>
+          <w:p>
+            <w:pPr>
+              <w:spacing w:after="0"/>
+            </w:pPr>
+            <w:r/>
+            <w:r>
+              <w:rPr>
+                <w:b w:val="0"/>
+                <w:sz w:val="15"/>
+              </w:rPr>
+              <w:t>1 – Phải đạt</w:t>
+            </w:r>
+          </w:p>
+        </w:tc>
+      </w:tr>
+      <w:tr>
+        <w:tc>
+          <w:tcPr>
+            <w:tcW w:type="dxa" w:w="510"/>
+            <w:shd w:val="clear" w:color="auto" w:fill="E8BACB"/>
+          </w:tcPr>
+          <w:p>
+            <w:pPr>
+              <w:spacing w:after="0"/>
+            </w:pPr>
+            <w:r/>
+            <w:r>
+              <w:rPr>
+                <w:b w:val="0"/>
+                <w:sz w:val="15"/>
+              </w:rPr>
+              <w:t>7</w:t>
+            </w:r>
+          </w:p>
+        </w:tc>
+        <w:tc>
+          <w:tcPr>
+            <w:tcW w:type="dxa" w:w="1701"/>
+            <w:shd w:val="clear" w:color="auto" w:fill="E8BACB"/>
+          </w:tcPr>
+          <w:p>
+            <w:pPr>
+              <w:spacing w:after="0"/>
+            </w:pPr>
+            <w:r/>
+            <w:r>
+              <w:rPr>
+                <w:b w:val="0"/>
+                <w:sz w:val="15"/>
+              </w:rPr>
+              <w:t>Điều 1 – Mẫu chốt &amp; ổn định</w:t>
+            </w:r>
+          </w:p>
+        </w:tc>
+        <w:tc>
+          <w:tcPr>
+            <w:tcW w:type="dxa" w:w="3685"/>
+            <w:shd w:val="clear" w:color="auto" w:fill="E8BACB"/>
+          </w:tcPr>
+          <w:p>
+            <w:pPr>
+              <w:spacing w:after="0"/>
+            </w:pPr>
+            <w:r/>
+            <w:r>
+              <w:rPr>
+                <w:b w:val="0"/>
+                <w:sz w:val="15"/>
+              </w:rPr>
+              <w:t>Theo dõi mẫu 07–14 ngày không đủ phát hiện ôi dầu, đổi mùi đối với sản phẩm dầu chứa tinh dầu và dầu giàu omega.</w:t>
+            </w:r>
+          </w:p>
+        </w:tc>
+        <w:tc>
+          <w:tcPr>
+            <w:tcW w:type="dxa" w:w="2778"/>
+            <w:shd w:val="clear" w:color="auto" w:fill="E8BACB"/>
+          </w:tcPr>
+          <w:p>
+            <w:pPr>
+              <w:spacing w:after="0"/>
+            </w:pPr>
+            <w:r/>
+            <w:r>
+              <w:rPr>
+                <w:b w:val="0"/>
+                <w:sz w:val="15"/>
+              </w:rPr>
+              <w:t>Thông tư 06/2011/TT-BYT (PIF – dữ liệu ổn định)</w:t>
+            </w:r>
+          </w:p>
+        </w:tc>
+        <w:tc>
+          <w:tcPr>
+            <w:tcW w:type="dxa" w:w="1191"/>
+            <w:shd w:val="clear" w:color="auto" w:fill="E8BACB"/>
+          </w:tcPr>
+          <w:p>
+            <w:pPr>
+              <w:spacing w:after="0"/>
+            </w:pPr>
+            <w:r/>
+            <w:r>
+              <w:rPr>
+                <w:b w:val="0"/>
+                <w:sz w:val="15"/>
+              </w:rPr>
+              <w:t>1 – Phải đạt</w:t>
+            </w:r>
+          </w:p>
+        </w:tc>
+      </w:tr>
+      <w:tr>
+        <w:tc>
+          <w:tcPr>
+            <w:tcW w:type="dxa" w:w="510"/>
+            <w:shd w:val="clear" w:color="auto" w:fill="E8BACB"/>
+          </w:tcPr>
+          <w:p>
+            <w:pPr>
+              <w:spacing w:after="0"/>
+            </w:pPr>
+            <w:r/>
+            <w:r>
+              <w:rPr>
+                <w:b w:val="0"/>
+                <w:sz w:val="15"/>
+              </w:rPr>
+              <w:t>11</w:t>
+            </w:r>
+          </w:p>
+        </w:tc>
+        <w:tc>
+          <w:tcPr>
+            <w:tcW w:type="dxa" w:w="1701"/>
+            <w:shd w:val="clear" w:color="auto" w:fill="E8BACB"/>
+          </w:tcPr>
+          <w:p>
+            <w:pPr>
+              <w:spacing w:after="0"/>
+            </w:pPr>
+            <w:r/>
+            <w:r>
+              <w:rPr>
+                <w:b w:val="0"/>
+                <w:sz w:val="15"/>
+              </w:rPr>
+              <w:t>Điều 1 – Yêu cầu kỹ thuật công thức</w:t>
+            </w:r>
+          </w:p>
+        </w:tc>
+        <w:tc>
+          <w:tcPr>
+            <w:tcW w:type="dxa" w:w="3685"/>
+            <w:shd w:val="clear" w:color="auto" w:fill="E8BACB"/>
+          </w:tcPr>
+          <w:p>
+            <w:pPr>
+              <w:spacing w:after="0"/>
+            </w:pPr>
+            <w:r/>
+            <w:r>
+              <w:rPr>
+                <w:b w:val="0"/>
+                <w:sz w:val="15"/>
+              </w:rPr>
+              <w:t>Dự thảo chỉ ghi LOT công thức, không có căn cứ bảo đảm công dụng và kiểm tra chất lượng. Bên A vẫn được bảo mật tỷ lệ công thức.</w:t>
+            </w:r>
+          </w:p>
+        </w:tc>
+        <w:tc>
+          <w:tcPr>
+            <w:tcW w:type="dxa" w:w="2778"/>
+            <w:shd w:val="clear" w:color="auto" w:fill="E8BACB"/>
+          </w:tcPr>
+          <w:p>
+            <w:pPr>
+              <w:spacing w:after="0"/>
+            </w:pPr>
+            <w:r/>
+            <w:r>
+              <w:rPr>
+                <w:b w:val="0"/>
+                <w:sz w:val="15"/>
+              </w:rPr>
+              <w:t>Luật Thương mại 2005 Điều 178, 181 (bên đặt gia công được kiểm tra chất lượng); Hiệp định mỹ phẩm ASEAN</w:t>
+            </w:r>
+          </w:p>
+        </w:tc>
+        <w:tc>
+          <w:tcPr>
+            <w:tcW w:type="dxa" w:w="1191"/>
+            <w:shd w:val="clear" w:color="auto" w:fill="E8BACB"/>
+          </w:tcPr>
+          <w:p>
+            <w:pPr>
+              <w:spacing w:after="0"/>
+            </w:pPr>
+            <w:r/>
+            <w:r>
+              <w:rPr>
+                <w:b w:val="0"/>
+                <w:sz w:val="15"/>
+              </w:rPr>
+              <w:t>1 – Phải đạt</w:t>
+            </w:r>
+          </w:p>
+        </w:tc>
+      </w:tr>
+      <w:tr>
+        <w:tc>
+          <w:tcPr>
+            <w:tcW w:type="dxa" w:w="510"/>
+            <w:shd w:val="clear" w:color="auto" w:fill="E8BACB"/>
+          </w:tcPr>
+          <w:p>
+            <w:pPr>
+              <w:spacing w:after="0"/>
+            </w:pPr>
+            <w:r/>
+            <w:r>
+              <w:rPr>
+                <w:b w:val="0"/>
+                <w:sz w:val="15"/>
+              </w:rPr>
+              <w:t>14</w:t>
+            </w:r>
+          </w:p>
+        </w:tc>
+        <w:tc>
+          <w:tcPr>
+            <w:tcW w:type="dxa" w:w="1701"/>
+            <w:shd w:val="clear" w:color="auto" w:fill="E8BACB"/>
+          </w:tcPr>
+          <w:p>
+            <w:pPr>
+              <w:spacing w:after="0"/>
+            </w:pPr>
+            <w:r/>
+            <w:r>
+              <w:rPr>
+                <w:b w:val="0"/>
+                <w:sz w:val="15"/>
+              </w:rPr>
+              <w:t>Điều 3 – Nguyên liệu</w:t>
+            </w:r>
+          </w:p>
+        </w:tc>
+        <w:tc>
+          <w:tcPr>
+            <w:tcW w:type="dxa" w:w="3685"/>
+            <w:shd w:val="clear" w:color="auto" w:fill="E8BACB"/>
+          </w:tcPr>
+          <w:p>
+            <w:pPr>
+              <w:spacing w:after="0"/>
+            </w:pPr>
+            <w:r/>
+            <w:r>
+              <w:rPr>
+                <w:b w:val="0"/>
+                <w:sz w:val="15"/>
+              </w:rPr>
+              <w:t>Bên A cung cấp toàn bộ nguyên liệu nhưng chưa có nghĩa vụ hồ sơ nguyên liệu (cần cho PIF, ghi nhãn allergen).</w:t>
+            </w:r>
+          </w:p>
+        </w:tc>
+        <w:tc>
+          <w:tcPr>
+            <w:tcW w:type="dxa" w:w="2778"/>
+            <w:shd w:val="clear" w:color="auto" w:fill="E8BACB"/>
+          </w:tcPr>
+          <w:p>
+            <w:pPr>
+              <w:spacing w:after="0"/>
+            </w:pPr>
+            <w:r/>
+            <w:r>
+              <w:rPr>
+                <w:b w:val="0"/>
+                <w:sz w:val="15"/>
+              </w:rPr>
+              <w:t>Thông tư 06/2011/TT-BYT (PIF); Luật Thương mại 2005 Điều 182</w:t>
+            </w:r>
+          </w:p>
+        </w:tc>
+        <w:tc>
+          <w:tcPr>
+            <w:tcW w:type="dxa" w:w="1191"/>
+            <w:shd w:val="clear" w:color="auto" w:fill="E8BACB"/>
+          </w:tcPr>
+          <w:p>
+            <w:pPr>
+              <w:spacing w:after="0"/>
+            </w:pPr>
+            <w:r/>
+            <w:r>
+              <w:rPr>
+                <w:b w:val="0"/>
+                <w:sz w:val="15"/>
+              </w:rPr>
+              <w:t>1 – Phải đạt</w:t>
+            </w:r>
+          </w:p>
+        </w:tc>
+      </w:tr>
+      <w:tr>
+        <w:tc>
+          <w:tcPr>
+            <w:tcW w:type="dxa" w:w="510"/>
+            <w:shd w:val="clear" w:color="auto" w:fill="E8BACB"/>
+          </w:tcPr>
+          <w:p>
+            <w:pPr>
+              <w:spacing w:after="0"/>
+            </w:pPr>
+            <w:r/>
+            <w:r>
+              <w:rPr>
+                <w:b w:val="0"/>
+                <w:sz w:val="15"/>
+              </w:rPr>
+              <w:t>18</w:t>
+            </w:r>
+          </w:p>
+        </w:tc>
+        <w:tc>
+          <w:tcPr>
+            <w:tcW w:type="dxa" w:w="1701"/>
+            <w:shd w:val="clear" w:color="auto" w:fill="E8BACB"/>
+          </w:tcPr>
+          <w:p>
+            <w:pPr>
+              <w:spacing w:after="0"/>
+            </w:pPr>
+            <w:r/>
+            <w:r>
+              <w:rPr>
+                <w:b w:val="0"/>
+                <w:sz w:val="15"/>
+              </w:rPr>
+              <w:t>Điều 4 – Chuyển rủi ro, nghiệm thu, chậm giao</w:t>
+            </w:r>
+          </w:p>
+        </w:tc>
+        <w:tc>
+          <w:tcPr>
+            <w:tcW w:type="dxa" w:w="3685"/>
+            <w:shd w:val="clear" w:color="auto" w:fill="E8BACB"/>
+          </w:tcPr>
+          <w:p>
+            <w:pPr>
+              <w:spacing w:after="0"/>
+            </w:pPr>
+            <w:r/>
+            <w:r>
+              <w:rPr>
+                <w:b w:val="0"/>
+                <w:sz w:val="15"/>
+              </w:rPr>
+              <w:t>Dự thảo không có điều khoản nghiệm thu, thời điểm chuyển rủi ro và chế tài chậm giao hàng.</w:t>
+            </w:r>
+          </w:p>
+        </w:tc>
+        <w:tc>
+          <w:tcPr>
+            <w:tcW w:type="dxa" w:w="2778"/>
+            <w:shd w:val="clear" w:color="auto" w:fill="E8BACB"/>
+          </w:tcPr>
+          <w:p>
+            <w:pPr>
+              <w:spacing w:after="0"/>
+            </w:pPr>
+            <w:r/>
+            <w:r>
+              <w:rPr>
+                <w:b w:val="0"/>
+                <w:sz w:val="15"/>
+              </w:rPr>
+              <w:t>Luật Thương mại 2005 Điều 300–303; BLDS 2015 Điều 441 (thời điểm chịu rủi ro)</w:t>
+            </w:r>
+          </w:p>
+        </w:tc>
+        <w:tc>
+          <w:tcPr>
+            <w:tcW w:type="dxa" w:w="1191"/>
+            <w:shd w:val="clear" w:color="auto" w:fill="E8BACB"/>
+          </w:tcPr>
+          <w:p>
+            <w:pPr>
+              <w:spacing w:after="0"/>
+            </w:pPr>
+            <w:r/>
+            <w:r>
+              <w:rPr>
+                <w:b w:val="0"/>
+                <w:sz w:val="15"/>
+              </w:rPr>
+              <w:t>1 – Phải đạt</w:t>
+            </w:r>
+          </w:p>
+        </w:tc>
+      </w:tr>
+      <w:tr>
+        <w:tc>
+          <w:tcPr>
+            <w:tcW w:type="dxa" w:w="510"/>
+            <w:shd w:val="clear" w:color="auto" w:fill="E8BACB"/>
+          </w:tcPr>
+          <w:p>
+            <w:pPr>
+              <w:spacing w:after="0"/>
+            </w:pPr>
+            <w:r/>
+            <w:r>
+              <w:rPr>
+                <w:b w:val="0"/>
+                <w:sz w:val="15"/>
+              </w:rPr>
+              <w:t>19</w:t>
+            </w:r>
+          </w:p>
+        </w:tc>
+        <w:tc>
+          <w:tcPr>
+            <w:tcW w:type="dxa" w:w="1701"/>
+            <w:shd w:val="clear" w:color="auto" w:fill="E8BACB"/>
+          </w:tcPr>
+          <w:p>
+            <w:pPr>
+              <w:spacing w:after="0"/>
+            </w:pPr>
+            <w:r/>
+            <w:r>
+              <w:rPr>
+                <w:b w:val="0"/>
+                <w:sz w:val="15"/>
+              </w:rPr>
+              <w:t>Điều 5 – Thời hạn bảo hành</w:t>
+            </w:r>
+          </w:p>
+        </w:tc>
+        <w:tc>
+          <w:tcPr>
+            <w:tcW w:type="dxa" w:w="3685"/>
+            <w:shd w:val="clear" w:color="auto" w:fill="E8BACB"/>
+          </w:tcPr>
+          <w:p>
+            <w:pPr>
+              <w:spacing w:after="0"/>
+            </w:pPr>
+            <w:r/>
+            <w:r>
+              <w:rPr>
+                <w:b w:val="0"/>
+                <w:sz w:val="15"/>
+              </w:rPr>
+              <w:t>Bảo hành 06 tháng trong khi sản phẩm lưu hành đến hết hạn sử dụng (dự kiến 24 tháng).</w:t>
+            </w:r>
+          </w:p>
+        </w:tc>
+        <w:tc>
+          <w:tcPr>
+            <w:tcW w:type="dxa" w:w="2778"/>
+            <w:shd w:val="clear" w:color="auto" w:fill="E8BACB"/>
+          </w:tcPr>
+          <w:p>
+            <w:pPr>
+              <w:spacing w:after="0"/>
+            </w:pPr>
+            <w:r/>
+            <w:r>
+              <w:rPr>
+                <w:b w:val="0"/>
+                <w:sz w:val="15"/>
+              </w:rPr>
+              <w:t>BLDS 2015 Điều 446–448 (bảo hành)</w:t>
+            </w:r>
+          </w:p>
+        </w:tc>
+        <w:tc>
+          <w:tcPr>
+            <w:tcW w:type="dxa" w:w="1191"/>
+            <w:shd w:val="clear" w:color="auto" w:fill="E8BACB"/>
+          </w:tcPr>
+          <w:p>
+            <w:pPr>
+              <w:spacing w:after="0"/>
+            </w:pPr>
+            <w:r/>
+            <w:r>
+              <w:rPr>
+                <w:b w:val="0"/>
+                <w:sz w:val="15"/>
+              </w:rPr>
+              <w:t>1 – Phải đạt</w:t>
+            </w:r>
+          </w:p>
+        </w:tc>
+      </w:tr>
+      <w:tr>
+        <w:tc>
+          <w:tcPr>
+            <w:tcW w:type="dxa" w:w="510"/>
+            <w:shd w:val="clear" w:color="auto" w:fill="E8BACB"/>
+          </w:tcPr>
+          <w:p>
+            <w:pPr>
+              <w:spacing w:after="0"/>
+            </w:pPr>
+            <w:r/>
+            <w:r>
+              <w:rPr>
+                <w:b w:val="0"/>
+                <w:sz w:val="15"/>
+              </w:rPr>
+              <w:t>21</w:t>
+            </w:r>
+          </w:p>
+        </w:tc>
+        <w:tc>
+          <w:tcPr>
+            <w:tcW w:type="dxa" w:w="1701"/>
+            <w:shd w:val="clear" w:color="auto" w:fill="E8BACB"/>
+          </w:tcPr>
+          <w:p>
+            <w:pPr>
+              <w:spacing w:after="0"/>
+            </w:pPr>
+            <w:r/>
+            <w:r>
+              <w:rPr>
+                <w:b w:val="0"/>
+                <w:sz w:val="15"/>
+              </w:rPr>
+              <w:t>Điều 5 – Xử lý lỗi, thu hồi, mẫu lưu</w:t>
+            </w:r>
+          </w:p>
+        </w:tc>
+        <w:tc>
+          <w:tcPr>
+            <w:tcW w:type="dxa" w:w="3685"/>
+            <w:shd w:val="clear" w:color="auto" w:fill="E8BACB"/>
+          </w:tcPr>
+          <w:p>
+            <w:pPr>
+              <w:spacing w:after="0"/>
+            </w:pPr>
+            <w:r/>
+            <w:r>
+              <w:rPr>
+                <w:b w:val="0"/>
+                <w:sz w:val="15"/>
+              </w:rPr>
+              <w:t>Bên A chỉ “phối hợp xử lý” trong 15–30 ngày, không có nghĩa vụ đổi hàng, hoàn tiền, bồi thường; chưa có cơ chế giám định và mẫu lưu.</w:t>
+            </w:r>
+          </w:p>
+        </w:tc>
+        <w:tc>
+          <w:tcPr>
+            <w:tcW w:type="dxa" w:w="2778"/>
+            <w:shd w:val="clear" w:color="auto" w:fill="E8BACB"/>
+          </w:tcPr>
+          <w:p>
+            <w:pPr>
+              <w:spacing w:after="0"/>
+            </w:pPr>
+            <w:r/>
+            <w:r>
+              <w:rPr>
+                <w:b w:val="0"/>
+                <w:sz w:val="15"/>
+              </w:rPr>
+              <w:t>Luật Thương mại 2005 Điều 302–303; BLDS 2015 Điều 447</w:t>
+            </w:r>
+          </w:p>
+        </w:tc>
+        <w:tc>
+          <w:tcPr>
+            <w:tcW w:type="dxa" w:w="1191"/>
+            <w:shd w:val="clear" w:color="auto" w:fill="E8BACB"/>
+          </w:tcPr>
+          <w:p>
+            <w:pPr>
+              <w:spacing w:after="0"/>
+            </w:pPr>
+            <w:r/>
+            <w:r>
+              <w:rPr>
+                <w:b w:val="0"/>
+                <w:sz w:val="15"/>
+              </w:rPr>
+              <w:t>1 – Phải đạt</w:t>
+            </w:r>
+          </w:p>
+        </w:tc>
+      </w:tr>
+      <w:tr>
+        <w:tc>
+          <w:tcPr>
+            <w:tcW w:type="dxa" w:w="510"/>
+            <w:shd w:val="clear" w:color="auto" w:fill="E8BACB"/>
+          </w:tcPr>
+          <w:p>
+            <w:pPr>
+              <w:spacing w:after="0"/>
+            </w:pPr>
+            <w:r/>
+            <w:r>
+              <w:rPr>
+                <w:b w:val="0"/>
+                <w:sz w:val="15"/>
+              </w:rPr>
+              <w:t>23</w:t>
+            </w:r>
+          </w:p>
+        </w:tc>
+        <w:tc>
+          <w:tcPr>
+            <w:tcW w:type="dxa" w:w="1701"/>
+            <w:shd w:val="clear" w:color="auto" w:fill="E8BACB"/>
+          </w:tcPr>
+          <w:p>
+            <w:pPr>
+              <w:spacing w:after="0"/>
+            </w:pPr>
+            <w:r/>
+            <w:r>
+              <w:rPr>
+                <w:b w:val="0"/>
+                <w:sz w:val="15"/>
+              </w:rPr>
+              <w:t>Điều 6 – Công bố sản phẩm &amp; PIF</w:t>
+            </w:r>
+          </w:p>
+        </w:tc>
+        <w:tc>
+          <w:tcPr>
+            <w:tcW w:type="dxa" w:w="3685"/>
+            <w:shd w:val="clear" w:color="auto" w:fill="E8BACB"/>
+          </w:tcPr>
+          <w:p>
+            <w:pPr>
+              <w:spacing w:after="0"/>
+            </w:pPr>
+            <w:r/>
+            <w:r>
+              <w:rPr>
+                <w:b w:val="0"/>
+                <w:sz w:val="15"/>
+              </w:rPr>
+              <w:t>Không rõ ai đứng tên công bố, thời hạn nộp, quyền đối với số tiếp nhận; chưa có nghĩa vụ về PIF (tổ chức đứng tên công bố phải bảo đảm PIF sẵn sàng khi kiểm tra).</w:t>
+            </w:r>
+          </w:p>
+        </w:tc>
+        <w:tc>
+          <w:tcPr>
+            <w:tcW w:type="dxa" w:w="2778"/>
+            <w:shd w:val="clear" w:color="auto" w:fill="E8BACB"/>
+          </w:tcPr>
+          <w:p>
+            <w:pPr>
+              <w:spacing w:after="0"/>
+            </w:pPr>
+            <w:r/>
+            <w:r>
+              <w:rPr>
+                <w:b w:val="0"/>
+                <w:sz w:val="15"/>
+              </w:rPr>
+              <w:t>Thông tư 06/2011/TT-BYT (công bố, PIF); NĐ 93/2016 (điều kiện sản xuất)</w:t>
+            </w:r>
+          </w:p>
+        </w:tc>
+        <w:tc>
+          <w:tcPr>
+            <w:tcW w:type="dxa" w:w="1191"/>
+            <w:shd w:val="clear" w:color="auto" w:fill="E8BACB"/>
+          </w:tcPr>
+          <w:p>
+            <w:pPr>
+              <w:spacing w:after="0"/>
+            </w:pPr>
+            <w:r/>
+            <w:r>
+              <w:rPr>
+                <w:b w:val="0"/>
+                <w:sz w:val="15"/>
+              </w:rPr>
+              <w:t>1 – Phải đạt</w:t>
+            </w:r>
+          </w:p>
+        </w:tc>
+      </w:tr>
+      <w:tr>
+        <w:tc>
+          <w:tcPr>
+            <w:tcW w:type="dxa" w:w="510"/>
+            <w:shd w:val="clear" w:color="auto" w:fill="E8BACB"/>
+          </w:tcPr>
+          <w:p>
+            <w:pPr>
+              <w:spacing w:after="0"/>
+            </w:pPr>
+            <w:r/>
+            <w:r>
+              <w:rPr>
+                <w:b w:val="0"/>
+                <w:sz w:val="15"/>
+              </w:rPr>
+              <w:t>27</w:t>
+            </w:r>
+          </w:p>
+        </w:tc>
+        <w:tc>
+          <w:tcPr>
+            <w:tcW w:type="dxa" w:w="1701"/>
+            <w:shd w:val="clear" w:color="auto" w:fill="E8BACB"/>
+          </w:tcPr>
+          <w:p>
+            <w:pPr>
+              <w:spacing w:after="0"/>
+            </w:pPr>
+            <w:r/>
+            <w:r>
+              <w:rPr>
+                <w:b w:val="0"/>
+                <w:sz w:val="15"/>
+              </w:rPr>
+              <w:t>Điều 6 – Thu hồi số công bố</w:t>
+            </w:r>
+          </w:p>
+        </w:tc>
+        <w:tc>
+          <w:tcPr>
+            <w:tcW w:type="dxa" w:w="3685"/>
+            <w:shd w:val="clear" w:color="auto" w:fill="E8BACB"/>
+          </w:tcPr>
+          <w:p>
+            <w:pPr>
+              <w:spacing w:after="0"/>
+            </w:pPr>
+            <w:r/>
+            <w:r>
+              <w:rPr>
+                <w:b w:val="0"/>
+                <w:sz w:val="15"/>
+              </w:rPr>
+              <w:t>Bên A được đơn phương yêu cầu thu hồi số công bố của Bên B » hàng đang lưu hành bị ảnh hưởng, mâu thuẫn Điều 7 (“số công bố thuộc quyền sở hữu của Bên B”).</w:t>
+            </w:r>
+          </w:p>
+        </w:tc>
+        <w:tc>
+          <w:tcPr>
+            <w:tcW w:type="dxa" w:w="2778"/>
+            <w:shd w:val="clear" w:color="auto" w:fill="E8BACB"/>
+          </w:tcPr>
+          <w:p>
+            <w:pPr>
+              <w:spacing w:after="0"/>
+            </w:pPr>
+            <w:r/>
+            <w:r>
+              <w:rPr>
+                <w:b w:val="0"/>
+                <w:sz w:val="15"/>
+              </w:rPr>
+              <w:t>Thông tư 06/2011/TT-BYT; BLDS 2015 Điều 3 (thiện chí, trung thực)</w:t>
+            </w:r>
+          </w:p>
+        </w:tc>
+        <w:tc>
+          <w:tcPr>
+            <w:tcW w:type="dxa" w:w="1191"/>
+            <w:shd w:val="clear" w:color="auto" w:fill="E8BACB"/>
+          </w:tcPr>
+          <w:p>
+            <w:pPr>
+              <w:spacing w:after="0"/>
+            </w:pPr>
+            <w:r/>
+            <w:r>
+              <w:rPr>
+                <w:b w:val="0"/>
+                <w:sz w:val="15"/>
+              </w:rPr>
+              <w:t>1 – Phải đạt</w:t>
+            </w:r>
+          </w:p>
+        </w:tc>
+      </w:tr>
+      <w:tr>
+        <w:tc>
+          <w:tcPr>
+            <w:tcW w:type="dxa" w:w="510"/>
+            <w:shd w:val="clear" w:color="auto" w:fill="E8BACB"/>
+          </w:tcPr>
+          <w:p>
+            <w:pPr>
+              <w:spacing w:after="0"/>
+            </w:pPr>
+            <w:r/>
+            <w:r>
+              <w:rPr>
+                <w:b w:val="0"/>
+                <w:sz w:val="15"/>
+              </w:rPr>
+              <w:t>28</w:t>
+            </w:r>
+          </w:p>
+        </w:tc>
+        <w:tc>
+          <w:tcPr>
+            <w:tcW w:type="dxa" w:w="1701"/>
+            <w:shd w:val="clear" w:color="auto" w:fill="E8BACB"/>
+          </w:tcPr>
+          <w:p>
+            <w:pPr>
+              <w:spacing w:after="0"/>
+            </w:pPr>
+            <w:r/>
+            <w:r>
+              <w:rPr>
+                <w:b w:val="0"/>
+                <w:sz w:val="15"/>
+              </w:rPr>
+              <w:t>Điều 6 – Bồi thường 50%</w:t>
+            </w:r>
+          </w:p>
+        </w:tc>
+        <w:tc>
+          <w:tcPr>
+            <w:tcW w:type="dxa" w:w="3685"/>
+            <w:shd w:val="clear" w:color="auto" w:fill="E8BACB"/>
+          </w:tcPr>
+          <w:p>
+            <w:pPr>
+              <w:spacing w:after="0"/>
+            </w:pPr>
+            <w:r/>
+            <w:r>
+              <w:rPr>
+                <w:b w:val="0"/>
+                <w:sz w:val="15"/>
+              </w:rPr>
+              <w:t>Mức “bồi thường 50% giá trị đơn hàng bên thứ ba” là khoản ấn định, không gắn với thiệt hại thực tế; chỉ áp dụng một chiều.</w:t>
+            </w:r>
+          </w:p>
+        </w:tc>
+        <w:tc>
+          <w:tcPr>
+            <w:tcW w:type="dxa" w:w="2778"/>
+            <w:shd w:val="clear" w:color="auto" w:fill="E8BACB"/>
+          </w:tcPr>
+          <w:p>
+            <w:pPr>
+              <w:spacing w:after="0"/>
+            </w:pPr>
+            <w:r/>
+            <w:r>
+              <w:rPr>
+                <w:b w:val="0"/>
+                <w:sz w:val="15"/>
+              </w:rPr>
+              <w:t>Luật Thương mại 2005 Điều 301–303</w:t>
+            </w:r>
+          </w:p>
+        </w:tc>
+        <w:tc>
+          <w:tcPr>
+            <w:tcW w:type="dxa" w:w="1191"/>
+            <w:shd w:val="clear" w:color="auto" w:fill="E8BACB"/>
+          </w:tcPr>
+          <w:p>
+            <w:pPr>
+              <w:spacing w:after="0"/>
+            </w:pPr>
+            <w:r/>
+            <w:r>
+              <w:rPr>
+                <w:b w:val="0"/>
+                <w:sz w:val="15"/>
+              </w:rPr>
+              <w:t>1 – Phải đạt</w:t>
+            </w:r>
+          </w:p>
+        </w:tc>
+      </w:tr>
+      <w:tr>
+        <w:tc>
+          <w:tcPr>
+            <w:tcW w:type="dxa" w:w="510"/>
+            <w:shd w:val="clear" w:color="auto" w:fill="E8BACB"/>
+          </w:tcPr>
+          <w:p>
+            <w:pPr>
+              <w:spacing w:after="0"/>
+            </w:pPr>
+            <w:r/>
+            <w:r>
+              <w:rPr>
+                <w:b w:val="0"/>
+                <w:sz w:val="15"/>
+              </w:rPr>
+              <w:t>29</w:t>
+            </w:r>
+          </w:p>
+        </w:tc>
+        <w:tc>
+          <w:tcPr>
+            <w:tcW w:type="dxa" w:w="1701"/>
+            <w:shd w:val="clear" w:color="auto" w:fill="E8BACB"/>
+          </w:tcPr>
+          <w:p>
+            <w:pPr>
+              <w:spacing w:after="0"/>
+            </w:pPr>
+            <w:r/>
+            <w:r>
+              <w:rPr>
+                <w:b w:val="0"/>
+                <w:sz w:val="15"/>
+              </w:rPr>
+              <w:t>Điều 6 – Thanh lý, tiêu hủy hàng tồn</w:t>
+            </w:r>
+          </w:p>
+        </w:tc>
+        <w:tc>
+          <w:tcPr>
+            <w:tcW w:type="dxa" w:w="3685"/>
+            <w:shd w:val="clear" w:color="auto" w:fill="E8BACB"/>
+          </w:tcPr>
+          <w:p>
+            <w:pPr>
+              <w:spacing w:after="0"/>
+            </w:pPr>
+            <w:r/>
+            <w:r>
+              <w:rPr>
+                <w:b w:val="0"/>
+                <w:sz w:val="15"/>
+              </w:rPr>
+              <w:t>Bên A “toàn quyền thanh lý” hàng mang nhãn hiệu Bên B chỉ sau 07 ngày » nguy cơ hàng trôi nổi thị trường, xâm phạm nhãn hiệu.</w:t>
+            </w:r>
+          </w:p>
+        </w:tc>
+        <w:tc>
+          <w:tcPr>
+            <w:tcW w:type="dxa" w:w="2778"/>
+            <w:shd w:val="clear" w:color="auto" w:fill="E8BACB"/>
+          </w:tcPr>
+          <w:p>
+            <w:pPr>
+              <w:spacing w:after="0"/>
+            </w:pPr>
+            <w:r/>
+            <w:r>
+              <w:rPr>
+                <w:b w:val="0"/>
+                <w:sz w:val="15"/>
+              </w:rPr>
+              <w:t>Luật Sở hữu trí tuệ (quyền đối với nhãn hiệu)</w:t>
+            </w:r>
+          </w:p>
+        </w:tc>
+        <w:tc>
+          <w:tcPr>
+            <w:tcW w:type="dxa" w:w="1191"/>
+            <w:shd w:val="clear" w:color="auto" w:fill="E8BACB"/>
+          </w:tcPr>
+          <w:p>
+            <w:pPr>
+              <w:spacing w:after="0"/>
+            </w:pPr>
+            <w:r/>
+            <w:r>
+              <w:rPr>
+                <w:b w:val="0"/>
+                <w:sz w:val="15"/>
+              </w:rPr>
+              <w:t>1 – Phải đạt</w:t>
+            </w:r>
+          </w:p>
+        </w:tc>
+      </w:tr>
+      <w:tr>
+        <w:tc>
+          <w:tcPr>
+            <w:tcW w:type="dxa" w:w="510"/>
+            <w:shd w:val="clear" w:color="auto" w:fill="E8BACB"/>
+          </w:tcPr>
+          <w:p>
+            <w:pPr>
+              <w:spacing w:after="0"/>
+            </w:pPr>
+            <w:r/>
+            <w:r>
+              <w:rPr>
+                <w:b w:val="0"/>
+                <w:sz w:val="15"/>
+              </w:rPr>
+              <w:t>32</w:t>
+            </w:r>
+          </w:p>
+        </w:tc>
+        <w:tc>
+          <w:tcPr>
+            <w:tcW w:type="dxa" w:w="1701"/>
+            <w:shd w:val="clear" w:color="auto" w:fill="E8BACB"/>
+          </w:tcPr>
+          <w:p>
+            <w:pPr>
+              <w:spacing w:after="0"/>
+            </w:pPr>
+            <w:r/>
+            <w:r>
+              <w:rPr>
+                <w:b w:val="0"/>
+                <w:sz w:val="15"/>
+              </w:rPr>
+              <w:t>Điều 7 – Quyền đối với số công bố</w:t>
+            </w:r>
+          </w:p>
+        </w:tc>
+        <w:tc>
+          <w:tcPr>
+            <w:tcW w:type="dxa" w:w="3685"/>
+            <w:shd w:val="clear" w:color="auto" w:fill="E8BACB"/>
+          </w:tcPr>
+          <w:p>
+            <w:pPr>
+              <w:spacing w:after="0"/>
+            </w:pPr>
+            <w:r/>
+            <w:r>
+              <w:rPr>
+                <w:b w:val="0"/>
+                <w:sz w:val="15"/>
+              </w:rPr>
+              <w:t>Làm rõ chủ thể đứng tên công bố, thống nhất với Điều 6.</w:t>
+            </w:r>
+          </w:p>
+        </w:tc>
+        <w:tc>
+          <w:tcPr>
+            <w:tcW w:type="dxa" w:w="2778"/>
+            <w:shd w:val="clear" w:color="auto" w:fill="E8BACB"/>
+          </w:tcPr>
+          <w:p>
+            <w:pPr>
+              <w:spacing w:after="0"/>
+            </w:pPr>
+            <w:r/>
+            <w:r>
+              <w:rPr>
+                <w:b w:val="0"/>
+                <w:sz w:val="15"/>
+              </w:rPr>
+              <w:t>Thông tư 06/2011/TT-BYT</w:t>
+            </w:r>
+          </w:p>
+        </w:tc>
+        <w:tc>
+          <w:tcPr>
+            <w:tcW w:type="dxa" w:w="1191"/>
+            <w:shd w:val="clear" w:color="auto" w:fill="E8BACB"/>
+          </w:tcPr>
+          <w:p>
+            <w:pPr>
+              <w:spacing w:after="0"/>
+            </w:pPr>
+            <w:r/>
+            <w:r>
+              <w:rPr>
+                <w:b w:val="0"/>
+                <w:sz w:val="15"/>
+              </w:rPr>
+              <w:t>1 – Phải đạt</w:t>
+            </w:r>
+          </w:p>
+        </w:tc>
+      </w:tr>
+      <w:tr>
+        <w:tc>
+          <w:tcPr>
+            <w:tcW w:type="dxa" w:w="510"/>
+            <w:shd w:val="clear" w:color="auto" w:fill="E8BACB"/>
+          </w:tcPr>
+          <w:p>
+            <w:pPr>
+              <w:spacing w:after="0"/>
+            </w:pPr>
+            <w:r/>
+            <w:r>
+              <w:rPr>
+                <w:b w:val="0"/>
+                <w:sz w:val="15"/>
+              </w:rPr>
+              <w:t>35</w:t>
+            </w:r>
+          </w:p>
+        </w:tc>
+        <w:tc>
+          <w:tcPr>
+            <w:tcW w:type="dxa" w:w="1701"/>
+            <w:shd w:val="clear" w:color="auto" w:fill="E8BACB"/>
+          </w:tcPr>
+          <w:p>
+            <w:pPr>
+              <w:spacing w:after="0"/>
+            </w:pPr>
+            <w:r/>
+            <w:r>
+              <w:rPr>
+                <w:b w:val="0"/>
+                <w:sz w:val="15"/>
+              </w:rPr>
+              <w:t>Điều 7 – Đơn phương hủy HĐ (phạt 20%)</w:t>
+            </w:r>
+          </w:p>
+        </w:tc>
+        <w:tc>
+          <w:tcPr>
+            <w:tcW w:type="dxa" w:w="3685"/>
+            <w:shd w:val="clear" w:color="auto" w:fill="E8BACB"/>
+          </w:tcPr>
+          <w:p>
+            <w:pPr>
+              <w:spacing w:after="0"/>
+            </w:pPr>
+            <w:r/>
+            <w:r>
+              <w:rPr>
+                <w:b w:val="0"/>
+                <w:sz w:val="15"/>
+              </w:rPr>
+              <w:t>Phạt 20% tổng giá trị hợp đồng vượt mức trần 8%; chỉ áp dụng một chiều với Bên B.</w:t>
+            </w:r>
+          </w:p>
+        </w:tc>
+        <w:tc>
+          <w:tcPr>
+            <w:tcW w:type="dxa" w:w="2778"/>
+            <w:shd w:val="clear" w:color="auto" w:fill="E8BACB"/>
+          </w:tcPr>
+          <w:p>
+            <w:pPr>
+              <w:spacing w:after="0"/>
+            </w:pPr>
+            <w:r/>
+            <w:r>
+              <w:rPr>
+                <w:b w:val="0"/>
+                <w:sz w:val="15"/>
+              </w:rPr>
+              <w:t>Luật Thương mại 2005 Điều 301 (mức phạt tối đa 8%), Điều 302–303; Điều 181 (quyền kiểm tra của bên đặt gia công)</w:t>
+            </w:r>
+          </w:p>
+        </w:tc>
+        <w:tc>
+          <w:tcPr>
+            <w:tcW w:type="dxa" w:w="1191"/>
+            <w:shd w:val="clear" w:color="auto" w:fill="E8BACB"/>
+          </w:tcPr>
+          <w:p>
+            <w:pPr>
+              <w:spacing w:after="0"/>
+            </w:pPr>
+            <w:r/>
+            <w:r>
+              <w:rPr>
+                <w:b w:val="0"/>
+                <w:sz w:val="15"/>
+              </w:rPr>
+              <w:t>1 – Phải đạt</w:t>
+            </w:r>
+          </w:p>
+        </w:tc>
+      </w:tr>
+      <w:tr>
+        <w:tc>
+          <w:tcPr>
+            <w:tcW w:type="dxa" w:w="510"/>
+            <w:shd w:val="clear" w:color="auto" w:fill="E8BACB"/>
+          </w:tcPr>
+          <w:p>
+            <w:pPr>
+              <w:spacing w:after="0"/>
+            </w:pPr>
+            <w:r/>
+            <w:r>
+              <w:rPr>
+                <w:b w:val="0"/>
+                <w:sz w:val="15"/>
+              </w:rPr>
+              <w:t>37</w:t>
+            </w:r>
+          </w:p>
+        </w:tc>
+        <w:tc>
+          <w:tcPr>
+            <w:tcW w:type="dxa" w:w="1701"/>
+            <w:shd w:val="clear" w:color="auto" w:fill="E8BACB"/>
+          </w:tcPr>
+          <w:p>
+            <w:pPr>
+              <w:spacing w:after="0"/>
+            </w:pPr>
+            <w:r/>
+            <w:r>
+              <w:rPr>
+                <w:b w:val="0"/>
+                <w:sz w:val="15"/>
+              </w:rPr>
+              <w:t>Điều 8 – Bảo mật &amp; sở hữu trí tuệ, phạt vi phạm</w:t>
+            </w:r>
+          </w:p>
+        </w:tc>
+        <w:tc>
+          <w:tcPr>
+            <w:tcW w:type="dxa" w:w="3685"/>
+            <w:shd w:val="clear" w:color="auto" w:fill="E8BACB"/>
+          </w:tcPr>
+          <w:p>
+            <w:pPr>
+              <w:spacing w:after="0"/>
+            </w:pPr>
+            <w:r/>
+            <w:r>
+              <w:rPr>
+                <w:b w:val="0"/>
+                <w:sz w:val="15"/>
+              </w:rPr>
+              <w:t>Bảo mật chung chung, không thời hạn; chưa bảo vệ nhãn hiệu, thiết kế của Bên B và đầu tư phát triển công thức; chưa có điều khoản phạt vi phạm chung đúng luật.</w:t>
+            </w:r>
+          </w:p>
+        </w:tc>
+        <w:tc>
+          <w:tcPr>
+            <w:tcW w:type="dxa" w:w="2778"/>
+            <w:shd w:val="clear" w:color="auto" w:fill="E8BACB"/>
+          </w:tcPr>
+          <w:p>
+            <w:pPr>
+              <w:spacing w:after="0"/>
+            </w:pPr>
+            <w:r/>
+            <w:r>
+              <w:rPr>
+                <w:b w:val="0"/>
+                <w:sz w:val="15"/>
+              </w:rPr>
+              <w:t>Luật Thương mại 2005 Điều 301–303; Luật Sở hữu trí tuệ</w:t>
+            </w:r>
+          </w:p>
+        </w:tc>
+        <w:tc>
+          <w:tcPr>
+            <w:tcW w:type="dxa" w:w="1191"/>
+            <w:shd w:val="clear" w:color="auto" w:fill="E8BACB"/>
+          </w:tcPr>
+          <w:p>
+            <w:pPr>
+              <w:spacing w:after="0"/>
+            </w:pPr>
+            <w:r/>
+            <w:r>
+              <w:rPr>
+                <w:b w:val="0"/>
+                <w:sz w:val="15"/>
+              </w:rPr>
+              <w:t>1 – Phải đạt</w:t>
+            </w:r>
+          </w:p>
+        </w:tc>
+      </w:tr>
+      <w:tr>
+        <w:tc>
+          <w:tcPr>
+            <w:tcW w:type="dxa" w:w="510"/>
+            <w:shd w:val="clear" w:color="auto" w:fill="E8BACB"/>
+          </w:tcPr>
+          <w:p>
+            <w:pPr>
+              <w:spacing w:after="0"/>
+            </w:pPr>
+            <w:r/>
+            <w:r>
+              <w:rPr>
+                <w:b w:val="0"/>
+                <w:sz w:val="15"/>
+              </w:rPr>
+              <w:t>38</w:t>
+            </w:r>
+          </w:p>
+        </w:tc>
+        <w:tc>
+          <w:tcPr>
+            <w:tcW w:type="dxa" w:w="1701"/>
+            <w:shd w:val="clear" w:color="auto" w:fill="E8BACB"/>
+          </w:tcPr>
+          <w:p>
+            <w:pPr>
+              <w:spacing w:after="0"/>
+            </w:pPr>
+            <w:r/>
+            <w:r>
+              <w:rPr>
+                <w:b w:val="0"/>
+                <w:sz w:val="15"/>
+              </w:rPr>
+              <w:t>Điều 8 – Giải quyết tranh chấp</w:t>
+            </w:r>
+          </w:p>
+        </w:tc>
+        <w:tc>
+          <w:tcPr>
+            <w:tcW w:type="dxa" w:w="3685"/>
+            <w:shd w:val="clear" w:color="auto" w:fill="E8BACB"/>
+          </w:tcPr>
+          <w:p>
+            <w:pPr>
+              <w:spacing w:after="0"/>
+            </w:pPr>
+            <w:r/>
+            <w:r>
+              <w:rPr>
+                <w:b w:val="0"/>
+                <w:sz w:val="15"/>
+              </w:rPr>
+              <w:t>Không có cơ quan tên “Tòa án kinh tế Tp. HCM”; ghi sai tên cơ quan dễ phát sinh tranh cãi về thẩm quyền.</w:t>
+            </w:r>
+          </w:p>
+        </w:tc>
+        <w:tc>
+          <w:tcPr>
+            <w:tcW w:type="dxa" w:w="2778"/>
+            <w:shd w:val="clear" w:color="auto" w:fill="E8BACB"/>
+          </w:tcPr>
+          <w:p>
+            <w:pPr>
+              <w:spacing w:after="0"/>
+            </w:pPr>
+            <w:r/>
+            <w:r>
+              <w:rPr>
+                <w:b w:val="0"/>
+                <w:sz w:val="15"/>
+              </w:rPr>
+              <w:t>Bộ luật Tố tụng dân sự 2015 (thẩm quyền Tòa án)</w:t>
+            </w:r>
+          </w:p>
+        </w:tc>
+        <w:tc>
+          <w:tcPr>
+            <w:tcW w:type="dxa" w:w="1191"/>
+            <w:shd w:val="clear" w:color="auto" w:fill="E8BACB"/>
+          </w:tcPr>
+          <w:p>
+            <w:pPr>
+              <w:spacing w:after="0"/>
+            </w:pPr>
+            <w:r/>
+            <w:r>
+              <w:rPr>
+                <w:b w:val="0"/>
+                <w:sz w:val="15"/>
+              </w:rPr>
+              <w:t>1 – Phải đạt</w:t>
+            </w:r>
+          </w:p>
+        </w:tc>
+      </w:tr>
+      <w:tr>
+        <w:tc>
+          <w:tcPr>
+            <w:tcW w:type="dxa" w:w="510"/>
+            <w:shd w:val="clear" w:color="auto" w:fill="F6E1E9"/>
+          </w:tcPr>
+          <w:p>
+            <w:pPr>
+              <w:spacing w:after="0"/>
+            </w:pPr>
+            <w:r/>
+            <w:r>
+              <w:rPr>
+                <w:b w:val="0"/>
+                <w:sz w:val="15"/>
+              </w:rPr>
+              <w:t>5</w:t>
+            </w:r>
+          </w:p>
+        </w:tc>
+        <w:tc>
+          <w:tcPr>
+            <w:tcW w:type="dxa" w:w="1701"/>
+            <w:shd w:val="clear" w:color="auto" w:fill="F6E1E9"/>
+          </w:tcPr>
+          <w:p>
+            <w:pPr>
+              <w:spacing w:after="0"/>
+            </w:pPr>
+            <w:r/>
+            <w:r>
+              <w:rPr>
+                <w:b w:val="0"/>
+                <w:sz w:val="15"/>
+              </w:rPr>
+              <w:t>Điều 1 – Phạm vi đơn giá</w:t>
+            </w:r>
+          </w:p>
+        </w:tc>
+        <w:tc>
+          <w:tcPr>
+            <w:tcW w:type="dxa" w:w="3685"/>
+            <w:shd w:val="clear" w:color="auto" w:fill="F6E1E9"/>
+          </w:tcPr>
+          <w:p>
+            <w:pPr>
+              <w:spacing w:after="0"/>
+            </w:pPr>
+            <w:r/>
+            <w:r>
+              <w:rPr>
+                <w:b w:val="0"/>
+                <w:sz w:val="15"/>
+              </w:rPr>
+              <w:t>Đơn giá trọn gói chưa xác định rõ phạm vi, có thể phát sinh chi phí ngoài dự kiến.</w:t>
+            </w:r>
+          </w:p>
+        </w:tc>
+        <w:tc>
+          <w:tcPr>
+            <w:tcW w:type="dxa" w:w="2778"/>
+            <w:shd w:val="clear" w:color="auto" w:fill="F6E1E9"/>
+          </w:tcPr>
+          <w:p>
+            <w:pPr>
+              <w:spacing w:after="0"/>
+            </w:pPr>
+            <w:r/>
+            <w:r>
+              <w:rPr>
+                <w:b w:val="0"/>
+                <w:sz w:val="15"/>
+              </w:rPr>
+              <w:t>Luật Thương mại 2005 Điều 183 (thù lao gia công)</w:t>
+            </w:r>
+          </w:p>
+        </w:tc>
+        <w:tc>
+          <w:tcPr>
+            <w:tcW w:type="dxa" w:w="1191"/>
+            <w:shd w:val="clear" w:color="auto" w:fill="F6E1E9"/>
+          </w:tcPr>
+          <w:p>
+            <w:pPr>
+              <w:spacing w:after="0"/>
+            </w:pPr>
+            <w:r/>
+            <w:r>
+              <w:rPr>
+                <w:b w:val="0"/>
+                <w:sz w:val="15"/>
+              </w:rPr>
+              <w:t>2 – Quan trọng</w:t>
+            </w:r>
+          </w:p>
+        </w:tc>
+      </w:tr>
+      <w:tr>
+        <w:tc>
+          <w:tcPr>
+            <w:tcW w:type="dxa" w:w="510"/>
+            <w:shd w:val="clear" w:color="auto" w:fill="F6E1E9"/>
+          </w:tcPr>
+          <w:p>
+            <w:pPr>
+              <w:spacing w:after="0"/>
+            </w:pPr>
+            <w:r/>
+            <w:r>
+              <w:rPr>
+                <w:b w:val="0"/>
+                <w:sz w:val="15"/>
+              </w:rPr>
+              <w:t>6</w:t>
+            </w:r>
+          </w:p>
+        </w:tc>
+        <w:tc>
+          <w:tcPr>
+            <w:tcW w:type="dxa" w:w="1701"/>
+            <w:shd w:val="clear" w:color="auto" w:fill="F6E1E9"/>
+          </w:tcPr>
+          <w:p>
+            <w:pPr>
+              <w:spacing w:after="0"/>
+            </w:pPr>
+            <w:r/>
+            <w:r>
+              <w:rPr>
+                <w:b w:val="0"/>
+                <w:sz w:val="15"/>
+              </w:rPr>
+              <w:t>Điều 1 – Bao bì lỗi</w:t>
+            </w:r>
+          </w:p>
+        </w:tc>
+        <w:tc>
+          <w:tcPr>
+            <w:tcW w:type="dxa" w:w="3685"/>
+            <w:shd w:val="clear" w:color="auto" w:fill="F6E1E9"/>
+          </w:tcPr>
+          <w:p>
+            <w:pPr>
+              <w:spacing w:after="0"/>
+            </w:pPr>
+            <w:r/>
+            <w:r>
+              <w:rPr>
+                <w:b w:val="0"/>
+                <w:sz w:val="15"/>
+              </w:rPr>
+              <w:t>Bên B bị tính tiền toàn bộ dịch theo số đặt hàng dù không nhận được thành phẩm; chưa có thủ tục xác nhận lỗi bao bì.</w:t>
+            </w:r>
+          </w:p>
+        </w:tc>
+        <w:tc>
+          <w:tcPr>
+            <w:tcW w:type="dxa" w:w="2778"/>
+            <w:shd w:val="clear" w:color="auto" w:fill="F6E1E9"/>
+          </w:tcPr>
+          <w:p>
+            <w:pPr>
+              <w:spacing w:after="0"/>
+            </w:pPr>
+            <w:r/>
+            <w:r>
+              <w:rPr>
+                <w:b w:val="0"/>
+                <w:sz w:val="15"/>
+              </w:rPr>
+              <w:t>BLDS 2015 Điều 542–553 (hợp đồng gia công)</w:t>
+            </w:r>
+          </w:p>
+        </w:tc>
+        <w:tc>
+          <w:tcPr>
+            <w:tcW w:type="dxa" w:w="1191"/>
+            <w:shd w:val="clear" w:color="auto" w:fill="F6E1E9"/>
+          </w:tcPr>
+          <w:p>
+            <w:pPr>
+              <w:spacing w:after="0"/>
+            </w:pPr>
+            <w:r/>
+            <w:r>
+              <w:rPr>
+                <w:b w:val="0"/>
+                <w:sz w:val="15"/>
+              </w:rPr>
+              <w:t>2 – Quan trọng</w:t>
+            </w:r>
+          </w:p>
+        </w:tc>
+      </w:tr>
+      <w:tr>
+        <w:tc>
+          <w:tcPr>
+            <w:tcW w:type="dxa" w:w="510"/>
+            <w:shd w:val="clear" w:color="auto" w:fill="F6E1E9"/>
+          </w:tcPr>
+          <w:p>
+            <w:pPr>
+              <w:spacing w:after="0"/>
+            </w:pPr>
+            <w:r/>
+            <w:r>
+              <w:rPr>
+                <w:b w:val="0"/>
+                <w:sz w:val="15"/>
+              </w:rPr>
+              <w:t>8</w:t>
+            </w:r>
+          </w:p>
+        </w:tc>
+        <w:tc>
+          <w:tcPr>
+            <w:tcW w:type="dxa" w:w="1701"/>
+            <w:shd w:val="clear" w:color="auto" w:fill="F6E1E9"/>
+          </w:tcPr>
+          <w:p>
+            <w:pPr>
+              <w:spacing w:after="0"/>
+            </w:pPr>
+            <w:r/>
+            <w:r>
+              <w:rPr>
+                <w:b w:val="0"/>
+                <w:sz w:val="15"/>
+              </w:rPr>
+              <w:t>Điều 1 – Dung sai số lượng</w:t>
+            </w:r>
+          </w:p>
+        </w:tc>
+        <w:tc>
+          <w:tcPr>
+            <w:tcW w:type="dxa" w:w="3685"/>
+            <w:shd w:val="clear" w:color="auto" w:fill="F6E1E9"/>
+          </w:tcPr>
+          <w:p>
+            <w:pPr>
+              <w:spacing w:after="0"/>
+            </w:pPr>
+            <w:r/>
+            <w:r>
+              <w:rPr>
+                <w:b w:val="0"/>
+                <w:sz w:val="15"/>
+              </w:rPr>
+              <w:t>Dung sai ±5–10% quá rộng so với bao bì nhập khẩu số lượng cố định; Bên B có thể phải nhận thừa hoặc thiếu hàng.</w:t>
+            </w:r>
+          </w:p>
+        </w:tc>
+        <w:tc>
+          <w:tcPr>
+            <w:tcW w:type="dxa" w:w="2778"/>
+            <w:shd w:val="clear" w:color="auto" w:fill="F6E1E9"/>
+          </w:tcPr>
+          <w:p>
+            <w:pPr>
+              <w:spacing w:after="0"/>
+            </w:pPr>
+            <w:r/>
+            <w:r>
+              <w:rPr>
+                <w:b w:val="0"/>
+                <w:sz w:val="15"/>
+              </w:rPr>
+              <w:t>Thỏa thuận thương mại</w:t>
+            </w:r>
+          </w:p>
+        </w:tc>
+        <w:tc>
+          <w:tcPr>
+            <w:tcW w:type="dxa" w:w="1191"/>
+            <w:shd w:val="clear" w:color="auto" w:fill="F6E1E9"/>
+          </w:tcPr>
+          <w:p>
+            <w:pPr>
+              <w:spacing w:after="0"/>
+            </w:pPr>
+            <w:r/>
+            <w:r>
+              <w:rPr>
+                <w:b w:val="0"/>
+                <w:sz w:val="15"/>
+              </w:rPr>
+              <w:t>2 – Quan trọng</w:t>
+            </w:r>
+          </w:p>
+        </w:tc>
+      </w:tr>
+      <w:tr>
+        <w:tc>
+          <w:tcPr>
+            <w:tcW w:type="dxa" w:w="510"/>
+            <w:shd w:val="clear" w:color="auto" w:fill="F6E1E9"/>
+          </w:tcPr>
+          <w:p>
+            <w:pPr>
+              <w:spacing w:after="0"/>
+            </w:pPr>
+            <w:r/>
+            <w:r>
+              <w:rPr>
+                <w:b w:val="0"/>
+                <w:sz w:val="15"/>
+              </w:rPr>
+              <w:t>9</w:t>
+            </w:r>
+          </w:p>
+        </w:tc>
+        <w:tc>
+          <w:tcPr>
+            <w:tcW w:type="dxa" w:w="1701"/>
+            <w:shd w:val="clear" w:color="auto" w:fill="F6E1E9"/>
+          </w:tcPr>
+          <w:p>
+            <w:pPr>
+              <w:spacing w:after="0"/>
+            </w:pPr>
+            <w:r/>
+            <w:r>
+              <w:rPr>
+                <w:b w:val="0"/>
+                <w:sz w:val="15"/>
+              </w:rPr>
+              <w:t>Điều 1 – Chi phí ngoài đơn giá</w:t>
+            </w:r>
+          </w:p>
+        </w:tc>
+        <w:tc>
+          <w:tcPr>
+            <w:tcW w:type="dxa" w:w="3685"/>
+            <w:shd w:val="clear" w:color="auto" w:fill="F6E1E9"/>
+          </w:tcPr>
+          <w:p>
+            <w:pPr>
+              <w:spacing w:after="0"/>
+            </w:pPr>
+            <w:r/>
+            <w:r>
+              <w:rPr>
+                <w:b w:val="0"/>
+                <w:sz w:val="15"/>
+              </w:rPr>
+              <w:t>Bên A chỉ “thông báo” chi phí trước khi giao hàng, không cần Bên B đồng ý.</w:t>
+            </w:r>
+          </w:p>
+        </w:tc>
+        <w:tc>
+          <w:tcPr>
+            <w:tcW w:type="dxa" w:w="2778"/>
+            <w:shd w:val="clear" w:color="auto" w:fill="F6E1E9"/>
+          </w:tcPr>
+          <w:p>
+            <w:pPr>
+              <w:spacing w:after="0"/>
+            </w:pPr>
+            <w:r/>
+            <w:r>
+              <w:rPr>
+                <w:b w:val="0"/>
+                <w:sz w:val="15"/>
+              </w:rPr>
+              <w:t>BLDS 2015 Điều 385 (thỏa thuận hợp đồng)</w:t>
+            </w:r>
+          </w:p>
+        </w:tc>
+        <w:tc>
+          <w:tcPr>
+            <w:tcW w:type="dxa" w:w="1191"/>
+            <w:shd w:val="clear" w:color="auto" w:fill="F6E1E9"/>
+          </w:tcPr>
+          <w:p>
+            <w:pPr>
+              <w:spacing w:after="0"/>
+            </w:pPr>
+            <w:r/>
+            <w:r>
+              <w:rPr>
+                <w:b w:val="0"/>
+                <w:sz w:val="15"/>
+              </w:rPr>
+              <w:t>2 – Quan trọng</w:t>
+            </w:r>
+          </w:p>
+        </w:tc>
+      </w:tr>
+      <w:tr>
+        <w:tc>
+          <w:tcPr>
+            <w:tcW w:type="dxa" w:w="510"/>
+            <w:shd w:val="clear" w:color="auto" w:fill="F6E1E9"/>
+          </w:tcPr>
+          <w:p>
+            <w:pPr>
+              <w:spacing w:after="0"/>
+            </w:pPr>
+            <w:r/>
+            <w:r>
+              <w:rPr>
+                <w:b w:val="0"/>
+                <w:sz w:val="15"/>
+              </w:rPr>
+              <w:t>10</w:t>
+            </w:r>
+          </w:p>
+        </w:tc>
+        <w:tc>
+          <w:tcPr>
+            <w:tcW w:type="dxa" w:w="1701"/>
+            <w:shd w:val="clear" w:color="auto" w:fill="F6E1E9"/>
+          </w:tcPr>
+          <w:p>
+            <w:pPr>
+              <w:spacing w:after="0"/>
+            </w:pPr>
+            <w:r/>
+            <w:r>
+              <w:rPr>
+                <w:b w:val="0"/>
+                <w:sz w:val="15"/>
+              </w:rPr>
+              <w:t>Điều 1 – Biến thiên nguyên liệu tự nhiên</w:t>
+            </w:r>
+          </w:p>
+        </w:tc>
+        <w:tc>
+          <w:tcPr>
+            <w:tcW w:type="dxa" w:w="3685"/>
+            <w:shd w:val="clear" w:color="auto" w:fill="F6E1E9"/>
+          </w:tcPr>
+          <w:p>
+            <w:pPr>
+              <w:spacing w:after="0"/>
+            </w:pPr>
+            <w:r/>
+            <w:r>
+              <w:rPr>
+                <w:b w:val="0"/>
+                <w:sz w:val="15"/>
+              </w:rPr>
+              <w:t>Chưa có ngưỡng đo được để phân biệt biến thiên tự nhiên với lỗi sản phẩm.</w:t>
+            </w:r>
+          </w:p>
+        </w:tc>
+        <w:tc>
+          <w:tcPr>
+            <w:tcW w:type="dxa" w:w="2778"/>
+            <w:shd w:val="clear" w:color="auto" w:fill="F6E1E9"/>
+          </w:tcPr>
+          <w:p>
+            <w:pPr>
+              <w:spacing w:after="0"/>
+            </w:pPr>
+            <w:r/>
+            <w:r>
+              <w:rPr>
+                <w:b w:val="0"/>
+                <w:sz w:val="15"/>
+              </w:rPr>
+              <w:t>Thỏa thuận chất lượng</w:t>
+            </w:r>
+          </w:p>
+        </w:tc>
+        <w:tc>
+          <w:tcPr>
+            <w:tcW w:type="dxa" w:w="1191"/>
+            <w:shd w:val="clear" w:color="auto" w:fill="F6E1E9"/>
+          </w:tcPr>
+          <w:p>
+            <w:pPr>
+              <w:spacing w:after="0"/>
+            </w:pPr>
+            <w:r/>
+            <w:r>
+              <w:rPr>
+                <w:b w:val="0"/>
+                <w:sz w:val="15"/>
+              </w:rPr>
+              <w:t>2 – Quan trọng</w:t>
+            </w:r>
+          </w:p>
+        </w:tc>
+      </w:tr>
+      <w:tr>
+        <w:tc>
+          <w:tcPr>
+            <w:tcW w:type="dxa" w:w="510"/>
+            <w:shd w:val="clear" w:color="auto" w:fill="F6E1E9"/>
+          </w:tcPr>
+          <w:p>
+            <w:pPr>
+              <w:spacing w:after="0"/>
+            </w:pPr>
+            <w:r/>
+            <w:r>
+              <w:rPr>
+                <w:b w:val="0"/>
+                <w:sz w:val="15"/>
+              </w:rPr>
+              <w:t>13</w:t>
+            </w:r>
+          </w:p>
+        </w:tc>
+        <w:tc>
+          <w:tcPr>
+            <w:tcW w:type="dxa" w:w="1701"/>
+            <w:shd w:val="clear" w:color="auto" w:fill="F6E1E9"/>
+          </w:tcPr>
+          <w:p>
+            <w:pPr>
+              <w:spacing w:after="0"/>
+            </w:pPr>
+            <w:r/>
+            <w:r>
+              <w:rPr>
+                <w:b w:val="0"/>
+                <w:sz w:val="15"/>
+              </w:rPr>
+              <w:t>Điều 2 – Đợt thanh toán</w:t>
+            </w:r>
+          </w:p>
+        </w:tc>
+        <w:tc>
+          <w:tcPr>
+            <w:tcW w:type="dxa" w:w="3685"/>
+            <w:shd w:val="clear" w:color="auto" w:fill="F6E1E9"/>
+          </w:tcPr>
+          <w:p>
+            <w:pPr>
+              <w:spacing w:after="0"/>
+            </w:pPr>
+            <w:r/>
+            <w:r>
+              <w:rPr>
+                <w:b w:val="0"/>
+                <w:sz w:val="15"/>
+              </w:rPr>
+              <w:t>Tạm ứng 70% quá cao; đợt 2 trả ngay khi Bên A “thông báo hoàn tất”, trước khi Bên B kiểm tra chất lượng.</w:t>
+            </w:r>
+          </w:p>
+        </w:tc>
+        <w:tc>
+          <w:tcPr>
+            <w:tcW w:type="dxa" w:w="2778"/>
+            <w:shd w:val="clear" w:color="auto" w:fill="F6E1E9"/>
+          </w:tcPr>
+          <w:p>
+            <w:pPr>
+              <w:spacing w:after="0"/>
+            </w:pPr>
+            <w:r/>
+            <w:r>
+              <w:rPr>
+                <w:b w:val="0"/>
+                <w:sz w:val="15"/>
+              </w:rPr>
+              <w:t>Luật Thương mại 2005 Điều 183 (thù lao gia công theo thỏa thuận)</w:t>
+            </w:r>
+          </w:p>
+        </w:tc>
+        <w:tc>
+          <w:tcPr>
+            <w:tcW w:type="dxa" w:w="1191"/>
+            <w:shd w:val="clear" w:color="auto" w:fill="F6E1E9"/>
+          </w:tcPr>
+          <w:p>
+            <w:pPr>
+              <w:spacing w:after="0"/>
+            </w:pPr>
+            <w:r/>
+            <w:r>
+              <w:rPr>
+                <w:b w:val="0"/>
+                <w:sz w:val="15"/>
+              </w:rPr>
+              <w:t>2 – Quan trọng</w:t>
+            </w:r>
+          </w:p>
+        </w:tc>
+      </w:tr>
+      <w:tr>
+        <w:tc>
+          <w:tcPr>
+            <w:tcW w:type="dxa" w:w="510"/>
+            <w:shd w:val="clear" w:color="auto" w:fill="F6E1E9"/>
+          </w:tcPr>
+          <w:p>
+            <w:pPr>
+              <w:spacing w:after="0"/>
+            </w:pPr>
+            <w:r/>
+            <w:r>
+              <w:rPr>
+                <w:b w:val="0"/>
+                <w:sz w:val="15"/>
+              </w:rPr>
+              <w:t>15</w:t>
+            </w:r>
+          </w:p>
+        </w:tc>
+        <w:tc>
+          <w:tcPr>
+            <w:tcW w:type="dxa" w:w="1701"/>
+            <w:shd w:val="clear" w:color="auto" w:fill="F6E1E9"/>
+          </w:tcPr>
+          <w:p>
+            <w:pPr>
+              <w:spacing w:after="0"/>
+            </w:pPr>
+            <w:r/>
+            <w:r>
+              <w:rPr>
+                <w:b w:val="0"/>
+                <w:sz w:val="15"/>
+              </w:rPr>
+              <w:t>Điều 3 – Hao hụt bao bì</w:t>
+            </w:r>
+          </w:p>
+        </w:tc>
+        <w:tc>
+          <w:tcPr>
+            <w:tcW w:type="dxa" w:w="3685"/>
+            <w:shd w:val="clear" w:color="auto" w:fill="F6E1E9"/>
+          </w:tcPr>
+          <w:p>
+            <w:pPr>
+              <w:spacing w:after="0"/>
+            </w:pPr>
+            <w:r/>
+            <w:r>
+              <w:rPr>
+                <w:b w:val="0"/>
+                <w:sz w:val="15"/>
+              </w:rPr>
+              <w:t>Hao hụt 3–10% quá rộng với bao bì nhập khẩu; câu văn trong dự thảo bị cắt dở (“…tồn và hư”); bảng bao bì thiếu mục 3 và nắp dropper/pump.</w:t>
+            </w:r>
+          </w:p>
+        </w:tc>
+        <w:tc>
+          <w:tcPr>
+            <w:tcW w:type="dxa" w:w="2778"/>
+            <w:shd w:val="clear" w:color="auto" w:fill="F6E1E9"/>
+          </w:tcPr>
+          <w:p>
+            <w:pPr>
+              <w:spacing w:after="0"/>
+            </w:pPr>
+            <w:r/>
+            <w:r>
+              <w:rPr>
+                <w:b w:val="0"/>
+                <w:sz w:val="15"/>
+              </w:rPr>
+              <w:t>Luật Thương mại 2005 Điều 182 (hoàn trả nguyên liệu, vật liệu dư)</w:t>
+            </w:r>
+          </w:p>
+        </w:tc>
+        <w:tc>
+          <w:tcPr>
+            <w:tcW w:type="dxa" w:w="1191"/>
+            <w:shd w:val="clear" w:color="auto" w:fill="F6E1E9"/>
+          </w:tcPr>
+          <w:p>
+            <w:pPr>
+              <w:spacing w:after="0"/>
+            </w:pPr>
+            <w:r/>
+            <w:r>
+              <w:rPr>
+                <w:b w:val="0"/>
+                <w:sz w:val="15"/>
+              </w:rPr>
+              <w:t>2 – Quan trọng</w:t>
+            </w:r>
+          </w:p>
+        </w:tc>
+      </w:tr>
+      <w:tr>
+        <w:tc>
+          <w:tcPr>
+            <w:tcW w:type="dxa" w:w="510"/>
+            <w:shd w:val="clear" w:color="auto" w:fill="F6E1E9"/>
+          </w:tcPr>
+          <w:p>
+            <w:pPr>
+              <w:spacing w:after="0"/>
+            </w:pPr>
+            <w:r/>
+            <w:r>
+              <w:rPr>
+                <w:b w:val="0"/>
+                <w:sz w:val="15"/>
+              </w:rPr>
+              <w:t>16</w:t>
+            </w:r>
+          </w:p>
+        </w:tc>
+        <w:tc>
+          <w:tcPr>
+            <w:tcW w:type="dxa" w:w="1701"/>
+            <w:shd w:val="clear" w:color="auto" w:fill="F6E1E9"/>
+          </w:tcPr>
+          <w:p>
+            <w:pPr>
+              <w:spacing w:after="0"/>
+            </w:pPr>
+            <w:r/>
+            <w:r>
+              <w:rPr>
+                <w:b w:val="0"/>
+                <w:sz w:val="15"/>
+              </w:rPr>
+              <w:t>Điều 3 – Duyệt thiết kế bao bì</w:t>
+            </w:r>
+          </w:p>
+        </w:tc>
+        <w:tc>
+          <w:tcPr>
+            <w:tcW w:type="dxa" w:w="3685"/>
+            <w:shd w:val="clear" w:color="auto" w:fill="F6E1E9"/>
+          </w:tcPr>
+          <w:p>
+            <w:pPr>
+              <w:spacing w:after="0"/>
+            </w:pPr>
+            <w:r/>
+            <w:r>
+              <w:rPr>
+                <w:b w:val="0"/>
+                <w:sz w:val="15"/>
+              </w:rPr>
+              <w:t>Chưa có thời hạn phản hồi và chưa phân định trách nhiệm khi Bên A đã duyệt sai.</w:t>
+            </w:r>
+          </w:p>
+        </w:tc>
+        <w:tc>
+          <w:tcPr>
+            <w:tcW w:type="dxa" w:w="2778"/>
+            <w:shd w:val="clear" w:color="auto" w:fill="F6E1E9"/>
+          </w:tcPr>
+          <w:p>
+            <w:pPr>
+              <w:spacing w:after="0"/>
+            </w:pPr>
+            <w:r/>
+            <w:r>
+              <w:rPr>
+                <w:b w:val="0"/>
+                <w:sz w:val="15"/>
+              </w:rPr>
+              <w:t>NĐ 43/2017 (nhãn hàng hóa)</w:t>
+            </w:r>
+          </w:p>
+        </w:tc>
+        <w:tc>
+          <w:tcPr>
+            <w:tcW w:type="dxa" w:w="1191"/>
+            <w:shd w:val="clear" w:color="auto" w:fill="F6E1E9"/>
+          </w:tcPr>
+          <w:p>
+            <w:pPr>
+              <w:spacing w:after="0"/>
+            </w:pPr>
+            <w:r/>
+            <w:r>
+              <w:rPr>
+                <w:b w:val="0"/>
+                <w:sz w:val="15"/>
+              </w:rPr>
+              <w:t>2 – Quan trọng</w:t>
+            </w:r>
+          </w:p>
+        </w:tc>
+      </w:tr>
+      <w:tr>
+        <w:tc>
+          <w:tcPr>
+            <w:tcW w:type="dxa" w:w="510"/>
+            <w:shd w:val="clear" w:color="auto" w:fill="F6E1E9"/>
+          </w:tcPr>
+          <w:p>
+            <w:pPr>
+              <w:spacing w:after="0"/>
+            </w:pPr>
+            <w:r/>
+            <w:r>
+              <w:rPr>
+                <w:b w:val="0"/>
+                <w:sz w:val="15"/>
+              </w:rPr>
+              <w:t>17</w:t>
+            </w:r>
+          </w:p>
+        </w:tc>
+        <w:tc>
+          <w:tcPr>
+            <w:tcW w:type="dxa" w:w="1701"/>
+            <w:shd w:val="clear" w:color="auto" w:fill="F6E1E9"/>
+          </w:tcPr>
+          <w:p>
+            <w:pPr>
+              <w:spacing w:after="0"/>
+            </w:pPr>
+            <w:r/>
+            <w:r>
+              <w:rPr>
+                <w:b w:val="0"/>
+                <w:sz w:val="15"/>
+              </w:rPr>
+              <w:t>Điều 4 – Thời hạn sản xuất</w:t>
+            </w:r>
+          </w:p>
+        </w:tc>
+        <w:tc>
+          <w:tcPr>
+            <w:tcW w:type="dxa" w:w="3685"/>
+            <w:shd w:val="clear" w:color="auto" w:fill="F6E1E9"/>
+          </w:tcPr>
+          <w:p>
+            <w:pPr>
+              <w:spacing w:after="0"/>
+            </w:pPr>
+            <w:r/>
+            <w:r>
+              <w:rPr>
+                <w:b w:val="0"/>
+                <w:sz w:val="15"/>
+              </w:rPr>
+              <w:t>Thời hạn “07–14 ngày” không xác định; không có cam kết lịch sản xuất.</w:t>
+            </w:r>
+          </w:p>
+        </w:tc>
+        <w:tc>
+          <w:tcPr>
+            <w:tcW w:type="dxa" w:w="2778"/>
+            <w:shd w:val="clear" w:color="auto" w:fill="F6E1E9"/>
+          </w:tcPr>
+          <w:p>
+            <w:pPr>
+              <w:spacing w:after="0"/>
+            </w:pPr>
+            <w:r/>
+            <w:r>
+              <w:rPr>
+                <w:b w:val="0"/>
+                <w:sz w:val="15"/>
+              </w:rPr>
+              <w:t>BLDS 2015 Điều 278 (thời hạn)</w:t>
+            </w:r>
+          </w:p>
+        </w:tc>
+        <w:tc>
+          <w:tcPr>
+            <w:tcW w:type="dxa" w:w="1191"/>
+            <w:shd w:val="clear" w:color="auto" w:fill="F6E1E9"/>
+          </w:tcPr>
+          <w:p>
+            <w:pPr>
+              <w:spacing w:after="0"/>
+            </w:pPr>
+            <w:r/>
+            <w:r>
+              <w:rPr>
+                <w:b w:val="0"/>
+                <w:sz w:val="15"/>
+              </w:rPr>
+              <w:t>2 – Quan trọng</w:t>
+            </w:r>
+          </w:p>
+        </w:tc>
+      </w:tr>
+      <w:tr>
+        <w:tc>
+          <w:tcPr>
+            <w:tcW w:type="dxa" w:w="510"/>
+            <w:shd w:val="clear" w:color="auto" w:fill="F6E1E9"/>
+          </w:tcPr>
+          <w:p>
+            <w:pPr>
+              <w:spacing w:after="0"/>
+            </w:pPr>
+            <w:r/>
+            <w:r>
+              <w:rPr>
+                <w:b w:val="0"/>
+                <w:sz w:val="15"/>
+              </w:rPr>
+              <w:t>20</w:t>
+            </w:r>
+          </w:p>
+        </w:tc>
+        <w:tc>
+          <w:tcPr>
+            <w:tcW w:type="dxa" w:w="1701"/>
+            <w:shd w:val="clear" w:color="auto" w:fill="F6E1E9"/>
+          </w:tcPr>
+          <w:p>
+            <w:pPr>
+              <w:spacing w:after="0"/>
+            </w:pPr>
+            <w:r/>
+            <w:r>
+              <w:rPr>
+                <w:b w:val="0"/>
+                <w:sz w:val="15"/>
+              </w:rPr>
+              <w:t>Điều 5 – Miễn trừ</w:t>
+            </w:r>
+          </w:p>
+        </w:tc>
+        <w:tc>
+          <w:tcPr>
+            <w:tcW w:type="dxa" w:w="3685"/>
+            <w:shd w:val="clear" w:color="auto" w:fill="F6E1E9"/>
+          </w:tcPr>
+          <w:p>
+            <w:pPr>
+              <w:spacing w:after="0"/>
+            </w:pPr>
+            <w:r/>
+            <w:r>
+              <w:rPr>
+                <w:b w:val="0"/>
+                <w:sz w:val="15"/>
+              </w:rPr>
+              <w:t>Miễn trừ quá rộng, áp dụng cho “bất kỳ lỗi nào”.</w:t>
+            </w:r>
+          </w:p>
+        </w:tc>
+        <w:tc>
+          <w:tcPr>
+            <w:tcW w:type="dxa" w:w="2778"/>
+            <w:shd w:val="clear" w:color="auto" w:fill="F6E1E9"/>
+          </w:tcPr>
+          <w:p>
+            <w:pPr>
+              <w:spacing w:after="0"/>
+            </w:pPr>
+            <w:r/>
+            <w:r>
+              <w:rPr>
+                <w:b w:val="0"/>
+                <w:sz w:val="15"/>
+              </w:rPr>
+              <w:t>Luật Thương mại 2005 Điều 294 (miễn trách nhiệm)</w:t>
+            </w:r>
+          </w:p>
+        </w:tc>
+        <w:tc>
+          <w:tcPr>
+            <w:tcW w:type="dxa" w:w="1191"/>
+            <w:shd w:val="clear" w:color="auto" w:fill="F6E1E9"/>
+          </w:tcPr>
+          <w:p>
+            <w:pPr>
+              <w:spacing w:after="0"/>
+            </w:pPr>
+            <w:r/>
+            <w:r>
+              <w:rPr>
+                <w:b w:val="0"/>
+                <w:sz w:val="15"/>
+              </w:rPr>
+              <w:t>2 – Quan trọng</w:t>
+            </w:r>
+          </w:p>
+        </w:tc>
+      </w:tr>
+      <w:tr>
+        <w:tc>
+          <w:tcPr>
+            <w:tcW w:type="dxa" w:w="510"/>
+            <w:shd w:val="clear" w:color="auto" w:fill="F6E1E9"/>
+          </w:tcPr>
+          <w:p>
+            <w:pPr>
+              <w:spacing w:after="0"/>
+            </w:pPr>
+            <w:r/>
+            <w:r>
+              <w:rPr>
+                <w:b w:val="0"/>
+                <w:sz w:val="15"/>
+              </w:rPr>
+              <w:t>24</w:t>
+            </w:r>
+          </w:p>
+        </w:tc>
+        <w:tc>
+          <w:tcPr>
+            <w:tcW w:type="dxa" w:w="1701"/>
+            <w:shd w:val="clear" w:color="auto" w:fill="F6E1E9"/>
+          </w:tcPr>
+          <w:p>
+            <w:pPr>
+              <w:spacing w:after="0"/>
+            </w:pPr>
+            <w:r/>
+            <w:r>
+              <w:rPr>
+                <w:b w:val="0"/>
+                <w:sz w:val="15"/>
+              </w:rPr>
+              <w:t>Điều 6 – Chi phí phát sinh, tiêu chuẩn, mẫu chốt</w:t>
+            </w:r>
+          </w:p>
+        </w:tc>
+        <w:tc>
+          <w:tcPr>
+            <w:tcW w:type="dxa" w:w="3685"/>
+            <w:shd w:val="clear" w:color="auto" w:fill="F6E1E9"/>
+          </w:tcPr>
+          <w:p>
+            <w:pPr>
+              <w:spacing w:after="0"/>
+            </w:pPr>
+            <w:r/>
+            <w:r>
+              <w:rPr>
+                <w:b w:val="0"/>
+                <w:sz w:val="15"/>
+              </w:rPr>
+              <w:t>“Giống mẫu chốt từ 90%” không đo lường được, không làm căn cứ nghiệm thu.</w:t>
+            </w:r>
+          </w:p>
+        </w:tc>
+        <w:tc>
+          <w:tcPr>
+            <w:tcW w:type="dxa" w:w="2778"/>
+            <w:shd w:val="clear" w:color="auto" w:fill="F6E1E9"/>
+          </w:tcPr>
+          <w:p>
+            <w:pPr>
+              <w:spacing w:after="0"/>
+            </w:pPr>
+            <w:r/>
+            <w:r>
+              <w:rPr>
+                <w:b w:val="0"/>
+                <w:sz w:val="15"/>
+              </w:rPr>
+              <w:t>Thỏa thuận chất lượng</w:t>
+            </w:r>
+          </w:p>
+        </w:tc>
+        <w:tc>
+          <w:tcPr>
+            <w:tcW w:type="dxa" w:w="1191"/>
+            <w:shd w:val="clear" w:color="auto" w:fill="F6E1E9"/>
+          </w:tcPr>
+          <w:p>
+            <w:pPr>
+              <w:spacing w:after="0"/>
+            </w:pPr>
+            <w:r/>
+            <w:r>
+              <w:rPr>
+                <w:b w:val="0"/>
+                <w:sz w:val="15"/>
+              </w:rPr>
+              <w:t>2 – Quan trọng</w:t>
+            </w:r>
+          </w:p>
+        </w:tc>
+      </w:tr>
+      <w:tr>
+        <w:tc>
+          <w:tcPr>
+            <w:tcW w:type="dxa" w:w="510"/>
+            <w:shd w:val="clear" w:color="auto" w:fill="F6E1E9"/>
+          </w:tcPr>
+          <w:p>
+            <w:pPr>
+              <w:spacing w:after="0"/>
+            </w:pPr>
+            <w:r/>
+            <w:r>
+              <w:rPr>
+                <w:b w:val="0"/>
+                <w:sz w:val="15"/>
+              </w:rPr>
+              <w:t>25</w:t>
+            </w:r>
+          </w:p>
+        </w:tc>
+        <w:tc>
+          <w:tcPr>
+            <w:tcW w:type="dxa" w:w="1701"/>
+            <w:shd w:val="clear" w:color="auto" w:fill="F6E1E9"/>
+          </w:tcPr>
+          <w:p>
+            <w:pPr>
+              <w:spacing w:after="0"/>
+            </w:pPr>
+            <w:r/>
+            <w:r>
+              <w:rPr>
+                <w:b w:val="0"/>
+                <w:sz w:val="15"/>
+              </w:rPr>
+              <w:t>Điều 6 – Bảo quản hàng của Bên B</w:t>
+            </w:r>
+          </w:p>
+        </w:tc>
+        <w:tc>
+          <w:tcPr>
+            <w:tcW w:type="dxa" w:w="3685"/>
+            <w:shd w:val="clear" w:color="auto" w:fill="F6E1E9"/>
+          </w:tcPr>
+          <w:p>
+            <w:pPr>
+              <w:spacing w:after="0"/>
+            </w:pPr>
+            <w:r/>
+            <w:r>
+              <w:rPr>
+                <w:b w:val="0"/>
+                <w:sz w:val="15"/>
+              </w:rPr>
+              <w:t>Ngoại lệ “không giao nhận đúng quy định Bên A” không rõ nội dung, có thể dùng để từ chối trách nhiệm.</w:t>
+            </w:r>
+          </w:p>
+        </w:tc>
+        <w:tc>
+          <w:tcPr>
+            <w:tcW w:type="dxa" w:w="2778"/>
+            <w:shd w:val="clear" w:color="auto" w:fill="F6E1E9"/>
+          </w:tcPr>
+          <w:p>
+            <w:pPr>
+              <w:spacing w:after="0"/>
+            </w:pPr>
+            <w:r/>
+            <w:r>
+              <w:rPr>
+                <w:b w:val="0"/>
+                <w:sz w:val="15"/>
+              </w:rPr>
+              <w:t>Luật Thương mại 2005 Điều 182; BLDS 2015 Điều 542–553</w:t>
+            </w:r>
+          </w:p>
+        </w:tc>
+        <w:tc>
+          <w:tcPr>
+            <w:tcW w:type="dxa" w:w="1191"/>
+            <w:shd w:val="clear" w:color="auto" w:fill="F6E1E9"/>
+          </w:tcPr>
+          <w:p>
+            <w:pPr>
+              <w:spacing w:after="0"/>
+            </w:pPr>
+            <w:r/>
+            <w:r>
+              <w:rPr>
+                <w:b w:val="0"/>
+                <w:sz w:val="15"/>
+              </w:rPr>
+              <w:t>2 – Quan trọng</w:t>
+            </w:r>
+          </w:p>
+        </w:tc>
+      </w:tr>
+      <w:tr>
+        <w:tc>
+          <w:tcPr>
+            <w:tcW w:type="dxa" w:w="510"/>
+            <w:shd w:val="clear" w:color="auto" w:fill="F6E1E9"/>
+          </w:tcPr>
+          <w:p>
+            <w:pPr>
+              <w:spacing w:after="0"/>
+            </w:pPr>
+            <w:r/>
+            <w:r>
+              <w:rPr>
+                <w:b w:val="0"/>
+                <w:sz w:val="15"/>
+              </w:rPr>
+              <w:t>33</w:t>
+            </w:r>
+          </w:p>
+        </w:tc>
+        <w:tc>
+          <w:tcPr>
+            <w:tcW w:type="dxa" w:w="1701"/>
+            <w:shd w:val="clear" w:color="auto" w:fill="F6E1E9"/>
+          </w:tcPr>
+          <w:p>
+            <w:pPr>
+              <w:spacing w:after="0"/>
+            </w:pPr>
+            <w:r/>
+            <w:r>
+              <w:rPr>
+                <w:b w:val="0"/>
+                <w:sz w:val="15"/>
+              </w:rPr>
+              <w:t>Điều 7 – Tái sản xuất 6 tháng</w:t>
+            </w:r>
+          </w:p>
+        </w:tc>
+        <w:tc>
+          <w:tcPr>
+            <w:tcW w:type="dxa" w:w="3685"/>
+            <w:shd w:val="clear" w:color="auto" w:fill="F6E1E9"/>
+          </w:tcPr>
+          <w:p>
+            <w:pPr>
+              <w:spacing w:after="0"/>
+            </w:pPr>
+            <w:r/>
+            <w:r>
+              <w:rPr>
+                <w:b w:val="0"/>
+                <w:sz w:val="15"/>
+              </w:rPr>
+              <w:t>Ràng buộc ngầm Bên B phải tái sản xuất trong 06 tháng.</w:t>
+            </w:r>
+          </w:p>
+        </w:tc>
+        <w:tc>
+          <w:tcPr>
+            <w:tcW w:type="dxa" w:w="2778"/>
+            <w:shd w:val="clear" w:color="auto" w:fill="F6E1E9"/>
+          </w:tcPr>
+          <w:p>
+            <w:pPr>
+              <w:spacing w:after="0"/>
+            </w:pPr>
+            <w:r/>
+            <w:r>
+              <w:rPr>
+                <w:b w:val="0"/>
+                <w:sz w:val="15"/>
+              </w:rPr>
+              <w:t>Thỏa thuận thương mại</w:t>
+            </w:r>
+          </w:p>
+        </w:tc>
+        <w:tc>
+          <w:tcPr>
+            <w:tcW w:type="dxa" w:w="1191"/>
+            <w:shd w:val="clear" w:color="auto" w:fill="F6E1E9"/>
+          </w:tcPr>
+          <w:p>
+            <w:pPr>
+              <w:spacing w:after="0"/>
+            </w:pPr>
+            <w:r/>
+            <w:r>
+              <w:rPr>
+                <w:b w:val="0"/>
+                <w:sz w:val="15"/>
+              </w:rPr>
+              <w:t>2 – Quan trọng</w:t>
+            </w:r>
+          </w:p>
+        </w:tc>
+      </w:tr>
+      <w:tr>
+        <w:tc>
+          <w:tcPr>
+            <w:tcW w:type="dxa" w:w="510"/>
+          </w:tcPr>
+          <w:p>
+            <w:pPr>
+              <w:spacing w:after="0"/>
+            </w:pPr>
+            <w:r/>
+            <w:r>
+              <w:rPr>
+                <w:b w:val="0"/>
+                <w:sz w:val="15"/>
+              </w:rPr>
+              <w:t>2</w:t>
+            </w:r>
+          </w:p>
+        </w:tc>
+        <w:tc>
+          <w:tcPr>
+            <w:tcW w:type="dxa" w:w="1701"/>
+          </w:tcPr>
+          <w:p>
+            <w:pPr>
+              <w:spacing w:after="0"/>
+            </w:pPr>
+            <w:r/>
+            <w:r>
+              <w:rPr>
+                <w:b w:val="0"/>
+                <w:sz w:val="15"/>
+              </w:rPr>
+              <w:t>Căn cứ</w:t>
+            </w:r>
+          </w:p>
+        </w:tc>
+        <w:tc>
+          <w:tcPr>
+            <w:tcW w:type="dxa" w:w="3685"/>
+          </w:tcPr>
+          <w:p>
+            <w:pPr>
+              <w:spacing w:after="0"/>
+            </w:pPr>
+            <w:r/>
+            <w:r>
+              <w:rPr>
+                <w:b w:val="0"/>
+                <w:sz w:val="15"/>
+              </w:rPr>
+              <w:t>Thiếu các văn bản chuyên ngành điều chỉnh sản xuất, công bố và ghi nhãn mỹ phẩm.</w:t>
+            </w:r>
+          </w:p>
+        </w:tc>
+        <w:tc>
+          <w:tcPr>
+            <w:tcW w:type="dxa" w:w="2778"/>
+          </w:tcPr>
+          <w:p>
+            <w:pPr>
+              <w:spacing w:after="0"/>
+            </w:pPr>
+            <w:r/>
+            <w:r>
+              <w:rPr>
+                <w:b w:val="0"/>
+                <w:sz w:val="15"/>
+              </w:rPr>
+              <w:t>NĐ 93/2016, NĐ 155/2018, TT 06/2011, NĐ 43/2017, NĐ 111/2021</w:t>
+            </w:r>
+          </w:p>
+        </w:tc>
+        <w:tc>
+          <w:tcPr>
+            <w:tcW w:type="dxa" w:w="1191"/>
+          </w:tcPr>
+          <w:p>
+            <w:pPr>
+              <w:spacing w:after="0"/>
+            </w:pPr>
+            <w:r/>
+            <w:r>
+              <w:rPr>
+                <w:b w:val="0"/>
+                <w:sz w:val="15"/>
+              </w:rPr>
+              <w:t>3 – Có thể nhượng</w:t>
+            </w:r>
+          </w:p>
+        </w:tc>
+      </w:tr>
+      <w:tr>
+        <w:tc>
+          <w:tcPr>
+            <w:tcW w:type="dxa" w:w="510"/>
+          </w:tcPr>
+          <w:p>
+            <w:pPr>
+              <w:spacing w:after="0"/>
+            </w:pPr>
+            <w:r/>
+            <w:r>
+              <w:rPr>
+                <w:b w:val="0"/>
+                <w:sz w:val="15"/>
+              </w:rPr>
+              <w:t>3</w:t>
+            </w:r>
+          </w:p>
+        </w:tc>
+        <w:tc>
+          <w:tcPr>
+            <w:tcW w:type="dxa" w:w="1701"/>
+          </w:tcPr>
+          <w:p>
+            <w:pPr>
+              <w:spacing w:after="0"/>
+            </w:pPr>
+            <w:r/>
+            <w:r>
+              <w:rPr>
+                <w:b w:val="0"/>
+                <w:sz w:val="15"/>
+              </w:rPr>
+              <w:t>Chủ thể</w:t>
+            </w:r>
+          </w:p>
+        </w:tc>
+        <w:tc>
+          <w:tcPr>
+            <w:tcW w:type="dxa" w:w="3685"/>
+          </w:tcPr>
+          <w:p>
+            <w:pPr>
+              <w:spacing w:after="0"/>
+            </w:pPr>
+            <w:r/>
+            <w:r>
+              <w:rPr>
+                <w:b w:val="0"/>
+                <w:sz w:val="15"/>
+              </w:rPr>
+              <w:t>Thống nhất thuật ngữ theo Luật Thương mại.</w:t>
+            </w:r>
+          </w:p>
+        </w:tc>
+        <w:tc>
+          <w:tcPr>
+            <w:tcW w:type="dxa" w:w="2778"/>
+          </w:tcPr>
+          <w:p>
+            <w:pPr>
+              <w:spacing w:after="0"/>
+            </w:pPr>
+            <w:r/>
+            <w:r>
+              <w:rPr>
+                <w:b w:val="0"/>
+                <w:sz w:val="15"/>
+              </w:rPr>
+              <w:t>Luật Thương mại 2005 Điều 178</w:t>
+            </w:r>
+          </w:p>
+        </w:tc>
+        <w:tc>
+          <w:tcPr>
+            <w:tcW w:type="dxa" w:w="1191"/>
+          </w:tcPr>
+          <w:p>
+            <w:pPr>
+              <w:spacing w:after="0"/>
+            </w:pPr>
+            <w:r/>
+            <w:r>
+              <w:rPr>
+                <w:b w:val="0"/>
+                <w:sz w:val="15"/>
+              </w:rPr>
+              <w:t>3 – Có thể nhượng</w:t>
+            </w:r>
+          </w:p>
+        </w:tc>
+      </w:tr>
+      <w:tr>
+        <w:tc>
+          <w:tcPr>
+            <w:tcW w:type="dxa" w:w="510"/>
+          </w:tcPr>
+          <w:p>
+            <w:pPr>
+              <w:spacing w:after="0"/>
+            </w:pPr>
+            <w:r/>
+            <w:r>
+              <w:rPr>
+                <w:b w:val="0"/>
+                <w:sz w:val="15"/>
+              </w:rPr>
+              <w:t>12</w:t>
+            </w:r>
+          </w:p>
+        </w:tc>
+        <w:tc>
+          <w:tcPr>
+            <w:tcW w:type="dxa" w:w="1701"/>
+          </w:tcPr>
+          <w:p>
+            <w:pPr>
+              <w:spacing w:after="0"/>
+            </w:pPr>
+            <w:r/>
+            <w:r>
+              <w:rPr>
+                <w:b w:val="0"/>
+                <w:sz w:val="15"/>
+              </w:rPr>
+              <w:t>Điều 2 – Lãi chậm trả</w:t>
+            </w:r>
+          </w:p>
+        </w:tc>
+        <w:tc>
+          <w:tcPr>
+            <w:tcW w:type="dxa" w:w="3685"/>
+          </w:tcPr>
+          <w:p>
+            <w:pPr>
+              <w:spacing w:after="0"/>
+            </w:pPr>
+            <w:r/>
+            <w:r>
+              <w:rPr>
+                <w:b w:val="0"/>
+                <w:sz w:val="15"/>
+              </w:rPr>
+              <w:t>Áp lãi suất của một ngân hàng cụ thể không phải cách xác định theo luật, dễ tranh chấp.</w:t>
+            </w:r>
+          </w:p>
+        </w:tc>
+        <w:tc>
+          <w:tcPr>
+            <w:tcW w:type="dxa" w:w="2778"/>
+          </w:tcPr>
+          <w:p>
+            <w:pPr>
+              <w:spacing w:after="0"/>
+            </w:pPr>
+            <w:r/>
+            <w:r>
+              <w:rPr>
+                <w:b w:val="0"/>
+                <w:sz w:val="15"/>
+              </w:rPr>
+              <w:t>Luật Thương mại 2005 Điều 306</w:t>
+            </w:r>
+          </w:p>
+        </w:tc>
+        <w:tc>
+          <w:tcPr>
+            <w:tcW w:type="dxa" w:w="1191"/>
+          </w:tcPr>
+          <w:p>
+            <w:pPr>
+              <w:spacing w:after="0"/>
+            </w:pPr>
+            <w:r/>
+            <w:r>
+              <w:rPr>
+                <w:b w:val="0"/>
+                <w:sz w:val="15"/>
+              </w:rPr>
+              <w:t>3 – Có thể nhượng</w:t>
+            </w:r>
+          </w:p>
+        </w:tc>
+      </w:tr>
+      <w:tr>
+        <w:tc>
+          <w:tcPr>
+            <w:tcW w:type="dxa" w:w="510"/>
+          </w:tcPr>
+          <w:p>
+            <w:pPr>
+              <w:spacing w:after="0"/>
+            </w:pPr>
+            <w:r/>
+            <w:r>
+              <w:rPr>
+                <w:b w:val="0"/>
+                <w:sz w:val="15"/>
+              </w:rPr>
+              <w:t>22</w:t>
+            </w:r>
+          </w:p>
+        </w:tc>
+        <w:tc>
+          <w:tcPr>
+            <w:tcW w:type="dxa" w:w="1701"/>
+          </w:tcPr>
+          <w:p>
+            <w:pPr>
+              <w:spacing w:after="0"/>
+            </w:pPr>
+            <w:r/>
+            <w:r>
+              <w:rPr>
+                <w:b w:val="0"/>
+                <w:sz w:val="15"/>
+              </w:rPr>
+              <w:t>Điều 6 – An toàn thành phần</w:t>
+            </w:r>
+          </w:p>
+        </w:tc>
+        <w:tc>
+          <w:tcPr>
+            <w:tcW w:type="dxa" w:w="3685"/>
+          </w:tcPr>
+          <w:p>
+            <w:pPr>
+              <w:spacing w:after="0"/>
+            </w:pPr>
+            <w:r/>
+            <w:r>
+              <w:rPr>
+                <w:b w:val="0"/>
+                <w:sz w:val="15"/>
+              </w:rPr>
+              <w:t>Bổ sung chuẩn tuân thủ cụ thể.</w:t>
+            </w:r>
+          </w:p>
+        </w:tc>
+        <w:tc>
+          <w:tcPr>
+            <w:tcW w:type="dxa" w:w="2778"/>
+          </w:tcPr>
+          <w:p>
+            <w:pPr>
+              <w:spacing w:after="0"/>
+            </w:pPr>
+            <w:r/>
+            <w:r>
+              <w:rPr>
+                <w:b w:val="0"/>
+                <w:sz w:val="15"/>
+              </w:rPr>
+              <w:t>Thông tư 06/2011/TT-BYT; Hiệp định mỹ phẩm ASEAN</w:t>
+            </w:r>
+          </w:p>
+        </w:tc>
+        <w:tc>
+          <w:tcPr>
+            <w:tcW w:type="dxa" w:w="1191"/>
+          </w:tcPr>
+          <w:p>
+            <w:pPr>
+              <w:spacing w:after="0"/>
+            </w:pPr>
+            <w:r/>
+            <w:r>
+              <w:rPr>
+                <w:b w:val="0"/>
+                <w:sz w:val="15"/>
+              </w:rPr>
+              <w:t>3 – Có thể nhượng</w:t>
+            </w:r>
+          </w:p>
+        </w:tc>
+      </w:tr>
+      <w:tr>
+        <w:tc>
+          <w:tcPr>
+            <w:tcW w:type="dxa" w:w="510"/>
+          </w:tcPr>
+          <w:p>
+            <w:pPr>
+              <w:spacing w:after="0"/>
+            </w:pPr>
+            <w:r/>
+            <w:r>
+              <w:rPr>
+                <w:b w:val="0"/>
+                <w:sz w:val="15"/>
+              </w:rPr>
+              <w:t>26</w:t>
+            </w:r>
+          </w:p>
+        </w:tc>
+        <w:tc>
+          <w:tcPr>
+            <w:tcW w:type="dxa" w:w="1701"/>
+          </w:tcPr>
+          <w:p>
+            <w:pPr>
+              <w:spacing w:after="0"/>
+            </w:pPr>
+            <w:r/>
+            <w:r>
+              <w:rPr>
+                <w:b w:val="0"/>
+                <w:sz w:val="15"/>
+              </w:rPr>
+              <w:t>Điều 6 – Đối chiếu vật tư, thanh toán, lưu kho</w:t>
+            </w:r>
+          </w:p>
+        </w:tc>
+        <w:tc>
+          <w:tcPr>
+            <w:tcW w:type="dxa" w:w="3685"/>
+          </w:tcPr>
+          <w:p>
+            <w:pPr>
+              <w:spacing w:after="0"/>
+            </w:pPr>
+            <w:r/>
+            <w:r>
+              <w:rPr>
+                <w:b w:val="0"/>
+                <w:sz w:val="15"/>
+              </w:rPr>
+              <w:t>Hao hụt 3–10% mâu thuẫn định mức mới; phí lưu kho ghi đ/m² (Điều 6) nhưng đ/m³ (Điều 7); thời gian miễn phí chỉ 15 ngày.</w:t>
+            </w:r>
+          </w:p>
+        </w:tc>
+        <w:tc>
+          <w:tcPr>
+            <w:tcW w:type="dxa" w:w="2778"/>
+          </w:tcPr>
+          <w:p>
+            <w:pPr>
+              <w:spacing w:after="0"/>
+            </w:pPr>
+            <w:r/>
+            <w:r>
+              <w:rPr>
+                <w:b w:val="0"/>
+                <w:sz w:val="15"/>
+              </w:rPr>
+              <w:t>Thỏa thuận thương mại</w:t>
+            </w:r>
+          </w:p>
+        </w:tc>
+        <w:tc>
+          <w:tcPr>
+            <w:tcW w:type="dxa" w:w="1191"/>
+          </w:tcPr>
+          <w:p>
+            <w:pPr>
+              <w:spacing w:after="0"/>
+            </w:pPr>
+            <w:r/>
+            <w:r>
+              <w:rPr>
+                <w:b w:val="0"/>
+                <w:sz w:val="15"/>
+              </w:rPr>
+              <w:t>3 – Có thể nhượng</w:t>
+            </w:r>
+          </w:p>
+        </w:tc>
+      </w:tr>
+      <w:tr>
+        <w:tc>
+          <w:tcPr>
+            <w:tcW w:type="dxa" w:w="510"/>
+          </w:tcPr>
+          <w:p>
+            <w:pPr>
+              <w:spacing w:after="0"/>
+            </w:pPr>
+            <w:r/>
+            <w:r>
+              <w:rPr>
+                <w:b w:val="0"/>
+                <w:sz w:val="15"/>
+              </w:rPr>
+              <w:t>30</w:t>
+            </w:r>
+          </w:p>
+        </w:tc>
+        <w:tc>
+          <w:tcPr>
+            <w:tcW w:type="dxa" w:w="1701"/>
+          </w:tcPr>
+          <w:p>
+            <w:pPr>
+              <w:spacing w:after="0"/>
+            </w:pPr>
+            <w:r/>
+            <w:r>
+              <w:rPr>
+                <w:b w:val="0"/>
+                <w:sz w:val="15"/>
+              </w:rPr>
+              <w:t>Điều 7 – Giấy tờ Bên B</w:t>
+            </w:r>
+          </w:p>
+        </w:tc>
+        <w:tc>
+          <w:tcPr>
+            <w:tcW w:type="dxa" w:w="3685"/>
+          </w:tcPr>
+          <w:p>
+            <w:pPr>
+              <w:spacing w:after="0"/>
+            </w:pPr>
+            <w:r/>
+            <w:r>
+              <w:rPr>
+                <w:b w:val="0"/>
+                <w:sz w:val="15"/>
+              </w:rPr>
+              <w:t>Nhãn hiệu đang trong thời gian thẩm định chỉ có đơn đăng ký.</w:t>
+            </w:r>
+          </w:p>
+        </w:tc>
+        <w:tc>
+          <w:tcPr>
+            <w:tcW w:type="dxa" w:w="2778"/>
+          </w:tcPr>
+          <w:p>
+            <w:pPr>
+              <w:spacing w:after="0"/>
+            </w:pPr>
+            <w:r/>
+            <w:r>
+              <w:rPr>
+                <w:b w:val="0"/>
+                <w:sz w:val="15"/>
+              </w:rPr>
+              <w:t>Luật Sở hữu trí tuệ</w:t>
+            </w:r>
+          </w:p>
+        </w:tc>
+        <w:tc>
+          <w:tcPr>
+            <w:tcW w:type="dxa" w:w="1191"/>
+          </w:tcPr>
+          <w:p>
+            <w:pPr>
+              <w:spacing w:after="0"/>
+            </w:pPr>
+            <w:r/>
+            <w:r>
+              <w:rPr>
+                <w:b w:val="0"/>
+                <w:sz w:val="15"/>
+              </w:rPr>
+              <w:t>3 – Có thể nhượng</w:t>
+            </w:r>
+          </w:p>
+        </w:tc>
+      </w:tr>
+      <w:tr>
+        <w:tc>
+          <w:tcPr>
+            <w:tcW w:type="dxa" w:w="510"/>
+          </w:tcPr>
+          <w:p>
+            <w:pPr>
+              <w:spacing w:after="0"/>
+            </w:pPr>
+            <w:r/>
+            <w:r>
+              <w:rPr>
+                <w:b w:val="0"/>
+                <w:sz w:val="15"/>
+              </w:rPr>
+              <w:t>31</w:t>
+            </w:r>
+          </w:p>
+        </w:tc>
+        <w:tc>
+          <w:tcPr>
+            <w:tcW w:type="dxa" w:w="1701"/>
+          </w:tcPr>
+          <w:p>
+            <w:pPr>
+              <w:spacing w:after="0"/>
+            </w:pPr>
+            <w:r/>
+            <w:r>
+              <w:rPr>
+                <w:b w:val="0"/>
+                <w:sz w:val="15"/>
+              </w:rPr>
+              <w:t>Điều 7 – Lỗi bao bì, nhận hàng</w:t>
+            </w:r>
+          </w:p>
+        </w:tc>
+        <w:tc>
+          <w:tcPr>
+            <w:tcW w:type="dxa" w:w="3685"/>
+          </w:tcPr>
+          <w:p>
+            <w:pPr>
+              <w:spacing w:after="0"/>
+            </w:pPr>
+            <w:r/>
+            <w:r>
+              <w:rPr>
+                <w:b w:val="0"/>
+                <w:sz w:val="15"/>
+              </w:rPr>
+              <w:t>Bắt buộc Bên B (ở Hà Nội) xuống nhà máy; thời hạn lưu kho không thống nhất với Điều 6.</w:t>
+            </w:r>
+          </w:p>
+        </w:tc>
+        <w:tc>
+          <w:tcPr>
+            <w:tcW w:type="dxa" w:w="2778"/>
+          </w:tcPr>
+          <w:p>
+            <w:pPr>
+              <w:spacing w:after="0"/>
+            </w:pPr>
+            <w:r/>
+            <w:r>
+              <w:rPr>
+                <w:b w:val="0"/>
+                <w:sz w:val="15"/>
+              </w:rPr>
+              <w:t>Thỏa thuận vận hành</w:t>
+            </w:r>
+          </w:p>
+        </w:tc>
+        <w:tc>
+          <w:tcPr>
+            <w:tcW w:type="dxa" w:w="1191"/>
+          </w:tcPr>
+          <w:p>
+            <w:pPr>
+              <w:spacing w:after="0"/>
+            </w:pPr>
+            <w:r/>
+            <w:r>
+              <w:rPr>
+                <w:b w:val="0"/>
+                <w:sz w:val="15"/>
+              </w:rPr>
+              <w:t>3 – Có thể nhượng</w:t>
+            </w:r>
+          </w:p>
+        </w:tc>
+      </w:tr>
+      <w:tr>
+        <w:tc>
+          <w:tcPr>
+            <w:tcW w:type="dxa" w:w="510"/>
+          </w:tcPr>
+          <w:p>
+            <w:pPr>
+              <w:spacing w:after="0"/>
+            </w:pPr>
+            <w:r/>
+            <w:r>
+              <w:rPr>
+                <w:b w:val="0"/>
+                <w:sz w:val="15"/>
+              </w:rPr>
+              <w:t>34</w:t>
+            </w:r>
+          </w:p>
+        </w:tc>
+        <w:tc>
+          <w:tcPr>
+            <w:tcW w:type="dxa" w:w="1701"/>
+          </w:tcPr>
+          <w:p>
+            <w:pPr>
+              <w:spacing w:after="0"/>
+            </w:pPr>
+            <w:r/>
+            <w:r>
+              <w:rPr>
+                <w:b w:val="0"/>
+                <w:sz w:val="15"/>
+              </w:rPr>
+              <w:t>Điều 7 – Lưu hành hàng không do Bên A sản xuất</w:t>
+            </w:r>
+          </w:p>
+        </w:tc>
+        <w:tc>
+          <w:tcPr>
+            <w:tcW w:type="dxa" w:w="3685"/>
+          </w:tcPr>
+          <w:p>
+            <w:pPr>
+              <w:spacing w:after="0"/>
+            </w:pPr>
+            <w:r/>
+            <w:r>
+              <w:rPr>
+                <w:b w:val="0"/>
+                <w:sz w:val="15"/>
+              </w:rPr>
+              <w:t>Giới hạn trách nhiệm đúng phạm vi hành vi.</w:t>
+            </w:r>
+          </w:p>
+        </w:tc>
+        <w:tc>
+          <w:tcPr>
+            <w:tcW w:type="dxa" w:w="2778"/>
+          </w:tcPr>
+          <w:p>
+            <w:pPr>
+              <w:spacing w:after="0"/>
+            </w:pPr>
+            <w:r/>
+            <w:r>
+              <w:rPr>
+                <w:b w:val="0"/>
+                <w:sz w:val="15"/>
+              </w:rPr>
+              <w:t>Thông tư 06/2011/TT-BYT</w:t>
+            </w:r>
+          </w:p>
+        </w:tc>
+        <w:tc>
+          <w:tcPr>
+            <w:tcW w:type="dxa" w:w="1191"/>
+          </w:tcPr>
+          <w:p>
+            <w:pPr>
+              <w:spacing w:after="0"/>
+            </w:pPr>
+            <w:r/>
+            <w:r>
+              <w:rPr>
+                <w:b w:val="0"/>
+                <w:sz w:val="15"/>
+              </w:rPr>
+              <w:t>3 – Có thể nhượng</w:t>
+            </w:r>
+          </w:p>
+        </w:tc>
+      </w:tr>
+      <w:tr>
+        <w:tc>
+          <w:tcPr>
+            <w:tcW w:type="dxa" w:w="510"/>
+          </w:tcPr>
+          <w:p>
+            <w:pPr>
+              <w:spacing w:after="0"/>
+            </w:pPr>
+            <w:r/>
+            <w:r>
+              <w:rPr>
+                <w:b w:val="0"/>
+                <w:sz w:val="15"/>
+              </w:rPr>
+              <w:t>36</w:t>
+            </w:r>
+          </w:p>
+        </w:tc>
+        <w:tc>
+          <w:tcPr>
+            <w:tcW w:type="dxa" w:w="1701"/>
+          </w:tcPr>
+          <w:p>
+            <w:pPr>
+              <w:spacing w:after="0"/>
+            </w:pPr>
+            <w:r/>
+            <w:r>
+              <w:rPr>
+                <w:b w:val="0"/>
+                <w:sz w:val="15"/>
+              </w:rPr>
+              <w:t>Điều 8 – Kênh trao đổi</w:t>
+            </w:r>
+          </w:p>
+        </w:tc>
+        <w:tc>
+          <w:tcPr>
+            <w:tcW w:type="dxa" w:w="3685"/>
+          </w:tcPr>
+          <w:p>
+            <w:pPr>
+              <w:spacing w:after="0"/>
+            </w:pPr>
+            <w:r/>
+            <w:r>
+              <w:rPr>
+                <w:b w:val="0"/>
+                <w:sz w:val="15"/>
+              </w:rPr>
+              <w:t>Xác định địa chỉ email chính thức có giá trị xác nhận.</w:t>
+            </w:r>
+          </w:p>
+        </w:tc>
+        <w:tc>
+          <w:tcPr>
+            <w:tcW w:type="dxa" w:w="2778"/>
+          </w:tcPr>
+          <w:p>
+            <w:pPr>
+              <w:spacing w:after="0"/>
+            </w:pPr>
+            <w:r/>
+            <w:r>
+              <w:rPr>
+                <w:b w:val="0"/>
+                <w:sz w:val="15"/>
+              </w:rPr>
+              <w:t>Luật Giao dịch điện tử 2023</w:t>
+            </w:r>
+          </w:p>
+        </w:tc>
+        <w:tc>
+          <w:tcPr>
+            <w:tcW w:type="dxa" w:w="1191"/>
+          </w:tcPr>
+          <w:p>
+            <w:pPr>
+              <w:spacing w:after="0"/>
+            </w:pPr>
+            <w:r/>
+            <w:r>
+              <w:rPr>
+                <w:b w:val="0"/>
+                <w:sz w:val="15"/>
+              </w:rPr>
+              <w:t>3 – Có thể nhượng</w:t>
+            </w:r>
+          </w:p>
+        </w:tc>
+      </w:tr>
+      <w:tr>
+        <w:tc>
+          <w:tcPr>
+            <w:tcW w:type="dxa" w:w="510"/>
+          </w:tcPr>
+          <w:p>
+            <w:pPr>
+              <w:spacing w:after="0"/>
+            </w:pPr>
+            <w:r/>
+            <w:r>
+              <w:rPr>
+                <w:b w:val="0"/>
+                <w:sz w:val="15"/>
+              </w:rPr>
+              <w:t>39</w:t>
+            </w:r>
+          </w:p>
+        </w:tc>
+        <w:tc>
+          <w:tcPr>
+            <w:tcW w:type="dxa" w:w="1701"/>
+          </w:tcPr>
+          <w:p>
+            <w:pPr>
+              <w:spacing w:after="0"/>
+            </w:pPr>
+            <w:r/>
+            <w:r>
+              <w:rPr>
+                <w:b w:val="0"/>
+                <w:sz w:val="15"/>
+              </w:rPr>
+              <w:t>Điều 9 – Bất khả kháng kéo dài</w:t>
+            </w:r>
+          </w:p>
+        </w:tc>
+        <w:tc>
+          <w:tcPr>
+            <w:tcW w:type="dxa" w:w="3685"/>
+          </w:tcPr>
+          <w:p>
+            <w:pPr>
+              <w:spacing w:after="0"/>
+            </w:pPr>
+            <w:r/>
+            <w:r>
+              <w:rPr>
+                <w:b w:val="0"/>
+                <w:sz w:val="15"/>
+              </w:rPr>
+              <w:t>Chưa có lối ra khi bất khả kháng kéo dài.</w:t>
+            </w:r>
+          </w:p>
+        </w:tc>
+        <w:tc>
+          <w:tcPr>
+            <w:tcW w:type="dxa" w:w="2778"/>
+          </w:tcPr>
+          <w:p>
+            <w:pPr>
+              <w:spacing w:after="0"/>
+            </w:pPr>
+            <w:r/>
+            <w:r>
+              <w:rPr>
+                <w:b w:val="0"/>
+                <w:sz w:val="15"/>
+              </w:rPr>
+              <w:t>BLDS 2015 Điều 156; Luật Thương mại 2005 Điều 294–296</w:t>
+            </w:r>
+          </w:p>
+        </w:tc>
+        <w:tc>
+          <w:tcPr>
+            <w:tcW w:type="dxa" w:w="1191"/>
+          </w:tcPr>
+          <w:p>
+            <w:pPr>
+              <w:spacing w:after="0"/>
+            </w:pPr>
+            <w:r/>
+            <w:r>
+              <w:rPr>
+                <w:b w:val="0"/>
+                <w:sz w:val="15"/>
+              </w:rPr>
+              <w:t>3 – Có thể nhượng</w:t>
+            </w:r>
+          </w:p>
+        </w:tc>
+      </w:tr>
+      <w:tr>
+        <w:tc>
+          <w:tcPr>
+            <w:tcW w:type="dxa" w:w="510"/>
+          </w:tcPr>
+          <w:p>
+            <w:pPr>
+              <w:spacing w:after="0"/>
+            </w:pPr>
+            <w:r/>
+            <w:r>
+              <w:rPr>
+                <w:b w:val="0"/>
+                <w:sz w:val="15"/>
+              </w:rPr>
+              <w:t>40</w:t>
+            </w:r>
+          </w:p>
+        </w:tc>
+        <w:tc>
+          <w:tcPr>
+            <w:tcW w:type="dxa" w:w="1701"/>
+          </w:tcPr>
+          <w:p>
+            <w:pPr>
+              <w:spacing w:after="0"/>
+            </w:pPr>
+            <w:r/>
+            <w:r>
+              <w:rPr>
+                <w:b w:val="0"/>
+                <w:sz w:val="15"/>
+              </w:rPr>
+              <w:t>Điều 10 – Số bản, phụ lục</w:t>
+            </w:r>
+          </w:p>
+        </w:tc>
+        <w:tc>
+          <w:tcPr>
+            <w:tcW w:type="dxa" w:w="3685"/>
+          </w:tcPr>
+          <w:p>
+            <w:pPr>
+              <w:spacing w:after="0"/>
+            </w:pPr>
+            <w:r/>
+            <w:r>
+              <w:rPr>
+                <w:b w:val="0"/>
+                <w:sz w:val="15"/>
+              </w:rPr>
+              <w:t>Bên B cần thêm bản hợp đồng cho hồ sơ công bố; bổ sung danh mục phụ lục.</w:t>
+            </w:r>
+          </w:p>
+        </w:tc>
+        <w:tc>
+          <w:tcPr>
+            <w:tcW w:type="dxa" w:w="2778"/>
+          </w:tcPr>
+          <w:p>
+            <w:pPr>
+              <w:spacing w:after="0"/>
+            </w:pPr>
+            <w:r/>
+            <w:r>
+              <w:rPr>
+                <w:b w:val="0"/>
+                <w:sz w:val="15"/>
+              </w:rPr>
+              <w:t>Thông tư 06/2011/TT-BYT (hồ sơ công bố cần bản sao hợp đồng)</w:t>
+            </w:r>
+          </w:p>
+        </w:tc>
+        <w:tc>
+          <w:tcPr>
+            <w:tcW w:type="dxa" w:w="1191"/>
+          </w:tcPr>
+          <w:p>
+            <w:pPr>
+              <w:spacing w:after="0"/>
+            </w:pPr>
+            <w:r/>
+            <w:r>
+              <w:rPr>
+                <w:b w:val="0"/>
+                <w:sz w:val="15"/>
+              </w:rPr>
+              <w:t>3 – Có thể nhượng</w:t>
             </w:r>
           </w:p>
         </w:tc>
@@ -12921,3498 +17120,14 @@
       </w:pPr>
     </w:p>
     <w:p>
-      <w:pPr>
-        <w:pStyle w:val="Heading2"/>
-      </w:pPr>
       <w:r>
-        <w:t>7.2 Bảng 35 điểm sửa đổi theo mức ưu tiên</w:t>
+        <w:rPr>
+          <w:b w:val="0"/>
+          <w:i/>
+          <w:sz w:val="17"/>
+        </w:rPr>
+        <w:t>Cột “Hướng sửa” ghi căn cứ pháp lý; nội dung điều khoản đề xuất đầy đủ xem file Track Changes hoặc cột F của biên bản Excel.</w:t>
       </w:r>
-    </w:p>
-    <w:tbl>
-      <w:tblPr>
-        <w:tblStyle w:val="TableGrid"/>
-        <w:tblW w:type="auto" w:w="0"/>
-        <w:jc w:val="center"/>
-        <w:tblLayout w:type="fixed"/>
-        <w:tblLook w:firstColumn="1" w:firstRow="1" w:lastColumn="0" w:lastRow="0" w:noHBand="0" w:noVBand="1" w:val="04A0"/>
-      </w:tblPr>
-      <w:tblGrid>
-        <w:gridCol w:w="396"/>
-        <w:gridCol w:w="1360"/>
-        <w:gridCol w:w="2608"/>
-        <w:gridCol w:w="4309"/>
-        <w:gridCol w:w="1190"/>
-      </w:tblGrid>
-      <w:tr>
-        <w:trPr>
-          <w:tblHeader w:val="true"/>
-        </w:trPr>
-        <w:tc>
-          <w:tcPr>
-            <w:tcW w:type="dxa" w:w="397"/>
-            <w:shd w:val="clear" w:color="auto" w:fill="1F5E3B"/>
-          </w:tcPr>
-          <w:p>
-            <w:r>
-              <w:rPr>
-                <w:color w:val="FFFFFF"/>
-              </w:rPr>
-            </w:r>
-            <w:r>
-              <w:rPr>
-                <w:b/>
-                <w:color w:val="FFFFFF"/>
-                <w:sz w:val="15"/>
-              </w:rPr>
-              <w:t>#</w:t>
-            </w:r>
-          </w:p>
-        </w:tc>
-        <w:tc>
-          <w:tcPr>
-            <w:tcW w:type="dxa" w:w="1361"/>
-            <w:shd w:val="clear" w:color="auto" w:fill="1F5E3B"/>
-          </w:tcPr>
-          <w:p>
-            <w:r>
-              <w:rPr>
-                <w:color w:val="FFFFFF"/>
-              </w:rPr>
-            </w:r>
-            <w:r>
-              <w:rPr>
-                <w:b/>
-                <w:color w:val="FFFFFF"/>
-                <w:sz w:val="15"/>
-              </w:rPr>
-              <w:t>Điều (SHI → DS)</w:t>
-            </w:r>
-          </w:p>
-        </w:tc>
-        <w:tc>
-          <w:tcPr>
-            <w:tcW w:type="dxa" w:w="2608"/>
-            <w:shd w:val="clear" w:color="auto" w:fill="1F5E3B"/>
-          </w:tcPr>
-          <w:p>
-            <w:r>
-              <w:rPr>
-                <w:color w:val="FFFFFF"/>
-              </w:rPr>
-            </w:r>
-            <w:r>
-              <w:rPr>
-                <w:b/>
-                <w:color w:val="FFFFFF"/>
-                <w:sz w:val="15"/>
-              </w:rPr>
-              <w:t>Dự thảo Shizencos</w:t>
-            </w:r>
-          </w:p>
-        </w:tc>
-        <w:tc>
-          <w:tcPr>
-            <w:tcW w:type="dxa" w:w="4309"/>
-            <w:shd w:val="clear" w:color="auto" w:fill="1F5E3B"/>
-          </w:tcPr>
-          <w:p>
-            <w:r>
-              <w:rPr>
-                <w:color w:val="FFFFFF"/>
-              </w:rPr>
-            </w:r>
-            <w:r>
-              <w:rPr>
-                <w:b/>
-                <w:color w:val="FFFFFF"/>
-                <w:sz w:val="15"/>
-              </w:rPr>
-              <w:t>Đề xuất DS</w:t>
-            </w:r>
-          </w:p>
-        </w:tc>
-        <w:tc>
-          <w:tcPr>
-            <w:tcW w:type="dxa" w:w="1191"/>
-            <w:shd w:val="clear" w:color="auto" w:fill="1F5E3B"/>
-          </w:tcPr>
-          <w:p>
-            <w:r>
-              <w:rPr>
-                <w:color w:val="FFFFFF"/>
-              </w:rPr>
-            </w:r>
-            <w:r>
-              <w:rPr>
-                <w:b/>
-                <w:color w:val="FFFFFF"/>
-                <w:sz w:val="15"/>
-              </w:rPr>
-              <w:t>Ưu tiên</w:t>
-            </w:r>
-          </w:p>
-        </w:tc>
-      </w:tr>
-      <w:tr>
-        <w:tc>
-          <w:tcPr>
-            <w:tcW w:type="dxa" w:w="397"/>
-            <w:shd w:val="clear" w:color="auto" w:fill="FCE4E4"/>
-          </w:tcPr>
-          <w:p>
-            <w:pPr>
-              <w:spacing w:after="0"/>
-            </w:pPr>
-            <w:r/>
-            <w:r>
-              <w:rPr>
-                <w:b w:val="0"/>
-                <w:sz w:val="15"/>
-              </w:rPr>
-              <w:t>1</w:t>
-            </w:r>
-          </w:p>
-        </w:tc>
-        <w:tc>
-          <w:tcPr>
-            <w:tcW w:type="dxa" w:w="1361"/>
-            <w:shd w:val="clear" w:color="auto" w:fill="FCE4E4"/>
-          </w:tcPr>
-          <w:p>
-            <w:pPr>
-              <w:spacing w:after="0"/>
-            </w:pPr>
-            <w:r/>
-            <w:r>
-              <w:rPr>
-                <w:b w:val="0"/>
-                <w:sz w:val="15"/>
-              </w:rPr>
-              <w:t>Tiêu đề → Tiêu đề, Điều 2</w:t>
-            </w:r>
-          </w:p>
-        </w:tc>
-        <w:tc>
-          <w:tcPr>
-            <w:tcW w:type="dxa" w:w="2608"/>
-            <w:shd w:val="clear" w:color="auto" w:fill="FCE4E4"/>
-          </w:tcPr>
-          <w:p>
-            <w:pPr>
-              <w:spacing w:after="0"/>
-            </w:pPr>
-            <w:r/>
-            <w:r>
-              <w:rPr>
-                <w:b w:val="0"/>
-                <w:sz w:val="15"/>
-              </w:rPr>
-              <w:t>“Hợp đồng mua bán (v/v sản xuất và gia công sản phẩm theo yêu cầu)”</w:t>
-            </w:r>
-          </w:p>
-        </w:tc>
-        <w:tc>
-          <w:tcPr>
-            <w:tcW w:type="dxa" w:w="4309"/>
-            <w:shd w:val="clear" w:color="auto" w:fill="FCE4E4"/>
-          </w:tcPr>
-          <w:p>
-            <w:pPr>
-              <w:spacing w:after="0"/>
-            </w:pPr>
-            <w:r/>
-            <w:r>
-              <w:rPr>
-                <w:b w:val="0"/>
-                <w:sz w:val="15"/>
-              </w:rPr>
-              <w:t>Đổi thành “Hợp đồng gia công sản xuất mỹ phẩm”</w:t>
-            </w:r>
-          </w:p>
-        </w:tc>
-        <w:tc>
-          <w:tcPr>
-            <w:tcW w:type="dxa" w:w="1191"/>
-            <w:shd w:val="clear" w:color="auto" w:fill="FCE4E4"/>
-          </w:tcPr>
-          <w:p>
-            <w:pPr>
-              <w:spacing w:after="0"/>
-            </w:pPr>
-            <w:r/>
-            <w:r>
-              <w:rPr>
-                <w:b w:val="0"/>
-                <w:sz w:val="15"/>
-              </w:rPr>
-              <w:t>1 – Phải đạt</w:t>
-            </w:r>
-          </w:p>
-        </w:tc>
-      </w:tr>
-      <w:tr>
-        <w:tc>
-          <w:tcPr>
-            <w:tcW w:type="dxa" w:w="397"/>
-            <w:shd w:val="clear" w:color="auto" w:fill="FCE4E4"/>
-          </w:tcPr>
-          <w:p>
-            <w:pPr>
-              <w:spacing w:after="0"/>
-            </w:pPr>
-            <w:r/>
-            <w:r>
-              <w:rPr>
-                <w:b w:val="0"/>
-                <w:sz w:val="15"/>
-              </w:rPr>
-              <w:t>4</w:t>
-            </w:r>
-          </w:p>
-        </w:tc>
-        <w:tc>
-          <w:tcPr>
-            <w:tcW w:type="dxa" w:w="1361"/>
-            <w:shd w:val="clear" w:color="auto" w:fill="FCE4E4"/>
-          </w:tcPr>
-          <w:p>
-            <w:pPr>
-              <w:spacing w:after="0"/>
-            </w:pPr>
-            <w:r/>
-            <w:r>
-              <w:rPr>
-                <w:b w:val="0"/>
-                <w:sz w:val="15"/>
-              </w:rPr>
-              <w:t>Điều 1 → Điều 2.1</w:t>
-            </w:r>
-          </w:p>
-        </w:tc>
-        <w:tc>
-          <w:tcPr>
-            <w:tcW w:type="dxa" w:w="2608"/>
-            <w:shd w:val="clear" w:color="auto" w:fill="FCE4E4"/>
-          </w:tcPr>
-          <w:p>
-            <w:pPr>
-              <w:spacing w:after="0"/>
-            </w:pPr>
-            <w:r/>
-            <w:r>
-              <w:rPr>
-                <w:b w:val="0"/>
-                <w:sz w:val="15"/>
-              </w:rPr>
-              <w:t>Nhãn hàng “DS CORPORATION”</w:t>
-            </w:r>
-          </w:p>
-        </w:tc>
-        <w:tc>
-          <w:tcPr>
-            <w:tcW w:type="dxa" w:w="4309"/>
-            <w:shd w:val="clear" w:color="auto" w:fill="FCE4E4"/>
-          </w:tcPr>
-          <w:p>
-            <w:pPr>
-              <w:spacing w:after="0"/>
-            </w:pPr>
-            <w:r/>
-            <w:r>
-              <w:rPr>
-                <w:b w:val="0"/>
-                <w:sz w:val="15"/>
-              </w:rPr>
-              <w:t>Nhãn hàng: [●] – trùng với tên trên phiếu công bố và bao bì</w:t>
-            </w:r>
-          </w:p>
-        </w:tc>
-        <w:tc>
-          <w:tcPr>
-            <w:tcW w:type="dxa" w:w="1191"/>
-            <w:shd w:val="clear" w:color="auto" w:fill="FCE4E4"/>
-          </w:tcPr>
-          <w:p>
-            <w:pPr>
-              <w:spacing w:after="0"/>
-            </w:pPr>
-            <w:r/>
-            <w:r>
-              <w:rPr>
-                <w:b w:val="0"/>
-                <w:sz w:val="15"/>
-              </w:rPr>
-              <w:t>1 – Phải đạt</w:t>
-            </w:r>
-          </w:p>
-        </w:tc>
-      </w:tr>
-      <w:tr>
-        <w:tc>
-          <w:tcPr>
-            <w:tcW w:type="dxa" w:w="397"/>
-            <w:shd w:val="clear" w:color="auto" w:fill="FCE4E4"/>
-          </w:tcPr>
-          <w:p>
-            <w:pPr>
-              <w:spacing w:after="0"/>
-            </w:pPr>
-            <w:r/>
-            <w:r>
-              <w:rPr>
-                <w:b w:val="0"/>
-                <w:sz w:val="15"/>
-              </w:rPr>
-              <w:t>7</w:t>
-            </w:r>
-          </w:p>
-        </w:tc>
-        <w:tc>
-          <w:tcPr>
-            <w:tcW w:type="dxa" w:w="1361"/>
-            <w:shd w:val="clear" w:color="auto" w:fill="FCE4E4"/>
-          </w:tcPr>
-          <w:p>
-            <w:pPr>
-              <w:spacing w:after="0"/>
-            </w:pPr>
-            <w:r/>
-            <w:r>
-              <w:rPr>
-                <w:b w:val="0"/>
-                <w:sz w:val="15"/>
-              </w:rPr>
-              <w:t>Điều 1 → Điều 3.1; Phụ lục 01</w:t>
-            </w:r>
-          </w:p>
-        </w:tc>
-        <w:tc>
-          <w:tcPr>
-            <w:tcW w:type="dxa" w:w="2608"/>
-            <w:shd w:val="clear" w:color="auto" w:fill="FCE4E4"/>
-          </w:tcPr>
-          <w:p>
-            <w:pPr>
-              <w:spacing w:after="0"/>
-            </w:pPr>
-            <w:r/>
-            <w:r>
-              <w:rPr>
-                <w:b w:val="0"/>
-                <w:sz w:val="15"/>
-              </w:rPr>
-              <w:t>Chỉ ghi LOT công thức 26I261, không đính kèm yêu cầu</w:t>
-            </w:r>
-          </w:p>
-        </w:tc>
-        <w:tc>
-          <w:tcPr>
-            <w:tcW w:type="dxa" w:w="4309"/>
-            <w:shd w:val="clear" w:color="auto" w:fill="FCE4E4"/>
-          </w:tcPr>
-          <w:p>
-            <w:pPr>
-              <w:spacing w:after="0"/>
-            </w:pPr>
-            <w:r/>
-            <w:r>
-              <w:rPr>
-                <w:b w:val="0"/>
-                <w:sz w:val="15"/>
-              </w:rPr>
-              <w:t>Phụ lục 01: danh mục 22 thành phần (INCI chuẩn hóa) + khoảng hàm lượng tối thiểu của 08 thành phần chủ chốt + giới hạn an toàn. Shizencos được bảo mật % của các thành phần còn lại</w:t>
-            </w:r>
-          </w:p>
-        </w:tc>
-        <w:tc>
-          <w:tcPr>
-            <w:tcW w:type="dxa" w:w="1191"/>
-            <w:shd w:val="clear" w:color="auto" w:fill="FCE4E4"/>
-          </w:tcPr>
-          <w:p>
-            <w:pPr>
-              <w:spacing w:after="0"/>
-            </w:pPr>
-            <w:r/>
-            <w:r>
-              <w:rPr>
-                <w:b w:val="0"/>
-                <w:sz w:val="15"/>
-              </w:rPr>
-              <w:t>1 – Phải đạt</w:t>
-            </w:r>
-          </w:p>
-        </w:tc>
-      </w:tr>
-      <w:tr>
-        <w:tc>
-          <w:tcPr>
-            <w:tcW w:type="dxa" w:w="397"/>
-            <w:shd w:val="clear" w:color="auto" w:fill="FCE4E4"/>
-          </w:tcPr>
-          <w:p>
-            <w:pPr>
-              <w:spacing w:after="0"/>
-            </w:pPr>
-            <w:r/>
-            <w:r>
-              <w:rPr>
-                <w:b w:val="0"/>
-                <w:sz w:val="15"/>
-              </w:rPr>
-              <w:t>8</w:t>
-            </w:r>
-          </w:p>
-        </w:tc>
-        <w:tc>
-          <w:tcPr>
-            <w:tcW w:type="dxa" w:w="1361"/>
-            <w:shd w:val="clear" w:color="auto" w:fill="FCE4E4"/>
-          </w:tcPr>
-          <w:p>
-            <w:pPr>
-              <w:spacing w:after="0"/>
-            </w:pPr>
-            <w:r/>
-            <w:r>
-              <w:rPr>
-                <w:b w:val="0"/>
-                <w:sz w:val="15"/>
-              </w:rPr>
-              <w:t>Điều 1 → Điều 3.3</w:t>
-            </w:r>
-          </w:p>
-        </w:tc>
-        <w:tc>
-          <w:tcPr>
-            <w:tcW w:type="dxa" w:w="2608"/>
-            <w:shd w:val="clear" w:color="auto" w:fill="FCE4E4"/>
-          </w:tcPr>
-          <w:p>
-            <w:pPr>
-              <w:spacing w:after="0"/>
-            </w:pPr>
-            <w:r/>
-            <w:r>
-              <w:rPr>
-                <w:b w:val="0"/>
-                <w:sz w:val="15"/>
-              </w:rPr>
-              <w:t>Mẫu chốt theo dõi tối thiểu 07–14 ngày</w:t>
-            </w:r>
-          </w:p>
-        </w:tc>
-        <w:tc>
-          <w:tcPr>
-            <w:tcW w:type="dxa" w:w="4309"/>
-            <w:shd w:val="clear" w:color="auto" w:fill="FCE4E4"/>
-          </w:tcPr>
-          <w:p>
-            <w:pPr>
-              <w:spacing w:after="0"/>
-            </w:pPr>
-            <w:r/>
-            <w:r>
-              <w:rPr>
-                <w:b w:val="0"/>
-                <w:sz w:val="15"/>
-              </w:rPr>
-              <w:t>Mẫu chốt có chữ ký hai bên + báo cáo ổn định tăng tốc (40–45 °C) tối thiểu 04 tuần trước sản xuất đại trà, trừ khi DS chấp thuận sản xuất sớm bằng văn bản</w:t>
-            </w:r>
-          </w:p>
-        </w:tc>
-        <w:tc>
-          <w:tcPr>
-            <w:tcW w:type="dxa" w:w="1191"/>
-            <w:shd w:val="clear" w:color="auto" w:fill="FCE4E4"/>
-          </w:tcPr>
-          <w:p>
-            <w:pPr>
-              <w:spacing w:after="0"/>
-            </w:pPr>
-            <w:r/>
-            <w:r>
-              <w:rPr>
-                <w:b w:val="0"/>
-                <w:sz w:val="15"/>
-              </w:rPr>
-              <w:t>1 – Phải đạt</w:t>
-            </w:r>
-          </w:p>
-        </w:tc>
-      </w:tr>
-      <w:tr>
-        <w:tc>
-          <w:tcPr>
-            <w:tcW w:type="dxa" w:w="397"/>
-            <w:shd w:val="clear" w:color="auto" w:fill="FCE4E4"/>
-          </w:tcPr>
-          <w:p>
-            <w:pPr>
-              <w:spacing w:after="0"/>
-            </w:pPr>
-            <w:r/>
-            <w:r>
-              <w:rPr>
-                <w:b w:val="0"/>
-                <w:sz w:val="15"/>
-              </w:rPr>
-              <w:t>15</w:t>
-            </w:r>
-          </w:p>
-        </w:tc>
-        <w:tc>
-          <w:tcPr>
-            <w:tcW w:type="dxa" w:w="1361"/>
-            <w:shd w:val="clear" w:color="auto" w:fill="FCE4E4"/>
-          </w:tcPr>
-          <w:p>
-            <w:pPr>
-              <w:spacing w:after="0"/>
-            </w:pPr>
-            <w:r/>
-            <w:r>
-              <w:rPr>
-                <w:b w:val="0"/>
-                <w:sz w:val="15"/>
-              </w:rPr>
-              <w:t>Điều 3 → Điều 4.1–4.3</w:t>
-            </w:r>
-          </w:p>
-        </w:tc>
-        <w:tc>
-          <w:tcPr>
-            <w:tcW w:type="dxa" w:w="2608"/>
-            <w:shd w:val="clear" w:color="auto" w:fill="FCE4E4"/>
-          </w:tcPr>
-          <w:p>
-            <w:pPr>
-              <w:spacing w:after="0"/>
-            </w:pPr>
-            <w:r/>
-            <w:r>
-              <w:rPr>
-                <w:b w:val="0"/>
-                <w:sz w:val="15"/>
-              </w:rPr>
-              <w:t>Quy định nguyên liệu Bên thuê cung cấp (không áp dụng)</w:t>
-            </w:r>
-          </w:p>
-        </w:tc>
-        <w:tc>
-          <w:tcPr>
-            <w:tcW w:type="dxa" w:w="4309"/>
-            <w:shd w:val="clear" w:color="auto" w:fill="FCE4E4"/>
-          </w:tcPr>
-          <w:p>
-            <w:pPr>
-              <w:spacing w:after="0"/>
-            </w:pPr>
-            <w:r/>
-            <w:r>
-              <w:rPr>
-                <w:b w:val="0"/>
-                <w:sz w:val="15"/>
-              </w:rPr>
-              <w:t>Shizencos cung cấp toàn bộ nguyên liệu kèm COA/MSDS; IFRA &amp; bảng allergen cho tinh dầu; COA Bakuchiol có chỉ tiêu psoralen; không đổi NCC/grade thành phần chủ chốt khi chưa thông báo bằng văn bản</w:t>
-            </w:r>
-          </w:p>
-        </w:tc>
-        <w:tc>
-          <w:tcPr>
-            <w:tcW w:type="dxa" w:w="1191"/>
-            <w:shd w:val="clear" w:color="auto" w:fill="FCE4E4"/>
-          </w:tcPr>
-          <w:p>
-            <w:pPr>
-              <w:spacing w:after="0"/>
-            </w:pPr>
-            <w:r/>
-            <w:r>
-              <w:rPr>
-                <w:b w:val="0"/>
-                <w:sz w:val="15"/>
-              </w:rPr>
-              <w:t>1 – Phải đạt</w:t>
-            </w:r>
-          </w:p>
-        </w:tc>
-      </w:tr>
-      <w:tr>
-        <w:tc>
-          <w:tcPr>
-            <w:tcW w:type="dxa" w:w="397"/>
-            <w:shd w:val="clear" w:color="auto" w:fill="FCE4E4"/>
-          </w:tcPr>
-          <w:p>
-            <w:pPr>
-              <w:spacing w:after="0"/>
-            </w:pPr>
-            <w:r/>
-            <w:r>
-              <w:rPr>
-                <w:b w:val="0"/>
-                <w:sz w:val="15"/>
-              </w:rPr>
-              <w:t>18</w:t>
-            </w:r>
-          </w:p>
-        </w:tc>
-        <w:tc>
-          <w:tcPr>
-            <w:tcW w:type="dxa" w:w="1361"/>
-            <w:shd w:val="clear" w:color="auto" w:fill="FCE4E4"/>
-          </w:tcPr>
-          <w:p>
-            <w:pPr>
-              <w:spacing w:after="0"/>
-            </w:pPr>
-            <w:r/>
-            <w:r>
-              <w:rPr>
-                <w:b w:val="0"/>
-                <w:sz w:val="15"/>
-              </w:rPr>
-              <w:t>— → Điều 6.5</w:t>
-            </w:r>
-          </w:p>
-        </w:tc>
-        <w:tc>
-          <w:tcPr>
-            <w:tcW w:type="dxa" w:w="2608"/>
-            <w:shd w:val="clear" w:color="auto" w:fill="FCE4E4"/>
-          </w:tcPr>
-          <w:p>
-            <w:pPr>
-              <w:spacing w:after="0"/>
-            </w:pPr>
-            <w:r/>
-            <w:r>
-              <w:rPr>
-                <w:b w:val="0"/>
-                <w:sz w:val="15"/>
-              </w:rPr>
-              <w:t>Chưa có điều khoản nghiệm thu</w:t>
-            </w:r>
-          </w:p>
-        </w:tc>
-        <w:tc>
-          <w:tcPr>
-            <w:tcW w:type="dxa" w:w="4309"/>
-            <w:shd w:val="clear" w:color="auto" w:fill="FCE4E4"/>
-          </w:tcPr>
-          <w:p>
-            <w:pPr>
-              <w:spacing w:after="0"/>
-            </w:pPr>
-            <w:r/>
-            <w:r>
-              <w:rPr>
-                <w:b w:val="0"/>
-                <w:sz w:val="15"/>
-              </w:rPr>
-              <w:t>Nghiệm thu số lượng khi nhận; nghiệm thu chất lượng trong 10 ngày làm việc theo TCCS &amp; COA; khuyết tật ẩn được khiếu nại trong thời hạn bảo hành</w:t>
-            </w:r>
-          </w:p>
-        </w:tc>
-        <w:tc>
-          <w:tcPr>
-            <w:tcW w:type="dxa" w:w="1191"/>
-            <w:shd w:val="clear" w:color="auto" w:fill="FCE4E4"/>
-          </w:tcPr>
-          <w:p>
-            <w:pPr>
-              <w:spacing w:after="0"/>
-            </w:pPr>
-            <w:r/>
-            <w:r>
-              <w:rPr>
-                <w:b w:val="0"/>
-                <w:sz w:val="15"/>
-              </w:rPr>
-              <w:t>1 – Phải đạt</w:t>
-            </w:r>
-          </w:p>
-        </w:tc>
-      </w:tr>
-      <w:tr>
-        <w:tc>
-          <w:tcPr>
-            <w:tcW w:type="dxa" w:w="397"/>
-            <w:shd w:val="clear" w:color="auto" w:fill="FCE4E4"/>
-          </w:tcPr>
-          <w:p>
-            <w:pPr>
-              <w:spacing w:after="0"/>
-            </w:pPr>
-            <w:r/>
-            <w:r>
-              <w:rPr>
-                <w:b w:val="0"/>
-                <w:sz w:val="15"/>
-              </w:rPr>
-              <w:t>19</w:t>
-            </w:r>
-          </w:p>
-        </w:tc>
-        <w:tc>
-          <w:tcPr>
-            <w:tcW w:type="dxa" w:w="1361"/>
-            <w:shd w:val="clear" w:color="auto" w:fill="FCE4E4"/>
-          </w:tcPr>
-          <w:p>
-            <w:pPr>
-              <w:spacing w:after="0"/>
-            </w:pPr>
-            <w:r/>
-            <w:r>
-              <w:rPr>
-                <w:b w:val="0"/>
-                <w:sz w:val="15"/>
-              </w:rPr>
-              <w:t>Điều 5 → Điều 8</w:t>
-            </w:r>
-          </w:p>
-        </w:tc>
-        <w:tc>
-          <w:tcPr>
-            <w:tcW w:type="dxa" w:w="2608"/>
-            <w:shd w:val="clear" w:color="auto" w:fill="FCE4E4"/>
-          </w:tcPr>
-          <w:p>
-            <w:pPr>
-              <w:spacing w:after="0"/>
-            </w:pPr>
-            <w:r/>
-            <w:r>
-              <w:rPr>
-                <w:b w:val="0"/>
-                <w:sz w:val="15"/>
-              </w:rPr>
-              <w:t>Bảo hành độ ổn định 06 tháng; chỉ “phối hợp xử lý” trong 15–30 ngày</w:t>
-            </w:r>
-          </w:p>
-        </w:tc>
-        <w:tc>
-          <w:tcPr>
-            <w:tcW w:type="dxa" w:w="4309"/>
-            <w:shd w:val="clear" w:color="auto" w:fill="FCE4E4"/>
-          </w:tcPr>
-          <w:p>
-            <w:pPr>
-              <w:spacing w:after="0"/>
-            </w:pPr>
-            <w:r/>
-            <w:r>
-              <w:rPr>
-                <w:b w:val="0"/>
-                <w:sz w:val="15"/>
-              </w:rPr>
-              <w:t>Bảo hành đến hết hạn sử dụng đối với lỗi sản xuất/nguyên liệu; phản hồi khiếu nại trong 03 ngày làm việc; giám định độc lập trên mẫu lưu, bên có lỗi chịu phí; nếu lỗi do Shizencos: sản xuất lại/đổi hàng trong 15 ngày hoặc hoàn tiền, chịu chi phí thu hồi – vận chuyển – tiêu hủy và bồi thường thiệt hại thực tế</w:t>
-            </w:r>
-          </w:p>
-        </w:tc>
-        <w:tc>
-          <w:tcPr>
-            <w:tcW w:type="dxa" w:w="1191"/>
-            <w:shd w:val="clear" w:color="auto" w:fill="FCE4E4"/>
-          </w:tcPr>
-          <w:p>
-            <w:pPr>
-              <w:spacing w:after="0"/>
-            </w:pPr>
-            <w:r/>
-            <w:r>
-              <w:rPr>
-                <w:b w:val="0"/>
-                <w:sz w:val="15"/>
-              </w:rPr>
-              <w:t>1 – Phải đạt</w:t>
-            </w:r>
-          </w:p>
-        </w:tc>
-      </w:tr>
-      <w:tr>
-        <w:tc>
-          <w:tcPr>
-            <w:tcW w:type="dxa" w:w="397"/>
-            <w:shd w:val="clear" w:color="auto" w:fill="FCE4E4"/>
-          </w:tcPr>
-          <w:p>
-            <w:pPr>
-              <w:spacing w:after="0"/>
-            </w:pPr>
-            <w:r/>
-            <w:r>
-              <w:rPr>
-                <w:b w:val="0"/>
-                <w:sz w:val="15"/>
-              </w:rPr>
-              <w:t>22</w:t>
-            </w:r>
-          </w:p>
-        </w:tc>
-        <w:tc>
-          <w:tcPr>
-            <w:tcW w:type="dxa" w:w="1361"/>
-            <w:shd w:val="clear" w:color="auto" w:fill="FCE4E4"/>
-          </w:tcPr>
-          <w:p>
-            <w:pPr>
-              <w:spacing w:after="0"/>
-            </w:pPr>
-            <w:r/>
-            <w:r>
-              <w:rPr>
-                <w:b w:val="0"/>
-                <w:sz w:val="15"/>
-              </w:rPr>
-              <w:t>Điều 6 → Điều 5.1–5.3</w:t>
-            </w:r>
-          </w:p>
-        </w:tc>
-        <w:tc>
-          <w:tcPr>
-            <w:tcW w:type="dxa" w:w="2608"/>
-            <w:shd w:val="clear" w:color="auto" w:fill="FCE4E4"/>
-          </w:tcPr>
-          <w:p>
-            <w:pPr>
-              <w:spacing w:after="0"/>
-            </w:pPr>
-            <w:r/>
-            <w:r>
-              <w:rPr>
-                <w:b w:val="0"/>
-                <w:sz w:val="15"/>
-              </w:rPr>
-              <w:t>Shizencos hoàn thành công bố, cung cấp bản sao y cho DS</w:t>
-            </w:r>
-          </w:p>
-        </w:tc>
-        <w:tc>
-          <w:tcPr>
-            <w:tcW w:type="dxa" w:w="4309"/>
-            <w:shd w:val="clear" w:color="auto" w:fill="FCE4E4"/>
-          </w:tcPr>
-          <w:p>
-            <w:pPr>
-              <w:spacing w:after="0"/>
-            </w:pPr>
-            <w:r/>
-            <w:r>
-              <w:rPr>
-                <w:b w:val="0"/>
-                <w:sz w:val="15"/>
-              </w:rPr>
-              <w:t>DS đứng tên tổ chức chịu trách nhiệm đưa sản phẩm ra thị trường; Shizencos soạn và hoàn thiện hồ sơ trong 10 ngày làm việc sau mẫu chốt, cung cấp Giấy chứng nhận đủ điều kiện sản xuất mỹ phẩm còn hiệu lực; số tiếp nhận phiếu công bố thuộc DS</w:t>
-            </w:r>
-          </w:p>
-        </w:tc>
-        <w:tc>
-          <w:tcPr>
-            <w:tcW w:type="dxa" w:w="1191"/>
-            <w:shd w:val="clear" w:color="auto" w:fill="FCE4E4"/>
-          </w:tcPr>
-          <w:p>
-            <w:pPr>
-              <w:spacing w:after="0"/>
-            </w:pPr>
-            <w:r/>
-            <w:r>
-              <w:rPr>
-                <w:b w:val="0"/>
-                <w:sz w:val="15"/>
-              </w:rPr>
-              <w:t>1 – Phải đạt</w:t>
-            </w:r>
-          </w:p>
-        </w:tc>
-      </w:tr>
-      <w:tr>
-        <w:tc>
-          <w:tcPr>
-            <w:tcW w:type="dxa" w:w="397"/>
-            <w:shd w:val="clear" w:color="auto" w:fill="FCE4E4"/>
-          </w:tcPr>
-          <w:p>
-            <w:pPr>
-              <w:spacing w:after="0"/>
-            </w:pPr>
-            <w:r/>
-            <w:r>
-              <w:rPr>
-                <w:b w:val="0"/>
-                <w:sz w:val="15"/>
-              </w:rPr>
-              <w:t>23</w:t>
-            </w:r>
-          </w:p>
-        </w:tc>
-        <w:tc>
-          <w:tcPr>
-            <w:tcW w:type="dxa" w:w="1361"/>
-            <w:shd w:val="clear" w:color="auto" w:fill="FCE4E4"/>
-          </w:tcPr>
-          <w:p>
-            <w:pPr>
-              <w:spacing w:after="0"/>
-            </w:pPr>
-            <w:r/>
-            <w:r>
-              <w:rPr>
-                <w:b w:val="0"/>
-                <w:sz w:val="15"/>
-              </w:rPr>
-              <w:t>— → Điều 5.4</w:t>
-            </w:r>
-          </w:p>
-        </w:tc>
-        <w:tc>
-          <w:tcPr>
-            <w:tcW w:type="dxa" w:w="2608"/>
-            <w:shd w:val="clear" w:color="auto" w:fill="FCE4E4"/>
-          </w:tcPr>
-          <w:p>
-            <w:pPr>
-              <w:spacing w:after="0"/>
-            </w:pPr>
-            <w:r/>
-            <w:r>
-              <w:rPr>
-                <w:b w:val="0"/>
-                <w:sz w:val="15"/>
-              </w:rPr>
-              <w:t>Chưa quy định hồ sơ thông tin sản phẩm (PIF)</w:t>
-            </w:r>
-          </w:p>
-        </w:tc>
-        <w:tc>
-          <w:tcPr>
-            <w:tcW w:type="dxa" w:w="4309"/>
-            <w:shd w:val="clear" w:color="auto" w:fill="FCE4E4"/>
-          </w:tcPr>
-          <w:p>
-            <w:pPr>
-              <w:spacing w:after="0"/>
-            </w:pPr>
-            <w:r/>
-            <w:r>
-              <w:rPr>
-                <w:b w:val="0"/>
-                <w:sz w:val="15"/>
-              </w:rPr>
-              <w:t>Shizencos lập PIF, bàn giao DS bản sao các phần không chứa công thức định lượng; phần công thức định lượng do Shizencos lưu và xuất trình trong 03 ngày làm việc khi cơ quan có thẩm quyền yêu cầu; lưu tối thiểu 03 năm sau lô cuối cùng</w:t>
-            </w:r>
-          </w:p>
-        </w:tc>
-        <w:tc>
-          <w:tcPr>
-            <w:tcW w:type="dxa" w:w="1191"/>
-            <w:shd w:val="clear" w:color="auto" w:fill="FCE4E4"/>
-          </w:tcPr>
-          <w:p>
-            <w:pPr>
-              <w:spacing w:after="0"/>
-            </w:pPr>
-            <w:r/>
-            <w:r>
-              <w:rPr>
-                <w:b w:val="0"/>
-                <w:sz w:val="15"/>
-              </w:rPr>
-              <w:t>1 – Phải đạt</w:t>
-            </w:r>
-          </w:p>
-        </w:tc>
-      </w:tr>
-      <w:tr>
-        <w:tc>
-          <w:tcPr>
-            <w:tcW w:type="dxa" w:w="397"/>
-            <w:shd w:val="clear" w:color="auto" w:fill="FCE4E4"/>
-          </w:tcPr>
-          <w:p>
-            <w:pPr>
-              <w:spacing w:after="0"/>
-            </w:pPr>
-            <w:r/>
-            <w:r>
-              <w:rPr>
-                <w:b w:val="0"/>
-                <w:sz w:val="15"/>
-              </w:rPr>
-              <w:t>24</w:t>
-            </w:r>
-          </w:p>
-        </w:tc>
-        <w:tc>
-          <w:tcPr>
-            <w:tcW w:type="dxa" w:w="1361"/>
-            <w:shd w:val="clear" w:color="auto" w:fill="FCE4E4"/>
-          </w:tcPr>
-          <w:p>
-            <w:pPr>
-              <w:spacing w:after="0"/>
-            </w:pPr>
-            <w:r/>
-            <w:r>
-              <w:rPr>
-                <w:b w:val="0"/>
-                <w:sz w:val="15"/>
-              </w:rPr>
-              <w:t>Điều 6 → Điều 5.5</w:t>
-            </w:r>
-          </w:p>
-        </w:tc>
-        <w:tc>
-          <w:tcPr>
-            <w:tcW w:type="dxa" w:w="2608"/>
-            <w:shd w:val="clear" w:color="auto" w:fill="FCE4E4"/>
-          </w:tcPr>
-          <w:p>
-            <w:pPr>
-              <w:spacing w:after="0"/>
-            </w:pPr>
-            <w:r/>
-            <w:r>
-              <w:rPr>
-                <w:b w:val="0"/>
-                <w:sz w:val="15"/>
-              </w:rPr>
-              <w:t>Sau 01 năm không sản xuất, Shizencos được yêu cầu Sở Y tế thu hồi số công bố</w:t>
-            </w:r>
-          </w:p>
-        </w:tc>
-        <w:tc>
-          <w:tcPr>
-            <w:tcW w:type="dxa" w:w="4309"/>
-            <w:shd w:val="clear" w:color="auto" w:fill="FCE4E4"/>
-          </w:tcPr>
-          <w:p>
-            <w:pPr>
-              <w:spacing w:after="0"/>
-            </w:pPr>
-            <w:r/>
-            <w:r>
-              <w:rPr>
-                <w:b w:val="0"/>
-                <w:sz w:val="15"/>
-              </w:rPr>
-              <w:t>Bỏ. Shizencos chỉ thực hiện thủ tục liên quan số công bố khi DS đồng ý bằng văn bản hoặc theo yêu cầu cơ quan nhà nước</w:t>
-            </w:r>
-          </w:p>
-        </w:tc>
-        <w:tc>
-          <w:tcPr>
-            <w:tcW w:type="dxa" w:w="1191"/>
-            <w:shd w:val="clear" w:color="auto" w:fill="FCE4E4"/>
-          </w:tcPr>
-          <w:p>
-            <w:pPr>
-              <w:spacing w:after="0"/>
-            </w:pPr>
-            <w:r/>
-            <w:r>
-              <w:rPr>
-                <w:b w:val="0"/>
-                <w:sz w:val="15"/>
-              </w:rPr>
-              <w:t>1 – Phải đạt</w:t>
-            </w:r>
-          </w:p>
-        </w:tc>
-      </w:tr>
-      <w:tr>
-        <w:tc>
-          <w:tcPr>
-            <w:tcW w:type="dxa" w:w="397"/>
-            <w:shd w:val="clear" w:color="auto" w:fill="FCE4E4"/>
-          </w:tcPr>
-          <w:p>
-            <w:pPr>
-              <w:spacing w:after="0"/>
-            </w:pPr>
-            <w:r/>
-            <w:r>
-              <w:rPr>
-                <w:b w:val="0"/>
-                <w:sz w:val="15"/>
-              </w:rPr>
-              <w:t>25</w:t>
-            </w:r>
-          </w:p>
-        </w:tc>
-        <w:tc>
-          <w:tcPr>
-            <w:tcW w:type="dxa" w:w="1361"/>
-            <w:shd w:val="clear" w:color="auto" w:fill="FCE4E4"/>
-          </w:tcPr>
-          <w:p>
-            <w:pPr>
-              <w:spacing w:after="0"/>
-            </w:pPr>
-            <w:r/>
-            <w:r>
-              <w:rPr>
-                <w:b w:val="0"/>
-                <w:sz w:val="15"/>
-              </w:rPr>
-              <w:t>Điều 6 → Điều 9.3; 12.4</w:t>
-            </w:r>
-          </w:p>
-        </w:tc>
-        <w:tc>
-          <w:tcPr>
-            <w:tcW w:type="dxa" w:w="2608"/>
-            <w:shd w:val="clear" w:color="auto" w:fill="FCE4E4"/>
-          </w:tcPr>
-          <w:p>
-            <w:pPr>
-              <w:spacing w:after="0"/>
-            </w:pPr>
-            <w:r/>
-            <w:r>
-              <w:rPr>
-                <w:b w:val="0"/>
-                <w:sz w:val="15"/>
-              </w:rPr>
-              <w:t>DS dùng hồ sơ công bố gia công bên thứ ba: bồi thường 50% giá trị đơn hàng bên thứ ba</w:t>
-            </w:r>
-          </w:p>
-        </w:tc>
-        <w:tc>
-          <w:tcPr>
-            <w:tcW w:type="dxa" w:w="4309"/>
-            <w:shd w:val="clear" w:color="auto" w:fill="FCE4E4"/>
-          </w:tcPr>
-          <w:p>
-            <w:pPr>
-              <w:spacing w:after="0"/>
-            </w:pPr>
-            <w:r/>
-            <w:r>
-              <w:rPr>
-                <w:b w:val="0"/>
-                <w:sz w:val="15"/>
-              </w:rPr>
-              <w:t>DS không sử dụng tài liệu kỹ thuật/công thức của Shizencos cho bên thứ ba; vi phạm chịu phạt tối đa 8% và bồi thường thiệt hại thực tế. Áp dụng hai chiều</w:t>
-            </w:r>
-          </w:p>
-        </w:tc>
-        <w:tc>
-          <w:tcPr>
-            <w:tcW w:type="dxa" w:w="1191"/>
-            <w:shd w:val="clear" w:color="auto" w:fill="FCE4E4"/>
-          </w:tcPr>
-          <w:p>
-            <w:pPr>
-              <w:spacing w:after="0"/>
-            </w:pPr>
-            <w:r/>
-            <w:r>
-              <w:rPr>
-                <w:b w:val="0"/>
-                <w:sz w:val="15"/>
-              </w:rPr>
-              <w:t>1 – Phải đạt</w:t>
-            </w:r>
-          </w:p>
-        </w:tc>
-      </w:tr>
-      <w:tr>
-        <w:tc>
-          <w:tcPr>
-            <w:tcW w:type="dxa" w:w="397"/>
-            <w:shd w:val="clear" w:color="auto" w:fill="FCE4E4"/>
-          </w:tcPr>
-          <w:p>
-            <w:pPr>
-              <w:spacing w:after="0"/>
-            </w:pPr>
-            <w:r/>
-            <w:r>
-              <w:rPr>
-                <w:b w:val="0"/>
-                <w:sz w:val="15"/>
-              </w:rPr>
-              <w:t>27</w:t>
-            </w:r>
-          </w:p>
-        </w:tc>
-        <w:tc>
-          <w:tcPr>
-            <w:tcW w:type="dxa" w:w="1361"/>
-            <w:shd w:val="clear" w:color="auto" w:fill="FCE4E4"/>
-          </w:tcPr>
-          <w:p>
-            <w:pPr>
-              <w:spacing w:after="0"/>
-            </w:pPr>
-            <w:r/>
-            <w:r>
-              <w:rPr>
-                <w:b w:val="0"/>
-                <w:sz w:val="15"/>
-              </w:rPr>
-              <w:t>Điều 6 → Điều 11.7</w:t>
-            </w:r>
-          </w:p>
-        </w:tc>
-        <w:tc>
-          <w:tcPr>
-            <w:tcW w:type="dxa" w:w="2608"/>
-            <w:shd w:val="clear" w:color="auto" w:fill="FCE4E4"/>
-          </w:tcPr>
-          <w:p>
-            <w:pPr>
-              <w:spacing w:after="0"/>
-            </w:pPr>
-            <w:r/>
-            <w:r>
-              <w:rPr>
-                <w:b w:val="0"/>
-                <w:sz w:val="15"/>
-              </w:rPr>
-              <w:t>Sau 7 ngày làm việc, Shizencos toàn quyền thanh lý/tiêu hủy hàng</w:t>
-            </w:r>
-          </w:p>
-        </w:tc>
-        <w:tc>
-          <w:tcPr>
-            <w:tcW w:type="dxa" w:w="4309"/>
-            <w:shd w:val="clear" w:color="auto" w:fill="FCE4E4"/>
-          </w:tcPr>
-          <w:p>
-            <w:pPr>
-              <w:spacing w:after="0"/>
-            </w:pPr>
-            <w:r/>
-            <w:r>
-              <w:rPr>
-                <w:b w:val="0"/>
-                <w:sz w:val="15"/>
-              </w:rPr>
-              <w:t>Không được bán/thanh lý hàng mang nhãn hiệu DS; chỉ tiêu hủy sau 02 lần thông báo cách nhau 15 ngày và có đại diện DS chứng kiến hoặc DS đồng ý bằng văn bản</w:t>
-            </w:r>
-          </w:p>
-        </w:tc>
-        <w:tc>
-          <w:tcPr>
-            <w:tcW w:type="dxa" w:w="1191"/>
-            <w:shd w:val="clear" w:color="auto" w:fill="FCE4E4"/>
-          </w:tcPr>
-          <w:p>
-            <w:pPr>
-              <w:spacing w:after="0"/>
-            </w:pPr>
-            <w:r/>
-            <w:r>
-              <w:rPr>
-                <w:b w:val="0"/>
-                <w:sz w:val="15"/>
-              </w:rPr>
-              <w:t>1 – Phải đạt</w:t>
-            </w:r>
-          </w:p>
-        </w:tc>
-      </w:tr>
-      <w:tr>
-        <w:tc>
-          <w:tcPr>
-            <w:tcW w:type="dxa" w:w="397"/>
-            <w:shd w:val="clear" w:color="auto" w:fill="FCE4E4"/>
-          </w:tcPr>
-          <w:p>
-            <w:pPr>
-              <w:spacing w:after="0"/>
-            </w:pPr>
-            <w:r/>
-            <w:r>
-              <w:rPr>
-                <w:b w:val="0"/>
-                <w:sz w:val="15"/>
-              </w:rPr>
-              <w:t>29</w:t>
-            </w:r>
-          </w:p>
-        </w:tc>
-        <w:tc>
-          <w:tcPr>
-            <w:tcW w:type="dxa" w:w="1361"/>
-            <w:shd w:val="clear" w:color="auto" w:fill="FCE4E4"/>
-          </w:tcPr>
-          <w:p>
-            <w:pPr>
-              <w:spacing w:after="0"/>
-            </w:pPr>
-            <w:r/>
-            <w:r>
-              <w:rPr>
-                <w:b w:val="0"/>
-                <w:sz w:val="15"/>
-              </w:rPr>
-              <w:t>Điều 7 → Điều 12.3</w:t>
-            </w:r>
-          </w:p>
-        </w:tc>
-        <w:tc>
-          <w:tcPr>
-            <w:tcW w:type="dxa" w:w="2608"/>
-            <w:shd w:val="clear" w:color="auto" w:fill="FCE4E4"/>
-          </w:tcPr>
-          <w:p>
-            <w:pPr>
-              <w:spacing w:after="0"/>
-            </w:pPr>
-            <w:r/>
-            <w:r>
-              <w:rPr>
-                <w:b w:val="0"/>
-                <w:sz w:val="15"/>
-              </w:rPr>
-              <w:t>DS đơn phương hủy: trả toàn bộ chi phí đơn hàng + phạt 20% tổng giá trị HĐ</w:t>
-            </w:r>
-          </w:p>
-        </w:tc>
-        <w:tc>
-          <w:tcPr>
-            <w:tcW w:type="dxa" w:w="4309"/>
-            <w:shd w:val="clear" w:color="auto" w:fill="FCE4E4"/>
-          </w:tcPr>
-          <w:p>
-            <w:pPr>
-              <w:spacing w:after="0"/>
-            </w:pPr>
-            <w:r/>
-            <w:r>
-              <w:rPr>
-                <w:b w:val="0"/>
-                <w:sz w:val="15"/>
-              </w:rPr>
-              <w:t>DS thanh toán chi phí thực tế hợp lý đã phát sinh có chứng từ (nguyên liệu mua riêng cho đơn, bán thành phẩm) + phạt tối đa 8% giá trị phần nghĩa vụ bị hủy; áp dụng tương tự với Shizencos</w:t>
-            </w:r>
-          </w:p>
-        </w:tc>
-        <w:tc>
-          <w:tcPr>
-            <w:tcW w:type="dxa" w:w="1191"/>
-            <w:shd w:val="clear" w:color="auto" w:fill="FCE4E4"/>
-          </w:tcPr>
-          <w:p>
-            <w:pPr>
-              <w:spacing w:after="0"/>
-            </w:pPr>
-            <w:r/>
-            <w:r>
-              <w:rPr>
-                <w:b w:val="0"/>
-                <w:sz w:val="15"/>
-              </w:rPr>
-              <w:t>1 – Phải đạt</w:t>
-            </w:r>
-          </w:p>
-        </w:tc>
-      </w:tr>
-      <w:tr>
-        <w:tc>
-          <w:tcPr>
-            <w:tcW w:type="dxa" w:w="397"/>
-            <w:shd w:val="clear" w:color="auto" w:fill="FCE4E4"/>
-          </w:tcPr>
-          <w:p>
-            <w:pPr>
-              <w:spacing w:after="0"/>
-            </w:pPr>
-            <w:r/>
-            <w:r>
-              <w:rPr>
-                <w:b w:val="0"/>
-                <w:sz w:val="15"/>
-              </w:rPr>
-              <w:t>30</w:t>
-            </w:r>
-          </w:p>
-        </w:tc>
-        <w:tc>
-          <w:tcPr>
-            <w:tcW w:type="dxa" w:w="1361"/>
-            <w:shd w:val="clear" w:color="auto" w:fill="FCE4E4"/>
-          </w:tcPr>
-          <w:p>
-            <w:pPr>
-              <w:spacing w:after="0"/>
-            </w:pPr>
-            <w:r/>
-            <w:r>
-              <w:rPr>
-                <w:b w:val="0"/>
-                <w:sz w:val="15"/>
-              </w:rPr>
-              <w:t>Điều 8 → Điều 15</w:t>
-            </w:r>
-          </w:p>
-        </w:tc>
-        <w:tc>
-          <w:tcPr>
-            <w:tcW w:type="dxa" w:w="2608"/>
-            <w:shd w:val="clear" w:color="auto" w:fill="FCE4E4"/>
-          </w:tcPr>
-          <w:p>
-            <w:pPr>
-              <w:spacing w:after="0"/>
-            </w:pPr>
-            <w:r/>
-            <w:r>
-              <w:rPr>
-                <w:b w:val="0"/>
-                <w:sz w:val="15"/>
-              </w:rPr>
-              <w:t>Tranh chấp do “Tòa án kinh tế Tp. HCM” giải quyết</w:t>
-            </w:r>
-          </w:p>
-        </w:tc>
-        <w:tc>
-          <w:tcPr>
-            <w:tcW w:type="dxa" w:w="4309"/>
-            <w:shd w:val="clear" w:color="auto" w:fill="FCE4E4"/>
-          </w:tcPr>
-          <w:p>
-            <w:pPr>
-              <w:spacing w:after="0"/>
-            </w:pPr>
-            <w:r/>
-            <w:r>
-              <w:rPr>
-                <w:b w:val="0"/>
-                <w:sz w:val="15"/>
-              </w:rPr>
-              <w:t>Thương lượng 30 ngày; không thành thì Tòa án nhân dân có thẩm quyền theo quy định pháp luật</w:t>
-            </w:r>
-          </w:p>
-        </w:tc>
-        <w:tc>
-          <w:tcPr>
-            <w:tcW w:type="dxa" w:w="1191"/>
-            <w:shd w:val="clear" w:color="auto" w:fill="FCE4E4"/>
-          </w:tcPr>
-          <w:p>
-            <w:pPr>
-              <w:spacing w:after="0"/>
-            </w:pPr>
-            <w:r/>
-            <w:r>
-              <w:rPr>
-                <w:b w:val="0"/>
-                <w:sz w:val="15"/>
-              </w:rPr>
-              <w:t>1 – Phải đạt</w:t>
-            </w:r>
-          </w:p>
-        </w:tc>
-      </w:tr>
-      <w:tr>
-        <w:tc>
-          <w:tcPr>
-            <w:tcW w:type="dxa" w:w="397"/>
-            <w:shd w:val="clear" w:color="auto" w:fill="FFF4D6"/>
-          </w:tcPr>
-          <w:p>
-            <w:pPr>
-              <w:spacing w:after="0"/>
-            </w:pPr>
-            <w:r/>
-            <w:r>
-              <w:rPr>
-                <w:b w:val="0"/>
-                <w:sz w:val="15"/>
-              </w:rPr>
-              <w:t>2</w:t>
-            </w:r>
-          </w:p>
-        </w:tc>
-        <w:tc>
-          <w:tcPr>
-            <w:tcW w:type="dxa" w:w="1361"/>
-            <w:shd w:val="clear" w:color="auto" w:fill="FFF4D6"/>
-          </w:tcPr>
-          <w:p>
-            <w:pPr>
-              <w:spacing w:after="0"/>
-            </w:pPr>
-            <w:r/>
-            <w:r>
-              <w:rPr>
-                <w:b w:val="0"/>
-                <w:sz w:val="15"/>
-              </w:rPr>
-              <w:t>Phần chủ thể → Phần chủ thể</w:t>
-            </w:r>
-          </w:p>
-        </w:tc>
-        <w:tc>
-          <w:tcPr>
-            <w:tcW w:type="dxa" w:w="2608"/>
-            <w:shd w:val="clear" w:color="auto" w:fill="FFF4D6"/>
-          </w:tcPr>
-          <w:p>
-            <w:pPr>
-              <w:spacing w:after="0"/>
-            </w:pPr>
-            <w:r/>
-            <w:r>
-              <w:rPr>
-                <w:b w:val="0"/>
-                <w:sz w:val="15"/>
-              </w:rPr>
-              <w:t>Bên A: Shizencos (bên gia công); Bên B: DS (bên thuê gia công)</w:t>
-            </w:r>
-          </w:p>
-        </w:tc>
-        <w:tc>
-          <w:tcPr>
-            <w:tcW w:type="dxa" w:w="4309"/>
-            <w:shd w:val="clear" w:color="auto" w:fill="FFF4D6"/>
-          </w:tcPr>
-          <w:p>
-            <w:pPr>
-              <w:spacing w:after="0"/>
-            </w:pPr>
-            <w:r/>
-            <w:r>
-              <w:rPr>
-                <w:b w:val="0"/>
-                <w:sz w:val="15"/>
-              </w:rPr>
-              <w:t>Bên A: DS (bên đặt gia công); Bên B: Shizencos (bên nhận gia công)</w:t>
-            </w:r>
-          </w:p>
-        </w:tc>
-        <w:tc>
-          <w:tcPr>
-            <w:tcW w:type="dxa" w:w="1191"/>
-            <w:shd w:val="clear" w:color="auto" w:fill="FFF4D6"/>
-          </w:tcPr>
-          <w:p>
-            <w:pPr>
-              <w:spacing w:after="0"/>
-            </w:pPr>
-            <w:r/>
-            <w:r>
-              <w:rPr>
-                <w:b w:val="0"/>
-                <w:sz w:val="15"/>
-              </w:rPr>
-              <w:t>2 – Quan trọng</w:t>
-            </w:r>
-          </w:p>
-        </w:tc>
-      </w:tr>
-      <w:tr>
-        <w:tc>
-          <w:tcPr>
-            <w:tcW w:type="dxa" w:w="397"/>
-            <w:shd w:val="clear" w:color="auto" w:fill="FFF4D6"/>
-          </w:tcPr>
-          <w:p>
-            <w:pPr>
-              <w:spacing w:after="0"/>
-            </w:pPr>
-            <w:r/>
-            <w:r>
-              <w:rPr>
-                <w:b w:val="0"/>
-                <w:sz w:val="15"/>
-              </w:rPr>
-              <w:t>5</w:t>
-            </w:r>
-          </w:p>
-        </w:tc>
-        <w:tc>
-          <w:tcPr>
-            <w:tcW w:type="dxa" w:w="1361"/>
-            <w:shd w:val="clear" w:color="auto" w:fill="FFF4D6"/>
-          </w:tcPr>
-          <w:p>
-            <w:pPr>
-              <w:spacing w:after="0"/>
-            </w:pPr>
-            <w:r/>
-            <w:r>
-              <w:rPr>
-                <w:b w:val="0"/>
-                <w:sz w:val="15"/>
-              </w:rPr>
-              <w:t>Điều 1 → Điều 2.3</w:t>
-            </w:r>
-          </w:p>
-        </w:tc>
-        <w:tc>
-          <w:tcPr>
-            <w:tcW w:type="dxa" w:w="2608"/>
-            <w:shd w:val="clear" w:color="auto" w:fill="FFF4D6"/>
-          </w:tcPr>
-          <w:p>
-            <w:pPr>
-              <w:spacing w:after="0"/>
-            </w:pPr>
-            <w:r/>
-            <w:r>
-              <w:rPr>
-                <w:b w:val="0"/>
-                <w:sz w:val="15"/>
-              </w:rPr>
-              <w:t>Số lượng thực tế dao động ±5–10%, thanh toán theo thực tế</w:t>
-            </w:r>
-          </w:p>
-        </w:tc>
-        <w:tc>
-          <w:tcPr>
-            <w:tcW w:type="dxa" w:w="4309"/>
-            <w:shd w:val="clear" w:color="auto" w:fill="FFF4D6"/>
-          </w:tcPr>
-          <w:p>
-            <w:pPr>
-              <w:spacing w:after="0"/>
-            </w:pPr>
-            <w:r/>
-            <w:r>
-              <w:rPr>
-                <w:b w:val="0"/>
-                <w:sz w:val="15"/>
-              </w:rPr>
-              <w:t>Dung sai ±3%, không vượt số lượng đặt; thiếu hụt do lỗi Bên nhận gia công phải sản xuất bù trong 10 ngày làm việc</w:t>
-            </w:r>
-          </w:p>
-        </w:tc>
-        <w:tc>
-          <w:tcPr>
-            <w:tcW w:type="dxa" w:w="1191"/>
-            <w:shd w:val="clear" w:color="auto" w:fill="FFF4D6"/>
-          </w:tcPr>
-          <w:p>
-            <w:pPr>
-              <w:spacing w:after="0"/>
-            </w:pPr>
-            <w:r/>
-            <w:r>
-              <w:rPr>
-                <w:b w:val="0"/>
-                <w:sz w:val="15"/>
-              </w:rPr>
-              <w:t>2 – Quan trọng</w:t>
-            </w:r>
-          </w:p>
-        </w:tc>
-      </w:tr>
-      <w:tr>
-        <w:tc>
-          <w:tcPr>
-            <w:tcW w:type="dxa" w:w="397"/>
-            <w:shd w:val="clear" w:color="auto" w:fill="FFF4D6"/>
-          </w:tcPr>
-          <w:p>
-            <w:pPr>
-              <w:spacing w:after="0"/>
-            </w:pPr>
-            <w:r/>
-            <w:r>
-              <w:rPr>
-                <w:b w:val="0"/>
-                <w:sz w:val="15"/>
-              </w:rPr>
-              <w:t>6</w:t>
-            </w:r>
-          </w:p>
-        </w:tc>
-        <w:tc>
-          <w:tcPr>
-            <w:tcW w:type="dxa" w:w="1361"/>
-            <w:shd w:val="clear" w:color="auto" w:fill="FFF4D6"/>
-          </w:tcPr>
-          <w:p>
-            <w:pPr>
-              <w:spacing w:after="0"/>
-            </w:pPr>
-            <w:r/>
-            <w:r>
-              <w:rPr>
-                <w:b w:val="0"/>
-                <w:sz w:val="15"/>
-              </w:rPr>
-              <w:t>Điều 1 → Điều 2.2; Phụ lục 03</w:t>
-            </w:r>
-          </w:p>
-        </w:tc>
-        <w:tc>
-          <w:tcPr>
-            <w:tcW w:type="dxa" w:w="2608"/>
-            <w:shd w:val="clear" w:color="auto" w:fill="FFF4D6"/>
-          </w:tcPr>
-          <w:p>
-            <w:pPr>
-              <w:spacing w:after="0"/>
-            </w:pPr>
-            <w:r/>
-            <w:r>
-              <w:rPr>
-                <w:b w:val="0"/>
-                <w:sz w:val="15"/>
-              </w:rPr>
-              <w:t>Đơn giá 59.800 đ/hộp trọn gói, không bóc tách</w:t>
-            </w:r>
-          </w:p>
-        </w:tc>
-        <w:tc>
-          <w:tcPr>
-            <w:tcW w:type="dxa" w:w="4309"/>
-            <w:shd w:val="clear" w:color="auto" w:fill="FFF4D6"/>
-          </w:tcPr>
-          <w:p>
-            <w:pPr>
-              <w:spacing w:after="0"/>
-            </w:pPr>
-            <w:r/>
-            <w:r>
-              <w:rPr>
-                <w:b w:val="0"/>
-                <w:sz w:val="15"/>
-              </w:rPr>
-              <w:t>Giữ đơn giá 59.800 đ; bổ sung Phụ lục 03 cấu thành giá (giá dịch/kg, định mức g/chai, công chiết rót – dán nhãn – đóng hộp – co màng – đóng thùng); giá cố định cho đơn hàng và có hiệu lực 06 tháng cho đơn tái đặt</w:t>
-            </w:r>
-          </w:p>
-        </w:tc>
-        <w:tc>
-          <w:tcPr>
-            <w:tcW w:type="dxa" w:w="1191"/>
-            <w:shd w:val="clear" w:color="auto" w:fill="FFF4D6"/>
-          </w:tcPr>
-          <w:p>
-            <w:pPr>
-              <w:spacing w:after="0"/>
-            </w:pPr>
-            <w:r/>
-            <w:r>
-              <w:rPr>
-                <w:b w:val="0"/>
-                <w:sz w:val="15"/>
-              </w:rPr>
-              <w:t>2 – Quan trọng</w:t>
-            </w:r>
-          </w:p>
-        </w:tc>
-      </w:tr>
-      <w:tr>
-        <w:tc>
-          <w:tcPr>
-            <w:tcW w:type="dxa" w:w="397"/>
-            <w:shd w:val="clear" w:color="auto" w:fill="FFF4D6"/>
-          </w:tcPr>
-          <w:p>
-            <w:pPr>
-              <w:spacing w:after="0"/>
-            </w:pPr>
-            <w:r/>
-            <w:r>
-              <w:rPr>
-                <w:b w:val="0"/>
-                <w:sz w:val="15"/>
-              </w:rPr>
-              <w:t>9</w:t>
-            </w:r>
-          </w:p>
-        </w:tc>
-        <w:tc>
-          <w:tcPr>
-            <w:tcW w:type="dxa" w:w="1361"/>
-            <w:shd w:val="clear" w:color="auto" w:fill="FFF4D6"/>
-          </w:tcPr>
-          <w:p>
-            <w:pPr>
-              <w:spacing w:after="0"/>
-            </w:pPr>
-            <w:r/>
-            <w:r>
-              <w:rPr>
-                <w:b w:val="0"/>
-                <w:sz w:val="15"/>
-              </w:rPr>
-              <w:t>Điều 1 → Điều 3.5</w:t>
-            </w:r>
-          </w:p>
-        </w:tc>
-        <w:tc>
-          <w:tcPr>
-            <w:tcW w:type="dxa" w:w="2608"/>
-            <w:shd w:val="clear" w:color="auto" w:fill="FFF4D6"/>
-          </w:tcPr>
-          <w:p>
-            <w:pPr>
-              <w:spacing w:after="0"/>
-            </w:pPr>
-            <w:r/>
-            <w:r>
-              <w:rPr>
-                <w:b w:val="0"/>
-                <w:sz w:val="15"/>
-              </w:rPr>
-              <w:t>Biến thiên tự nhiên về màu, mùi giữa các lô không coi là lỗi</w:t>
-            </w:r>
-          </w:p>
-        </w:tc>
-        <w:tc>
-          <w:tcPr>
-            <w:tcW w:type="dxa" w:w="4309"/>
-            <w:shd w:val="clear" w:color="auto" w:fill="FFF4D6"/>
-          </w:tcPr>
-          <w:p>
-            <w:pPr>
-              <w:spacing w:after="0"/>
-            </w:pPr>
-            <w:r/>
-            <w:r>
-              <w:rPr>
-                <w:b w:val="0"/>
-                <w:sz w:val="15"/>
-              </w:rPr>
-              <w:t>Giữ nguyên, nhưng chỉ chấp nhận trong giới hạn Tiêu chuẩn cơ sở (Phụ lục 02); ngoài giới hạn là lỗi sản phẩm</w:t>
-            </w:r>
-          </w:p>
-        </w:tc>
-        <w:tc>
-          <w:tcPr>
-            <w:tcW w:type="dxa" w:w="1191"/>
-            <w:shd w:val="clear" w:color="auto" w:fill="FFF4D6"/>
-          </w:tcPr>
-          <w:p>
-            <w:pPr>
-              <w:spacing w:after="0"/>
-            </w:pPr>
-            <w:r/>
-            <w:r>
-              <w:rPr>
-                <w:b w:val="0"/>
-                <w:sz w:val="15"/>
-              </w:rPr>
-              <w:t>2 – Quan trọng</w:t>
-            </w:r>
-          </w:p>
-        </w:tc>
-      </w:tr>
-      <w:tr>
-        <w:tc>
-          <w:tcPr>
-            <w:tcW w:type="dxa" w:w="397"/>
-            <w:shd w:val="clear" w:color="auto" w:fill="FFF4D6"/>
-          </w:tcPr>
-          <w:p>
-            <w:pPr>
-              <w:spacing w:after="0"/>
-            </w:pPr>
-            <w:r/>
-            <w:r>
-              <w:rPr>
-                <w:b w:val="0"/>
-                <w:sz w:val="15"/>
-              </w:rPr>
-              <w:t>10</w:t>
-            </w:r>
-          </w:p>
-        </w:tc>
-        <w:tc>
-          <w:tcPr>
-            <w:tcW w:type="dxa" w:w="1361"/>
-            <w:shd w:val="clear" w:color="auto" w:fill="FFF4D6"/>
-          </w:tcPr>
-          <w:p>
-            <w:pPr>
-              <w:spacing w:after="0"/>
-            </w:pPr>
-            <w:r/>
-            <w:r>
-              <w:rPr>
-                <w:b w:val="0"/>
-                <w:sz w:val="15"/>
-              </w:rPr>
-              <w:t>Điều 2 → Điều 7</w:t>
-            </w:r>
-          </w:p>
-        </w:tc>
-        <w:tc>
-          <w:tcPr>
-            <w:tcW w:type="dxa" w:w="2608"/>
-            <w:shd w:val="clear" w:color="auto" w:fill="FFF4D6"/>
-          </w:tcPr>
-          <w:p>
-            <w:pPr>
-              <w:spacing w:after="0"/>
-            </w:pPr>
-            <w:r/>
-            <w:r>
-              <w:rPr>
-                <w:b w:val="0"/>
-                <w:sz w:val="15"/>
-              </w:rPr>
-              <w:t>Thanh toán 70% sau ký; 30% khi Bên gia công thông báo hoàn tất</w:t>
-            </w:r>
-          </w:p>
-        </w:tc>
-        <w:tc>
-          <w:tcPr>
-            <w:tcW w:type="dxa" w:w="4309"/>
-            <w:shd w:val="clear" w:color="auto" w:fill="FFF4D6"/>
-          </w:tcPr>
-          <w:p>
-            <w:pPr>
-              <w:spacing w:after="0"/>
-            </w:pPr>
-            <w:r/>
-            <w:r>
-              <w:rPr>
-                <w:b w:val="0"/>
-                <w:sz w:val="15"/>
-              </w:rPr>
-              <w:t>Đợt 1: 50% trong 05 ngày làm việc sau ký HĐ và nhận đề nghị thanh toán. Đợt 2: 50% trong 07 ngày làm việc sau biên bản nghiệm thu + COA lô + hóa đơn GTGT + biên bản đối chiếu bao bì</w:t>
-            </w:r>
-          </w:p>
-        </w:tc>
-        <w:tc>
-          <w:tcPr>
-            <w:tcW w:type="dxa" w:w="1191"/>
-            <w:shd w:val="clear" w:color="auto" w:fill="FFF4D6"/>
-          </w:tcPr>
-          <w:p>
-            <w:pPr>
-              <w:spacing w:after="0"/>
-            </w:pPr>
-            <w:r/>
-            <w:r>
-              <w:rPr>
-                <w:b w:val="0"/>
-                <w:sz w:val="15"/>
-              </w:rPr>
-              <w:t>2 – Quan trọng</w:t>
-            </w:r>
-          </w:p>
-        </w:tc>
-      </w:tr>
-      <w:tr>
-        <w:tc>
-          <w:tcPr>
-            <w:tcW w:type="dxa" w:w="397"/>
-            <w:shd w:val="clear" w:color="auto" w:fill="FFF4D6"/>
-          </w:tcPr>
-          <w:p>
-            <w:pPr>
-              <w:spacing w:after="0"/>
-            </w:pPr>
-            <w:r/>
-            <w:r>
-              <w:rPr>
-                <w:b w:val="0"/>
-                <w:sz w:val="15"/>
-              </w:rPr>
-              <w:t>12</w:t>
-            </w:r>
-          </w:p>
-        </w:tc>
-        <w:tc>
-          <w:tcPr>
-            <w:tcW w:type="dxa" w:w="1361"/>
-            <w:shd w:val="clear" w:color="auto" w:fill="FFF4D6"/>
-          </w:tcPr>
-          <w:p>
-            <w:pPr>
-              <w:spacing w:after="0"/>
-            </w:pPr>
-            <w:r/>
-            <w:r>
-              <w:rPr>
-                <w:b w:val="0"/>
-                <w:sz w:val="15"/>
-              </w:rPr>
-              <w:t>Điều 3 → Điều 4.4</w:t>
-            </w:r>
-          </w:p>
-        </w:tc>
-        <w:tc>
-          <w:tcPr>
-            <w:tcW w:type="dxa" w:w="2608"/>
-            <w:shd w:val="clear" w:color="auto" w:fill="FFF4D6"/>
-          </w:tcPr>
-          <w:p>
-            <w:pPr>
-              <w:spacing w:after="0"/>
-            </w:pPr>
-            <w:r/>
-            <w:r>
-              <w:rPr>
-                <w:b w:val="0"/>
-                <w:sz w:val="15"/>
-              </w:rPr>
-              <w:t>Hao hụt bao bì 3–10% tùy danh mục</w:t>
-            </w:r>
-          </w:p>
-        </w:tc>
-        <w:tc>
-          <w:tcPr>
-            <w:tcW w:type="dxa" w:w="4309"/>
-            <w:shd w:val="clear" w:color="auto" w:fill="FFF4D6"/>
-          </w:tcPr>
-          <w:p>
-            <w:pPr>
-              <w:spacing w:after="0"/>
-            </w:pPr>
-            <w:r/>
-            <w:r>
-              <w:rPr>
-                <w:b w:val="0"/>
-                <w:sz w:val="15"/>
-              </w:rPr>
-              <w:t>Chai/nắp/dropper ≤ 3%; nhãn/hộp/tem ≤ 2%. Vượt định mức do lỗi Bên nhận gia công thì bồi hoàn theo giá mua; đối chiếu và trả bao bì dư trong 07 ngày làm việc sau sản xuất</w:t>
-            </w:r>
-          </w:p>
-        </w:tc>
-        <w:tc>
-          <w:tcPr>
-            <w:tcW w:type="dxa" w:w="1191"/>
-            <w:shd w:val="clear" w:color="auto" w:fill="FFF4D6"/>
-          </w:tcPr>
-          <w:p>
-            <w:pPr>
-              <w:spacing w:after="0"/>
-            </w:pPr>
-            <w:r/>
-            <w:r>
-              <w:rPr>
-                <w:b w:val="0"/>
-                <w:sz w:val="15"/>
-              </w:rPr>
-              <w:t>2 – Quan trọng</w:t>
-            </w:r>
-          </w:p>
-        </w:tc>
-      </w:tr>
-      <w:tr>
-        <w:tc>
-          <w:tcPr>
-            <w:tcW w:type="dxa" w:w="397"/>
-            <w:shd w:val="clear" w:color="auto" w:fill="FFF4D6"/>
-          </w:tcPr>
-          <w:p>
-            <w:pPr>
-              <w:spacing w:after="0"/>
-            </w:pPr>
-            <w:r/>
-            <w:r>
-              <w:rPr>
-                <w:b w:val="0"/>
-                <w:sz w:val="15"/>
-              </w:rPr>
-              <w:t>14</w:t>
-            </w:r>
-          </w:p>
-        </w:tc>
-        <w:tc>
-          <w:tcPr>
-            <w:tcW w:type="dxa" w:w="1361"/>
-            <w:shd w:val="clear" w:color="auto" w:fill="FFF4D6"/>
-          </w:tcPr>
-          <w:p>
-            <w:pPr>
-              <w:spacing w:after="0"/>
-            </w:pPr>
-            <w:r/>
-            <w:r>
-              <w:rPr>
-                <w:b w:val="0"/>
-                <w:sz w:val="15"/>
-              </w:rPr>
-              <w:t>Điều 3 → Điều 4.6</w:t>
-            </w:r>
-          </w:p>
-        </w:tc>
-        <w:tc>
-          <w:tcPr>
-            <w:tcW w:type="dxa" w:w="2608"/>
-            <w:shd w:val="clear" w:color="auto" w:fill="FFF4D6"/>
-          </w:tcPr>
-          <w:p>
-            <w:pPr>
-              <w:spacing w:after="0"/>
-            </w:pPr>
-            <w:r/>
-            <w:r>
-              <w:rPr>
-                <w:b w:val="0"/>
-                <w:sz w:val="15"/>
-              </w:rPr>
-              <w:t>DS gửi thiết kế cho Shizencos kiểm tra; in sai thì Shizencos không nhận</w:t>
-            </w:r>
-          </w:p>
-        </w:tc>
-        <w:tc>
-          <w:tcPr>
-            <w:tcW w:type="dxa" w:w="4309"/>
-            <w:shd w:val="clear" w:color="auto" w:fill="FFF4D6"/>
-          </w:tcPr>
-          <w:p>
-            <w:pPr>
-              <w:spacing w:after="0"/>
-            </w:pPr>
-            <w:r/>
-            <w:r>
-              <w:rPr>
-                <w:b w:val="0"/>
-                <w:sz w:val="15"/>
-              </w:rPr>
-              <w:t>Shizencos phản hồi bằng văn bản trong 03 ngày làm việc; nếu Shizencos đã xác nhận mà nội dung sai so với hồ sơ công bố do Shizencos soạn thì Shizencos chịu chi phí in lại</w:t>
-            </w:r>
-          </w:p>
-        </w:tc>
-        <w:tc>
-          <w:tcPr>
-            <w:tcW w:type="dxa" w:w="1191"/>
-            <w:shd w:val="clear" w:color="auto" w:fill="FFF4D6"/>
-          </w:tcPr>
-          <w:p>
-            <w:pPr>
-              <w:spacing w:after="0"/>
-            </w:pPr>
-            <w:r/>
-            <w:r>
-              <w:rPr>
-                <w:b w:val="0"/>
-                <w:sz w:val="15"/>
-              </w:rPr>
-              <w:t>2 – Quan trọng</w:t>
-            </w:r>
-          </w:p>
-        </w:tc>
-      </w:tr>
-      <w:tr>
-        <w:tc>
-          <w:tcPr>
-            <w:tcW w:type="dxa" w:w="397"/>
-            <w:shd w:val="clear" w:color="auto" w:fill="FFF4D6"/>
-          </w:tcPr>
-          <w:p>
-            <w:pPr>
-              <w:spacing w:after="0"/>
-            </w:pPr>
-            <w:r/>
-            <w:r>
-              <w:rPr>
-                <w:b w:val="0"/>
-                <w:sz w:val="15"/>
-              </w:rPr>
-              <w:t>16</w:t>
-            </w:r>
-          </w:p>
-        </w:tc>
-        <w:tc>
-          <w:tcPr>
-            <w:tcW w:type="dxa" w:w="1361"/>
-            <w:shd w:val="clear" w:color="auto" w:fill="FFF4D6"/>
-          </w:tcPr>
-          <w:p>
-            <w:pPr>
-              <w:spacing w:after="0"/>
-            </w:pPr>
-            <w:r/>
-            <w:r>
-              <w:rPr>
-                <w:b w:val="0"/>
-                <w:sz w:val="15"/>
-              </w:rPr>
-              <w:t>Điều 4 → Điều 6.1–6.2</w:t>
-            </w:r>
-          </w:p>
-        </w:tc>
-        <w:tc>
-          <w:tcPr>
-            <w:tcW w:type="dxa" w:w="2608"/>
-            <w:shd w:val="clear" w:color="auto" w:fill="FFF4D6"/>
-          </w:tcPr>
-          <w:p>
-            <w:pPr>
-              <w:spacing w:after="0"/>
-            </w:pPr>
-            <w:r/>
-            <w:r>
-              <w:rPr>
-                <w:b w:val="0"/>
-                <w:sz w:val="15"/>
-              </w:rPr>
-              <w:t>Giao hàng 07–14 ngày làm việc sau khi đủ bao bì; không có chế tài chậm giao</w:t>
-            </w:r>
-          </w:p>
-        </w:tc>
-        <w:tc>
-          <w:tcPr>
-            <w:tcW w:type="dxa" w:w="4309"/>
-            <w:shd w:val="clear" w:color="auto" w:fill="FFF4D6"/>
-          </w:tcPr>
-          <w:p>
-            <w:pPr>
-              <w:spacing w:after="0"/>
-            </w:pPr>
-            <w:r/>
-            <w:r>
-              <w:rPr>
-                <w:b w:val="0"/>
-                <w:sz w:val="15"/>
-              </w:rPr>
-              <w:t>Tối đa 14 ngày làm việc; Shizencos xác nhận lịch sản xuất trong 03 ngày làm việc từ khi nhận PO; chậm giao phạt 0,5%/ngày trên giá trị phần chậm, tối đa 8%; chậm quá 15 ngày DS được hủy phần chậm và nhận lại tiền đã tạm ứng</w:t>
-            </w:r>
-          </w:p>
-        </w:tc>
-        <w:tc>
-          <w:tcPr>
-            <w:tcW w:type="dxa" w:w="1191"/>
-            <w:shd w:val="clear" w:color="auto" w:fill="FFF4D6"/>
-          </w:tcPr>
-          <w:p>
-            <w:pPr>
-              <w:spacing w:after="0"/>
-            </w:pPr>
-            <w:r/>
-            <w:r>
-              <w:rPr>
-                <w:b w:val="0"/>
-                <w:sz w:val="15"/>
-              </w:rPr>
-              <w:t>2 – Quan trọng</w:t>
-            </w:r>
-          </w:p>
-        </w:tc>
-      </w:tr>
-      <w:tr>
-        <w:tc>
-          <w:tcPr>
-            <w:tcW w:type="dxa" w:w="397"/>
-            <w:shd w:val="clear" w:color="auto" w:fill="FFF4D6"/>
-          </w:tcPr>
-          <w:p>
-            <w:pPr>
-              <w:spacing w:after="0"/>
-            </w:pPr>
-            <w:r/>
-            <w:r>
-              <w:rPr>
-                <w:b w:val="0"/>
-                <w:sz w:val="15"/>
-              </w:rPr>
-              <w:t>21</w:t>
-            </w:r>
-          </w:p>
-        </w:tc>
-        <w:tc>
-          <w:tcPr>
-            <w:tcW w:type="dxa" w:w="1361"/>
-            <w:shd w:val="clear" w:color="auto" w:fill="FFF4D6"/>
-          </w:tcPr>
-          <w:p>
-            <w:pPr>
-              <w:spacing w:after="0"/>
-            </w:pPr>
-            <w:r/>
-            <w:r>
-              <w:rPr>
-                <w:b w:val="0"/>
-                <w:sz w:val="15"/>
-              </w:rPr>
-              <w:t>Điều 6 → Điều 3.4</w:t>
-            </w:r>
-          </w:p>
-        </w:tc>
-        <w:tc>
-          <w:tcPr>
-            <w:tcW w:type="dxa" w:w="2608"/>
-            <w:shd w:val="clear" w:color="auto" w:fill="FFF4D6"/>
-          </w:tcPr>
-          <w:p>
-            <w:pPr>
-              <w:spacing w:after="0"/>
-            </w:pPr>
-            <w:r/>
-            <w:r>
-              <w:rPr>
-                <w:b w:val="0"/>
-                <w:sz w:val="15"/>
-              </w:rPr>
-              <w:t>Mẫu sản xuất giống mẫu chốt về ngoại quan “từ 90%”</w:t>
-            </w:r>
-          </w:p>
-        </w:tc>
-        <w:tc>
-          <w:tcPr>
-            <w:tcW w:type="dxa" w:w="4309"/>
-            <w:shd w:val="clear" w:color="auto" w:fill="FFF4D6"/>
-          </w:tcPr>
-          <w:p>
-            <w:pPr>
-              <w:spacing w:after="0"/>
-            </w:pPr>
-            <w:r/>
-            <w:r>
-              <w:rPr>
-                <w:b w:val="0"/>
-                <w:sz w:val="15"/>
-              </w:rPr>
-              <w:t>Thay bằng TCCS định lượng tại Phụ lục 02 (ngoại quan, mùi, tỷ trọng, peroxide, vi sinh, kim loại nặng, hàm lượng Bakuchiol)</w:t>
-            </w:r>
-          </w:p>
-        </w:tc>
-        <w:tc>
-          <w:tcPr>
-            <w:tcW w:type="dxa" w:w="1191"/>
-            <w:shd w:val="clear" w:color="auto" w:fill="FFF4D6"/>
-          </w:tcPr>
-          <w:p>
-            <w:pPr>
-              <w:spacing w:after="0"/>
-            </w:pPr>
-            <w:r/>
-            <w:r>
-              <w:rPr>
-                <w:b w:val="0"/>
-                <w:sz w:val="15"/>
-              </w:rPr>
-              <w:t>2 – Quan trọng</w:t>
-            </w:r>
-          </w:p>
-        </w:tc>
-      </w:tr>
-      <w:tr>
-        <w:tc>
-          <w:tcPr>
-            <w:tcW w:type="dxa" w:w="397"/>
-            <w:shd w:val="clear" w:color="auto" w:fill="FFF4D6"/>
-          </w:tcPr>
-          <w:p>
-            <w:pPr>
-              <w:spacing w:after="0"/>
-            </w:pPr>
-            <w:r/>
-            <w:r>
-              <w:rPr>
-                <w:b w:val="0"/>
-                <w:sz w:val="15"/>
-              </w:rPr>
-              <w:t>28</w:t>
-            </w:r>
-          </w:p>
-        </w:tc>
-        <w:tc>
-          <w:tcPr>
-            <w:tcW w:type="dxa" w:w="1361"/>
-            <w:shd w:val="clear" w:color="auto" w:fill="FFF4D6"/>
-          </w:tcPr>
-          <w:p>
-            <w:pPr>
-              <w:spacing w:after="0"/>
-            </w:pPr>
-            <w:r/>
-            <w:r>
-              <w:rPr>
-                <w:b w:val="0"/>
-                <w:sz w:val="15"/>
-              </w:rPr>
-              <w:t>Điều 7 → Điều 10</w:t>
-            </w:r>
-          </w:p>
-        </w:tc>
-        <w:tc>
-          <w:tcPr>
-            <w:tcW w:type="dxa" w:w="2608"/>
-            <w:shd w:val="clear" w:color="auto" w:fill="FFF4D6"/>
-          </w:tcPr>
-          <w:p>
-            <w:pPr>
-              <w:spacing w:after="0"/>
-            </w:pPr>
-            <w:r/>
-            <w:r>
-              <w:rPr>
-                <w:b w:val="0"/>
-                <w:sz w:val="15"/>
-              </w:rPr>
-              <w:t>Tái sản xuất trong vòng 06 tháng</w:t>
-            </w:r>
-          </w:p>
-        </w:tc>
-        <w:tc>
-          <w:tcPr>
-            <w:tcW w:type="dxa" w:w="4309"/>
-            <w:shd w:val="clear" w:color="auto" w:fill="FFF4D6"/>
-          </w:tcPr>
-          <w:p>
-            <w:pPr>
-              <w:spacing w:after="0"/>
-            </w:pPr>
-            <w:r/>
-            <w:r>
-              <w:rPr>
-                <w:b w:val="0"/>
-                <w:sz w:val="15"/>
-              </w:rPr>
-              <w:t>Bỏ nghĩa vụ; DS thông báo kế hoạch đặt hàng khi có</w:t>
-            </w:r>
-          </w:p>
-        </w:tc>
-        <w:tc>
-          <w:tcPr>
-            <w:tcW w:type="dxa" w:w="1191"/>
-            <w:shd w:val="clear" w:color="auto" w:fill="FFF4D6"/>
-          </w:tcPr>
-          <w:p>
-            <w:pPr>
-              <w:spacing w:after="0"/>
-            </w:pPr>
-            <w:r/>
-            <w:r>
-              <w:rPr>
-                <w:b w:val="0"/>
-                <w:sz w:val="15"/>
-              </w:rPr>
-              <w:t>2 – Quan trọng</w:t>
-            </w:r>
-          </w:p>
-        </w:tc>
-      </w:tr>
-      <w:tr>
-        <w:tc>
-          <w:tcPr>
-            <w:tcW w:type="dxa" w:w="397"/>
-            <w:shd w:val="clear" w:color="auto" w:fill="FFF4D6"/>
-          </w:tcPr>
-          <w:p>
-            <w:pPr>
-              <w:spacing w:after="0"/>
-            </w:pPr>
-            <w:r/>
-            <w:r>
-              <w:rPr>
-                <w:b w:val="0"/>
-                <w:sz w:val="15"/>
-              </w:rPr>
-              <w:t>31</w:t>
-            </w:r>
-          </w:p>
-        </w:tc>
-        <w:tc>
-          <w:tcPr>
-            <w:tcW w:type="dxa" w:w="1361"/>
-            <w:shd w:val="clear" w:color="auto" w:fill="FFF4D6"/>
-          </w:tcPr>
-          <w:p>
-            <w:pPr>
-              <w:spacing w:after="0"/>
-            </w:pPr>
-            <w:r/>
-            <w:r>
-              <w:rPr>
-                <w:b w:val="0"/>
-                <w:sz w:val="15"/>
-              </w:rPr>
-              <w:t>Điều 8 → Điều 9</w:t>
-            </w:r>
-          </w:p>
-        </w:tc>
-        <w:tc>
-          <w:tcPr>
-            <w:tcW w:type="dxa" w:w="2608"/>
-            <w:shd w:val="clear" w:color="auto" w:fill="FFF4D6"/>
-          </w:tcPr>
-          <w:p>
-            <w:pPr>
-              <w:spacing w:after="0"/>
-            </w:pPr>
-            <w:r/>
-            <w:r>
-              <w:rPr>
-                <w:b w:val="0"/>
-                <w:sz w:val="15"/>
-              </w:rPr>
-              <w:t>Bảo mật chung chung, không thời hạn</w:t>
-            </w:r>
-          </w:p>
-        </w:tc>
-        <w:tc>
-          <w:tcPr>
-            <w:tcW w:type="dxa" w:w="4309"/>
-            <w:shd w:val="clear" w:color="auto" w:fill="FFF4D6"/>
-          </w:tcPr>
-          <w:p>
-            <w:pPr>
-              <w:spacing w:after="0"/>
-            </w:pPr>
-            <w:r/>
-            <w:r>
-              <w:rPr>
-                <w:b w:val="0"/>
-                <w:sz w:val="15"/>
-              </w:rPr>
-              <w:t>Bảo mật hai chiều, hiệu lực đến 03 năm sau chấm dứt HĐ; Shizencos không sản xuất cho bên thứ ba sản phẩm dùng công thức 26I261 hoặc công thức gần như đồng nhất trong thời hạn HĐ và 24 tháng sau đó; nhãn hiệu, thiết kế, thông tin khách hàng thuộc DS</w:t>
-            </w:r>
-          </w:p>
-        </w:tc>
-        <w:tc>
-          <w:tcPr>
-            <w:tcW w:type="dxa" w:w="1191"/>
-            <w:shd w:val="clear" w:color="auto" w:fill="FFF4D6"/>
-          </w:tcPr>
-          <w:p>
-            <w:pPr>
-              <w:spacing w:after="0"/>
-            </w:pPr>
-            <w:r/>
-            <w:r>
-              <w:rPr>
-                <w:b w:val="0"/>
-                <w:sz w:val="15"/>
-              </w:rPr>
-              <w:t>2 – Quan trọng</w:t>
-            </w:r>
-          </w:p>
-        </w:tc>
-      </w:tr>
-      <w:tr>
-        <w:tc>
-          <w:tcPr>
-            <w:tcW w:type="dxa" w:w="397"/>
-            <w:shd w:val="clear" w:color="auto" w:fill="FFF4D6"/>
-          </w:tcPr>
-          <w:p>
-            <w:pPr>
-              <w:spacing w:after="0"/>
-            </w:pPr>
-            <w:r/>
-            <w:r>
-              <w:rPr>
-                <w:b w:val="0"/>
-                <w:sz w:val="15"/>
-              </w:rPr>
-              <w:t>33</w:t>
-            </w:r>
-          </w:p>
-        </w:tc>
-        <w:tc>
-          <w:tcPr>
-            <w:tcW w:type="dxa" w:w="1361"/>
-            <w:shd w:val="clear" w:color="auto" w:fill="FFF4D6"/>
-          </w:tcPr>
-          <w:p>
-            <w:pPr>
-              <w:spacing w:after="0"/>
-            </w:pPr>
-            <w:r/>
-            <w:r>
-              <w:rPr>
-                <w:b w:val="0"/>
-                <w:sz w:val="15"/>
-              </w:rPr>
-              <w:t>— → Điều 8.6</w:t>
-            </w:r>
-          </w:p>
-        </w:tc>
-        <w:tc>
-          <w:tcPr>
-            <w:tcW w:type="dxa" w:w="2608"/>
-            <w:shd w:val="clear" w:color="auto" w:fill="FFF4D6"/>
-          </w:tcPr>
-          <w:p>
-            <w:pPr>
-              <w:spacing w:after="0"/>
-            </w:pPr>
-            <w:r/>
-            <w:r>
-              <w:rPr>
-                <w:b w:val="0"/>
-                <w:sz w:val="15"/>
-              </w:rPr>
-              <w:t>Chưa có mẫu lưu</w:t>
-            </w:r>
-          </w:p>
-        </w:tc>
-        <w:tc>
-          <w:tcPr>
-            <w:tcW w:type="dxa" w:w="4309"/>
-            <w:shd w:val="clear" w:color="auto" w:fill="FFF4D6"/>
-          </w:tcPr>
-          <w:p>
-            <w:pPr>
-              <w:spacing w:after="0"/>
-            </w:pPr>
-            <w:r/>
-            <w:r>
-              <w:rPr>
-                <w:b w:val="0"/>
-                <w:sz w:val="15"/>
-              </w:rPr>
-              <w:t>Shizencos lưu mẫu mỗi lô đến hết HSD + 12 tháng; mỗi bên giữ 01 bộ mẫu chốt có niêm phong</w:t>
-            </w:r>
-          </w:p>
-        </w:tc>
-        <w:tc>
-          <w:tcPr>
-            <w:tcW w:type="dxa" w:w="1191"/>
-            <w:shd w:val="clear" w:color="auto" w:fill="FFF4D6"/>
-          </w:tcPr>
-          <w:p>
-            <w:pPr>
-              <w:spacing w:after="0"/>
-            </w:pPr>
-            <w:r/>
-            <w:r>
-              <w:rPr>
-                <w:b w:val="0"/>
-                <w:sz w:val="15"/>
-              </w:rPr>
-              <w:t>2 – Quan trọng</w:t>
-            </w:r>
-          </w:p>
-        </w:tc>
-      </w:tr>
-      <w:tr>
-        <w:tc>
-          <w:tcPr>
-            <w:tcW w:type="dxa" w:w="397"/>
-            <w:shd w:val="clear" w:color="auto" w:fill="FFF4D6"/>
-          </w:tcPr>
-          <w:p>
-            <w:pPr>
-              <w:spacing w:after="0"/>
-            </w:pPr>
-            <w:r/>
-            <w:r>
-              <w:rPr>
-                <w:b w:val="0"/>
-                <w:sz w:val="15"/>
-              </w:rPr>
-              <w:t>34</w:t>
-            </w:r>
-          </w:p>
-        </w:tc>
-        <w:tc>
-          <w:tcPr>
-            <w:tcW w:type="dxa" w:w="1361"/>
-            <w:shd w:val="clear" w:color="auto" w:fill="FFF4D6"/>
-          </w:tcPr>
-          <w:p>
-            <w:pPr>
-              <w:spacing w:after="0"/>
-            </w:pPr>
-            <w:r/>
-            <w:r>
-              <w:rPr>
-                <w:b w:val="0"/>
-                <w:sz w:val="15"/>
-              </w:rPr>
-              <w:t>— → Điều 8.5</w:t>
-            </w:r>
-          </w:p>
-        </w:tc>
-        <w:tc>
-          <w:tcPr>
-            <w:tcW w:type="dxa" w:w="2608"/>
-            <w:shd w:val="clear" w:color="auto" w:fill="FFF4D6"/>
-          </w:tcPr>
-          <w:p>
-            <w:pPr>
-              <w:spacing w:after="0"/>
-            </w:pPr>
-            <w:r/>
-            <w:r>
-              <w:rPr>
-                <w:b w:val="0"/>
-                <w:sz w:val="15"/>
-              </w:rPr>
-              <w:t>Chưa có điều khoản thu hồi sản phẩm</w:t>
-            </w:r>
-          </w:p>
-        </w:tc>
-        <w:tc>
-          <w:tcPr>
-            <w:tcW w:type="dxa" w:w="4309"/>
-            <w:shd w:val="clear" w:color="auto" w:fill="FFF4D6"/>
-          </w:tcPr>
-          <w:p>
-            <w:pPr>
-              <w:spacing w:after="0"/>
-            </w:pPr>
-            <w:r/>
-            <w:r>
-              <w:rPr>
-                <w:b w:val="0"/>
-                <w:sz w:val="15"/>
-              </w:rPr>
-              <w:t>Thu hồi do lỗi sản xuất/nguyên liệu của Shizencos thì Shizencos chịu chi phí thu hồi, xử lý và bồi thường thiệt hại thực tế</w:t>
-            </w:r>
-          </w:p>
-        </w:tc>
-        <w:tc>
-          <w:tcPr>
-            <w:tcW w:type="dxa" w:w="1191"/>
-            <w:shd w:val="clear" w:color="auto" w:fill="FFF4D6"/>
-          </w:tcPr>
-          <w:p>
-            <w:pPr>
-              <w:spacing w:after="0"/>
-            </w:pPr>
-            <w:r/>
-            <w:r>
-              <w:rPr>
-                <w:b w:val="0"/>
-                <w:sz w:val="15"/>
-              </w:rPr>
-              <w:t>2 – Quan trọng</w:t>
-            </w:r>
-          </w:p>
-        </w:tc>
-      </w:tr>
-      <w:tr>
-        <w:tc>
-          <w:tcPr>
-            <w:tcW w:type="dxa" w:w="397"/>
-          </w:tcPr>
-          <w:p>
-            <w:pPr>
-              <w:spacing w:after="0"/>
-            </w:pPr>
-            <w:r/>
-            <w:r>
-              <w:rPr>
-                <w:b w:val="0"/>
-                <w:sz w:val="15"/>
-              </w:rPr>
-              <w:t>3</w:t>
-            </w:r>
-          </w:p>
-        </w:tc>
-        <w:tc>
-          <w:tcPr>
-            <w:tcW w:type="dxa" w:w="1361"/>
-          </w:tcPr>
-          <w:p>
-            <w:pPr>
-              <w:spacing w:after="0"/>
-            </w:pPr>
-            <w:r/>
-            <w:r>
-              <w:rPr>
-                <w:b w:val="0"/>
-                <w:sz w:val="15"/>
-              </w:rPr>
-              <w:t>Căn cứ → Căn cứ</w:t>
-            </w:r>
-          </w:p>
-        </w:tc>
-        <w:tc>
-          <w:tcPr>
-            <w:tcW w:type="dxa" w:w="2608"/>
-          </w:tcPr>
-          <w:p>
-            <w:pPr>
-              <w:spacing w:after="0"/>
-            </w:pPr>
-            <w:r/>
-            <w:r>
-              <w:rPr>
-                <w:b w:val="0"/>
-                <w:sz w:val="15"/>
-              </w:rPr>
-              <w:t>BLDS 2015; Luật Thương mại 2005</w:t>
-            </w:r>
-          </w:p>
-        </w:tc>
-        <w:tc>
-          <w:tcPr>
-            <w:tcW w:type="dxa" w:w="4309"/>
-          </w:tcPr>
-          <w:p>
-            <w:pPr>
-              <w:spacing w:after="0"/>
-            </w:pPr>
-            <w:r/>
-            <w:r>
-              <w:rPr>
-                <w:b w:val="0"/>
-                <w:sz w:val="15"/>
-              </w:rPr>
-              <w:t>Bổ sung: Nghị định 93/2016/NĐ-CP (sửa đổi bởi NĐ 155/2018/NĐ-CP); Thông tư 06/2011/TT-BYT (sửa đổi, bổ sung); Nghị định 43/2017/NĐ-CP (sửa đổi bởi NĐ 111/2021/NĐ-CP)</w:t>
-            </w:r>
-          </w:p>
-        </w:tc>
-        <w:tc>
-          <w:tcPr>
-            <w:tcW w:type="dxa" w:w="1191"/>
-          </w:tcPr>
-          <w:p>
-            <w:pPr>
-              <w:spacing w:after="0"/>
-            </w:pPr>
-            <w:r/>
-            <w:r>
-              <w:rPr>
-                <w:b w:val="0"/>
-                <w:sz w:val="15"/>
-              </w:rPr>
-              <w:t>3 – Có thể nhượng</w:t>
-            </w:r>
-          </w:p>
-        </w:tc>
-      </w:tr>
-      <w:tr>
-        <w:tc>
-          <w:tcPr>
-            <w:tcW w:type="dxa" w:w="397"/>
-          </w:tcPr>
-          <w:p>
-            <w:pPr>
-              <w:spacing w:after="0"/>
-            </w:pPr>
-            <w:r/>
-            <w:r>
-              <w:rPr>
-                <w:b w:val="0"/>
-                <w:sz w:val="15"/>
-              </w:rPr>
-              <w:t>11</w:t>
-            </w:r>
-          </w:p>
-        </w:tc>
-        <w:tc>
-          <w:tcPr>
-            <w:tcW w:type="dxa" w:w="1361"/>
-          </w:tcPr>
-          <w:p>
-            <w:pPr>
-              <w:spacing w:after="0"/>
-            </w:pPr>
-            <w:r/>
-            <w:r>
-              <w:rPr>
-                <w:b w:val="0"/>
-                <w:sz w:val="15"/>
-              </w:rPr>
-              <w:t>Điều 2 → Điều 7.4</w:t>
-            </w:r>
-          </w:p>
-        </w:tc>
-        <w:tc>
-          <w:tcPr>
-            <w:tcW w:type="dxa" w:w="2608"/>
-          </w:tcPr>
-          <w:p>
-            <w:pPr>
-              <w:spacing w:after="0"/>
-            </w:pPr>
-            <w:r/>
-            <w:r>
-              <w:rPr>
-                <w:b w:val="0"/>
-                <w:sz w:val="15"/>
-              </w:rPr>
-              <w:t>Lãi chậm trả theo lãi suất nợ quá hạn của Vietcombank</w:t>
-            </w:r>
-          </w:p>
-        </w:tc>
-        <w:tc>
-          <w:tcPr>
-            <w:tcW w:type="dxa" w:w="4309"/>
-          </w:tcPr>
-          <w:p>
-            <w:pPr>
-              <w:spacing w:after="0"/>
-            </w:pPr>
-            <w:r/>
-            <w:r>
-              <w:rPr>
-                <w:b w:val="0"/>
-                <w:sz w:val="15"/>
-              </w:rPr>
-              <w:t>Lãi chậm trả theo Điều 306 Luật Thương mại (lãi suất nợ quá hạn trung bình trên thị trường tại thời điểm thanh toán)</w:t>
-            </w:r>
-          </w:p>
-        </w:tc>
-        <w:tc>
-          <w:tcPr>
-            <w:tcW w:type="dxa" w:w="1191"/>
-          </w:tcPr>
-          <w:p>
-            <w:pPr>
-              <w:spacing w:after="0"/>
-            </w:pPr>
-            <w:r/>
-            <w:r>
-              <w:rPr>
-                <w:b w:val="0"/>
-                <w:sz w:val="15"/>
-              </w:rPr>
-              <w:t>3 – Có thể nhượng</w:t>
-            </w:r>
-          </w:p>
-        </w:tc>
-      </w:tr>
-      <w:tr>
-        <w:tc>
-          <w:tcPr>
-            <w:tcW w:type="dxa" w:w="397"/>
-          </w:tcPr>
-          <w:p>
-            <w:pPr>
-              <w:spacing w:after="0"/>
-            </w:pPr>
-            <w:r/>
-            <w:r>
-              <w:rPr>
-                <w:b w:val="0"/>
-                <w:sz w:val="15"/>
-              </w:rPr>
-              <w:t>13</w:t>
-            </w:r>
-          </w:p>
-        </w:tc>
-        <w:tc>
-          <w:tcPr>
-            <w:tcW w:type="dxa" w:w="1361"/>
-          </w:tcPr>
-          <w:p>
-            <w:pPr>
-              <w:spacing w:after="0"/>
-            </w:pPr>
-            <w:r/>
-            <w:r>
-              <w:rPr>
-                <w:b w:val="0"/>
-                <w:sz w:val="15"/>
-              </w:rPr>
-              <w:t>Điều 3 → Phụ lục 03</w:t>
-            </w:r>
-          </w:p>
-        </w:tc>
-        <w:tc>
-          <w:tcPr>
-            <w:tcW w:type="dxa" w:w="2608"/>
-          </w:tcPr>
-          <w:p>
-            <w:pPr>
-              <w:spacing w:after="0"/>
-            </w:pPr>
-            <w:r/>
-            <w:r>
-              <w:rPr>
-                <w:b w:val="0"/>
-                <w:sz w:val="15"/>
-              </w:rPr>
-              <w:t>Bảng bao bì thiếu mục 3 và hình ảnh</w:t>
-            </w:r>
-          </w:p>
-        </w:tc>
-        <w:tc>
-          <w:tcPr>
-            <w:tcW w:type="dxa" w:w="4309"/>
-          </w:tcPr>
-          <w:p>
-            <w:pPr>
-              <w:spacing w:after="0"/>
-            </w:pPr>
-            <w:r/>
-            <w:r>
-              <w:rPr>
-                <w:b w:val="0"/>
-                <w:sz w:val="15"/>
-              </w:rPr>
-              <w:t>Phụ lục 03 liệt kê đầy đủ: chai 50 ml, nắp dropper/pump, nhãn, hộp, tem niêm, thùng carton; quy cách đóng thùng</w:t>
-            </w:r>
-          </w:p>
-        </w:tc>
-        <w:tc>
-          <w:tcPr>
-            <w:tcW w:type="dxa" w:w="1191"/>
-          </w:tcPr>
-          <w:p>
-            <w:pPr>
-              <w:spacing w:after="0"/>
-            </w:pPr>
-            <w:r/>
-            <w:r>
-              <w:rPr>
-                <w:b w:val="0"/>
-                <w:sz w:val="15"/>
-              </w:rPr>
-              <w:t>3 – Có thể nhượng</w:t>
-            </w:r>
-          </w:p>
-        </w:tc>
-      </w:tr>
-      <w:tr>
-        <w:tc>
-          <w:tcPr>
-            <w:tcW w:type="dxa" w:w="397"/>
-          </w:tcPr>
-          <w:p>
-            <w:pPr>
-              <w:spacing w:after="0"/>
-            </w:pPr>
-            <w:r/>
-            <w:r>
-              <w:rPr>
-                <w:b w:val="0"/>
-                <w:sz w:val="15"/>
-              </w:rPr>
-              <w:t>17</w:t>
-            </w:r>
-          </w:p>
-        </w:tc>
-        <w:tc>
-          <w:tcPr>
-            <w:tcW w:type="dxa" w:w="1361"/>
-          </w:tcPr>
-          <w:p>
-            <w:pPr>
-              <w:spacing w:after="0"/>
-            </w:pPr>
-            <w:r/>
-            <w:r>
-              <w:rPr>
-                <w:b w:val="0"/>
-                <w:sz w:val="15"/>
-              </w:rPr>
-              <w:t>Điều 4 → Điều 6.4</w:t>
-            </w:r>
-          </w:p>
-        </w:tc>
-        <w:tc>
-          <w:tcPr>
-            <w:tcW w:type="dxa" w:w="2608"/>
-          </w:tcPr>
-          <w:p>
-            <w:pPr>
-              <w:spacing w:after="0"/>
-            </w:pPr>
-            <w:r/>
-            <w:r>
-              <w:rPr>
-                <w:b w:val="0"/>
-                <w:sz w:val="15"/>
-              </w:rPr>
-              <w:t>Chưa quy định thời điểm chuyển rủi ro</w:t>
-            </w:r>
-          </w:p>
-        </w:tc>
-        <w:tc>
-          <w:tcPr>
-            <w:tcW w:type="dxa" w:w="4309"/>
-          </w:tcPr>
-          <w:p>
-            <w:pPr>
-              <w:spacing w:after="0"/>
-            </w:pPr>
-            <w:r/>
-            <w:r>
-              <w:rPr>
-                <w:b w:val="0"/>
-                <w:sz w:val="15"/>
-              </w:rPr>
-              <w:t>Rủi ro chuyển cho DS khi ký biên bản giao nhận tại kho Shizencos; nếu Shizencos thuê vận chuyển hộ thì báo giá trước, DS chấp thuận bằng văn bản</w:t>
-            </w:r>
-          </w:p>
-        </w:tc>
-        <w:tc>
-          <w:tcPr>
-            <w:tcW w:type="dxa" w:w="1191"/>
-          </w:tcPr>
-          <w:p>
-            <w:pPr>
-              <w:spacing w:after="0"/>
-            </w:pPr>
-            <w:r/>
-            <w:r>
-              <w:rPr>
-                <w:b w:val="0"/>
-                <w:sz w:val="15"/>
-              </w:rPr>
-              <w:t>3 – Có thể nhượng</w:t>
-            </w:r>
-          </w:p>
-        </w:tc>
-      </w:tr>
-      <w:tr>
-        <w:tc>
-          <w:tcPr>
-            <w:tcW w:type="dxa" w:w="397"/>
-          </w:tcPr>
-          <w:p>
-            <w:pPr>
-              <w:spacing w:after="0"/>
-            </w:pPr>
-            <w:r/>
-            <w:r>
-              <w:rPr>
-                <w:b w:val="0"/>
-                <w:sz w:val="15"/>
-              </w:rPr>
-              <w:t>20</w:t>
-            </w:r>
-          </w:p>
-        </w:tc>
-        <w:tc>
-          <w:tcPr>
-            <w:tcW w:type="dxa" w:w="1361"/>
-          </w:tcPr>
-          <w:p>
-            <w:pPr>
-              <w:spacing w:after="0"/>
-            </w:pPr>
-            <w:r/>
-            <w:r>
-              <w:rPr>
-                <w:b w:val="0"/>
-                <w:sz w:val="15"/>
-              </w:rPr>
-              <w:t>Điều 5 → Điều 8.4</w:t>
-            </w:r>
-          </w:p>
-        </w:tc>
-        <w:tc>
-          <w:tcPr>
-            <w:tcW w:type="dxa" w:w="2608"/>
-          </w:tcPr>
-          <w:p>
-            <w:pPr>
-              <w:spacing w:after="0"/>
-            </w:pPr>
-            <w:r/>
-            <w:r>
-              <w:rPr>
-                <w:b w:val="0"/>
-                <w:sz w:val="15"/>
-              </w:rPr>
-              <w:t>Miễn trách nhiệm khi bên thuê yêu cầu sản xuất nhanh</w:t>
-            </w:r>
-          </w:p>
-        </w:tc>
-        <w:tc>
-          <w:tcPr>
-            <w:tcW w:type="dxa" w:w="4309"/>
-          </w:tcPr>
-          <w:p>
-            <w:pPr>
-              <w:spacing w:after="0"/>
-            </w:pPr>
-            <w:r/>
-            <w:r>
-              <w:rPr>
-                <w:b w:val="0"/>
-                <w:sz w:val="15"/>
-              </w:rPr>
-              <w:t>Chỉ miễn trừ khi DS yêu cầu rút ngắn bằng văn bản và Shizencos đã cảnh báo cụ thể hạng mục kiểm tra bị lược bỏ</w:t>
-            </w:r>
-          </w:p>
-        </w:tc>
-        <w:tc>
-          <w:tcPr>
-            <w:tcW w:type="dxa" w:w="1191"/>
-          </w:tcPr>
-          <w:p>
-            <w:pPr>
-              <w:spacing w:after="0"/>
-            </w:pPr>
-            <w:r/>
-            <w:r>
-              <w:rPr>
-                <w:b w:val="0"/>
-                <w:sz w:val="15"/>
-              </w:rPr>
-              <w:t>3 – Có thể nhượng</w:t>
-            </w:r>
-          </w:p>
-        </w:tc>
-      </w:tr>
-      <w:tr>
-        <w:tc>
-          <w:tcPr>
-            <w:tcW w:type="dxa" w:w="397"/>
-          </w:tcPr>
-          <w:p>
-            <w:pPr>
-              <w:spacing w:after="0"/>
-            </w:pPr>
-            <w:r/>
-            <w:r>
-              <w:rPr>
-                <w:b w:val="0"/>
-                <w:sz w:val="15"/>
-              </w:rPr>
-              <w:t>26</w:t>
-            </w:r>
-          </w:p>
-        </w:tc>
-        <w:tc>
-          <w:tcPr>
-            <w:tcW w:type="dxa" w:w="1361"/>
-          </w:tcPr>
-          <w:p>
-            <w:pPr>
-              <w:spacing w:after="0"/>
-            </w:pPr>
-            <w:r/>
-            <w:r>
-              <w:rPr>
-                <w:b w:val="0"/>
-                <w:sz w:val="15"/>
-              </w:rPr>
-              <w:t>Điều 6, 7 → Điều 11.6</w:t>
-            </w:r>
-          </w:p>
-        </w:tc>
-        <w:tc>
-          <w:tcPr>
-            <w:tcW w:type="dxa" w:w="2608"/>
-          </w:tcPr>
-          <w:p>
-            <w:pPr>
-              <w:spacing w:after="0"/>
-            </w:pPr>
-            <w:r/>
-            <w:r>
-              <w:rPr>
-                <w:b w:val="0"/>
-                <w:sz w:val="15"/>
-              </w:rPr>
-              <w:t>Phí lưu kho 180.000 đ/m²/tháng (Điều 6) và /m³/tháng (Điều 7); lưu miễn phí 15 ngày</w:t>
-            </w:r>
-          </w:p>
-        </w:tc>
-        <w:tc>
-          <w:tcPr>
-            <w:tcW w:type="dxa" w:w="4309"/>
-          </w:tcPr>
-          <w:p>
-            <w:pPr>
-              <w:spacing w:after="0"/>
-            </w:pPr>
-            <w:r/>
-            <w:r>
-              <w:rPr>
-                <w:b w:val="0"/>
-                <w:sz w:val="15"/>
-              </w:rPr>
-              <w:t>Thống nhất 180.000 đ/m³/tháng (chưa VAT); miễn phí 30 ngày kể từ ngày thông báo hoàn thành</w:t>
-            </w:r>
-          </w:p>
-        </w:tc>
-        <w:tc>
-          <w:tcPr>
-            <w:tcW w:type="dxa" w:w="1191"/>
-          </w:tcPr>
-          <w:p>
-            <w:pPr>
-              <w:spacing w:after="0"/>
-            </w:pPr>
-            <w:r/>
-            <w:r>
-              <w:rPr>
-                <w:b w:val="0"/>
-                <w:sz w:val="15"/>
-              </w:rPr>
-              <w:t>3 – Có thể nhượng</w:t>
-            </w:r>
-          </w:p>
-        </w:tc>
-      </w:tr>
-      <w:tr>
-        <w:tc>
-          <w:tcPr>
-            <w:tcW w:type="dxa" w:w="397"/>
-          </w:tcPr>
-          <w:p>
-            <w:pPr>
-              <w:spacing w:after="0"/>
-            </w:pPr>
-            <w:r/>
-            <w:r>
-              <w:rPr>
-                <w:b w:val="0"/>
-                <w:sz w:val="15"/>
-              </w:rPr>
-              <w:t>32</w:t>
-            </w:r>
-          </w:p>
-        </w:tc>
-        <w:tc>
-          <w:tcPr>
-            <w:tcW w:type="dxa" w:w="1361"/>
-          </w:tcPr>
-          <w:p>
-            <w:pPr>
-              <w:spacing w:after="0"/>
-            </w:pPr>
-            <w:r/>
-            <w:r>
-              <w:rPr>
-                <w:b w:val="0"/>
-                <w:sz w:val="15"/>
-              </w:rPr>
-              <w:t>— → Điều 11.4</w:t>
-            </w:r>
-          </w:p>
-        </w:tc>
-        <w:tc>
-          <w:tcPr>
-            <w:tcW w:type="dxa" w:w="2608"/>
-          </w:tcPr>
-          <w:p>
-            <w:pPr>
-              <w:spacing w:after="0"/>
-            </w:pPr>
-            <w:r/>
-            <w:r>
-              <w:rPr>
-                <w:b w:val="0"/>
-                <w:sz w:val="15"/>
-              </w:rPr>
-              <w:t>Chưa có quyền kiểm tra nhà máy</w:t>
-            </w:r>
-          </w:p>
-        </w:tc>
-        <w:tc>
-          <w:tcPr>
-            <w:tcW w:type="dxa" w:w="4309"/>
-          </w:tcPr>
-          <w:p>
-            <w:pPr>
-              <w:spacing w:after="0"/>
-            </w:pPr>
-            <w:r/>
-            <w:r>
-              <w:rPr>
-                <w:b w:val="0"/>
-                <w:sz w:val="15"/>
-              </w:rPr>
-              <w:t>DS được kiểm tra nhà máy/quy trình liên quan sản phẩm với thông báo trước 05 ngày làm việc</w:t>
-            </w:r>
-          </w:p>
-        </w:tc>
-        <w:tc>
-          <w:tcPr>
-            <w:tcW w:type="dxa" w:w="1191"/>
-          </w:tcPr>
-          <w:p>
-            <w:pPr>
-              <w:spacing w:after="0"/>
-            </w:pPr>
-            <w:r/>
-            <w:r>
-              <w:rPr>
-                <w:b w:val="0"/>
-                <w:sz w:val="15"/>
-              </w:rPr>
-              <w:t>3 – Có thể nhượng</w:t>
-            </w:r>
-          </w:p>
-        </w:tc>
-      </w:tr>
-      <w:tr>
-        <w:tc>
-          <w:tcPr>
-            <w:tcW w:type="dxa" w:w="397"/>
-          </w:tcPr>
-          <w:p>
-            <w:pPr>
-              <w:spacing w:after="0"/>
-            </w:pPr>
-            <w:r/>
-            <w:r>
-              <w:rPr>
-                <w:b w:val="0"/>
-                <w:sz w:val="15"/>
-              </w:rPr>
-              <w:t>35</w:t>
-            </w:r>
-          </w:p>
-        </w:tc>
-        <w:tc>
-          <w:tcPr>
-            <w:tcW w:type="dxa" w:w="1361"/>
-          </w:tcPr>
-          <w:p>
-            <w:pPr>
-              <w:spacing w:after="0"/>
-            </w:pPr>
-            <w:r/>
-            <w:r>
-              <w:rPr>
-                <w:b w:val="0"/>
-                <w:sz w:val="15"/>
-              </w:rPr>
-              <w:t>Điều 10 → Điều 16</w:t>
-            </w:r>
-          </w:p>
-        </w:tc>
-        <w:tc>
-          <w:tcPr>
-            <w:tcW w:type="dxa" w:w="2608"/>
-          </w:tcPr>
-          <w:p>
-            <w:pPr>
-              <w:spacing w:after="0"/>
-            </w:pPr>
-            <w:r/>
-            <w:r>
-              <w:rPr>
-                <w:b w:val="0"/>
-                <w:sz w:val="15"/>
-              </w:rPr>
-              <w:t>Lập 02 bản, mỗi bên giữ 01</w:t>
-            </w:r>
-          </w:p>
-        </w:tc>
-        <w:tc>
-          <w:tcPr>
-            <w:tcW w:type="dxa" w:w="4309"/>
-          </w:tcPr>
-          <w:p>
-            <w:pPr>
-              <w:spacing w:after="0"/>
-            </w:pPr>
-            <w:r/>
-            <w:r>
-              <w:rPr>
-                <w:b w:val="0"/>
-                <w:sz w:val="15"/>
-              </w:rPr>
-              <w:t>Lập 04 bản, mỗi bên giữ 02 (01 bản dùng cho hồ sơ công bố)</w:t>
-            </w:r>
-          </w:p>
-        </w:tc>
-        <w:tc>
-          <w:tcPr>
-            <w:tcW w:type="dxa" w:w="1191"/>
-          </w:tcPr>
-          <w:p>
-            <w:pPr>
-              <w:spacing w:after="0"/>
-            </w:pPr>
-            <w:r/>
-            <w:r>
-              <w:rPr>
-                <w:b w:val="0"/>
-                <w:sz w:val="15"/>
-              </w:rPr>
-              <w:t>3 – Có thể nhượng</w:t>
-            </w:r>
-          </w:p>
-        </w:tc>
-      </w:tr>
-    </w:tbl>
-    <w:p>
-      <w:pPr>
-        <w:spacing w:after="40"/>
-      </w:pPr>
     </w:p>
     <w:p>
       <w:pPr>
@@ -16431,13 +17146,13 @@
         <w:rPr>
           <w:b/>
         </w:rPr>
-        <w:t>Mở đầu bằng điểm có căn cứ pháp luật</w:t>
+        <w:t>Mở đầu bằng các điểm có căn cứ pháp luật</w:t>
       </w:r>
       <w:r>
         <w:rPr>
           <w:b w:val="0"/>
         </w:rPr>
-        <w:t xml:space="preserve"> (phạt 20%, bồi thường 50%, tòa án) – Shizencos khó phản bác, tạo đà cho các điểm khác.</w:t>
+        <w:t xml:space="preserve"> (phạt 20%, bồi thường 50%, tòa án, thu hồi số công bố) – Shizencos khó phản bác, tạo đà cho các điểm khác.</w:t>
       </w:r>
     </w:p>
     <w:p>
@@ -16467,7 +17182,7 @@
         <w:rPr>
           <w:b w:val="0"/>
         </w:rPr>
-        <w:t xml:space="preserve"> nếu Shizencos giữ chặt, đổi lại phải có phạt chậm giao và nghiệm thu trước đợt 2.</w:t>
+        <w:t xml:space="preserve"> nếu Shizencos giữ chặt, đổi lại bắt buộc có phạt chậm giao và nghiệm thu trước đợt 2.</w:t>
       </w:r>
     </w:p>
     <w:p>
@@ -16485,7 +17200,7 @@
         <w:rPr>
           <w:b w:val="0"/>
         </w:rPr>
-        <w:t xml:space="preserve"> nếu Shizencos từ chối, chấp nhận tối thiểu 18 tháng kèm cam kết giám định độc lập và thu hồi do lỗi sản xuất.</w:t>
+        <w:t xml:space="preserve"> nếu bị từ chối, chấp nhận tối thiểu 18 tháng kèm giám định độc lập và nghĩa vụ thu hồi do lỗi sản xuất.</w:t>
       </w:r>
     </w:p>
     <w:p>
@@ -16515,13 +17230,31 @@
         <w:rPr>
           <w:b/>
         </w:rPr>
+        <w:t>Kiểm nghiệm lô đầu do Shizencos chịu phí:</w:t>
+      </w:r>
+      <w:r>
+        <w:rPr>
+          <w:b w:val="0"/>
+        </w:rPr>
+        <w:t xml:space="preserve"> có thể nhượng chia đôi chi phí.</w:t>
+      </w:r>
+    </w:p>
+    <w:p>
+      <w:pPr>
+        <w:pStyle w:val="ListBullet"/>
+        <w:spacing w:after="20"/>
+      </w:pPr>
+      <w:r>
+        <w:rPr>
+          <w:b/>
+        </w:rPr>
         <w:t>Mức 3</w:t>
       </w:r>
       <w:r>
         <w:rPr>
           <w:b w:val="0"/>
         </w:rPr>
-        <w:t xml:space="preserve"> (lưu kho, căn cứ pháp lý, chuyển rủi ro, số bản HĐ): dùng làm “quân bài” nhượng bộ để đổi lấy điểm Mức 1–2.</w:t>
+        <w:t xml:space="preserve"> (căn cứ pháp lý, lưu kho, kênh email, số bản HĐ…): dùng làm “quân bài” nhượng bộ để đổi lấy điểm Mức 1–2.</w:t>
       </w:r>
     </w:p>
     <w:p>
@@ -16539,7 +17272,7 @@
         <w:rPr>
           <w:b w:val="0"/>
         </w:rPr>
-        <w:t xml:space="preserve"> nếu Shizencos không chấp nhận: DS đứng tên công bố, bỏ quyền thu hồi số công bố, cam kết thành phần chủ chốt, giảm phạt về ≤ 8%, nộp Giấy CN đủ điều kiện sản xuất.</w:t>
+        <w:t xml:space="preserve"> nếu Shizencos không chấp nhận: DS đứng tên công bố; bỏ quyền thu hồi số công bố; cam kết thành phần chủ chốt (Phụ lục 01); phạt ≤ 8%; bỏ “bồi thường 50%”; không thanh lý hàng mang nhãn DS; nộp Giấy CN đủ điều kiện sản xuất.</w:t>
       </w:r>
     </w:p>
     <w:tbl>
@@ -16547,6 +17280,14 @@
         <w:tblStyle w:val="TableGrid"/>
         <w:tblW w:type="auto" w:w="0"/>
         <w:tblLook w:firstColumn="1" w:firstRow="1" w:lastColumn="0" w:lastRow="0" w:noHBand="0" w:noVBand="1" w:val="04A0"/>
+        <w:tblBorders>
+          <w:top w:val="single" w:sz="4" w:space="0" w:color="E8BACB"/>
+          <w:left w:val="single" w:sz="4" w:space="0" w:color="E8BACB"/>
+          <w:bottom w:val="single" w:sz="4" w:space="0" w:color="E8BACB"/>
+          <w:right w:val="single" w:sz="4" w:space="0" w:color="E8BACB"/>
+          <w:insideH w:val="single" w:sz="4" w:space="0" w:color="E8BACB"/>
+          <w:insideV w:val="single" w:sz="4" w:space="0" w:color="E8BACB"/>
+        </w:tblBorders>
       </w:tblPr>
       <w:tblGrid>
         <w:gridCol w:w="9866"/>
@@ -16555,7 +17296,7 @@
         <w:tc>
           <w:tcPr>
             <w:tcW w:type="dxa" w:w="9866"/>
-            <w:shd w:val="clear" w:color="auto" w:fill="E8F1EA"/>
+            <w:shd w:val="clear" w:color="auto" w:fill="FFF5F9"/>
           </w:tcPr>
           <w:p>
             <w:pPr>
@@ -16567,14 +17308,14 @@
                 <w:b/>
                 <w:sz w:val="19"/>
               </w:rPr>
-              <w:t>Kiểm tra số liệu HĐ:</w:t>
+              <w:t>Kiểm tra số liệu:</w:t>
             </w:r>
             <w:r>
               <w:rPr>
                 <w:b w:val="0"/>
                 <w:sz w:val="19"/>
               </w:rPr>
-              <w:t xml:space="preserve"> 2.000 × 59.800 = 119.600.000 đ; VAT 8% = 9.568.000 đ; tổng 129.168.000 đ. Theo dự thảo DS: đợt 1 50% = 64.584.000 đ. Thuế suất 8% áp dụng theo chính sách giảm thuế GTGT hiện hành – đề nghị Shizencos xác nhận căn cứ khi xuất hóa đơn.</w:t>
+              <w:t xml:space="preserve"> 2.000 × 59.800 = 119.600.000 đ; VAT 8% = 9.568.000 đ; tổng 129.168.000 đ. Đề xuất DS: đợt 1 = 50% = 64.584.000 đ. Thuế suất 8% theo chính sách giảm thuế GTGT hiện hành – đề nghị Shizencos xác nhận căn cứ khi xuất hóa đơn.</w:t>
             </w:r>
           </w:p>
         </w:tc>
@@ -16598,6 +17339,14 @@
         <w:tblStyle w:val="TableGrid"/>
         <w:tblW w:type="auto" w:w="0"/>
         <w:tblLook w:firstColumn="1" w:firstRow="1" w:lastColumn="0" w:lastRow="0" w:noHBand="0" w:noVBand="1" w:val="04A0"/>
+        <w:tblBorders>
+          <w:top w:val="single" w:sz="4" w:space="0" w:color="E8BACB"/>
+          <w:left w:val="single" w:sz="4" w:space="0" w:color="E8BACB"/>
+          <w:bottom w:val="single" w:sz="4" w:space="0" w:color="E8BACB"/>
+          <w:right w:val="single" w:sz="4" w:space="0" w:color="E8BACB"/>
+          <w:insideH w:val="single" w:sz="4" w:space="0" w:color="E8BACB"/>
+          <w:insideV w:val="single" w:sz="4" w:space="0" w:color="E8BACB"/>
+        </w:tblBorders>
       </w:tblPr>
       <w:tblGrid>
         <w:gridCol w:w="9866"/>
@@ -16606,7 +17355,7 @@
         <w:tc>
           <w:tcPr>
             <w:tcW w:type="dxa" w:w="9866"/>
-            <w:shd w:val="clear" w:color="auto" w:fill="E8F1EA"/>
+            <w:shd w:val="clear" w:color="auto" w:fill="FFF5F9"/>
           </w:tcPr>
           <w:p>
             <w:pPr>
@@ -16625,7 +17374,7 @@
                 <w:b w:val="0"/>
                 <w:sz w:val="19"/>
               </w:rPr>
-              <w:t xml:space="preserve"> 9–12 tuần từ buổi họp; đường găng: chốt mẫu → số công bố → bao bì nhập khẩu. Mục tiêu có số công bố trước 31/12/2026.</w:t>
+              <w:t xml:space="preserve"> 9–12 tuần từ buổi họp; đường găng: chốt mẫu » số công bố » bao bì nhập khẩu. Mục tiêu có số công bố trước 31/12/2026.</w:t>
             </w:r>
           </w:p>
         </w:tc>
@@ -16640,9 +17389,17 @@
       <w:tblPr>
         <w:tblStyle w:val="TableGrid"/>
         <w:tblW w:type="auto" w:w="0"/>
-        <w:jc w:val="center"/>
         <w:tblLayout w:type="fixed"/>
         <w:tblLook w:firstColumn="1" w:firstRow="1" w:lastColumn="0" w:lastRow="0" w:noHBand="0" w:noVBand="1" w:val="04A0"/>
+        <w:jc w:val="center"/>
+        <w:tblBorders>
+          <w:top w:val="single" w:sz="4" w:space="0" w:color="E8BACB"/>
+          <w:left w:val="single" w:sz="4" w:space="0" w:color="E8BACB"/>
+          <w:bottom w:val="single" w:sz="4" w:space="0" w:color="E8BACB"/>
+          <w:right w:val="single" w:sz="4" w:space="0" w:color="E8BACB"/>
+          <w:insideH w:val="single" w:sz="4" w:space="0" w:color="E8BACB"/>
+          <w:insideV w:val="single" w:sz="4" w:space="0" w:color="E8BACB"/>
+        </w:tblBorders>
       </w:tblPr>
       <w:tblGrid>
         <w:gridCol w:w="737"/>
@@ -16658,7 +17415,7 @@
         <w:tc>
           <w:tcPr>
             <w:tcW w:type="dxa" w:w="737"/>
-            <w:shd w:val="clear" w:color="auto" w:fill="1F5E3B"/>
+            <w:shd w:val="clear" w:color="auto" w:fill="3A242B"/>
           </w:tcPr>
           <w:p>
             <w:r>
@@ -16679,7 +17436,7 @@
         <w:tc>
           <w:tcPr>
             <w:tcW w:type="dxa" w:w="3855"/>
-            <w:shd w:val="clear" w:color="auto" w:fill="1F5E3B"/>
+            <w:shd w:val="clear" w:color="auto" w:fill="3A242B"/>
           </w:tcPr>
           <w:p>
             <w:r>
@@ -16700,7 +17457,7 @@
         <w:tc>
           <w:tcPr>
             <w:tcW w:type="dxa" w:w="1247"/>
-            <w:shd w:val="clear" w:color="auto" w:fill="1F5E3B"/>
+            <w:shd w:val="clear" w:color="auto" w:fill="3A242B"/>
           </w:tcPr>
           <w:p>
             <w:r>
@@ -16721,7 +17478,7 @@
         <w:tc>
           <w:tcPr>
             <w:tcW w:type="dxa" w:w="2324"/>
-            <w:shd w:val="clear" w:color="auto" w:fill="1F5E3B"/>
+            <w:shd w:val="clear" w:color="auto" w:fill="3A242B"/>
           </w:tcPr>
           <w:p>
             <w:r>
@@ -16742,7 +17499,7 @@
         <w:tc>
           <w:tcPr>
             <w:tcW w:type="dxa" w:w="1701"/>
-            <w:shd w:val="clear" w:color="auto" w:fill="1F5E3B"/>
+            <w:shd w:val="clear" w:color="auto" w:fill="3A242B"/>
           </w:tcPr>
           <w:p>
             <w:r>
@@ -17382,7 +18139,7 @@
                 <w:b w:val="0"/>
                 <w:sz w:val="16"/>
               </w:rPr>
-              <w:t xml:space="preserve">In 7–15 ngày; nhập khẩu 15–30 ngày → </w:t>
+              <w:t xml:space="preserve">In 7–15 ngày; nhập khẩu 15–30 ngày » </w:t>
             </w:r>
             <w:r>
               <w:rPr>
@@ -17629,7 +18386,7 @@
                 <w:b w:val="0"/>
                 <w:sz w:val="16"/>
               </w:rPr>
-              <w:t>Nghiệm thu, thanh toán đợt 2, vận chuyển Tây Ninh → Hà Nội</w:t>
+              <w:t>Nghiệm thu, thanh toán đợt 2, vận chuyển Tây Ninh » Hà Nội</w:t>
             </w:r>
           </w:p>
         </w:tc>
@@ -17829,6 +18586,14 @@
         <w:tblStyle w:val="TableGrid"/>
         <w:tblW w:type="auto" w:w="0"/>
         <w:tblLook w:firstColumn="1" w:firstRow="1" w:lastColumn="0" w:lastRow="0" w:noHBand="0" w:noVBand="1" w:val="04A0"/>
+        <w:tblBorders>
+          <w:top w:val="single" w:sz="4" w:space="0" w:color="E8BACB"/>
+          <w:left w:val="single" w:sz="4" w:space="0" w:color="E8BACB"/>
+          <w:bottom w:val="single" w:sz="4" w:space="0" w:color="E8BACB"/>
+          <w:right w:val="single" w:sz="4" w:space="0" w:color="E8BACB"/>
+          <w:insideH w:val="single" w:sz="4" w:space="0" w:color="E8BACB"/>
+          <w:insideV w:val="single" w:sz="4" w:space="0" w:color="E8BACB"/>
+        </w:tblBorders>
       </w:tblPr>
       <w:tblGrid>
         <w:gridCol w:w="9866"/>
@@ -17837,7 +18602,7 @@
         <w:tc>
           <w:tcPr>
             <w:tcW w:type="dxa" w:w="9866"/>
-            <w:shd w:val="clear" w:color="auto" w:fill="E8F1EA"/>
+            <w:shd w:val="clear" w:color="auto" w:fill="FFF5F9"/>
           </w:tcPr>
           <w:p>
             <w:pPr>
@@ -17856,7 +18621,7 @@
                 <w:b w:val="0"/>
                 <w:sz w:val="19"/>
               </w:rPr>
-              <w:t xml:space="preserve"> Câu ★ phải có trả lời trước khi ký. Ưu tiên nhóm A (giấy phép nhà máy), B (cam kết thành phần chủ chốt, Amla oil) và G (hợp đồng).</w:t>
+              <w:t xml:space="preserve"> Câu (*) phải có trả lời trước khi ký. Ưu tiên nhóm A (giấy phép nhà máy), B (cam kết thành phần chủ chốt, Amla oil) và G (hợp đồng).</w:t>
             </w:r>
           </w:p>
         </w:tc>
@@ -17874,7 +18639,7 @@
           <w:i/>
           <w:sz w:val="18"/>
         </w:rPr>
-        <w:t>Đánh dấu ★ = phải có câu trả lời trước khi ký HĐ.</w:t>
+        <w:t>Đánh dấu (*) = phải có câu trả lời trước khi ký HĐ.</w:t>
       </w:r>
     </w:p>
     <w:p>
@@ -17902,7 +18667,7 @@
           <w:b w:val="0"/>
           <w:sz w:val="19"/>
         </w:rPr>
-        <w:t xml:space="preserve"> ★ Gửi bản sao Giấy chứng nhận đủ điều kiện sản xuất mỹ phẩm (số, ngày cấp, cơ quan cấp, địa chỉ xưởng KCN Tân Kim có đúng không, còn hiệu lực đến khi nào)?</w:t>
+        <w:t xml:space="preserve"> (*) Gửi bản sao Giấy chứng nhận đủ điều kiện sản xuất mỹ phẩm (số, ngày cấp, cơ quan cấp, địa chỉ xưởng KCN Tân Kim có đúng không, còn hiệu lực đến khi nào)?</w:t>
       </w:r>
     </w:p>
     <w:p>
@@ -17922,7 +18687,7 @@
           <w:b w:val="0"/>
           <w:sz w:val="19"/>
         </w:rPr>
-        <w:t xml:space="preserve"> ★ Có chứng nhận CGMP-ASEAN không? ISO 22000 / ISO 13485 như đã nêu – xin bản sao còn hiệu lực.</w:t>
+        <w:t xml:space="preserve"> (*) Có chứng nhận CGMP-ASEAN không? ISO 22000 / ISO 13485 như đã nêu – xin bản sao còn hiệu lực.</w:t>
       </w:r>
     </w:p>
     <w:p>
@@ -18070,7 +18835,7 @@
           <w:b w:val="0"/>
           <w:sz w:val="19"/>
         </w:rPr>
-        <w:t xml:space="preserve"> ★ Công thức 26I261 trong đơn giá 59.800 đ đã đạt mức tối thiểu của 08 thành phần chủ chốt chưa (Phụ lục 01)? Thành phần nào chưa đạt, chi phí chênh lệch bao nhiêu?</w:t>
+        <w:t xml:space="preserve"> (*) Công thức 26I261 trong đơn giá 59.800 đ đã đạt mức tối thiểu của 08 thành phần chủ chốt chưa (Phụ lục 01)? Thành phần nào chưa đạt, chi phí chênh lệch bao nhiêu?</w:t>
       </w:r>
     </w:p>
     <w:p>
@@ -18090,7 +18855,7 @@
           <w:b w:val="0"/>
           <w:sz w:val="19"/>
         </w:rPr>
-        <w:t xml:space="preserve"> ★ Có đồng ý đưa hàm lượng Bakuchiol (HPLC) và chỉ số peroxide vào TCCS/COA thành phẩm, và cam kết giới hạn an toàn (bạc hà ≤ 0,5%, gừng ≤ 0,3%, tổng tinh dầu ≤ 3,5%)?</w:t>
+        <w:t xml:space="preserve"> (*) Có đồng ý đưa hàm lượng Bakuchiol (HPLC) và chỉ số peroxide vào TCCS/COA thành phẩm, và cam kết giới hạn an toàn (bạc hà ≤ 0,5%, gừng ≤ 0,3%, tổng tinh dầu ≤ 3,5%)?</w:t>
       </w:r>
     </w:p>
     <w:p>
@@ -18110,7 +18875,7 @@
           <w:b w:val="0"/>
           <w:sz w:val="19"/>
         </w:rPr>
-        <w:t xml:space="preserve"> ★ Phần công thức định lượng trong PIF: Shizencos lưu và cam kết xuất trình cho cơ quan quản lý trong bao lâu khi DS đứng tên công bố?</w:t>
+        <w:t xml:space="preserve"> (*) Phần công thức định lượng trong PIF: Shizencos lưu và cam kết xuất trình cho cơ quan quản lý trong bao lâu khi DS đứng tên công bố?</w:t>
       </w:r>
     </w:p>
     <w:p>
@@ -18130,7 +18895,7 @@
           <w:b w:val="0"/>
           <w:sz w:val="19"/>
         </w:rPr>
-        <w:t xml:space="preserve"> ★ “Amla Oil” là nguyên liệu gì: hãng, xuất xứ, dầu nền là gì, có Mineral Oil/Paraffinum Liquidum, màu, hương không? INCI đầy đủ theo COA?</w:t>
+        <w:t xml:space="preserve"> (*) “Amla Oil” là nguyên liệu gì: hãng, xuất xứ, dầu nền là gì, có Mineral Oil/Paraffinum Liquidum, màu, hương không? INCI đầy đủ theo COA?</w:t>
       </w:r>
     </w:p>
     <w:p>
@@ -18150,7 +18915,7 @@
           <w:b w:val="0"/>
           <w:sz w:val="19"/>
         </w:rPr>
-        <w:t xml:space="preserve"> ★ Bakuchiol 99% của hãng nào? COA có chỉ tiêu psoralen/furocoumarin không?</w:t>
+        <w:t xml:space="preserve"> (*) Bakuchiol 99% của hãng nào? COA có chỉ tiêu psoralen/furocoumarin không?</w:t>
       </w:r>
     </w:p>
     <w:p>
@@ -18378,7 +19143,7 @@
           <w:b w:val="0"/>
           <w:sz w:val="19"/>
         </w:rPr>
-        <w:t xml:space="preserve"> ★ Đã có dữ liệu ổn định cho V3 chưa? Kế hoạch thử ổn định cho V3 điều chỉnh (điều kiện, thời gian, chỉ tiêu)?</w:t>
+        <w:t xml:space="preserve"> (*) Đã có dữ liệu ổn định cho V3 chưa? Kế hoạch thử ổn định cho V3 điều chỉnh (điều kiện, thời gian, chỉ tiêu)?</w:t>
       </w:r>
     </w:p>
     <w:p>
@@ -18398,7 +19163,7 @@
           <w:b w:val="0"/>
           <w:sz w:val="19"/>
         </w:rPr>
-        <w:t xml:space="preserve"> ★ TCCS thành phẩm gồm những chỉ tiêu nào? Có chấp nhận đưa TCCS (Mục 5.2) vào phụ lục HĐ?</w:t>
+        <w:t xml:space="preserve"> (*) TCCS thành phẩm gồm những chỉ tiêu nào? Có chấp nhận đưa TCCS (Mục 5.2) vào phụ lục HĐ?</w:t>
       </w:r>
     </w:p>
     <w:p>
@@ -18526,7 +19291,7 @@
           <w:b w:val="0"/>
           <w:sz w:val="19"/>
         </w:rPr>
-        <w:t xml:space="preserve"> ★ Ai đứng tên tổ chức chịu trách nhiệm đưa sản phẩm ra thị trường? (DS đề xuất DS đứng tên.)</w:t>
+        <w:t xml:space="preserve"> (*) Ai đứng tên tổ chức chịu trách nhiệm đưa sản phẩm ra thị trường? (DS đề xuất DS đứng tên.)</w:t>
       </w:r>
     </w:p>
     <w:p>
@@ -18546,7 +19311,7 @@
           <w:b w:val="0"/>
           <w:sz w:val="19"/>
         </w:rPr>
-        <w:t xml:space="preserve"> ★ Nhãn hàng ghi trên phiếu công bố là gì? Tên sản phẩm chính xác (tiếng Việt/tiếng Anh)?</w:t>
+        <w:t xml:space="preserve"> (*) Nhãn hàng ghi trên phiếu công bố là gì? Tên sản phẩm chính xác (tiếng Việt/tiếng Anh)?</w:t>
       </w:r>
     </w:p>
     <w:p>
@@ -18566,7 +19331,7 @@
           <w:b w:val="0"/>
           <w:sz w:val="19"/>
         </w:rPr>
-        <w:t xml:space="preserve"> ★ Thời gian nộp hồ sơ sau khi chốt mẫu? Lệ phí và phí dịch vụ công bố đã nằm trong giá 59.800đ chưa?</w:t>
+        <w:t xml:space="preserve"> (*) Thời gian nộp hồ sơ sau khi chốt mẫu? Lệ phí và phí dịch vụ công bố đã nằm trong giá 59.800đ chưa?</w:t>
       </w:r>
     </w:p>
     <w:p>
@@ -18694,7 +19459,7 @@
           <w:b w:val="0"/>
           <w:sz w:val="19"/>
         </w:rPr>
-        <w:t xml:space="preserve"> ★ Ngày giao bao bì muộn nhất trước ngày SX? Địa chỉ nhận, người nhận?</w:t>
+        <w:t xml:space="preserve"> (*) Ngày giao bao bì muộn nhất trước ngày SX? Địa chỉ nhận, người nhận?</w:t>
       </w:r>
     </w:p>
     <w:p>
@@ -18822,7 +19587,7 @@
           <w:b w:val="0"/>
           <w:sz w:val="19"/>
         </w:rPr>
-        <w:t xml:space="preserve"> ★ Bóc tách giá 59.800đ: giá dịch (đ/kg), công chiết rót, dán nhãn, đóng hộp, QC, công bố?</w:t>
+        <w:t xml:space="preserve"> (*) Bóc tách giá 59.800đ: giá dịch (đ/kg), công chiết rót, dán nhãn, đóng hộp, QC, công bố?</w:t>
       </w:r>
     </w:p>
     <w:p>
@@ -18950,7 +19715,7 @@
           <w:b w:val="0"/>
           <w:sz w:val="19"/>
         </w:rPr>
-        <w:t xml:space="preserve"> ★ Đồng ý bỏ quyền yêu cầu thu hồi số công bố (Điều 6) và mức bồi thường 50%?</w:t>
+        <w:t xml:space="preserve"> (*) Đồng ý bỏ quyền yêu cầu thu hồi số công bố (Điều 6) và mức bồi thường 50%?</w:t>
       </w:r>
     </w:p>
     <w:p>
@@ -18970,7 +19735,7 @@
           <w:b w:val="0"/>
           <w:sz w:val="19"/>
         </w:rPr>
-        <w:t xml:space="preserve"> ★ Đồng ý giảm phạt hủy HĐ 20% xuống ≤ 8% và áp dụng hai chiều, kèm phạt chậm giao hàng? Đồng ý để DS là Bên A (bên đặt gia công) theo dự thảo sửa đổi?</w:t>
+        <w:t xml:space="preserve"> (*) Đồng ý giảm phạt hủy HĐ 20% xuống ≤ 8% và áp dụng hai chiều, kèm phạt chậm giao hàng? Đồng ý để các sửa đổi Track Changes trên dự thảo?</w:t>
       </w:r>
     </w:p>
     <w:p>
@@ -19134,6 +19899,14 @@
         <w:tblStyle w:val="TableGrid"/>
         <w:tblW w:type="auto" w:w="0"/>
         <w:tblLook w:firstColumn="1" w:firstRow="1" w:lastColumn="0" w:lastRow="0" w:noHBand="0" w:noVBand="1" w:val="04A0"/>
+        <w:tblBorders>
+          <w:top w:val="single" w:sz="4" w:space="0" w:color="E8BACB"/>
+          <w:left w:val="single" w:sz="4" w:space="0" w:color="E8BACB"/>
+          <w:bottom w:val="single" w:sz="4" w:space="0" w:color="E8BACB"/>
+          <w:right w:val="single" w:sz="4" w:space="0" w:color="E8BACB"/>
+          <w:insideH w:val="single" w:sz="4" w:space="0" w:color="E8BACB"/>
+          <w:insideV w:val="single" w:sz="4" w:space="0" w:color="E8BACB"/>
+        </w:tblBorders>
       </w:tblPr>
       <w:tblGrid>
         <w:gridCol w:w="9866"/>
@@ -19142,7 +19915,7 @@
         <w:tc>
           <w:tcPr>
             <w:tcW w:type="dxa" w:w="9866"/>
-            <w:shd w:val="clear" w:color="auto" w:fill="E8F1EA"/>
+            <w:shd w:val="clear" w:color="auto" w:fill="FFF5F9"/>
           </w:tcPr>
           <w:p>
             <w:pPr>
@@ -19176,9 +19949,17 @@
       <w:tblPr>
         <w:tblStyle w:val="TableGrid"/>
         <w:tblW w:type="auto" w:w="0"/>
-        <w:jc w:val="center"/>
         <w:tblLayout w:type="fixed"/>
         <w:tblLook w:firstColumn="1" w:firstRow="1" w:lastColumn="0" w:lastRow="0" w:noHBand="0" w:noVBand="1" w:val="04A0"/>
+        <w:jc w:val="center"/>
+        <w:tblBorders>
+          <w:top w:val="single" w:sz="4" w:space="0" w:color="E8BACB"/>
+          <w:left w:val="single" w:sz="4" w:space="0" w:color="E8BACB"/>
+          <w:bottom w:val="single" w:sz="4" w:space="0" w:color="E8BACB"/>
+          <w:right w:val="single" w:sz="4" w:space="0" w:color="E8BACB"/>
+          <w:insideH w:val="single" w:sz="4" w:space="0" w:color="E8BACB"/>
+          <w:insideV w:val="single" w:sz="4" w:space="0" w:color="E8BACB"/>
+        </w:tblBorders>
       </w:tblPr>
       <w:tblGrid>
         <w:gridCol w:w="340"/>
@@ -19193,7 +19974,7 @@
         <w:tc>
           <w:tcPr>
             <w:tcW w:type="dxa" w:w="340"/>
-            <w:shd w:val="clear" w:color="auto" w:fill="1F5E3B"/>
+            <w:shd w:val="clear" w:color="auto" w:fill="3A242B"/>
           </w:tcPr>
           <w:p>
             <w:r>
@@ -19214,7 +19995,7 @@
         <w:tc>
           <w:tcPr>
             <w:tcW w:type="dxa" w:w="4649"/>
-            <w:shd w:val="clear" w:color="auto" w:fill="1F5E3B"/>
+            <w:shd w:val="clear" w:color="auto" w:fill="3A242B"/>
           </w:tcPr>
           <w:p>
             <w:r>
@@ -19235,7 +20016,7 @@
         <w:tc>
           <w:tcPr>
             <w:tcW w:type="dxa" w:w="3628"/>
-            <w:shd w:val="clear" w:color="auto" w:fill="1F5E3B"/>
+            <w:shd w:val="clear" w:color="auto" w:fill="3A242B"/>
           </w:tcPr>
           <w:p>
             <w:r>
@@ -19256,7 +20037,7 @@
         <w:tc>
           <w:tcPr>
             <w:tcW w:type="dxa" w:w="1247"/>
-            <w:shd w:val="clear" w:color="auto" w:fill="1F5E3B"/>
+            <w:shd w:val="clear" w:color="auto" w:fill="3A242B"/>
           </w:tcPr>
           <w:p>
             <w:r>
@@ -20186,9 +20967,17 @@
       <w:tblPr>
         <w:tblStyle w:val="TableGrid"/>
         <w:tblW w:type="auto" w:w="0"/>
-        <w:jc w:val="center"/>
         <w:tblLayout w:type="fixed"/>
         <w:tblLook w:firstColumn="1" w:firstRow="1" w:lastColumn="0" w:lastRow="0" w:noHBand="0" w:noVBand="1" w:val="04A0"/>
+        <w:jc w:val="center"/>
+        <w:tblBorders>
+          <w:top w:val="single" w:sz="4" w:space="0" w:color="E8BACB"/>
+          <w:left w:val="single" w:sz="4" w:space="0" w:color="E8BACB"/>
+          <w:bottom w:val="single" w:sz="4" w:space="0" w:color="E8BACB"/>
+          <w:right w:val="single" w:sz="4" w:space="0" w:color="E8BACB"/>
+          <w:insideH w:val="single" w:sz="4" w:space="0" w:color="E8BACB"/>
+          <w:insideV w:val="single" w:sz="4" w:space="0" w:color="E8BACB"/>
+        </w:tblBorders>
       </w:tblPr>
       <w:tblGrid>
         <w:gridCol w:w="453"/>
@@ -20202,7 +20991,7 @@
         <w:tc>
           <w:tcPr>
             <w:tcW w:type="dxa" w:w="454"/>
-            <w:shd w:val="clear" w:color="auto" w:fill="1F5E3B"/>
+            <w:shd w:val="clear" w:color="auto" w:fill="3A242B"/>
           </w:tcPr>
           <w:p>
             <w:r>
@@ -20223,7 +21012,7 @@
         <w:tc>
           <w:tcPr>
             <w:tcW w:type="dxa" w:w="7370"/>
-            <w:shd w:val="clear" w:color="auto" w:fill="1F5E3B"/>
+            <w:shd w:val="clear" w:color="auto" w:fill="3A242B"/>
           </w:tcPr>
           <w:p>
             <w:r>
@@ -20244,7 +21033,7 @@
         <w:tc>
           <w:tcPr>
             <w:tcW w:type="dxa" w:w="1417"/>
-            <w:shd w:val="clear" w:color="auto" w:fill="1F5E3B"/>
+            <w:shd w:val="clear" w:color="auto" w:fill="3A242B"/>
           </w:tcPr>
           <w:p>
             <w:r>
@@ -22881,7 +23670,8 @@
       <w:spacing w:after="60"/>
     </w:pPr>
     <w:rPr>
-      <w:rFonts w:ascii="Arial" w:hAnsi="Arial" w:eastAsia="Arial"/>
+      <w:rFonts w:ascii="Public Sans" w:hAnsi="Public Sans" w:cs="Public Sans" w:eastAsia="Public Sans"/>
+      <w:color w:val="3A242B"/>
       <w:sz w:val="20"/>
     </w:rPr>
   </w:style>
@@ -22944,10 +23734,10 @@
       <w:outlineLvl w:val="0"/>
     </w:pPr>
     <w:rPr>
-      <w:rFonts w:asciiTheme="majorHAnsi" w:eastAsiaTheme="majorEastAsia" w:hAnsiTheme="majorHAnsi" w:cstheme="majorBidi" w:ascii="Arial" w:hAnsi="Arial" w:eastAsia="Arial"/>
+      <w:rFonts w:ascii="Public Sans" w:hAnsi="Public Sans" w:eastAsia="Public Sans" w:cs="Public Sans"/>
       <w:b/>
       <w:bCs/>
-      <w:color w:val="1F5E3B"/>
+      <w:color w:val="3A242B"/>
       <w:sz w:val="28"/>
       <w:szCs w:val="28"/>
     </w:rPr>
@@ -22968,10 +23758,10 @@
       <w:outlineLvl w:val="1"/>
     </w:pPr>
     <w:rPr>
-      <w:rFonts w:asciiTheme="majorHAnsi" w:eastAsiaTheme="majorEastAsia" w:hAnsiTheme="majorHAnsi" w:cstheme="majorBidi" w:ascii="Arial" w:hAnsi="Arial" w:eastAsia="Arial"/>
+      <w:rFonts w:ascii="Public Sans" w:hAnsi="Public Sans" w:eastAsia="Public Sans" w:cs="Public Sans"/>
       <w:b/>
       <w:bCs/>
-      <w:color w:val="1F5E3B"/>
+      <w:color w:val="3A242B"/>
       <w:sz w:val="24"/>
       <w:szCs w:val="26"/>
     </w:rPr>
@@ -22992,10 +23782,10 @@
       <w:outlineLvl w:val="2"/>
     </w:pPr>
     <w:rPr>
-      <w:rFonts w:asciiTheme="majorHAnsi" w:eastAsiaTheme="majorEastAsia" w:hAnsiTheme="majorHAnsi" w:cstheme="majorBidi" w:ascii="Arial" w:hAnsi="Arial" w:eastAsia="Arial"/>
+      <w:rFonts w:ascii="Public Sans" w:hAnsi="Public Sans" w:eastAsia="Public Sans" w:cs="Public Sans"/>
       <w:b/>
       <w:bCs/>
-      <w:color w:val="1F5E3B"/>
+      <w:color w:val="C15C81"/>
       <w:sz w:val="21"/>
     </w:rPr>
   </w:style>

--- a/DS CORPORATION/OEM/SHIZENCOS/BAO CAO/01_BaoCao_Hop_ThuongThao_Shizencos_SKU1_09102026.docx
+++ b/DS CORPORATION/OEM/SHIZENCOS/BAO CAO/01_BaoCao_Hop_ThuongThao_Shizencos_SKU1_09102026.docx
@@ -330,7 +330,7 @@
                 <w:b w:val="0"/>
                 <w:sz w:val="18"/>
               </w:rPr>
-              <w:t>Đánh giá V3 so với benchmark, yêu cầu hàm lượng thành phần chủ chốt (Shizencos bảo mật %), rà soát hợp đồng, lộ trình pháp lý – công bố – sản xuất và bộ câu hỏi cho buổi họp</w:t>
+              <w:t>Đánh giá V3 so với benchmark, thành phần chủ chốt &amp; bàn giao công thức theo Hợp đồng OEM, rà soát hợp đồng, lộ trình pháp lý – công bố – sản xuất và bộ câu hỏi cho buổi họp</w:t>
             </w:r>
           </w:p>
         </w:tc>
@@ -475,7 +475,7 @@
           <w:b w:val="0"/>
           <w:sz w:val="19"/>
         </w:rPr>
-        <w:t xml:space="preserve">   4. Thành phần chủ chốt: hàm lượng bắt buộc, chi phí, kiểm soát</w:t>
+        <w:t xml:space="preserve">   4. Thành phần chủ chốt (đàm phán) &amp; bàn giao công thức (sau ký HĐ OEM)</w:t>
       </w:r>
     </w:p>
     <w:p>
@@ -763,14 +763,14 @@
                 <w:b/>
                 <w:sz w:val="18"/>
               </w:rPr>
-              <w:t>Chỉ yêu cầu hàm lượng 08 thành phần chủ chốt</w:t>
+              <w:t>Đàm phán:</w:t>
             </w:r>
             <w:r>
               <w:rPr>
                 <w:b w:val="0"/>
                 <w:sz w:val="18"/>
               </w:rPr>
-              <w:t xml:space="preserve">, không đòi % toàn công thức, </w:t>
+              <w:t xml:space="preserve"> chỉ đề nghị Shizencos bảo đảm 08 thành phần chủ chốt trong khoảng % có tác dụng như benchmark, </w:t>
             </w:r>
             <w:r>
               <w:rPr>
@@ -779,6 +779,27 @@
               </w:rPr>
               <w:t>giữ đơn giá 59.800 đ/hộp</w:t>
             </w:r>
+            <w:r>
+              <w:rPr>
+                <w:b w:val="0"/>
+                <w:sz w:val="18"/>
+              </w:rPr>
+              <w:t xml:space="preserve">. </w:t>
+            </w:r>
+            <w:r>
+              <w:rPr>
+                <w:b/>
+                <w:sz w:val="18"/>
+              </w:rPr>
+              <w:t>Sau ký HĐ OEM:</w:t>
+            </w:r>
+            <w:r>
+              <w:rPr>
+                <w:b w:val="0"/>
+                <w:sz w:val="18"/>
+              </w:rPr>
+              <w:t xml:space="preserve"> Shizencos bàn giao toàn bộ công thức định lượng, quy trình, hồ sơ nguyên liệu; công thức thuộc DS</w:t>
+            </w:r>
           </w:p>
         </w:tc>
         <w:tc>
@@ -795,7 +816,7 @@
                 <w:b w:val="0"/>
                 <w:sz w:val="18"/>
               </w:rPr>
-              <w:t>Shizencos bảo mật công thức; đổi % toàn bộ sẽ làm tăng giá. Các mức tối thiểu đặt ở ngưỡng benchmark nên Shizencos có thể đáp ứng trong giá hiện tại</w:t>
+              <w:t>Đang đàm phán nên Shizencos chưa công khai %; đổi % toàn bộ sẽ tăng giá. Sau ký, DS là chủ sở hữu công thức (OEM) và là tổ chức đứng tên công bố phải tự lưu PIF có công thức định lượng (Thông tư 06/2011)</w:t>
             </w:r>
           </w:p>
         </w:tc>
@@ -2309,7 +2330,7 @@
                 <w:b w:val="0"/>
                 <w:sz w:val="18"/>
               </w:rPr>
-              <w:t>Shizencos giữ công thức » DS khó kiểm tra chất lượng</w:t>
+              <w:t>Shizencos không bàn giao công thức sau ký » DS phụ thuộc nhà máy, không đủ PIF</w:t>
             </w:r>
           </w:p>
         </w:tc>
@@ -2327,7 +2348,7 @@
                 <w:b w:val="0"/>
                 <w:sz w:val="18"/>
               </w:rPr>
-              <w:t>Cam kết hàm lượng chủ chốt + kiểm Bakuchiol (HPLC) + mẫu chốt + mẫu lưu</w:t>
+              <w:t>Điều khoản bàn giao Hồ sơ công thức trong 05 ngày làm việc sau ký, trước khi ký mẫu chốt; công thức thuộc DS (Mức 1 – phải đạt)</w:t>
             </w:r>
           </w:p>
         </w:tc>
@@ -4739,7 +4760,7 @@
                 <w:b w:val="0"/>
                 <w:sz w:val="19"/>
               </w:rPr>
-              <w:t xml:space="preserve"> với % hiện tại (Shizencos bảo mật), và có thể đạt </w:t>
+              <w:t xml:space="preserve"> với % hiện tại (Shizencos chưa công khai trong giai đoạn đàm phán), và có thể đạt </w:t>
             </w:r>
             <w:r>
               <w:rPr>
@@ -4783,7 +4804,7 @@
         <w:pStyle w:val="Heading1"/>
       </w:pPr>
       <w:r>
-        <w:t>4. THÀNH PHẦN CHỦ CHỐT: HÀM LƯỢNG BẮT BUỘC, CHI PHÍ, KIỂM SOÁT</w:t>
+        <w:t>4. THÀNH PHẦN CHỦ CHỐT (ĐÀM PHÁN) &amp; BÀN GIAO CÔNG THỨC (SAU KÝ HĐ OEM)</w:t>
       </w:r>
     </w:p>
     <w:tbl>
@@ -4826,7 +4847,14 @@
                 <w:b w:val="0"/>
                 <w:sz w:val="19"/>
               </w:rPr>
-              <w:t xml:space="preserve"> Chỉ ràng buộc 08 thành phần quyết định công dụng (Amla, Bakuchiol, Hương thảo, Tràm trà, Neem, Chùm ngây, Bisabolol, Tocopherol) + 5 giới hạn an toàn. Thành phần nền do Shizencos tự cân đối để đạt tiêu chí cảm quan. Mức tối thiểu ≈ ngưỡng benchmark nên không phải tăng giá.</w:t>
+              <w:t xml:space="preserve"> Chỉ ràng buộc 08 thành phần quyết định công dụng (Amla, Bakuchiol, Hương thảo, Tràm trà, Neem, Chùm ngây, Bisabolol, Tocopherol) + 5 giới hạn an toàn. Thành phần nền do Shizencos tự cân đối để đạt tiêu chí cảm quan. Mức tối thiểu ≈ ngưỡng benchmark nên không phải tăng giá. </w:t>
+            </w:r>
+            <w:r>
+              <w:rPr>
+                <w:b/>
+                <w:sz w:val="19"/>
+              </w:rPr>
+              <w:t>Đây là cách làm trong giai đoạn đàm phán; sau khi ký HĐ OEM, Shizencos phải bàn giao toàn bộ công thức định lượng cho DS (công thức thuộc DS).</w:t>
             </w:r>
           </w:p>
         </w:tc>
@@ -4854,13 +4882,13 @@
         <w:rPr>
           <w:b/>
         </w:rPr>
-        <w:t>Không đòi % toàn công thức</w:t>
+        <w:t>Giai đoạn đàm phán:</w:t>
       </w:r>
       <w:r>
         <w:rPr>
           <w:b w:val="0"/>
         </w:rPr>
-        <w:t xml:space="preserve"> (Shizencos bảo mật) và </w:t>
+        <w:t xml:space="preserve"> chưa đòi % toàn công thức (Shizencos chưa công khai) và </w:t>
       </w:r>
       <w:r>
         <w:rPr>
@@ -4872,7 +4900,49 @@
         <w:rPr>
           <w:b w:val="0"/>
         </w:rPr>
-        <w:t xml:space="preserve"> (đổi sẽ tăng giá).</w:t>
+        <w:t xml:space="preserve"> (đổi sẽ tăng giá); chỉ đề nghị bảo đảm thành phần chủ chốt </w:t>
+      </w:r>
+      <w:r>
+        <w:rPr>
+          <w:b/>
+        </w:rPr>
+        <w:t>trong đơn giá hiện tại</w:t>
+      </w:r>
+      <w:r>
+        <w:rPr>
+          <w:b w:val="0"/>
+        </w:rPr>
+        <w:t>.</w:t>
+      </w:r>
+    </w:p>
+    <w:p>
+      <w:pPr>
+        <w:pStyle w:val="ListBullet"/>
+        <w:spacing w:after="20"/>
+      </w:pPr>
+      <w:r>
+        <w:rPr>
+          <w:b/>
+        </w:rPr>
+        <w:t>Sau ký Hợp đồng OEM:</w:t>
+      </w:r>
+      <w:r>
+        <w:rPr>
+          <w:b w:val="0"/>
+        </w:rPr>
+        <w:t xml:space="preserve"> Shizencos bàn giao </w:t>
+      </w:r>
+      <w:r>
+        <w:rPr>
+          <w:b/>
+        </w:rPr>
+        <w:t>Hồ sơ công thức siêu chi tiết</w:t>
+      </w:r>
+      <w:r>
+        <w:rPr>
+          <w:b w:val="0"/>
+        </w:rPr>
+        <w:t xml:space="preserve"> (định lượng 100%, CAS, NCC, grade, quy trình, IPC, spec/COA) trong 05 ngày làm việc, trước khi ký mẫu chốt; công thức thuộc sở hữu DS.</w:t>
       </w:r>
     </w:p>
     <w:p>
@@ -7475,7 +7545,7 @@
         <w:pStyle w:val="Heading2"/>
       </w:pPr>
       <w:r>
-        <w:t>4.4 DS kiểm chứng như thế nào khi không biết %</w:t>
+        <w:t>4.4 Kiểm chứng: trước và sau khi ký hợp đồng</w:t>
       </w:r>
     </w:p>
     <w:tbl>
@@ -7726,6 +7796,44 @@
                 <w:b w:val="0"/>
                 <w:sz w:val="17"/>
               </w:rPr>
+              <w:t>Bàn giao công thức (sau ký)</w:t>
+            </w:r>
+          </w:p>
+        </w:tc>
+        <w:tc>
+          <w:tcPr>
+            <w:tcW w:type="dxa" w:w="7824"/>
+          </w:tcPr>
+          <w:p>
+            <w:pPr>
+              <w:spacing w:after="0"/>
+            </w:pPr>
+            <w:r/>
+            <w:r>
+              <w:rPr>
+                <w:b w:val="0"/>
+                <w:sz w:val="17"/>
+              </w:rPr>
+              <w:t>Bảng định lượng 100% + quy trình + IPC + hồ sơ nguyên liệu (Phụ lục 01 mục D) – DS đối chiếu trực tiếp % thành phần chủ chốt</w:t>
+            </w:r>
+          </w:p>
+        </w:tc>
+      </w:tr>
+      <w:tr>
+        <w:tc>
+          <w:tcPr>
+            <w:tcW w:type="dxa" w:w="2041"/>
+          </w:tcPr>
+          <w:p>
+            <w:pPr>
+              <w:spacing w:after="0"/>
+            </w:pPr>
+            <w:r/>
+            <w:r>
+              <w:rPr>
+                <w:b w:val="0"/>
+                <w:sz w:val="17"/>
+              </w:rPr>
               <w:t>PIF</w:t>
             </w:r>
           </w:p>
@@ -7744,7 +7852,7 @@
                 <w:b w:val="0"/>
                 <w:sz w:val="17"/>
               </w:rPr>
-              <w:t>Shizencos giữ phần công thức định lượng, xuất trình cho cơ quan quản lý trong 03 ngày làm việc (Điều 06 HĐ)</w:t>
+              <w:t>Shizencos bàn giao PIF đầy đủ, gồm công thức định lượng, để DS lưu tại địa chỉ DS (Điều 06 HĐ)</w:t>
             </w:r>
           </w:p>
         </w:tc>
@@ -13614,7 +13722,7 @@
                 <w:b w:val="0"/>
                 <w:sz w:val="15"/>
               </w:rPr>
-              <w:t>Điều 1 – Yêu cầu kỹ thuật công thức</w:t>
+              <w:t>Điều 1 – Yêu cầu kỹ thuật &amp; bàn giao công thức (OEM)</w:t>
             </w:r>
           </w:p>
         </w:tc>
@@ -13633,7 +13741,7 @@
                 <w:b w:val="0"/>
                 <w:sz w:val="15"/>
               </w:rPr>
-              <w:t>Dự thảo chỉ ghi LOT công thức, không có căn cứ bảo đảm công dụng và kiểm tra chất lượng. Bên A vẫn được bảo mật tỷ lệ công thức.</w:t>
+              <w:t>Hợp đồng OEM: Bên B là chủ thương hiệu, đặt hàng và trả chi phí phát triển, đồng thời là tổ chức đứng tên công bố phải lưu giữ PIF (gồm công thức định lượng) tại địa chỉ của mình. Dự thảo chỉ ghi LOT công thức, không có nghĩa vụ bàn giao công thức và không xác định quyền sở hữu công thức.</w:t>
             </w:r>
           </w:p>
         </w:tc>
@@ -13652,7 +13760,7 @@
                 <w:b w:val="0"/>
                 <w:sz w:val="15"/>
               </w:rPr>
-              <w:t>Luật Thương mại 2005 Điều 178, 181 (bên đặt gia công được kiểm tra chất lượng); Hiệp định mỹ phẩm ASEAN</w:t>
+              <w:t>Luật Thương mại 2005 Điều 178–181 (gia công theo yêu cầu của bên đặt gia công; quyền kiểm tra); BLDS 2015 Điều 542; Thông tư 06/2011/TT-BYT (PIF lưu tại tổ chức chịu trách nhiệm đưa sản phẩm ra thị trường); Luật Sở hữu trí tuệ (bí mật kinh doanh)</w:t>
             </w:r>
           </w:p>
         </w:tc>
@@ -14312,7 +14420,7 @@
                 <w:b w:val="0"/>
                 <w:sz w:val="15"/>
               </w:rPr>
-              <w:t>Mức “bồi thường 50% giá trị đơn hàng bên thứ ba” là khoản ấn định, không gắn với thiệt hại thực tế; chỉ áp dụng một chiều.</w:t>
+              <w:t>Mức “bồi thường 50% giá trị đơn hàng bên thứ ba” là khoản ấn định, không gắn với thiệt hại thực tế. Bên B là chủ sở hữu công thức (Hợp đồng OEM) nên có quyền sản xuất tại đơn vị khác khi chấm dứt hợp tác, chỉ cần công bố mới đúng quy định.</w:t>
             </w:r>
           </w:p>
         </w:tc>
@@ -14700,7 +14808,7 @@
                 <w:b w:val="0"/>
                 <w:sz w:val="15"/>
               </w:rPr>
-              <w:t>Bảo mật chung chung, không thời hạn; chưa bảo vệ nhãn hiệu, thiết kế của Bên B và đầu tư phát triển công thức; chưa có điều khoản phạt vi phạm chung đúng luật.</w:t>
+              <w:t>Bảo mật chung chung, không thời hạn; chưa bảo vệ nhãn hiệu, thiết kế và công thức thuộc sở hữu của Bên B; chưa có điều khoản phạt vi phạm chung đúng luật.</w:t>
             </w:r>
           </w:p>
         </w:tc>
@@ -17135,6 +17243,24 @@
       </w:pPr>
       <w:r>
         <w:t>7.3 Chiến lược thương thảo</w:t>
+      </w:r>
+    </w:p>
+    <w:p>
+      <w:pPr>
+        <w:pStyle w:val="ListBullet"/>
+        <w:spacing w:after="20"/>
+      </w:pPr>
+      <w:r>
+        <w:rPr>
+          <w:b/>
+        </w:rPr>
+        <w:t>Cách nói về công thức:</w:t>
+      </w:r>
+      <w:r>
+        <w:rPr>
+          <w:b w:val="0"/>
+        </w:rPr>
+        <w:t xml:space="preserve"> “Hiện đang đàm phán nên DS chưa đề nghị công khai %. DS chỉ mong Shizencos bảo đảm 08 thành phần chủ chốt nằm trong khoảng có tác dụng như benchmark, trong đúng đơn giá đã báo. Khi ký HĐ OEM thì công thức là của DS, Shizencos bàn giao đầy đủ – điều này cũng bắt buộc vì DS đứng tên công bố phải lưu PIF có công thức định lượng.”</w:t>
       </w:r>
     </w:p>
     <w:p>
@@ -17272,7 +17398,19 @@
         <w:rPr>
           <w:b w:val="0"/>
         </w:rPr>
-        <w:t xml:space="preserve"> nếu Shizencos không chấp nhận: DS đứng tên công bố; bỏ quyền thu hồi số công bố; cam kết thành phần chủ chốt (Phụ lục 01); phạt ≤ 8%; bỏ “bồi thường 50%”; không thanh lý hàng mang nhãn DS; nộp Giấy CN đủ điều kiện sản xuất.</w:t>
+        <w:t xml:space="preserve"> nếu Shizencos không chấp nhận: DS đứng tên công bố; bỏ quyền thu hồi số công bố; cam kết thành phần chủ chốt không tăng giá (Phụ lục 01); </w:t>
+      </w:r>
+      <w:r>
+        <w:rPr>
+          <w:b/>
+        </w:rPr>
+        <w:t>bàn giao toàn bộ công thức sau ký và công thức thuộc DS</w:t>
+      </w:r>
+      <w:r>
+        <w:rPr>
+          <w:b w:val="0"/>
+        </w:rPr>
+        <w:t>; bàn giao PIF đầy đủ; phạt ≤ 8%; bỏ “bồi thường 50%”; không thanh lý hàng mang nhãn DS; nộp Giấy CN đủ điều kiện sản xuất.</w:t>
       </w:r>
     </w:p>
     <w:tbl>
@@ -18875,7 +19013,7 @@
           <w:b w:val="0"/>
           <w:sz w:val="19"/>
         </w:rPr>
-        <w:t xml:space="preserve"> (*) Phần công thức định lượng trong PIF: Shizencos lưu và cam kết xuất trình cho cơ quan quản lý trong bao lâu khi DS đứng tên công bố?</w:t>
+        <w:t xml:space="preserve"> (*) Shizencos có đồng ý: sau ký HĐ OEM bàn giao Hồ sơ công thức đầy đủ (định lượng 100%, CAS, NCC, grade, quy trình, IPC) trong 05 ngày làm việc, công thức thuộc sở hữu DS, và bàn giao PIF đầy đủ cho DS lưu giữ?</w:t>
       </w:r>
     </w:p>
     <w:p>

--- a/DS CORPORATION/OEM/SHIZENCOS/BAO CAO/01_BaoCao_Hop_ThuongThao_Shizencos_SKU1_09102026.docx
+++ b/DS CORPORATION/OEM/SHIZENCOS/BAO CAO/01_BaoCao_Hop_ThuongThao_Shizencos_SKU1_09102026.docx
@@ -395,7 +395,7 @@
                 <w:b w:val="0"/>
                 <w:sz w:val="19"/>
               </w:rPr>
-              <w:t xml:space="preserve"> – chính dự thảo hợp đồng của Shizencos, DS sửa trực tiếp bằng Track Changes (giữ Bên A = Shizencos, Bên B = DS) và bổ sung Phụ lục 01–03; (3) </w:t>
+              <w:t xml:space="preserve"> – chính dự thảo hợp đồng của Shizencos, DS sửa trực tiếp bằng Track Changes, đổi vai trò theo thông lệ (Bên A = DS – bên đặt gia công; Bên B = Shizencos – bên nhận gia công) và bổ sung Phụ lục 01–03; (3) </w:t>
             </w:r>
             <w:r>
               <w:rPr>
@@ -10999,7 +10999,7 @@
                 <w:b w:val="0"/>
                 <w:sz w:val="17"/>
               </w:rPr>
-              <w:t>Số công bố &amp; PIF thuộc DS; chủ động khi bán trên sàn TMĐT, quảng cáo; phù hợp Điều 7 dự thảo HĐ (“số công bố thuộc quyền sở hữu Bên B”)</w:t>
+              <w:t>Số công bố &amp; PIF thuộc DS; chủ động khi bán trên sàn TMĐT, quảng cáo; phù hợp Điều 7 dự thảo gốc (“số công bố thuộc quyền sở hữu” của DS)</w:t>
             </w:r>
           </w:p>
         </w:tc>
@@ -11799,7 +11799,7 @@
                 <w:b w:val="0"/>
                 <w:sz w:val="17"/>
               </w:rPr>
-              <w:t>Theo biểu phí hiện hành (tham khảo 500.000đ/sản phẩm) – xác nhận ai chịu: HĐ ghi Bên A “có nghĩa vụ hoàn thành việc công bố”</w:t>
+              <w:t>Theo biểu phí hiện hành (tham khảo 500.000đ/sản phẩm) – xác nhận ai chịu: dự thảo gốc ghi Shizencos “có nghĩa vụ hoàn thành việc công bố”</w:t>
             </w:r>
           </w:p>
         </w:tc>
@@ -13114,7 +13114,21 @@
                 <w:b w:val="0"/>
                 <w:sz w:val="19"/>
               </w:rPr>
-              <w:t xml:space="preserve"> (giữ nguyên Bên A = Shizencos – bên nhận gia công; Bên B = DS – bên đặt gia công) và bổ sung 03 phụ lục. Có 40 nhóm sửa đổi, mỗi nhóm có căn cứ pháp lý, được liệt kê trong biên bản thương thảo Excel. Cột ưu tiên dưới đây chỉ dùng nội bộ, </w:t>
+              <w:t xml:space="preserve"> và </w:t>
+            </w:r>
+            <w:r>
+              <w:rPr>
+                <w:b/>
+                <w:sz w:val="19"/>
+              </w:rPr>
+              <w:t>đổi vai trò theo thông lệ OEM: Bên A = DS (bên đặt gia công, chủ thương hiệu), Bên B = Shizencos (bên nhận gia công)</w:t>
+            </w:r>
+            <w:r>
+              <w:rPr>
+                <w:b w:val="0"/>
+                <w:sz w:val="19"/>
+              </w:rPr>
+              <w:t xml:space="preserve">; khối thông tin DS đưa lên trước, chữ ký DS bên trái. Có 41 nhóm sửa đổi, mỗi nhóm có căn cứ pháp lý, được liệt kê trong biên bản thương thảo Excel. Lưu ý: dự thảo gốc của Shizencos ghi ngược lại (Bên A = Shizencos), các trích dẫn “dự thảo gốc” trong báo cáo giữ nguyên ký hiệu cũ. Cột ưu tiên dưới đây chỉ dùng nội bộ, </w:t>
             </w:r>
             <w:r>
               <w:rPr>
@@ -13234,7 +13248,7 @@
         <w:rPr>
           <w:b w:val="0"/>
         </w:rPr>
-        <w:t xml:space="preserve"> (Điều 06) – mâu thuẫn với Điều 07 của chính dự thảo (“số công bố thuộc quyền sở hữu của Bên B”).</w:t>
+        <w:t xml:space="preserve"> (Điều 06) – mâu thuẫn với Điều 07 của chính dự thảo (số công bố thuộc quyền sở hữu của DS).</w:t>
       </w:r>
     </w:p>
     <w:p>
@@ -13509,7 +13523,7 @@
                 <w:b w:val="0"/>
                 <w:sz w:val="15"/>
               </w:rPr>
-              <w:t>4</w:t>
+              <w:t>5</w:t>
             </w:r>
           </w:p>
         </w:tc>
@@ -13606,7 +13620,7 @@
                 <w:b w:val="0"/>
                 <w:sz w:val="15"/>
               </w:rPr>
-              <w:t>7</w:t>
+              <w:t>8</w:t>
             </w:r>
           </w:p>
         </w:tc>
@@ -13703,7 +13717,7 @@
                 <w:b w:val="0"/>
                 <w:sz w:val="15"/>
               </w:rPr>
-              <w:t>11</w:t>
+              <w:t>12</w:t>
             </w:r>
           </w:p>
         </w:tc>
@@ -13741,7 +13755,7 @@
                 <w:b w:val="0"/>
                 <w:sz w:val="15"/>
               </w:rPr>
-              <w:t>Hợp đồng OEM: Bên B là chủ thương hiệu, đặt hàng và trả chi phí phát triển, đồng thời là tổ chức đứng tên công bố phải lưu giữ PIF (gồm công thức định lượng) tại địa chỉ của mình. Dự thảo chỉ ghi LOT công thức, không có nghĩa vụ bàn giao công thức và không xác định quyền sở hữu công thức.</w:t>
+              <w:t>Hợp đồng OEM: Bên A là chủ thương hiệu, đặt hàng và trả chi phí phát triển, đồng thời là tổ chức đứng tên công bố phải lưu giữ PIF (gồm công thức định lượng) tại địa chỉ của mình. Dự thảo chỉ ghi LOT công thức, không có nghĩa vụ bàn giao công thức và không xác định quyền sở hữu công thức.</w:t>
             </w:r>
           </w:p>
         </w:tc>
@@ -13800,7 +13814,7 @@
                 <w:b w:val="0"/>
                 <w:sz w:val="15"/>
               </w:rPr>
-              <w:t>14</w:t>
+              <w:t>15</w:t>
             </w:r>
           </w:p>
         </w:tc>
@@ -13838,7 +13852,7 @@
                 <w:b w:val="0"/>
                 <w:sz w:val="15"/>
               </w:rPr>
-              <w:t>Bên A cung cấp toàn bộ nguyên liệu nhưng chưa có nghĩa vụ hồ sơ nguyên liệu (cần cho PIF, ghi nhãn allergen).</w:t>
+              <w:t>Bên B cung cấp toàn bộ nguyên liệu nhưng chưa có nghĩa vụ hồ sơ nguyên liệu (cần cho PIF, ghi nhãn allergen).</w:t>
             </w:r>
           </w:p>
         </w:tc>
@@ -13897,7 +13911,7 @@
                 <w:b w:val="0"/>
                 <w:sz w:val="15"/>
               </w:rPr>
-              <w:t>18</w:t>
+              <w:t>19</w:t>
             </w:r>
           </w:p>
         </w:tc>
@@ -13994,7 +14008,7 @@
                 <w:b w:val="0"/>
                 <w:sz w:val="15"/>
               </w:rPr>
-              <w:t>19</w:t>
+              <w:t>20</w:t>
             </w:r>
           </w:p>
         </w:tc>
@@ -14091,7 +14105,7 @@
                 <w:b w:val="0"/>
                 <w:sz w:val="15"/>
               </w:rPr>
-              <w:t>21</w:t>
+              <w:t>22</w:t>
             </w:r>
           </w:p>
         </w:tc>
@@ -14129,7 +14143,7 @@
                 <w:b w:val="0"/>
                 <w:sz w:val="15"/>
               </w:rPr>
-              <w:t>Bên A chỉ “phối hợp xử lý” trong 15–30 ngày, không có nghĩa vụ đổi hàng, hoàn tiền, bồi thường; chưa có cơ chế giám định và mẫu lưu.</w:t>
+              <w:t>Bên B chỉ “phối hợp xử lý” trong 15–30 ngày, không có nghĩa vụ đổi hàng, hoàn tiền, bồi thường; chưa có cơ chế giám định và mẫu lưu.</w:t>
             </w:r>
           </w:p>
         </w:tc>
@@ -14188,7 +14202,7 @@
                 <w:b w:val="0"/>
                 <w:sz w:val="15"/>
               </w:rPr>
-              <w:t>23</w:t>
+              <w:t>24</w:t>
             </w:r>
           </w:p>
         </w:tc>
@@ -14285,7 +14299,7 @@
                 <w:b w:val="0"/>
                 <w:sz w:val="15"/>
               </w:rPr>
-              <w:t>27</w:t>
+              <w:t>28</w:t>
             </w:r>
           </w:p>
         </w:tc>
@@ -14323,7 +14337,7 @@
                 <w:b w:val="0"/>
                 <w:sz w:val="15"/>
               </w:rPr>
-              <w:t>Bên A được đơn phương yêu cầu thu hồi số công bố của Bên B » hàng đang lưu hành bị ảnh hưởng, mâu thuẫn Điều 7 (“số công bố thuộc quyền sở hữu của Bên B”).</w:t>
+              <w:t>Bên B được đơn phương yêu cầu thu hồi số công bố của Bên A » hàng đang lưu hành bị ảnh hưởng, mâu thuẫn Điều 7 (“số công bố thuộc quyền sở hữu của Bên A”).</w:t>
             </w:r>
           </w:p>
         </w:tc>
@@ -14382,7 +14396,7 @@
                 <w:b w:val="0"/>
                 <w:sz w:val="15"/>
               </w:rPr>
-              <w:t>28</w:t>
+              <w:t>29</w:t>
             </w:r>
           </w:p>
         </w:tc>
@@ -14420,7 +14434,7 @@
                 <w:b w:val="0"/>
                 <w:sz w:val="15"/>
               </w:rPr>
-              <w:t>Mức “bồi thường 50% giá trị đơn hàng bên thứ ba” là khoản ấn định, không gắn với thiệt hại thực tế. Bên B là chủ sở hữu công thức (Hợp đồng OEM) nên có quyền sản xuất tại đơn vị khác khi chấm dứt hợp tác, chỉ cần công bố mới đúng quy định.</w:t>
+              <w:t>Mức “bồi thường 50% giá trị đơn hàng bên thứ ba” là khoản ấn định, không gắn với thiệt hại thực tế. Bên A là chủ sở hữu công thức (Hợp đồng OEM) nên có quyền sản xuất tại đơn vị khác khi chấm dứt hợp tác, chỉ cần công bố mới đúng quy định.</w:t>
             </w:r>
           </w:p>
         </w:tc>
@@ -14479,7 +14493,7 @@
                 <w:b w:val="0"/>
                 <w:sz w:val="15"/>
               </w:rPr>
-              <w:t>29</w:t>
+              <w:t>30</w:t>
             </w:r>
           </w:p>
         </w:tc>
@@ -14517,7 +14531,7 @@
                 <w:b w:val="0"/>
                 <w:sz w:val="15"/>
               </w:rPr>
-              <w:t>Bên A “toàn quyền thanh lý” hàng mang nhãn hiệu Bên B chỉ sau 07 ngày » nguy cơ hàng trôi nổi thị trường, xâm phạm nhãn hiệu.</w:t>
+              <w:t>Bên B “toàn quyền thanh lý” hàng mang nhãn hiệu Bên A chỉ sau 07 ngày » nguy cơ hàng trôi nổi thị trường, xâm phạm nhãn hiệu.</w:t>
             </w:r>
           </w:p>
         </w:tc>
@@ -14576,7 +14590,7 @@
                 <w:b w:val="0"/>
                 <w:sz w:val="15"/>
               </w:rPr>
-              <w:t>32</w:t>
+              <w:t>33</w:t>
             </w:r>
           </w:p>
         </w:tc>
@@ -14673,7 +14687,7 @@
                 <w:b w:val="0"/>
                 <w:sz w:val="15"/>
               </w:rPr>
-              <w:t>35</w:t>
+              <w:t>36</w:t>
             </w:r>
           </w:p>
         </w:tc>
@@ -14711,7 +14725,7 @@
                 <w:b w:val="0"/>
                 <w:sz w:val="15"/>
               </w:rPr>
-              <w:t>Phạt 20% tổng giá trị hợp đồng vượt mức trần 8%; chỉ áp dụng một chiều với Bên B.</w:t>
+              <w:t>Phạt 20% tổng giá trị hợp đồng vượt mức trần 8%; chỉ áp dụng một chiều với Bên A.</w:t>
             </w:r>
           </w:p>
         </w:tc>
@@ -14770,7 +14784,7 @@
                 <w:b w:val="0"/>
                 <w:sz w:val="15"/>
               </w:rPr>
-              <w:t>37</w:t>
+              <w:t>38</w:t>
             </w:r>
           </w:p>
         </w:tc>
@@ -14808,7 +14822,7 @@
                 <w:b w:val="0"/>
                 <w:sz w:val="15"/>
               </w:rPr>
-              <w:t>Bảo mật chung chung, không thời hạn; chưa bảo vệ nhãn hiệu, thiết kế và công thức thuộc sở hữu của Bên B; chưa có điều khoản phạt vi phạm chung đúng luật.</w:t>
+              <w:t>Bảo mật chung chung, không thời hạn; chưa bảo vệ nhãn hiệu, thiết kế và công thức thuộc sở hữu của Bên A; chưa có điều khoản phạt vi phạm chung đúng luật.</w:t>
             </w:r>
           </w:p>
         </w:tc>
@@ -14867,7 +14881,7 @@
                 <w:b w:val="0"/>
                 <w:sz w:val="15"/>
               </w:rPr>
-              <w:t>38</w:t>
+              <w:t>39</w:t>
             </w:r>
           </w:p>
         </w:tc>
@@ -14964,7 +14978,7 @@
                 <w:b w:val="0"/>
                 <w:sz w:val="15"/>
               </w:rPr>
-              <w:t>5</w:t>
+              <w:t>3</w:t>
             </w:r>
           </w:p>
         </w:tc>
@@ -14983,7 +14997,7 @@
                 <w:b w:val="0"/>
                 <w:sz w:val="15"/>
               </w:rPr>
-              <w:t>Điều 1 – Phạm vi đơn giá</w:t>
+              <w:t>Chủ thể – vai trò Bên A/Bên B</w:t>
             </w:r>
           </w:p>
         </w:tc>
@@ -15002,7 +15016,7 @@
                 <w:b w:val="0"/>
                 <w:sz w:val="15"/>
               </w:rPr>
-              <w:t>Đơn giá trọn gói chưa xác định rõ phạm vi, có thể phát sinh chi phí ngoài dự kiến.</w:t>
+              <w:t>Theo thông lệ hợp đồng gia công/OEM, bên đặt gia công (chủ thương hiệu) là Bên A và được ghi trước; bên nhận gia công là Bên B. Đổi vai trò: Bên A = CÔNG TY TNHH DS CORPORATION (bên đặt gia công), Bên B = CÔNG TY TNHH HÓA DƯỢC SHIZENCOS (bên nhận gia công); đổi tương ứng toàn bộ ký hiệu “Bên A”/“Bên B” trong hợp đồng. Bổ sung tài khoản ngân hàng của DS. Việc đổi ký hiệu không làm thay đổi nội dung nghĩa vụ đã thỏa thuận.</w:t>
             </w:r>
           </w:p>
         </w:tc>
@@ -15021,7 +15035,7 @@
                 <w:b w:val="0"/>
                 <w:sz w:val="15"/>
               </w:rPr>
-              <w:t>Luật Thương mại 2005 Điều 183 (thù lao gia công)</w:t>
+              <w:t>Luật Thương mại 2005 Điều 178 (bên đặt gia công – bên nhận gia công)</w:t>
             </w:r>
           </w:p>
         </w:tc>
@@ -15080,7 +15094,7 @@
                 <w:b w:val="0"/>
                 <w:sz w:val="15"/>
               </w:rPr>
-              <w:t>Điều 1 – Bao bì lỗi</w:t>
+              <w:t>Điều 1 – Phạm vi đơn giá</w:t>
             </w:r>
           </w:p>
         </w:tc>
@@ -15099,7 +15113,7 @@
                 <w:b w:val="0"/>
                 <w:sz w:val="15"/>
               </w:rPr>
-              <w:t>Bên B bị tính tiền toàn bộ dịch theo số đặt hàng dù không nhận được thành phẩm; chưa có thủ tục xác nhận lỗi bao bì.</w:t>
+              <w:t>Đơn giá trọn gói chưa xác định rõ phạm vi, có thể phát sinh chi phí ngoài dự kiến.</w:t>
             </w:r>
           </w:p>
         </w:tc>
@@ -15118,7 +15132,7 @@
                 <w:b w:val="0"/>
                 <w:sz w:val="15"/>
               </w:rPr>
-              <w:t>BLDS 2015 Điều 542–553 (hợp đồng gia công)</w:t>
+              <w:t>Luật Thương mại 2005 Điều 183 (thù lao gia công)</w:t>
             </w:r>
           </w:p>
         </w:tc>
@@ -15158,7 +15172,7 @@
                 <w:b w:val="0"/>
                 <w:sz w:val="15"/>
               </w:rPr>
-              <w:t>8</w:t>
+              <w:t>7</w:t>
             </w:r>
           </w:p>
         </w:tc>
@@ -15177,7 +15191,7 @@
                 <w:b w:val="0"/>
                 <w:sz w:val="15"/>
               </w:rPr>
-              <w:t>Điều 1 – Dung sai số lượng</w:t>
+              <w:t>Điều 1 – Bao bì lỗi</w:t>
             </w:r>
           </w:p>
         </w:tc>
@@ -15196,7 +15210,7 @@
                 <w:b w:val="0"/>
                 <w:sz w:val="15"/>
               </w:rPr>
-              <w:t>Dung sai ±5–10% quá rộng so với bao bì nhập khẩu số lượng cố định; Bên B có thể phải nhận thừa hoặc thiếu hàng.</w:t>
+              <w:t>Bên A bị tính tiền toàn bộ dịch theo số đặt hàng dù không nhận được thành phẩm; chưa có thủ tục xác nhận lỗi bao bì.</w:t>
             </w:r>
           </w:p>
         </w:tc>
@@ -15215,7 +15229,7 @@
                 <w:b w:val="0"/>
                 <w:sz w:val="15"/>
               </w:rPr>
-              <w:t>Thỏa thuận thương mại</w:t>
+              <w:t>BLDS 2015 Điều 542–553 (hợp đồng gia công)</w:t>
             </w:r>
           </w:p>
         </w:tc>
@@ -15274,7 +15288,7 @@
                 <w:b w:val="0"/>
                 <w:sz w:val="15"/>
               </w:rPr>
-              <w:t>Điều 1 – Chi phí ngoài đơn giá</w:t>
+              <w:t>Điều 1 – Dung sai số lượng</w:t>
             </w:r>
           </w:p>
         </w:tc>
@@ -15293,7 +15307,7 @@
                 <w:b w:val="0"/>
                 <w:sz w:val="15"/>
               </w:rPr>
-              <w:t>Bên A chỉ “thông báo” chi phí trước khi giao hàng, không cần Bên B đồng ý.</w:t>
+              <w:t>Dung sai ±5–10% quá rộng so với bao bì nhập khẩu số lượng cố định; Bên A có thể phải nhận thừa hoặc thiếu hàng.</w:t>
             </w:r>
           </w:p>
         </w:tc>
@@ -15312,7 +15326,7 @@
                 <w:b w:val="0"/>
                 <w:sz w:val="15"/>
               </w:rPr>
-              <w:t>BLDS 2015 Điều 385 (thỏa thuận hợp đồng)</w:t>
+              <w:t>Thỏa thuận thương mại</w:t>
             </w:r>
           </w:p>
         </w:tc>
@@ -15371,7 +15385,7 @@
                 <w:b w:val="0"/>
                 <w:sz w:val="15"/>
               </w:rPr>
-              <w:t>Điều 1 – Biến thiên nguyên liệu tự nhiên</w:t>
+              <w:t>Điều 1 – Chi phí ngoài đơn giá</w:t>
             </w:r>
           </w:p>
         </w:tc>
@@ -15390,7 +15404,7 @@
                 <w:b w:val="0"/>
                 <w:sz w:val="15"/>
               </w:rPr>
-              <w:t>Chưa có ngưỡng đo được để phân biệt biến thiên tự nhiên với lỗi sản phẩm.</w:t>
+              <w:t>Bên B chỉ “thông báo” chi phí trước khi giao hàng, không cần Bên A đồng ý.</w:t>
             </w:r>
           </w:p>
         </w:tc>
@@ -15409,7 +15423,7 @@
                 <w:b w:val="0"/>
                 <w:sz w:val="15"/>
               </w:rPr>
-              <w:t>Thỏa thuận chất lượng</w:t>
+              <w:t>BLDS 2015 Điều 385 (thỏa thuận hợp đồng)</w:t>
             </w:r>
           </w:p>
         </w:tc>
@@ -15449,7 +15463,7 @@
                 <w:b w:val="0"/>
                 <w:sz w:val="15"/>
               </w:rPr>
-              <w:t>13</w:t>
+              <w:t>11</w:t>
             </w:r>
           </w:p>
         </w:tc>
@@ -15468,7 +15482,7 @@
                 <w:b w:val="0"/>
                 <w:sz w:val="15"/>
               </w:rPr>
-              <w:t>Điều 2 – Đợt thanh toán</w:t>
+              <w:t>Điều 1 – Biến thiên nguyên liệu tự nhiên</w:t>
             </w:r>
           </w:p>
         </w:tc>
@@ -15487,7 +15501,7 @@
                 <w:b w:val="0"/>
                 <w:sz w:val="15"/>
               </w:rPr>
-              <w:t>Tạm ứng 70% quá cao; đợt 2 trả ngay khi Bên A “thông báo hoàn tất”, trước khi Bên B kiểm tra chất lượng.</w:t>
+              <w:t>Chưa có ngưỡng đo được để phân biệt biến thiên tự nhiên với lỗi sản phẩm.</w:t>
             </w:r>
           </w:p>
         </w:tc>
@@ -15506,7 +15520,7 @@
                 <w:b w:val="0"/>
                 <w:sz w:val="15"/>
               </w:rPr>
-              <w:t>Luật Thương mại 2005 Điều 183 (thù lao gia công theo thỏa thuận)</w:t>
+              <w:t>Thỏa thuận chất lượng</w:t>
             </w:r>
           </w:p>
         </w:tc>
@@ -15546,7 +15560,7 @@
                 <w:b w:val="0"/>
                 <w:sz w:val="15"/>
               </w:rPr>
-              <w:t>15</w:t>
+              <w:t>14</w:t>
             </w:r>
           </w:p>
         </w:tc>
@@ -15565,7 +15579,7 @@
                 <w:b w:val="0"/>
                 <w:sz w:val="15"/>
               </w:rPr>
-              <w:t>Điều 3 – Hao hụt bao bì</w:t>
+              <w:t>Điều 2 – Đợt thanh toán</w:t>
             </w:r>
           </w:p>
         </w:tc>
@@ -15584,7 +15598,7 @@
                 <w:b w:val="0"/>
                 <w:sz w:val="15"/>
               </w:rPr>
-              <w:t>Hao hụt 3–10% quá rộng với bao bì nhập khẩu; câu văn trong dự thảo bị cắt dở (“…tồn và hư”); bảng bao bì thiếu mục 3 và nắp dropper/pump.</w:t>
+              <w:t>Tạm ứng 70% quá cao; đợt 2 trả ngay khi Bên B “thông báo hoàn tất”, trước khi Bên A kiểm tra chất lượng.</w:t>
             </w:r>
           </w:p>
         </w:tc>
@@ -15603,7 +15617,7 @@
                 <w:b w:val="0"/>
                 <w:sz w:val="15"/>
               </w:rPr>
-              <w:t>Luật Thương mại 2005 Điều 182 (hoàn trả nguyên liệu, vật liệu dư)</w:t>
+              <w:t>Luật Thương mại 2005 Điều 183 (thù lao gia công theo thỏa thuận)</w:t>
             </w:r>
           </w:p>
         </w:tc>
@@ -15662,7 +15676,7 @@
                 <w:b w:val="0"/>
                 <w:sz w:val="15"/>
               </w:rPr>
-              <w:t>Điều 3 – Duyệt thiết kế bao bì</w:t>
+              <w:t>Điều 3 – Hao hụt bao bì</w:t>
             </w:r>
           </w:p>
         </w:tc>
@@ -15681,7 +15695,7 @@
                 <w:b w:val="0"/>
                 <w:sz w:val="15"/>
               </w:rPr>
-              <w:t>Chưa có thời hạn phản hồi và chưa phân định trách nhiệm khi Bên A đã duyệt sai.</w:t>
+              <w:t>Hao hụt 3–10% quá rộng với bao bì nhập khẩu; câu văn trong dự thảo bị cắt dở (“…tồn và hư”); bảng bao bì thiếu mục 3 và nắp dropper/pump.</w:t>
             </w:r>
           </w:p>
         </w:tc>
@@ -15700,7 +15714,7 @@
                 <w:b w:val="0"/>
                 <w:sz w:val="15"/>
               </w:rPr>
-              <w:t>NĐ 43/2017 (nhãn hàng hóa)</w:t>
+              <w:t>Luật Thương mại 2005 Điều 182 (hoàn trả nguyên liệu, vật liệu dư)</w:t>
             </w:r>
           </w:p>
         </w:tc>
@@ -15759,7 +15773,7 @@
                 <w:b w:val="0"/>
                 <w:sz w:val="15"/>
               </w:rPr>
-              <w:t>Điều 4 – Thời hạn sản xuất</w:t>
+              <w:t>Điều 3 – Duyệt thiết kế bao bì</w:t>
             </w:r>
           </w:p>
         </w:tc>
@@ -15778,7 +15792,7 @@
                 <w:b w:val="0"/>
                 <w:sz w:val="15"/>
               </w:rPr>
-              <w:t>Thời hạn “07–14 ngày” không xác định; không có cam kết lịch sản xuất.</w:t>
+              <w:t>Chưa có thời hạn phản hồi và chưa phân định trách nhiệm khi Bên B đã duyệt sai.</w:t>
             </w:r>
           </w:p>
         </w:tc>
@@ -15797,7 +15811,7 @@
                 <w:b w:val="0"/>
                 <w:sz w:val="15"/>
               </w:rPr>
-              <w:t>BLDS 2015 Điều 278 (thời hạn)</w:t>
+              <w:t>NĐ 43/2017 (nhãn hàng hóa)</w:t>
             </w:r>
           </w:p>
         </w:tc>
@@ -15837,7 +15851,7 @@
                 <w:b w:val="0"/>
                 <w:sz w:val="15"/>
               </w:rPr>
-              <w:t>20</w:t>
+              <w:t>18</w:t>
             </w:r>
           </w:p>
         </w:tc>
@@ -15856,7 +15870,7 @@
                 <w:b w:val="0"/>
                 <w:sz w:val="15"/>
               </w:rPr>
-              <w:t>Điều 5 – Miễn trừ</w:t>
+              <w:t>Điều 4 – Thời hạn sản xuất</w:t>
             </w:r>
           </w:p>
         </w:tc>
@@ -15875,7 +15889,7 @@
                 <w:b w:val="0"/>
                 <w:sz w:val="15"/>
               </w:rPr>
-              <w:t>Miễn trừ quá rộng, áp dụng cho “bất kỳ lỗi nào”.</w:t>
+              <w:t>Thời hạn “07–14 ngày” không xác định; không có cam kết lịch sản xuất.</w:t>
             </w:r>
           </w:p>
         </w:tc>
@@ -15894,7 +15908,7 @@
                 <w:b w:val="0"/>
                 <w:sz w:val="15"/>
               </w:rPr>
-              <w:t>Luật Thương mại 2005 Điều 294 (miễn trách nhiệm)</w:t>
+              <w:t>BLDS 2015 Điều 278 (thời hạn)</w:t>
             </w:r>
           </w:p>
         </w:tc>
@@ -15934,7 +15948,7 @@
                 <w:b w:val="0"/>
                 <w:sz w:val="15"/>
               </w:rPr>
-              <w:t>24</w:t>
+              <w:t>21</w:t>
             </w:r>
           </w:p>
         </w:tc>
@@ -15953,7 +15967,7 @@
                 <w:b w:val="0"/>
                 <w:sz w:val="15"/>
               </w:rPr>
-              <w:t>Điều 6 – Chi phí phát sinh, tiêu chuẩn, mẫu chốt</w:t>
+              <w:t>Điều 5 – Miễn trừ</w:t>
             </w:r>
           </w:p>
         </w:tc>
@@ -15972,7 +15986,7 @@
                 <w:b w:val="0"/>
                 <w:sz w:val="15"/>
               </w:rPr>
-              <w:t>“Giống mẫu chốt từ 90%” không đo lường được, không làm căn cứ nghiệm thu.</w:t>
+              <w:t>Miễn trừ quá rộng, áp dụng cho “bất kỳ lỗi nào”.</w:t>
             </w:r>
           </w:p>
         </w:tc>
@@ -15991,7 +16005,7 @@
                 <w:b w:val="0"/>
                 <w:sz w:val="15"/>
               </w:rPr>
-              <w:t>Thỏa thuận chất lượng</w:t>
+              <w:t>Luật Thương mại 2005 Điều 294 (miễn trách nhiệm)</w:t>
             </w:r>
           </w:p>
         </w:tc>
@@ -16050,7 +16064,7 @@
                 <w:b w:val="0"/>
                 <w:sz w:val="15"/>
               </w:rPr>
-              <w:t>Điều 6 – Bảo quản hàng của Bên B</w:t>
+              <w:t>Điều 6 – Chi phí phát sinh, tiêu chuẩn, mẫu chốt</w:t>
             </w:r>
           </w:p>
         </w:tc>
@@ -16069,7 +16083,7 @@
                 <w:b w:val="0"/>
                 <w:sz w:val="15"/>
               </w:rPr>
-              <w:t>Ngoại lệ “không giao nhận đúng quy định Bên A” không rõ nội dung, có thể dùng để từ chối trách nhiệm.</w:t>
+              <w:t>“Giống mẫu chốt từ 90%” không đo lường được, không làm căn cứ nghiệm thu.</w:t>
             </w:r>
           </w:p>
         </w:tc>
@@ -16088,7 +16102,7 @@
                 <w:b w:val="0"/>
                 <w:sz w:val="15"/>
               </w:rPr>
-              <w:t>Luật Thương mại 2005 Điều 182; BLDS 2015 Điều 542–553</w:t>
+              <w:t>Thỏa thuận chất lượng</w:t>
             </w:r>
           </w:p>
         </w:tc>
@@ -16128,7 +16142,7 @@
                 <w:b w:val="0"/>
                 <w:sz w:val="15"/>
               </w:rPr>
-              <w:t>33</w:t>
+              <w:t>26</w:t>
             </w:r>
           </w:p>
         </w:tc>
@@ -16147,7 +16161,7 @@
                 <w:b w:val="0"/>
                 <w:sz w:val="15"/>
               </w:rPr>
-              <w:t>Điều 7 – Tái sản xuất 6 tháng</w:t>
+              <w:t>Điều 6 – Bảo quản hàng của Bên B</w:t>
             </w:r>
           </w:p>
         </w:tc>
@@ -16166,7 +16180,7 @@
                 <w:b w:val="0"/>
                 <w:sz w:val="15"/>
               </w:rPr>
-              <w:t>Ràng buộc ngầm Bên B phải tái sản xuất trong 06 tháng.</w:t>
+              <w:t>Ngoại lệ “không giao nhận đúng quy định Bên B” không rõ nội dung, có thể dùng để từ chối trách nhiệm.</w:t>
             </w:r>
           </w:p>
         </w:tc>
@@ -16185,7 +16199,7 @@
                 <w:b w:val="0"/>
                 <w:sz w:val="15"/>
               </w:rPr>
-              <w:t>Thỏa thuận thương mại</w:t>
+              <w:t>Luật Thương mại 2005 Điều 182; BLDS 2015 Điều 542–553</w:t>
             </w:r>
           </w:p>
         </w:tc>
@@ -16213,6 +16227,7 @@
         <w:tc>
           <w:tcPr>
             <w:tcW w:type="dxa" w:w="510"/>
+            <w:shd w:val="clear" w:color="auto" w:fill="F6E1E9"/>
           </w:tcPr>
           <w:p>
             <w:pPr>
@@ -16224,13 +16239,14 @@
                 <w:b w:val="0"/>
                 <w:sz w:val="15"/>
               </w:rPr>
-              <w:t>2</w:t>
+              <w:t>34</w:t>
             </w:r>
           </w:p>
         </w:tc>
         <w:tc>
           <w:tcPr>
             <w:tcW w:type="dxa" w:w="1701"/>
+            <w:shd w:val="clear" w:color="auto" w:fill="F6E1E9"/>
           </w:tcPr>
           <w:p>
             <w:pPr>
@@ -16242,13 +16258,14 @@
                 <w:b w:val="0"/>
                 <w:sz w:val="15"/>
               </w:rPr>
-              <w:t>Căn cứ</w:t>
+              <w:t>Điều 7 – Tái sản xuất 6 tháng</w:t>
             </w:r>
           </w:p>
         </w:tc>
         <w:tc>
           <w:tcPr>
             <w:tcW w:type="dxa" w:w="3685"/>
+            <w:shd w:val="clear" w:color="auto" w:fill="F6E1E9"/>
           </w:tcPr>
           <w:p>
             <w:pPr>
@@ -16260,13 +16277,14 @@
                 <w:b w:val="0"/>
                 <w:sz w:val="15"/>
               </w:rPr>
-              <w:t>Thiếu các văn bản chuyên ngành điều chỉnh sản xuất, công bố và ghi nhãn mỹ phẩm.</w:t>
+              <w:t>Ràng buộc ngầm Bên A phải tái sản xuất trong 06 tháng.</w:t>
             </w:r>
           </w:p>
         </w:tc>
         <w:tc>
           <w:tcPr>
             <w:tcW w:type="dxa" w:w="2778"/>
+            <w:shd w:val="clear" w:color="auto" w:fill="F6E1E9"/>
           </w:tcPr>
           <w:p>
             <w:pPr>
@@ -16278,13 +16296,14 @@
                 <w:b w:val="0"/>
                 <w:sz w:val="15"/>
               </w:rPr>
-              <w:t>NĐ 93/2016, NĐ 155/2018, TT 06/2011, NĐ 43/2017, NĐ 111/2021</w:t>
+              <w:t>Thỏa thuận thương mại</w:t>
             </w:r>
           </w:p>
         </w:tc>
         <w:tc>
           <w:tcPr>
             <w:tcW w:type="dxa" w:w="1191"/>
+            <w:shd w:val="clear" w:color="auto" w:fill="F6E1E9"/>
           </w:tcPr>
           <w:p>
             <w:pPr>
@@ -16296,7 +16315,7 @@
                 <w:b w:val="0"/>
                 <w:sz w:val="15"/>
               </w:rPr>
-              <w:t>3 – Có thể nhượng</w:t>
+              <w:t>2 – Quan trọng</w:t>
             </w:r>
           </w:p>
         </w:tc>
@@ -16316,7 +16335,7 @@
                 <w:b w:val="0"/>
                 <w:sz w:val="15"/>
               </w:rPr>
-              <w:t>3</w:t>
+              <w:t>2</w:t>
             </w:r>
           </w:p>
         </w:tc>
@@ -16334,7 +16353,7 @@
                 <w:b w:val="0"/>
                 <w:sz w:val="15"/>
               </w:rPr>
-              <w:t>Chủ thể</w:t>
+              <w:t>Căn cứ</w:t>
             </w:r>
           </w:p>
         </w:tc>
@@ -16352,7 +16371,7 @@
                 <w:b w:val="0"/>
                 <w:sz w:val="15"/>
               </w:rPr>
-              <w:t>Thống nhất thuật ngữ theo Luật Thương mại.</w:t>
+              <w:t>Thiếu các văn bản chuyên ngành điều chỉnh sản xuất, công bố và ghi nhãn mỹ phẩm.</w:t>
             </w:r>
           </w:p>
         </w:tc>
@@ -16370,7 +16389,7 @@
                 <w:b w:val="0"/>
                 <w:sz w:val="15"/>
               </w:rPr>
-              <w:t>Luật Thương mại 2005 Điều 178</w:t>
+              <w:t>NĐ 93/2016, NĐ 155/2018, TT 06/2011, NĐ 43/2017, NĐ 111/2021</w:t>
             </w:r>
           </w:p>
         </w:tc>
@@ -16408,7 +16427,7 @@
                 <w:b w:val="0"/>
                 <w:sz w:val="15"/>
               </w:rPr>
-              <w:t>12</w:t>
+              <w:t>4</w:t>
             </w:r>
           </w:p>
         </w:tc>
@@ -16426,7 +16445,7 @@
                 <w:b w:val="0"/>
                 <w:sz w:val="15"/>
               </w:rPr>
-              <w:t>Điều 2 – Lãi chậm trả</w:t>
+              <w:t>Điều 3 – Hồ sơ nguyên liệu do bên đặt gia công cung cấp</w:t>
             </w:r>
           </w:p>
         </w:tc>
@@ -16444,7 +16463,7 @@
                 <w:b w:val="0"/>
                 <w:sz w:val="15"/>
               </w:rPr>
-              <w:t>Áp lãi suất của một ngân hàng cụ thể không phải cách xác định theo luật, dễ tranh chấp.</w:t>
+              <w:t>Dự thảo thiếu chữ (“cung cấp A”).</w:t>
             </w:r>
           </w:p>
         </w:tc>
@@ -16462,7 +16481,7 @@
                 <w:b w:val="0"/>
                 <w:sz w:val="15"/>
               </w:rPr>
-              <w:t>Luật Thương mại 2005 Điều 306</w:t>
+              <w:t>Chỉnh sửa văn bản</w:t>
             </w:r>
           </w:p>
         </w:tc>
@@ -16500,7 +16519,7 @@
                 <w:b w:val="0"/>
                 <w:sz w:val="15"/>
               </w:rPr>
-              <w:t>22</w:t>
+              <w:t>13</w:t>
             </w:r>
           </w:p>
         </w:tc>
@@ -16518,7 +16537,7 @@
                 <w:b w:val="0"/>
                 <w:sz w:val="15"/>
               </w:rPr>
-              <w:t>Điều 6 – An toàn thành phần</w:t>
+              <w:t>Điều 2 – Lãi chậm trả</w:t>
             </w:r>
           </w:p>
         </w:tc>
@@ -16536,7 +16555,7 @@
                 <w:b w:val="0"/>
                 <w:sz w:val="15"/>
               </w:rPr>
-              <w:t>Bổ sung chuẩn tuân thủ cụ thể.</w:t>
+              <w:t>Áp lãi suất của một ngân hàng cụ thể không phải cách xác định theo luật, dễ tranh chấp.</w:t>
             </w:r>
           </w:p>
         </w:tc>
@@ -16554,7 +16573,7 @@
                 <w:b w:val="0"/>
                 <w:sz w:val="15"/>
               </w:rPr>
-              <w:t>Thông tư 06/2011/TT-BYT; Hiệp định mỹ phẩm ASEAN</w:t>
+              <w:t>Luật Thương mại 2005 Điều 306</w:t>
             </w:r>
           </w:p>
         </w:tc>
@@ -16592,7 +16611,7 @@
                 <w:b w:val="0"/>
                 <w:sz w:val="15"/>
               </w:rPr>
-              <w:t>26</w:t>
+              <w:t>23</w:t>
             </w:r>
           </w:p>
         </w:tc>
@@ -16610,7 +16629,7 @@
                 <w:b w:val="0"/>
                 <w:sz w:val="15"/>
               </w:rPr>
-              <w:t>Điều 6 – Đối chiếu vật tư, thanh toán, lưu kho</w:t>
+              <w:t>Điều 6 – An toàn thành phần</w:t>
             </w:r>
           </w:p>
         </w:tc>
@@ -16628,7 +16647,7 @@
                 <w:b w:val="0"/>
                 <w:sz w:val="15"/>
               </w:rPr>
-              <w:t>Hao hụt 3–10% mâu thuẫn định mức mới; phí lưu kho ghi đ/m² (Điều 6) nhưng đ/m³ (Điều 7); thời gian miễn phí chỉ 15 ngày.</w:t>
+              <w:t>Bổ sung chuẩn tuân thủ cụ thể.</w:t>
             </w:r>
           </w:p>
         </w:tc>
@@ -16646,7 +16665,7 @@
                 <w:b w:val="0"/>
                 <w:sz w:val="15"/>
               </w:rPr>
-              <w:t>Thỏa thuận thương mại</w:t>
+              <w:t>Thông tư 06/2011/TT-BYT; Hiệp định mỹ phẩm ASEAN</w:t>
             </w:r>
           </w:p>
         </w:tc>
@@ -16684,7 +16703,7 @@
                 <w:b w:val="0"/>
                 <w:sz w:val="15"/>
               </w:rPr>
-              <w:t>30</w:t>
+              <w:t>27</w:t>
             </w:r>
           </w:p>
         </w:tc>
@@ -16702,7 +16721,7 @@
                 <w:b w:val="0"/>
                 <w:sz w:val="15"/>
               </w:rPr>
-              <w:t>Điều 7 – Giấy tờ Bên B</w:t>
+              <w:t>Điều 6 – Đối chiếu vật tư, thanh toán, lưu kho</w:t>
             </w:r>
           </w:p>
         </w:tc>
@@ -16720,7 +16739,7 @@
                 <w:b w:val="0"/>
                 <w:sz w:val="15"/>
               </w:rPr>
-              <w:t>Nhãn hiệu đang trong thời gian thẩm định chỉ có đơn đăng ký.</w:t>
+              <w:t>Hao hụt 3–10% mâu thuẫn định mức mới; phí lưu kho ghi đ/m² (Điều 6) nhưng đ/m³ (Điều 7); thời gian miễn phí chỉ 15 ngày.</w:t>
             </w:r>
           </w:p>
         </w:tc>
@@ -16738,7 +16757,7 @@
                 <w:b w:val="0"/>
                 <w:sz w:val="15"/>
               </w:rPr>
-              <w:t>Luật Sở hữu trí tuệ</w:t>
+              <w:t>Thỏa thuận thương mại</w:t>
             </w:r>
           </w:p>
         </w:tc>
@@ -16794,7 +16813,7 @@
                 <w:b w:val="0"/>
                 <w:sz w:val="15"/>
               </w:rPr>
-              <w:t>Điều 7 – Lỗi bao bì, nhận hàng</w:t>
+              <w:t>Điều 7 – Giấy tờ Bên B</w:t>
             </w:r>
           </w:p>
         </w:tc>
@@ -16812,7 +16831,7 @@
                 <w:b w:val="0"/>
                 <w:sz w:val="15"/>
               </w:rPr>
-              <w:t>Bắt buộc Bên B (ở Hà Nội) xuống nhà máy; thời hạn lưu kho không thống nhất với Điều 6.</w:t>
+              <w:t>Nhãn hiệu đang trong thời gian thẩm định chỉ có đơn đăng ký.</w:t>
             </w:r>
           </w:p>
         </w:tc>
@@ -16830,7 +16849,7 @@
                 <w:b w:val="0"/>
                 <w:sz w:val="15"/>
               </w:rPr>
-              <w:t>Thỏa thuận vận hành</w:t>
+              <w:t>Luật Sở hữu trí tuệ</w:t>
             </w:r>
           </w:p>
         </w:tc>
@@ -16868,7 +16887,7 @@
                 <w:b w:val="0"/>
                 <w:sz w:val="15"/>
               </w:rPr>
-              <w:t>34</w:t>
+              <w:t>32</w:t>
             </w:r>
           </w:p>
         </w:tc>
@@ -16886,7 +16905,7 @@
                 <w:b w:val="0"/>
                 <w:sz w:val="15"/>
               </w:rPr>
-              <w:t>Điều 7 – Lưu hành hàng không do Bên A sản xuất</w:t>
+              <w:t>Điều 7 – Lỗi bao bì, nhận hàng</w:t>
             </w:r>
           </w:p>
         </w:tc>
@@ -16904,7 +16923,7 @@
                 <w:b w:val="0"/>
                 <w:sz w:val="15"/>
               </w:rPr>
-              <w:t>Giới hạn trách nhiệm đúng phạm vi hành vi.</w:t>
+              <w:t>Bắt buộc Bên A (ở Hà Nội) xuống nhà máy; thời hạn lưu kho không thống nhất với Điều 6.</w:t>
             </w:r>
           </w:p>
         </w:tc>
@@ -16922,7 +16941,7 @@
                 <w:b w:val="0"/>
                 <w:sz w:val="15"/>
               </w:rPr>
-              <w:t>Thông tư 06/2011/TT-BYT</w:t>
+              <w:t>Thỏa thuận vận hành</w:t>
             </w:r>
           </w:p>
         </w:tc>
@@ -16960,7 +16979,7 @@
                 <w:b w:val="0"/>
                 <w:sz w:val="15"/>
               </w:rPr>
-              <w:t>36</w:t>
+              <w:t>35</w:t>
             </w:r>
           </w:p>
         </w:tc>
@@ -16978,7 +16997,7 @@
                 <w:b w:val="0"/>
                 <w:sz w:val="15"/>
               </w:rPr>
-              <w:t>Điều 8 – Kênh trao đổi</w:t>
+              <w:t>Điều 7 – Lưu hành hàng không do Bên A sản xuất</w:t>
             </w:r>
           </w:p>
         </w:tc>
@@ -16996,7 +17015,7 @@
                 <w:b w:val="0"/>
                 <w:sz w:val="15"/>
               </w:rPr>
-              <w:t>Xác định địa chỉ email chính thức có giá trị xác nhận.</w:t>
+              <w:t>Giới hạn trách nhiệm đúng phạm vi hành vi.</w:t>
             </w:r>
           </w:p>
         </w:tc>
@@ -17014,7 +17033,7 @@
                 <w:b w:val="0"/>
                 <w:sz w:val="15"/>
               </w:rPr>
-              <w:t>Luật Giao dịch điện tử 2023</w:t>
+              <w:t>Thông tư 06/2011/TT-BYT</w:t>
             </w:r>
           </w:p>
         </w:tc>
@@ -17052,7 +17071,7 @@
                 <w:b w:val="0"/>
                 <w:sz w:val="15"/>
               </w:rPr>
-              <w:t>39</w:t>
+              <w:t>37</w:t>
             </w:r>
           </w:p>
         </w:tc>
@@ -17070,7 +17089,7 @@
                 <w:b w:val="0"/>
                 <w:sz w:val="15"/>
               </w:rPr>
-              <w:t>Điều 9 – Bất khả kháng kéo dài</w:t>
+              <w:t>Điều 8 – Kênh trao đổi</w:t>
             </w:r>
           </w:p>
         </w:tc>
@@ -17088,7 +17107,7 @@
                 <w:b w:val="0"/>
                 <w:sz w:val="15"/>
               </w:rPr>
-              <w:t>Chưa có lối ra khi bất khả kháng kéo dài.</w:t>
+              <w:t>Xác định địa chỉ email chính thức có giá trị xác nhận.</w:t>
             </w:r>
           </w:p>
         </w:tc>
@@ -17106,7 +17125,7 @@
                 <w:b w:val="0"/>
                 <w:sz w:val="15"/>
               </w:rPr>
-              <w:t>BLDS 2015 Điều 156; Luật Thương mại 2005 Điều 294–296</w:t>
+              <w:t>Luật Giao dịch điện tử 2023</w:t>
             </w:r>
           </w:p>
         </w:tc>
@@ -17162,6 +17181,98 @@
                 <w:b w:val="0"/>
                 <w:sz w:val="15"/>
               </w:rPr>
+              <w:t>Điều 9 – Bất khả kháng kéo dài</w:t>
+            </w:r>
+          </w:p>
+        </w:tc>
+        <w:tc>
+          <w:tcPr>
+            <w:tcW w:type="dxa" w:w="3685"/>
+          </w:tcPr>
+          <w:p>
+            <w:pPr>
+              <w:spacing w:after="0"/>
+            </w:pPr>
+            <w:r/>
+            <w:r>
+              <w:rPr>
+                <w:b w:val="0"/>
+                <w:sz w:val="15"/>
+              </w:rPr>
+              <w:t>Chưa có lối ra khi bất khả kháng kéo dài.</w:t>
+            </w:r>
+          </w:p>
+        </w:tc>
+        <w:tc>
+          <w:tcPr>
+            <w:tcW w:type="dxa" w:w="2778"/>
+          </w:tcPr>
+          <w:p>
+            <w:pPr>
+              <w:spacing w:after="0"/>
+            </w:pPr>
+            <w:r/>
+            <w:r>
+              <w:rPr>
+                <w:b w:val="0"/>
+                <w:sz w:val="15"/>
+              </w:rPr>
+              <w:t>BLDS 2015 Điều 156; Luật Thương mại 2005 Điều 294–296</w:t>
+            </w:r>
+          </w:p>
+        </w:tc>
+        <w:tc>
+          <w:tcPr>
+            <w:tcW w:type="dxa" w:w="1191"/>
+          </w:tcPr>
+          <w:p>
+            <w:pPr>
+              <w:spacing w:after="0"/>
+            </w:pPr>
+            <w:r/>
+            <w:r>
+              <w:rPr>
+                <w:b w:val="0"/>
+                <w:sz w:val="15"/>
+              </w:rPr>
+              <w:t>3 – Có thể nhượng</w:t>
+            </w:r>
+          </w:p>
+        </w:tc>
+      </w:tr>
+      <w:tr>
+        <w:tc>
+          <w:tcPr>
+            <w:tcW w:type="dxa" w:w="510"/>
+          </w:tcPr>
+          <w:p>
+            <w:pPr>
+              <w:spacing w:after="0"/>
+            </w:pPr>
+            <w:r/>
+            <w:r>
+              <w:rPr>
+                <w:b w:val="0"/>
+                <w:sz w:val="15"/>
+              </w:rPr>
+              <w:t>41</w:t>
+            </w:r>
+          </w:p>
+        </w:tc>
+        <w:tc>
+          <w:tcPr>
+            <w:tcW w:type="dxa" w:w="1701"/>
+          </w:tcPr>
+          <w:p>
+            <w:pPr>
+              <w:spacing w:after="0"/>
+            </w:pPr>
+            <w:r/>
+            <w:r>
+              <w:rPr>
+                <w:b w:val="0"/>
+                <w:sz w:val="15"/>
+              </w:rPr>
               <w:t>Điều 10 – Số bản, phụ lục</w:t>
             </w:r>
           </w:p>
@@ -17180,7 +17291,7 @@
                 <w:b w:val="0"/>
                 <w:sz w:val="15"/>
               </w:rPr>
-              <w:t>Bên B cần thêm bản hợp đồng cho hồ sơ công bố; bổ sung danh mục phụ lục.</w:t>
+              <w:t>Bên A cần thêm bản hợp đồng cho hồ sơ công bố; bổ sung danh mục phụ lục.</w:t>
             </w:r>
           </w:p>
         </w:tc>
